--- a/downloads/teacher/ai-1-week-06.docx
+++ b/downloads/teacher/ai-1-week-06.docx
@@ -2865,6 +2865,396 @@
         <w:t>Record the sorter’s sampling interval and retain relevant sequences when a decision depends on changes over time.</w:t>
       </w:r>
     </w:p>
+    <w:p>
+      <w:pPr>
+        <w:pStyle w:val="Heading1"/>
+      </w:pPr>
+      <w:r>
+        <w:t>07. Prepare, teach and assess</w:t>
+      </w:r>
+    </w:p>
+    <w:p>
+      <w:r>
+        <w:t>Teaching target: Interpret an ordered sequence of sound-signal samples with a stated time interval</w:t>
+      </w:r>
+    </w:p>
+    <w:p>
+      <w:r>
+        <w:t>Prepare the labelled worked-case picture, the matching workbook, fictional input cards and a place for individual responses. No paid AI account is required for the paper reasoning activities.</w:t>
+      </w:r>
+    </w:p>
+    <w:tbl>
+      <w:tblPr>
+        <w:tblStyle w:val="LightShading-Accent1"/>
+        <w:tblW w:type="auto" w:w="0"/>
+        <w:tblLook w:firstColumn="1" w:firstRow="1" w:lastColumn="0" w:lastRow="0" w:noHBand="0" w:noVBand="1" w:val="04A0"/>
+      </w:tblPr>
+      <w:tblGrid>
+        <w:gridCol w:w="3408"/>
+        <w:gridCol w:w="3408"/>
+        <w:gridCol w:w="3408"/>
+      </w:tblGrid>
+      <w:tr>
+        <w:trPr>
+          <w:tblHeader/>
+        </w:trPr>
+        <w:tc>
+          <w:tcPr>
+            <w:tcW w:type="dxa" w:w="3408"/>
+          </w:tcPr>
+          <w:p>
+            <w:r>
+              <w:t>Session</w:t>
+            </w:r>
+          </w:p>
+        </w:tc>
+        <w:tc>
+          <w:tcPr>
+            <w:tcW w:type="dxa" w:w="3408"/>
+          </w:tcPr>
+          <w:p>
+            <w:r>
+              <w:t>Plan</w:t>
+            </w:r>
+          </w:p>
+        </w:tc>
+        <w:tc>
+          <w:tcPr>
+            <w:tcW w:type="dxa" w:w="3408"/>
+          </w:tcPr>
+          <w:p>
+            <w:r>
+              <w:t>Resources</w:t>
+            </w:r>
+          </w:p>
+        </w:tc>
+      </w:tr>
+      <w:tr>
+        <w:tc>
+          <w:tcPr>
+            <w:tcW w:type="dxa" w:w="3408"/>
+          </w:tcPr>
+          <w:p>
+            <w:r>
+              <w:t>Session 1 · Understand · 45 min</w:t>
+            </w:r>
+          </w:p>
+        </w:tc>
+        <w:tc>
+          <w:tcPr>
+            <w:tcW w:type="dxa" w:w="3408"/>
+          </w:tcPr>
+          <w:p>
+            <w:r>
+              <w:t>0–7: recall and prerequisite; 7–15: inspect the concrete case and predict; 15–30: teacher models the worked trace; 30–40: learners explain a step using the text and visual; 40–45: check the core idea.</w:t>
+            </w:r>
+          </w:p>
+        </w:tc>
+        <w:tc>
+          <w:tcPr>
+            <w:tcW w:type="dxa" w:w="3408"/>
+          </w:tcPr>
+          <w:p>
+            <w:r>
+              <w:t>Sections 1–6; record the brief recall in the workbook.</w:t>
+            </w:r>
+          </w:p>
+        </w:tc>
+      </w:tr>
+      <w:tr>
+        <w:tc>
+          <w:tcPr>
+            <w:tcW w:type="dxa" w:w="3408"/>
+          </w:tcPr>
+          <w:p>
+            <w:r>
+              <w:t>Session 2 · Practise · 45 min</w:t>
+            </w:r>
+          </w:p>
+        </w:tc>
+        <w:tc>
+          <w:tcPr>
+            <w:tcW w:type="dxa" w:w="3408"/>
+          </w:tcPr>
+          <w:p>
+            <w:r>
+              <w:t>0–5: retrieve the procedure; 5–15: W2 completion practice; 15–23: explain and check with a partner; 23–30: each learner answers the misconception check; 30–40: targeted reteaching or a harder variation; 40–45: prepare the investigation.</w:t>
+            </w:r>
+          </w:p>
+        </w:tc>
+        <w:tc>
+          <w:tcPr>
+            <w:tcW w:type="dxa" w:w="3408"/>
+          </w:tcPr>
+          <w:p>
+            <w:r>
+              <w:t>Sections 7–10; use the matching workbook W2 and misconception check.</w:t>
+            </w:r>
+          </w:p>
+        </w:tc>
+      </w:tr>
+      <w:tr>
+        <w:tc>
+          <w:tcPr>
+            <w:tcW w:type="dxa" w:w="3408"/>
+          </w:tcPr>
+          <w:p>
+            <w:r>
+              <w:t>Session 3 · Investigate and transfer · 45 min</w:t>
+            </w:r>
+          </w:p>
+        </w:tc>
+        <w:tc>
+          <w:tcPr>
+            <w:tcW w:type="dxa" w:w="3408"/>
+          </w:tcPr>
+          <w:p>
+            <w:r>
+              <w:t>0–5: retrieve the decision rule; 5–20: investigate or trace; 20–30: start the independent case; 30–38: connect the project; 38–43: act on feedback; 43–45: plan the return check.</w:t>
+            </w:r>
+          </w:p>
+        </w:tc>
+        <w:tc>
+          <w:tcPr>
+            <w:tcW w:type="dxa" w:w="3408"/>
+          </w:tcPr>
+          <w:p>
+            <w:r>
+              <w:t>Sections 9 and 11–14. Give extra time to finish the full task set; use Section 15 when the week includes a coding lab.</w:t>
+            </w:r>
+          </w:p>
+        </w:tc>
+      </w:tr>
+    </w:tbl>
+    <w:p>
+      <w:r>
+        <w:t>Before class, solve the supported practice: Retain only times 0,4,8 from W1. Write the retained values. Give one claim about the original signal that these retained values do not justify.</w:t>
+      </w:r>
+    </w:p>
+    <w:p>
+      <w:r>
+        <w:t>Reasoned practice answer: The retained values are 0,0,0. They do not justify saying the signal was always zero or had no changes between those times; the original had values 3 and 1 at omitted times.</w:t>
+      </w:r>
+    </w:p>
+    <w:p>
+      <w:r>
+        <w:t>Check every learner before discussion: Use the worked case for Sound as sampled information. Proposed explanation: “Five samples make five gaps”. Decide whether this explanation is supported. Point to the step or supplied fact that decides; explain your repair if needed.</w:t>
+      </w:r>
+    </w:p>
+    <w:p>
+      <w:r>
+        <w:t>Misconception repair: Place five cards in a row and point to each space between them. The span ends at the last sample.</w:t>
+      </w:r>
+    </w:p>
+    <w:p>
+      <w:r>
+        <w:t>Support: read the exact case aloud, enlarge the labelled picture, supply input cards and model only the first deciding step. Accept a spoken explanation or drawing; retain the reasoning goal.</w:t>
+      </w:r>
+    </w:p>
+    <w:p>
+      <w:r>
+        <w:t>Extension: Retain only samples at 0,2,4 ms. Require a prediction and a reason before comparing. Expected result: Both retained sequences are 0,0,0. Reason: The selected times omit both nonzero samples from each signal.</w:t>
+      </w:r>
+    </w:p>
+    <w:p>
+      <w:r>
+        <w:t>Independent assessment: withhold the reserved answer until the learner has attempted the new case. Record support separately from correctness.</w:t>
+      </w:r>
+    </w:p>
+    <w:tbl>
+      <w:tblPr>
+        <w:tblStyle w:val="LightShading-Accent1"/>
+        <w:tblW w:type="auto" w:w="0"/>
+        <w:tblLook w:firstColumn="1" w:firstRow="1" w:lastColumn="0" w:lastRow="0" w:noHBand="0" w:noVBand="1" w:val="04A0"/>
+      </w:tblPr>
+      <w:tblGrid>
+        <w:gridCol w:w="2556"/>
+        <w:gridCol w:w="2556"/>
+        <w:gridCol w:w="2556"/>
+        <w:gridCol w:w="2556"/>
+      </w:tblGrid>
+      <w:tr>
+        <w:trPr>
+          <w:tblHeader/>
+        </w:trPr>
+        <w:tc>
+          <w:tcPr>
+            <w:tcW w:type="dxa" w:w="2556"/>
+          </w:tcPr>
+          <w:p>
+            <w:r>
+              <w:t>Criterion</w:t>
+            </w:r>
+          </w:p>
+        </w:tc>
+        <w:tc>
+          <w:tcPr>
+            <w:tcW w:type="dxa" w:w="2556"/>
+          </w:tcPr>
+          <w:p>
+            <w:r>
+              <w:t>Not yet</w:t>
+            </w:r>
+          </w:p>
+        </w:tc>
+        <w:tc>
+          <w:tcPr>
+            <w:tcW w:type="dxa" w:w="2556"/>
+          </w:tcPr>
+          <w:p>
+            <w:r>
+              <w:t>With support</w:t>
+            </w:r>
+          </w:p>
+        </w:tc>
+        <w:tc>
+          <w:tcPr>
+            <w:tcW w:type="dxa" w:w="2556"/>
+          </w:tcPr>
+          <w:p>
+            <w:r>
+              <w:t>Independent</w:t>
+            </w:r>
+          </w:p>
+        </w:tc>
+      </w:tr>
+      <w:tr>
+        <w:tc>
+          <w:tcPr>
+            <w:tcW w:type="dxa" w:w="2556"/>
+          </w:tcPr>
+          <w:p>
+            <w:r>
+              <w:t>Explanation</w:t>
+            </w:r>
+          </w:p>
+        </w:tc>
+        <w:tc>
+          <w:tcPr>
+            <w:tcW w:type="dxa" w:w="2556"/>
+          </w:tcPr>
+          <w:p>
+            <w:r>
+              <w:t>Names an answer without a deciding fact</w:t>
+            </w:r>
+          </w:p>
+        </w:tc>
+        <w:tc>
+          <w:tcPr>
+            <w:tcW w:type="dxa" w:w="2556"/>
+          </w:tcPr>
+          <w:p>
+            <w:r>
+              <w:t>Uses a hint to link fact and decision</w:t>
+            </w:r>
+          </w:p>
+        </w:tc>
+        <w:tc>
+          <w:tcPr>
+            <w:tcW w:type="dxa" w:w="2556"/>
+          </w:tcPr>
+          <w:p>
+            <w:r>
+              <w:t>Explains the deciding fact in own words</w:t>
+            </w:r>
+          </w:p>
+        </w:tc>
+      </w:tr>
+      <w:tr>
+        <w:tc>
+          <w:tcPr>
+            <w:tcW w:type="dxa" w:w="2556"/>
+          </w:tcPr>
+          <w:p>
+            <w:r>
+              <w:t>Trace or test</w:t>
+            </w:r>
+          </w:p>
+        </w:tc>
+        <w:tc>
+          <w:tcPr>
+            <w:tcW w:type="dxa" w:w="2556"/>
+          </w:tcPr>
+          <w:p>
+            <w:r>
+              <w:t>Cannot connect input and result</w:t>
+            </w:r>
+          </w:p>
+        </w:tc>
+        <w:tc>
+          <w:tcPr>
+            <w:tcW w:type="dxa" w:w="2556"/>
+          </w:tcPr>
+          <w:p>
+            <w:r>
+              <w:t>Completes steps with prompts</w:t>
+            </w:r>
+          </w:p>
+        </w:tc>
+        <w:tc>
+          <w:tcPr>
+            <w:tcW w:type="dxa" w:w="2556"/>
+          </w:tcPr>
+          <w:p>
+            <w:r>
+              <w:t>Traces or tests a changed case accurately</w:t>
+            </w:r>
+          </w:p>
+        </w:tc>
+      </w:tr>
+      <w:tr>
+        <w:tc>
+          <w:tcPr>
+            <w:tcW w:type="dxa" w:w="2556"/>
+          </w:tcPr>
+          <w:p>
+            <w:r>
+              <w:t>Limits and revision</w:t>
+            </w:r>
+          </w:p>
+        </w:tc>
+        <w:tc>
+          <w:tcPr>
+            <w:tcW w:type="dxa" w:w="2556"/>
+          </w:tcPr>
+          <w:p>
+            <w:r>
+              <w:t>Claims more than evidence supports</w:t>
+            </w:r>
+          </w:p>
+        </w:tc>
+        <w:tc>
+          <w:tcPr>
+            <w:tcW w:type="dxa" w:w="2556"/>
+          </w:tcPr>
+          <w:p>
+            <w:r>
+              <w:t>Names a limit after a prompt</w:t>
+            </w:r>
+          </w:p>
+        </w:tc>
+        <w:tc>
+          <w:tcPr>
+            <w:tcW w:type="dxa" w:w="2556"/>
+          </w:tcPr>
+          <w:p>
+            <w:r>
+              <w:t>States a defensible limit and useful next test</w:t>
+            </w:r>
+          </w:p>
+        </w:tc>
+      </w:tr>
+    </w:tbl>
+    <w:p>
+      <w:r>
+        <w:t>Project checkpoint: Frame the need. Name the user, the problem, allowed inputs and a safe simple starting method.</w:t>
+      </w:r>
+    </w:p>
+    <w:p>
+      <w:r>
+        <w:t>Use the weekly teacher answer for topic-specific reasoning. A saved progress tick is an activity record; judge mastery from the learner’s explanation and evidence.</w:t>
+      </w:r>
+    </w:p>
     <w:sectPr>
       <w:pgSz w:w="12240" w:h="15840"/>
       <w:pgMar w:top="936" w:right="1008" w:bottom="936" w:left="1008" w:header="720" w:footer="720" w:gutter="0"/>

--- a/downloads/teacher/ai-1-week-06.docx
+++ b/downloads/teacher/ai-1-week-06.docx
@@ -3255,6 +3255,39 @@
         <w:t>Use the weekly teacher answer for topic-specific reasoning. A saved progress tick is an activity record; judge mastery from the learner’s explanation and evidence.</w:t>
       </w:r>
     </w:p>
+    <w:p>
+      <w:pPr>
+        <w:pStyle w:val="Heading1"/>
+      </w:pPr>
+      <w:r>
+        <w:t>08. Use feedback, labs and repair paths</w:t>
+      </w:r>
+    </w:p>
+    <w:p>
+      <w:r>
+        <w:t>Use the two formative questions as supported practice, not as independent mastery scores. Discuss the deciding evidence rather than accepting a guessed selection.</w:t>
+      </w:r>
+    </w:p>
+    <w:p>
+      <w:r>
+        <w:t>The feedback comes from the reviewed public worked case. Do not reveal the separately reserved independent teacher answer until the learner has attempted that case.</w:t>
+      </w:r>
+    </w:p>
+    <w:p>
+      <w:r>
+        <w:t>Ask students to predict before running code. Preserve errors and actual outputs; collect a changed test and an explanation. The branch-boundary and indexing lessons deliberately include failure cases.</w:t>
+      </w:r>
+    </w:p>
+    <w:p>
+      <w:r>
+        <w:t>Use the earlier worked-explanation links to address a specific missing building block, then return to the current question. Adapt this suggestion after observing the learner; it is not an automatic diagnosis.</w:t>
+      </w:r>
+    </w:p>
+    <w:p>
+      <w:r>
+        <w:t>Collect the completed-work portfolio as evidence. Record support separately from correctness, and assess explanation, trace/test and limitations. Progress ticks and quiz selections alone do not establish mastery.</w:t>
+      </w:r>
+    </w:p>
     <w:sectPr>
       <w:pgSz w:w="12240" w:h="15840"/>
       <w:pgMar w:top="936" w:right="1008" w:bottom="936" w:left="1008" w:header="720" w:footer="720" w:gutter="0"/>

--- a/downloads/teacher/ai-1-week-06.docx
+++ b/downloads/teacher/ai-1-week-06.docx
@@ -29,6 +29,11 @@
       </w:r>
     </w:p>
     <w:p>
+      <w:r>
+        <w:t>Prepare Sound Becomes a Signal: check the target, prerequisites, resources and adaptable teaching schedule.</w:t>
+      </w:r>
+    </w:p>
+    <w:p>
       <w:pPr>
         <w:pStyle w:val="Heading3"/>
       </w:pPr>
@@ -37,8 +42,38 @@
       </w:r>
     </w:p>
     <w:p>
-      <w:r>
-        <w:t>Primary target: Interpret an ordered sequence of sound-signal samples with a stated time interval</w:t>
+      <w:pPr>
+        <w:spacing w:line="336" w:lineRule="auto" w:after="180"/>
+      </w:pPr>
+      <w:r>
+        <w:rPr>
+          <w:b w:val="0"/>
+        </w:rPr>
+        <w:t>Primary target: Interpret an ordered sequence of sound-</w:t>
+      </w:r>
+      <w:r>
+        <w:rPr>
+          <w:b/>
+        </w:rPr>
+        <w:t>signal</w:t>
+      </w:r>
+      <w:r>
+        <w:rPr>
+          <w:b w:val="0"/>
+        </w:rPr>
+        <w:t xml:space="preserve"> </w:t>
+      </w:r>
+      <w:r>
+        <w:rPr>
+          <w:b/>
+        </w:rPr>
+        <w:t>sample</w:t>
+      </w:r>
+      <w:r>
+        <w:rPr>
+          <w:b w:val="0"/>
+        </w:rPr>
+        <w:t>s with a stated time interval</w:t>
       </w:r>
     </w:p>
     <w:tbl>
@@ -185,8 +220,37 @@
       </w:tr>
     </w:tbl>
     <w:p>
-      <w:r>
-        <w:t>This is a starting allocation of 135 minutes, not a validated duration. Preserve all named topics. Schedule extra time for connected examples, the full investigation, independent cases and project building. Repeated copies of a case share one recorded attempt; they are not new evidence.</w:t>
+      <w:pPr>
+        <w:spacing w:line="336" w:lineRule="auto" w:after="180"/>
+      </w:pPr>
+      <w:r>
+        <w:rPr>
+          <w:b w:val="0"/>
+        </w:rPr>
+        <w:t>This is a starting allocation of 135 minutes, not a validated duration. Preserve all named topics. Schedule extra time for connected examples, the full investigation, independent cases and project building.</w:t>
+      </w:r>
+    </w:p>
+    <w:p>
+      <w:pPr>
+        <w:spacing w:line="336" w:lineRule="auto" w:after="180"/>
+      </w:pPr>
+      <w:r>
+        <w:rPr>
+          <w:b w:val="0"/>
+        </w:rPr>
+        <w:t xml:space="preserve">Repeated copies of a case share one recorded attempt; they are not new </w:t>
+      </w:r>
+      <w:r>
+        <w:rPr>
+          <w:b/>
+        </w:rPr>
+        <w:t>evidence</w:t>
+      </w:r>
+      <w:r>
+        <w:rPr>
+          <w:b w:val="0"/>
+        </w:rPr>
+        <w:t>.</w:t>
       </w:r>
     </w:p>
     <w:p>
@@ -206,18 +270,47 @@
       </w:r>
     </w:p>
     <w:p>
-      <w:r>
+      <w:pPr>
+        <w:spacing w:line="336" w:lineRule="auto" w:after="180"/>
+      </w:pPr>
+      <w:r>
+        <w:rPr>
+          <w:b w:val="0"/>
+        </w:rPr>
         <w:t>Without opening the old lesson, explain one key idea from Pictures Become Numbers. Give an example and a mistake that the idea helps you avoid.</w:t>
       </w:r>
     </w:p>
     <w:p>
-      <w:r>
+      <w:pPr>
+        <w:spacing w:line="336" w:lineRule="auto" w:after="180"/>
+      </w:pPr>
+      <w:r>
+        <w:rPr>
+          <w:b w:val="0"/>
+        </w:rPr>
         <w:t>Look for: Encode and reconstruct a small image using an explicit grid convention</w:t>
       </w:r>
     </w:p>
     <w:p>
-      <w:r>
-        <w:t>Reference example, not the only acceptable wording: The upper row has black, white, black; the lower row has white, black, white. Reading back gives the supplied two rows. There are three black pixels among six total positions.</w:t>
+      <w:pPr>
+        <w:spacing w:line="336" w:lineRule="auto" w:after="180"/>
+      </w:pPr>
+      <w:r>
+        <w:rPr>
+          <w:b w:val="0"/>
+        </w:rPr>
+        <w:t>Reference example, not the only acceptable wording: The upper row has black, white, black; the lower row has white, black, white. Reading back gives the supplied two rows.</w:t>
+      </w:r>
+    </w:p>
+    <w:p>
+      <w:pPr>
+        <w:spacing w:line="336" w:lineRule="auto" w:after="180"/>
+      </w:pPr>
+      <w:r>
+        <w:rPr>
+          <w:b w:val="0"/>
+        </w:rPr>
+        <w:t>There are three black pixels among six total positions.</w:t>
       </w:r>
     </w:p>
     <w:p>
@@ -229,22 +322,69 @@
       </w:r>
     </w:p>
     <w:p>
-      <w:r>
+      <w:pPr>
+        <w:spacing w:line="336" w:lineRule="auto" w:after="180"/>
+      </w:pPr>
+      <w:r>
+        <w:rPr>
+          <w:b w:val="0"/>
+        </w:rPr>
         <w:t>Without opening the old lesson, explain one key idea from Sensors Are Messengers. Give an example and a mistake that the idea helps you avoid.</w:t>
       </w:r>
     </w:p>
     <w:p>
-      <w:r>
+      <w:pPr>
+        <w:spacing w:line="336" w:lineRule="auto" w:after="180"/>
+      </w:pPr>
+      <w:r>
+        <w:rPr>
+          <w:b w:val="0"/>
+        </w:rPr>
         <w:t>Look for: Describe a measurement using its quantity, value, unit and conditions</w:t>
       </w:r>
     </w:p>
     <w:p>
-      <w:r>
-        <w:t>Reference example, not the only acceptable wording: Keep the observed value 24 and approximate time lunchtime; mark the unit, exact time if needed, location, exposure and device identity as unknown or to be checked. A suitable completed record needs air temperature, value, unit and relevant conditions. Invented degrees C or shade is not an observation.</w:t>
-      </w:r>
-    </w:p>
-    <w:p>
-      <w:r>
+      <w:pPr>
+        <w:spacing w:line="336" w:lineRule="auto" w:after="180"/>
+      </w:pPr>
+      <w:r>
+        <w:rPr>
+          <w:b w:val="0"/>
+        </w:rPr>
+        <w:t>Reference example, not the only acceptable wording: Keep the observed value 24 and approximate time lunchtime; mark the unit, exact time if needed, location, exposure and device identity as unknown or to be checked.</w:t>
+      </w:r>
+    </w:p>
+    <w:p>
+      <w:pPr>
+        <w:spacing w:line="336" w:lineRule="auto" w:after="180"/>
+      </w:pPr>
+      <w:r>
+        <w:rPr>
+          <w:b w:val="0"/>
+        </w:rPr>
+        <w:t xml:space="preserve">A suitable completed record needs air temperature, value, unit and relevant conditions. Invented degrees C or shade is not an </w:t>
+      </w:r>
+      <w:r>
+        <w:rPr>
+          <w:b/>
+        </w:rPr>
+        <w:t>observation</w:t>
+      </w:r>
+      <w:r>
+        <w:rPr>
+          <w:b w:val="0"/>
+        </w:rPr>
+        <w:t>.</w:t>
+      </w:r>
+    </w:p>
+    <w:p>
+      <w:pPr>
+        <w:spacing w:line="336" w:lineRule="auto" w:after="180"/>
+      </w:pPr>
+      <w:r>
+        <w:rPr>
+          <w:b w:val="0"/>
+        </w:rPr>
         <w:t>Use the student module and workbook section with this exact week title. The worked case, independent question and answers below form one aligned lesson sequence.</w:t>
       </w:r>
     </w:p>
@@ -257,8 +397,38 @@
       </w:r>
     </w:p>
     <w:p>
-      <w:r>
-        <w:t>A whisper recorded close to a microphone has larger sample amplitudes than a shout recorded far away. Does the recording prove the whisper was louder at its source? Propose one controlled follow-up.</w:t>
+      <w:pPr>
+        <w:spacing w:line="336" w:lineRule="auto" w:after="180"/>
+      </w:pPr>
+      <w:r>
+        <w:rPr>
+          <w:b w:val="0"/>
+        </w:rPr>
+        <w:t xml:space="preserve">A whisper recorded close to a microphone has larger </w:t>
+      </w:r>
+      <w:r>
+        <w:rPr>
+          <w:b/>
+        </w:rPr>
+        <w:t>sample</w:t>
+      </w:r>
+      <w:r>
+        <w:rPr>
+          <w:b w:val="0"/>
+        </w:rPr>
+        <w:t xml:space="preserve"> </w:t>
+      </w:r>
+      <w:r>
+        <w:rPr>
+          <w:b/>
+        </w:rPr>
+        <w:t>amplitude</w:t>
+      </w:r>
+      <w:r>
+        <w:rPr>
+          <w:b w:val="0"/>
+        </w:rPr>
+        <w:t>s than a shout recorded far away. Does the recording prove the whisper was louder at its source? Propose one controlled follow-up.</w:t>
       </w:r>
     </w:p>
     <w:p>
@@ -270,7 +440,13 @@
       </w:r>
     </w:p>
     <w:p>
-      <w:r>
+      <w:pPr>
+        <w:spacing w:line="336" w:lineRule="auto" w:after="180"/>
+      </w:pPr>
+      <w:r>
+        <w:rPr>
+          <w:b w:val="0"/>
+        </w:rPr>
         <w:t>Computers receive changing measurements, not human-like hearing.</w:t>
       </w:r>
     </w:p>
@@ -407,12 +583,38 @@
       </w:r>
     </w:p>
     <w:p>
-      <w:r>
+      <w:pPr>
+        <w:spacing w:line="336" w:lineRule="auto" w:after="180"/>
+      </w:pPr>
+      <w:r>
+        <w:rPr>
+          <w:b w:val="0"/>
+        </w:rPr>
         <w:t>Use the supplied scenario, student illustrations and blank paper. For numeric work, offer counters or a calculator after learners show the setup. Fictional records are supplied; personal data and paid accounts are unnecessary.</w:t>
       </w:r>
     </w:p>
     <w:p>
-      <w:r>
+      <w:pPr>
+        <w:pStyle w:val="Heading3"/>
+      </w:pPr>
+      <w:r>
+        <w:t>Alternative compact allocation</w:t>
+      </w:r>
+    </w:p>
+    <w:p>
+      <w:r>
+        <w:t>This compact option is not the full-week schedule. Use the main teaching cycle and allow extra sessions for the investigation, independent work and project.</w:t>
+      </w:r>
+    </w:p>
+    <w:p>
+      <w:pPr>
+        <w:spacing w:line="336" w:lineRule="auto" w:after="180"/>
+        <w:shd w:fill="F1F6F8"/>
+      </w:pPr>
+      <w:r>
+        <w:rPr>
+          <w:b w:val="0"/>
+        </w:rPr>
         <w:t>Allow 80 minutes: recall 8; explanation 12; worked demonstration 15; guided practice 20; independent assessment 15; project and reflection 10. Extend the lab into a second session when needed.</w:t>
       </w:r>
     </w:p>
@@ -425,8 +627,84 @@
       </w:r>
     </w:p>
     <w:p>
-      <w:r>
-        <w:t>Keep the distinction between physical pressure variation, microphone signal and stored numerical samples. The examples use arbitrary nonnegative signal values to avoid introducing signed waveforms before they are needed; they do not model real speech faithfully. The lesson establishes ordering, time metadata and information loss. It does not teach a sampling theorem or make hearing-health claims.</w:t>
+      <w:pPr>
+        <w:spacing w:line="336" w:lineRule="auto" w:after="180"/>
+      </w:pPr>
+      <w:r>
+        <w:rPr>
+          <w:b w:val="0"/>
+        </w:rPr>
+        <w:t xml:space="preserve">Keep the distinction between physical pressure variation, microphone </w:t>
+      </w:r>
+      <w:r>
+        <w:rPr>
+          <w:b/>
+        </w:rPr>
+        <w:t>signal</w:t>
+      </w:r>
+      <w:r>
+        <w:rPr>
+          <w:b w:val="0"/>
+        </w:rPr>
+        <w:t xml:space="preserve"> and stored numerical </w:t>
+      </w:r>
+      <w:r>
+        <w:rPr>
+          <w:b/>
+        </w:rPr>
+        <w:t>sample</w:t>
+      </w:r>
+      <w:r>
+        <w:rPr>
+          <w:b w:val="0"/>
+        </w:rPr>
+        <w:t>s.</w:t>
+      </w:r>
+    </w:p>
+    <w:p>
+      <w:pPr>
+        <w:spacing w:line="336" w:lineRule="auto" w:after="180"/>
+      </w:pPr>
+      <w:r>
+        <w:rPr>
+          <w:b w:val="0"/>
+        </w:rPr>
+        <w:t xml:space="preserve">The examples use arbitrary nonnegative </w:t>
+      </w:r>
+      <w:r>
+        <w:rPr>
+          <w:b/>
+        </w:rPr>
+        <w:t>signal</w:t>
+      </w:r>
+      <w:r>
+        <w:rPr>
+          <w:b w:val="0"/>
+        </w:rPr>
+        <w:t xml:space="preserve"> values to avoid introducing signed </w:t>
+      </w:r>
+      <w:r>
+        <w:rPr>
+          <w:b/>
+        </w:rPr>
+        <w:t>waveform</w:t>
+      </w:r>
+      <w:r>
+        <w:rPr>
+          <w:b w:val="0"/>
+        </w:rPr>
+        <w:t>s before they are needed; they do not model real speech faithfully. The lesson establishes ordering, time metadata and information loss.</w:t>
+      </w:r>
+    </w:p>
+    <w:p>
+      <w:pPr>
+        <w:spacing w:line="336" w:lineRule="auto" w:after="180"/>
+      </w:pPr>
+      <w:r>
+        <w:rPr>
+          <w:b w:val="0"/>
+        </w:rPr>
+        <w:t>It does not teach a sampling theorem or make hearing-health claims.</w:t>
       </w:r>
     </w:p>
     <w:p>
@@ -438,22 +716,58 @@
       </w:r>
     </w:p>
     <w:p>
-      <w:r>
+      <w:pPr>
+        <w:spacing w:line="336" w:lineRule="auto" w:after="180"/>
+      </w:pPr>
+      <w:r>
+        <w:rPr>
+          <w:b w:val="0"/>
+        </w:rPr>
         <w:t>The total does not preserve positions. Different arrangements can contain the same number of black pixels.</w:t>
       </w:r>
     </w:p>
     <w:p>
-      <w:r>
-        <w:t>A time strip marked 0 through 8 milliseconds and paper sample-value cards</w:t>
-      </w:r>
-    </w:p>
-    <w:p>
-      <w:r>
+      <w:pPr>
+        <w:spacing w:line="336" w:lineRule="auto" w:after="180"/>
+      </w:pPr>
+      <w:r>
+        <w:rPr>
+          <w:b w:val="0"/>
+        </w:rPr>
+        <w:t xml:space="preserve">A time strip marked 0 through 8 milliseconds and paper </w:t>
+      </w:r>
+      <w:r>
+        <w:rPr>
+          <w:b/>
+        </w:rPr>
+        <w:t>sample</w:t>
+      </w:r>
+      <w:r>
+        <w:rPr>
+          <w:b w:val="0"/>
+        </w:rPr>
+        <w:t>-value cards</w:t>
+      </w:r>
+    </w:p>
+    <w:p>
+      <w:pPr>
+        <w:spacing w:line="336" w:lineRule="auto" w:after="180"/>
+      </w:pPr>
+      <w:r>
+        <w:rPr>
+          <w:b w:val="0"/>
+        </w:rPr>
         <w:t>A cover sheet to hide omitted time positions</w:t>
       </w:r>
     </w:p>
     <w:p>
-      <w:r>
+      <w:pPr>
+        <w:spacing w:line="336" w:lineRule="auto" w:after="180"/>
+      </w:pPr>
+      <w:r>
+        <w:rPr>
+          <w:b w:val="0"/>
+        </w:rPr>
         <w:t>Printed fictional speech requests; recording students or opening accounts is unnecessary</w:t>
       </w:r>
     </w:p>
@@ -466,12 +780,36 @@
       </w:r>
     </w:p>
     <w:p>
-      <w:r>
-        <w:t>By the end, I can connect ordered sound samples to timing and explain what a maximum loses.</w:t>
-      </w:r>
-    </w:p>
-    <w:p>
-      <w:r>
+      <w:pPr>
+        <w:spacing w:line="336" w:lineRule="auto" w:after="180"/>
+      </w:pPr>
+      <w:r>
+        <w:rPr>
+          <w:b w:val="0"/>
+        </w:rPr>
+        <w:t xml:space="preserve">By the end, I can connect ordered sound </w:t>
+      </w:r>
+      <w:r>
+        <w:rPr>
+          <w:b/>
+        </w:rPr>
+        <w:t>sample</w:t>
+      </w:r>
+      <w:r>
+        <w:rPr>
+          <w:b w:val="0"/>
+        </w:rPr>
+        <w:t>s to timing and explain what a maximum loses.</w:t>
+      </w:r>
+    </w:p>
+    <w:p>
+      <w:pPr>
+        <w:spacing w:line="336" w:lineRule="auto" w:after="180"/>
+      </w:pPr>
+      <w:r>
+        <w:rPr>
+          <w:b w:val="0"/>
+        </w:rPr>
         <w:t>This added worked case illustrates the week’s main idea. Retain all original and connected topics; schedule its practice within the teaching cycle.</w:t>
       </w:r>
     </w:p>
@@ -484,104 +822,529 @@
       </w:r>
     </w:p>
     <w:p>
+      <w:r>
+        <w:t>Model Sound Becomes a Signal using the supplied case, labelled mechanism and reasoning. Make the scope of each conclusion explicit.</w:t>
+      </w:r>
+    </w:p>
+    <w:p>
+      <w:pPr>
+        <w:spacing w:line="336" w:lineRule="auto" w:after="180"/>
+      </w:pPr>
+      <w:r>
+        <w:rPr>
+          <w:b w:val="0"/>
+        </w:rPr>
+        <w:t>Follow the information instead of imagining magic inside the machine.</w:t>
+      </w:r>
+    </w:p>
+    <w:p>
       <w:pPr>
         <w:pStyle w:val="Heading3"/>
       </w:pPr>
       <w:r>
-        <w:t>Explain the mechanism</w:t>
-      </w:r>
-    </w:p>
-    <w:p>
-      <w:r>
-        <w:t>Follow the information instead of imagining magic inside the machine.</w:t>
-      </w:r>
-    </w:p>
-    <w:p>
-      <w:r>
-        <w:t>INPUT changing air pressure</w:t>
-      </w:r>
-    </w:p>
-    <w:p>
-      <w:r>
-        <w:t>PROCESS sample the signal and compare a clap pattern</w:t>
-      </w:r>
-    </w:p>
-    <w:p>
-      <w:r>
-        <w:t>OUTPUT clap detected, not detected, or uncertain</w:t>
-      </w:r>
-    </w:p>
-    <w:p>
-      <w:r>
+        <w:t>1. Input — information entering</w:t>
+      </w:r>
+    </w:p>
+    <w:p>
+      <w:pPr>
+        <w:spacing w:line="336" w:lineRule="auto" w:after="180"/>
+        <w:shd w:fill="F4F9FC"/>
+      </w:pPr>
+      <w:r>
+        <w:rPr>
+          <w:b/>
+        </w:rPr>
+        <w:t>INPUT</w:t>
+      </w:r>
+      <w:r>
+        <w:rPr>
+          <w:b w:val="0"/>
+        </w:rPr>
+        <w:t xml:space="preserve"> changing air pressure</w:t>
+      </w:r>
+    </w:p>
+    <w:p>
+      <w:pPr>
+        <w:pStyle w:val="Heading3"/>
+      </w:pPr>
+      <w:r>
+        <w:t>2. Process — the deciding step</w:t>
+      </w:r>
+    </w:p>
+    <w:p>
+      <w:pPr>
+        <w:spacing w:line="336" w:lineRule="auto" w:after="180"/>
+        <w:shd w:fill="F4F9FC"/>
+      </w:pPr>
+      <w:r>
+        <w:rPr>
+          <w:b/>
+        </w:rPr>
+        <w:t>PROCESS</w:t>
+      </w:r>
+      <w:r>
+        <w:rPr>
+          <w:b w:val="0"/>
+        </w:rPr>
+        <w:t xml:space="preserve"> </w:t>
+      </w:r>
+      <w:r>
+        <w:rPr>
+          <w:b/>
+        </w:rPr>
+        <w:t>sample</w:t>
+      </w:r>
+      <w:r>
+        <w:rPr>
+          <w:b w:val="0"/>
+        </w:rPr>
+        <w:t xml:space="preserve"> the </w:t>
+      </w:r>
+      <w:r>
+        <w:rPr>
+          <w:b/>
+        </w:rPr>
+        <w:t>signal</w:t>
+      </w:r>
+      <w:r>
+        <w:rPr>
+          <w:b w:val="0"/>
+        </w:rPr>
+        <w:t xml:space="preserve"> and compare a clap pattern</w:t>
+      </w:r>
+    </w:p>
+    <w:p>
+      <w:pPr>
+        <w:pStyle w:val="Heading3"/>
+      </w:pPr>
+      <w:r>
+        <w:t>3. Output — the result</w:t>
+      </w:r>
+    </w:p>
+    <w:p>
+      <w:pPr>
+        <w:spacing w:line="336" w:lineRule="auto" w:after="180"/>
+        <w:shd w:fill="F4F9FC"/>
+      </w:pPr>
+      <w:r>
+        <w:rPr>
+          <w:b/>
+        </w:rPr>
+        <w:t>OUTPUT</w:t>
+      </w:r>
+      <w:r>
+        <w:rPr>
+          <w:b w:val="0"/>
+        </w:rPr>
+        <w:t xml:space="preserve"> clap detected, not detected, or uncertain</w:t>
+      </w:r>
+    </w:p>
+    <w:p>
+      <w:pPr>
+        <w:pStyle w:val="Heading3"/>
+      </w:pPr>
+      <w:r>
+        <w:t>Key idea</w:t>
+      </w:r>
+    </w:p>
+    <w:p>
+      <w:pPr>
+        <w:spacing w:line="336" w:lineRule="auto" w:after="180"/>
+        <w:shd w:fill="EDF7F3"/>
+      </w:pPr>
+      <w:r>
+        <w:rPr>
+          <w:b w:val="0"/>
+        </w:rPr>
         <w:t>CORE IDEA Computers receive changing measurements, not human-like hearing.</w:t>
       </w:r>
     </w:p>
     <w:p>
-      <w:r>
-        <w:t>UNDER THE HOOD Audio is represented by samples taken over time. Sample rate describes how often measurements are taken; amplitude describes signal strength. Noise can overlap the target pattern, so detection requires a decision rule or model and an uncertainty policy.</w:t>
-      </w:r>
-    </w:p>
-    <w:p>
-      <w:r>
+      <w:pPr>
+        <w:pStyle w:val="Heading3"/>
+      </w:pPr>
+      <w:r>
+        <w:t>How the mechanism works</w:t>
+      </w:r>
+    </w:p>
+    <w:p>
+      <w:pPr>
+        <w:spacing w:line="336" w:lineRule="auto" w:after="180"/>
+        <w:shd w:fill="F1F6F8"/>
+      </w:pPr>
+      <w:r>
+        <w:rPr>
+          <w:b w:val="0"/>
+        </w:rPr>
+        <w:t xml:space="preserve">UNDER THE HOOD Audio is represented by </w:t>
+      </w:r>
+      <w:r>
+        <w:rPr>
+          <w:b/>
+        </w:rPr>
+        <w:t>sample</w:t>
+      </w:r>
+      <w:r>
+        <w:rPr>
+          <w:b w:val="0"/>
+        </w:rPr>
+        <w:t xml:space="preserve">s taken over time. </w:t>
+      </w:r>
+      <w:r>
+        <w:rPr>
+          <w:b/>
+        </w:rPr>
+        <w:t>Sample</w:t>
+      </w:r>
+      <w:r>
+        <w:rPr>
+          <w:b w:val="0"/>
+        </w:rPr>
+        <w:t xml:space="preserve"> rate describes how often measurements are taken; </w:t>
+      </w:r>
+      <w:r>
+        <w:rPr>
+          <w:b/>
+        </w:rPr>
+        <w:t>amplitude</w:t>
+      </w:r>
+      <w:r>
+        <w:rPr>
+          <w:b w:val="0"/>
+        </w:rPr>
+        <w:t xml:space="preserve"> describes </w:t>
+      </w:r>
+      <w:r>
+        <w:rPr>
+          <w:b/>
+        </w:rPr>
+        <w:t>signal</w:t>
+      </w:r>
+      <w:r>
+        <w:rPr>
+          <w:b w:val="0"/>
+        </w:rPr>
+        <w:t xml:space="preserve"> strength.</w:t>
+      </w:r>
+    </w:p>
+    <w:p>
+      <w:pPr>
+        <w:spacing w:line="336" w:lineRule="auto" w:after="180"/>
+        <w:shd w:fill="F1F6F8"/>
+      </w:pPr>
+      <w:r>
+        <w:rPr>
+          <w:b/>
+        </w:rPr>
+        <w:t>Noise</w:t>
+      </w:r>
+      <w:r>
+        <w:rPr>
+          <w:b w:val="0"/>
+        </w:rPr>
+        <w:t xml:space="preserve"> can overlap the target pattern, so detection requires a decision rule or model and an uncertainty policy.</w:t>
+      </w:r>
+    </w:p>
+    <w:p>
+      <w:pPr>
+        <w:spacing w:line="336" w:lineRule="auto" w:after="180"/>
+      </w:pPr>
+      <w:r>
+        <w:rPr>
+          <w:b w:val="0"/>
+        </w:rPr>
         <w:t>Draw a fresh example with all three stages:</w:t>
       </w:r>
     </w:p>
     <w:p>
-      <w:r>
-        <w:t>Every step connects a claim to observable evidence.</w:t>
-      </w:r>
-    </w:p>
-    <w:p>
-      <w:r>
-        <w:t>CASE A microphone converts air-pressure changes into a sequence of measured values that can be plotted as a waveform.</w:t>
-      </w:r>
-    </w:p>
-    <w:p>
-      <w:r>
+      <w:pPr>
+        <w:spacing w:line="336" w:lineRule="auto" w:after="180"/>
+      </w:pPr>
+      <w:r>
+        <w:rPr>
+          <w:b w:val="0"/>
+        </w:rPr>
+        <w:t xml:space="preserve">Every step connects a claim to observable </w:t>
+      </w:r>
+      <w:r>
+        <w:rPr>
+          <w:b/>
+        </w:rPr>
+        <w:t>evidence</w:t>
+      </w:r>
+      <w:r>
+        <w:rPr>
+          <w:b w:val="0"/>
+        </w:rPr>
+        <w:t>.</w:t>
+      </w:r>
+    </w:p>
+    <w:p>
+      <w:pPr>
+        <w:pStyle w:val="Heading3"/>
+      </w:pPr>
+      <w:r>
+        <w:t>The case to investigate</w:t>
+      </w:r>
+    </w:p>
+    <w:p>
+      <w:pPr>
+        <w:spacing w:line="336" w:lineRule="auto" w:after="180"/>
+        <w:shd w:fill="F1F6FC"/>
+      </w:pPr>
+      <w:r>
+        <w:rPr>
+          <w:b w:val="0"/>
+        </w:rPr>
+        <w:t xml:space="preserve">CASE A microphone converts air-pressure changes into a sequence of measured values that can be plotted as a </w:t>
+      </w:r>
+      <w:r>
+        <w:rPr>
+          <w:b/>
+        </w:rPr>
+        <w:t>waveform</w:t>
+      </w:r>
+      <w:r>
+        <w:rPr>
+          <w:b w:val="0"/>
+        </w:rPr>
+        <w:t>.</w:t>
+      </w:r>
+    </w:p>
+    <w:p>
+      <w:pPr>
+        <w:pStyle w:val="Heading3"/>
+      </w:pPr>
+      <w:r>
+        <w:t>Step 1</w:t>
+      </w:r>
+    </w:p>
+    <w:p>
+      <w:pPr>
+        <w:spacing w:line="336" w:lineRule="auto" w:after="180"/>
+        <w:shd w:fill="F4F9FC"/>
+      </w:pPr>
+      <w:r>
+        <w:rPr>
+          <w:b w:val="0"/>
+        </w:rPr>
         <w:t>STEP 1 — OBSERVE changing air pressure</w:t>
       </w:r>
     </w:p>
     <w:p>
-      <w:r>
-        <w:t>STEP 2 — TRACE sample the signal and compare a clap pattern</w:t>
-      </w:r>
-    </w:p>
-    <w:p>
-      <w:r>
+      <w:pPr>
+        <w:pStyle w:val="Heading3"/>
+      </w:pPr>
+      <w:r>
+        <w:t>Step 2</w:t>
+      </w:r>
+    </w:p>
+    <w:p>
+      <w:pPr>
+        <w:spacing w:line="336" w:lineRule="auto" w:after="180"/>
+        <w:shd w:fill="F4F9FC"/>
+      </w:pPr>
+      <w:r>
+        <w:rPr>
+          <w:b w:val="0"/>
+        </w:rPr>
+        <w:t xml:space="preserve">STEP 2 — TRACE </w:t>
+      </w:r>
+      <w:r>
+        <w:rPr>
+          <w:b/>
+        </w:rPr>
+        <w:t>sample</w:t>
+      </w:r>
+      <w:r>
+        <w:rPr>
+          <w:b w:val="0"/>
+        </w:rPr>
+        <w:t xml:space="preserve"> the </w:t>
+      </w:r>
+      <w:r>
+        <w:rPr>
+          <w:b/>
+        </w:rPr>
+        <w:t>signal</w:t>
+      </w:r>
+      <w:r>
+        <w:rPr>
+          <w:b w:val="0"/>
+        </w:rPr>
+        <w:t xml:space="preserve"> and compare a clap pattern</w:t>
+      </w:r>
+    </w:p>
+    <w:p>
+      <w:pPr>
+        <w:pStyle w:val="Heading3"/>
+      </w:pPr>
+      <w:r>
+        <w:t>Step 3</w:t>
+      </w:r>
+    </w:p>
+    <w:p>
+      <w:pPr>
+        <w:spacing w:line="336" w:lineRule="auto" w:after="180"/>
+        <w:shd w:fill="F4F9FC"/>
+      </w:pPr>
+      <w:r>
+        <w:rPr>
+          <w:b w:val="0"/>
+        </w:rPr>
         <w:t>STEP 3 — CONCLUDE clap detected, not detected, or uncertain</w:t>
       </w:r>
     </w:p>
     <w:p>
-      <w:r>
-        <w:t>MODEL REASONING Look for two strong peaks separated by the expected gap. Noise may add extra peaks or hide a clap. A safe detector needs thresholds, timing rules, and a not-sure result when evidence is weak.</w:t>
-      </w:r>
-    </w:p>
-    <w:p>
-      <w:r>
-        <w:t>DO NOT OVERCLAIM A microphone measures a signal; it does not understand a speaker's meaning by itself.</w:t>
-      </w:r>
-    </w:p>
-    <w:p>
-      <w:r>
-        <w:t>What new evidence could change this answer?</w:t>
-      </w:r>
-    </w:p>
-    <w:p>
       <w:pPr>
         <w:pStyle w:val="Heading3"/>
       </w:pPr>
       <w:r>
+        <w:t>Model answer</w:t>
+      </w:r>
+    </w:p>
+    <w:p>
+      <w:pPr>
+        <w:spacing w:line="336" w:lineRule="auto" w:after="180"/>
+        <w:shd w:fill="F1F6FC"/>
+      </w:pPr>
+      <w:r>
+        <w:rPr>
+          <w:b w:val="0"/>
+        </w:rPr>
+        <w:t xml:space="preserve">MODEL REASONING Look for two strong peaks separated by the expected gap. </w:t>
+      </w:r>
+      <w:r>
+        <w:rPr>
+          <w:b/>
+        </w:rPr>
+        <w:t>Noise</w:t>
+      </w:r>
+      <w:r>
+        <w:rPr>
+          <w:b w:val="0"/>
+        </w:rPr>
+        <w:t xml:space="preserve"> may add extra peaks or hide a clap. A safe detector needs thresholds, timing rules, and a not-sure result when </w:t>
+      </w:r>
+      <w:r>
+        <w:rPr>
+          <w:b/>
+        </w:rPr>
+        <w:t>evidence</w:t>
+      </w:r>
+      <w:r>
+        <w:rPr>
+          <w:b w:val="0"/>
+        </w:rPr>
+        <w:t xml:space="preserve"> is weak.</w:t>
+      </w:r>
+    </w:p>
+    <w:p>
+      <w:pPr>
+        <w:pStyle w:val="Heading3"/>
+      </w:pPr>
+      <w:r>
+        <w:t>A claim to avoid</w:t>
+      </w:r>
+    </w:p>
+    <w:p>
+      <w:pPr>
+        <w:spacing w:line="336" w:lineRule="auto" w:after="180"/>
+        <w:shd w:fill="FFF5E6"/>
+      </w:pPr>
+      <w:r>
+        <w:rPr>
+          <w:b w:val="0"/>
+        </w:rPr>
+        <w:t xml:space="preserve">DO NOT OVERCLAIM A microphone measures a </w:t>
+      </w:r>
+      <w:r>
+        <w:rPr>
+          <w:b/>
+        </w:rPr>
+        <w:t>signal</w:t>
+      </w:r>
+      <w:r>
+        <w:rPr>
+          <w:b w:val="0"/>
+        </w:rPr>
+        <w:t>; it does not understand a speaker's meaning by itself.</w:t>
+      </w:r>
+    </w:p>
+    <w:p>
+      <w:pPr>
+        <w:spacing w:line="336" w:lineRule="auto" w:after="180"/>
+        <w:shd w:fill="F5F1FB"/>
+      </w:pPr>
+      <w:r>
+        <w:rPr>
+          <w:b w:val="0"/>
+        </w:rPr>
+        <w:t xml:space="preserve">What new </w:t>
+      </w:r>
+      <w:r>
+        <w:rPr>
+          <w:b/>
+        </w:rPr>
+        <w:t>evidence</w:t>
+      </w:r>
+      <w:r>
+        <w:rPr>
+          <w:b w:val="0"/>
+        </w:rPr>
+        <w:t xml:space="preserve"> could change this answer?</w:t>
+      </w:r>
+    </w:p>
+    <w:p>
+      <w:pPr>
+        <w:pStyle w:val="Heading3"/>
+      </w:pPr>
+      <w:r>
         <w:t>Concrete teaching case</w:t>
       </w:r>
     </w:p>
     <w:p>
-      <w:r>
+      <w:pPr>
+        <w:pStyle w:val="Heading3"/>
+      </w:pPr>
+      <w:r>
+        <w:t>The teaching case</w:t>
+      </w:r>
+    </w:p>
+    <w:p>
+      <w:pPr>
+        <w:spacing w:line="336" w:lineRule="auto" w:after="180"/>
+        <w:shd w:fill="F1F6FC"/>
+      </w:pPr>
+      <w:r>
+        <w:rPr>
+          <w:b w:val="0"/>
+        </w:rPr>
         <w:t>A microphone records quiet and loud claps at the same distance and settings.</w:t>
       </w:r>
     </w:p>
     <w:p>
-      <w:r>
-        <w:t>What waveform difference is expected? Does it reveal a spoken word?</w:t>
+      <w:pPr>
+        <w:spacing w:line="336" w:lineRule="auto" w:after="180"/>
+        <w:shd w:fill="F5F1FB"/>
+      </w:pPr>
+      <w:r>
+        <w:rPr>
+          <w:b w:val="0"/>
+        </w:rPr>
+        <w:t xml:space="preserve">What </w:t>
+      </w:r>
+      <w:r>
+        <w:rPr>
+          <w:b/>
+        </w:rPr>
+        <w:t>waveform</w:t>
+      </w:r>
+      <w:r>
+        <w:rPr>
+          <w:b w:val="0"/>
+        </w:rPr>
+        <w:t xml:space="preserve"> difference is expected? Does it reveal a spoken word?</w:t>
       </w:r>
     </w:p>
     <w:p>
@@ -593,36 +1356,239 @@
       </w:r>
     </w:p>
     <w:p>
-      <w:r>
-        <w:t>The louder clap generally produces larger amplitude. Amplitude is not word meaning. Distance, gain and noise must be controlled.</w:t>
-      </w:r>
-    </w:p>
-    <w:p>
       <w:pPr>
         <w:pStyle w:val="Heading3"/>
       </w:pPr>
       <w:r>
+        <w:t>Why the result follows</w:t>
+      </w:r>
+    </w:p>
+    <w:p>
+      <w:pPr>
+        <w:spacing w:line="336" w:lineRule="auto" w:after="180"/>
+        <w:shd w:fill="F1F6FC"/>
+      </w:pPr>
+      <w:r>
+        <w:rPr>
+          <w:b w:val="0"/>
+        </w:rPr>
+        <w:t xml:space="preserve">The louder clap generally produces larger </w:t>
+      </w:r>
+      <w:r>
+        <w:rPr>
+          <w:b/>
+        </w:rPr>
+        <w:t>amplitude</w:t>
+      </w:r>
+      <w:r>
+        <w:rPr>
+          <w:b w:val="0"/>
+        </w:rPr>
+        <w:t xml:space="preserve">. </w:t>
+      </w:r>
+      <w:r>
+        <w:rPr>
+          <w:b/>
+        </w:rPr>
+        <w:t>Amplitude</w:t>
+      </w:r>
+      <w:r>
+        <w:rPr>
+          <w:b w:val="0"/>
+        </w:rPr>
+        <w:t xml:space="preserve"> is not word meaning. Distance, gain and </w:t>
+      </w:r>
+      <w:r>
+        <w:rPr>
+          <w:b/>
+        </w:rPr>
+        <w:t>noise</w:t>
+      </w:r>
+      <w:r>
+        <w:rPr>
+          <w:b w:val="0"/>
+        </w:rPr>
+        <w:t xml:space="preserve"> must be controlled.</w:t>
+      </w:r>
+    </w:p>
+    <w:p>
+      <w:pPr>
+        <w:pStyle w:val="Heading3"/>
+      </w:pPr>
+      <w:r>
         <w:t>Explain the added worked example</w:t>
       </w:r>
     </w:p>
     <w:p>
-      <w:r>
-        <w:t>Sound involves changing pressure in a medium such as air. A microphone responds to that variation and produces a changing signal. A digital recording stores measurements of the signal at successive times. The values are ordered: swapping their times changes the represented pattern.</w:t>
-      </w:r>
-    </w:p>
-    <w:p>
-      <w:r>
-        <w:t>We will use tiny invented sequences to study this idea on paper. Their values are arbitrary signal units, not decibels or a test of safe listening levels. Real audio uses many more samples, so our five-point examples should not be played as if they were a realistic recording of speech.</w:t>
-      </w:r>
-    </w:p>
-    <w:p>
-      <w:r>
-        <w:t>A recording must include enough information to interpret the values, including their time spacing and encoding. The sequence 0,2,0,2,0 does not by itself say how quickly the changes happened. This is similar to needing image dimensions as well as pixel values.</w:t>
-      </w:r>
-    </w:p>
-    <w:p>
-      <w:r>
-        <w:t>There are five samples with four gaps between the first and last. Each gap is 1 millisecond, so the elapsed time from first to last is 4 milliseconds. If the same five values were spaced 2 milliseconds apart, they would span 8 milliseconds. Equal value lists with different timing do not describe the same time pattern.</w:t>
+      <w:pPr>
+        <w:pStyle w:val="Heading3"/>
+      </w:pPr>
+      <w:r>
+        <w:t>Explain the added worked example · 1</w:t>
+      </w:r>
+    </w:p>
+    <w:p>
+      <w:pPr>
+        <w:spacing w:line="336" w:lineRule="auto" w:after="180"/>
+      </w:pPr>
+      <w:r>
+        <w:rPr>
+          <w:b w:val="0"/>
+        </w:rPr>
+        <w:t xml:space="preserve">Sound involves changing pressure in a medium such as air. A microphone responds to that variation and produces a changing </w:t>
+      </w:r>
+      <w:r>
+        <w:rPr>
+          <w:b/>
+        </w:rPr>
+        <w:t>signal</w:t>
+      </w:r>
+      <w:r>
+        <w:rPr>
+          <w:b w:val="0"/>
+        </w:rPr>
+        <w:t xml:space="preserve">. A digital recording stores measurements of the </w:t>
+      </w:r>
+      <w:r>
+        <w:rPr>
+          <w:b/>
+        </w:rPr>
+        <w:t>signal</w:t>
+      </w:r>
+      <w:r>
+        <w:rPr>
+          <w:b w:val="0"/>
+        </w:rPr>
+        <w:t xml:space="preserve"> at successive times.</w:t>
+      </w:r>
+    </w:p>
+    <w:p>
+      <w:pPr>
+        <w:spacing w:line="336" w:lineRule="auto" w:after="180"/>
+      </w:pPr>
+      <w:r>
+        <w:rPr>
+          <w:b w:val="0"/>
+        </w:rPr>
+        <w:t>The values are ordered: swapping their times changes the represented pattern.</w:t>
+      </w:r>
+    </w:p>
+    <w:p>
+      <w:pPr>
+        <w:pStyle w:val="Heading3"/>
+      </w:pPr>
+      <w:r>
+        <w:t>Explain the added worked example · 2</w:t>
+      </w:r>
+    </w:p>
+    <w:p>
+      <w:pPr>
+        <w:spacing w:line="336" w:lineRule="auto" w:after="180"/>
+      </w:pPr>
+      <w:r>
+        <w:rPr>
+          <w:b w:val="0"/>
+        </w:rPr>
+        <w:t xml:space="preserve">We will use tiny invented sequences to study this idea on paper. Their values are arbitrary </w:t>
+      </w:r>
+      <w:r>
+        <w:rPr>
+          <w:b/>
+        </w:rPr>
+        <w:t>signal</w:t>
+      </w:r>
+      <w:r>
+        <w:rPr>
+          <w:b w:val="0"/>
+        </w:rPr>
+        <w:t xml:space="preserve"> units, not decibels or a test of safe listening levels.</w:t>
+      </w:r>
+    </w:p>
+    <w:p>
+      <w:pPr>
+        <w:spacing w:line="336" w:lineRule="auto" w:after="180"/>
+      </w:pPr>
+      <w:r>
+        <w:rPr>
+          <w:b w:val="0"/>
+        </w:rPr>
+        <w:t xml:space="preserve">Real audio uses many more </w:t>
+      </w:r>
+      <w:r>
+        <w:rPr>
+          <w:b/>
+        </w:rPr>
+        <w:t>sample</w:t>
+      </w:r>
+      <w:r>
+        <w:rPr>
+          <w:b w:val="0"/>
+        </w:rPr>
+        <w:t>s, so our five-point examples should not be played as if they were a realistic recording of speech.</w:t>
+      </w:r>
+    </w:p>
+    <w:p>
+      <w:pPr>
+        <w:spacing w:line="336" w:lineRule="auto" w:after="180"/>
+      </w:pPr>
+      <w:r>
+        <w:rPr>
+          <w:b w:val="0"/>
+        </w:rPr>
+        <w:t>A recording must include enough information to interpret the values, including their time spacing and encoding. The sequence 0,2,0,2,0 does not by itself say how quickly the changes happened.</w:t>
+      </w:r>
+    </w:p>
+    <w:p>
+      <w:pPr>
+        <w:spacing w:line="336" w:lineRule="auto" w:after="180"/>
+      </w:pPr>
+      <w:r>
+        <w:rPr>
+          <w:b w:val="0"/>
+        </w:rPr>
+        <w:t>This is similar to needing image dimensions as well as pixel values.</w:t>
+      </w:r>
+    </w:p>
+    <w:p>
+      <w:pPr>
+        <w:pStyle w:val="Heading3"/>
+      </w:pPr>
+      <w:r>
+        <w:t>Explain the added worked example · 3</w:t>
+      </w:r>
+    </w:p>
+    <w:p>
+      <w:pPr>
+        <w:spacing w:line="336" w:lineRule="auto" w:after="180"/>
+      </w:pPr>
+      <w:r>
+        <w:rPr>
+          <w:b w:val="0"/>
+        </w:rPr>
+        <w:t xml:space="preserve">There are five </w:t>
+      </w:r>
+      <w:r>
+        <w:rPr>
+          <w:b/>
+        </w:rPr>
+        <w:t>sample</w:t>
+      </w:r>
+      <w:r>
+        <w:rPr>
+          <w:b w:val="0"/>
+        </w:rPr>
+        <w:t>s with four gaps between the first and last. Each gap is 1 millisecond, so the elapsed time from first to last is 4 milliseconds.</w:t>
+      </w:r>
+    </w:p>
+    <w:p>
+      <w:pPr>
+        <w:spacing w:line="336" w:lineRule="auto" w:after="180"/>
+      </w:pPr>
+      <w:r>
+        <w:rPr>
+          <w:b w:val="0"/>
+        </w:rPr>
+        <w:t>If the same five values were spaced 2 milliseconds apart, they would span 8 milliseconds. Equal value lists with different timing do not describe the same time pattern.</w:t>
       </w:r>
     </w:p>
     <w:p>
@@ -788,23 +1754,143 @@
       </w:r>
     </w:p>
     <w:p>
-      <w:r>
-        <w:t>Use the complete worked example below before asking learners to complete W2. Reveal a small part, invite a prediction, then explain the deciding step. These teacher notes contain solutions; do not reveal the independent case answer during modelling.</w:t>
-      </w:r>
-    </w:p>
-    <w:p>
-      <w:r>
-        <w:t>The largest value in 0,2,0,2,0 is 2. The largest value in 0,0,2,0,0 is also 2. The first sequence reaches 2 twice at different times, while the second does so once. Keeping only the maximum loses that distinction, just as counting black pixels lost their arrangement.</w:t>
-      </w:r>
-    </w:p>
-    <w:p>
-      <w:r>
-        <w:t>Sparse measurements can also miss changes. If we inspect the first sequence only at times 0, 2 and 4 milliseconds, all retained values are 0. The two intervening values of 2 disappear from the record. It would be incorrect to conclude from these retained samples alone that the signal stayed at zero between them.</w:t>
-      </w:r>
-    </w:p>
-    <w:p>
-      <w:r>
-        <w:t>More frequent sampling can preserve faster changes under suitable recording conditions, but sampling frequency alone does not make every recording clear. Microphone placement, background sound, clipping and the recording format can also matter. We are studying one source of missing information, not a complete audio engineering specification.</w:t>
+      <w:pPr>
+        <w:spacing w:line="336" w:lineRule="auto" w:after="180"/>
+      </w:pPr>
+      <w:r>
+        <w:rPr>
+          <w:b w:val="0"/>
+        </w:rPr>
+        <w:t xml:space="preserve">Use the complete worked example below before asking learners to complete W2. Reveal a small part, invite a </w:t>
+      </w:r>
+      <w:r>
+        <w:rPr>
+          <w:b/>
+        </w:rPr>
+        <w:t>prediction</w:t>
+      </w:r>
+      <w:r>
+        <w:rPr>
+          <w:b w:val="0"/>
+        </w:rPr>
+        <w:t>, then explain the deciding step.</w:t>
+      </w:r>
+    </w:p>
+    <w:p>
+      <w:pPr>
+        <w:spacing w:line="336" w:lineRule="auto" w:after="180"/>
+      </w:pPr>
+      <w:r>
+        <w:rPr>
+          <w:b w:val="0"/>
+        </w:rPr>
+        <w:t>These teacher notes contain solutions; do not reveal the independent case answer during modelling.</w:t>
+      </w:r>
+    </w:p>
+    <w:p>
+      <w:pPr>
+        <w:spacing w:line="336" w:lineRule="auto" w:after="180"/>
+      </w:pPr>
+      <w:r>
+        <w:rPr>
+          <w:b w:val="0"/>
+        </w:rPr>
+        <w:t>The largest value in 0,2,0,2,0 is 2. The largest value in 0,0,2,0,0 is also 2. The first sequence reaches 2 twice at different times, while the second does so once.</w:t>
+      </w:r>
+    </w:p>
+    <w:p>
+      <w:pPr>
+        <w:spacing w:line="336" w:lineRule="auto" w:after="180"/>
+      </w:pPr>
+      <w:r>
+        <w:rPr>
+          <w:b w:val="0"/>
+        </w:rPr>
+        <w:t>Keeping only the maximum loses that distinction, just as counting black pixels lost their arrangement.</w:t>
+      </w:r>
+    </w:p>
+    <w:p>
+      <w:pPr>
+        <w:pStyle w:val="Heading3"/>
+      </w:pPr>
+      <w:r>
+        <w:t>Model the reasoning aloud · 4</w:t>
+      </w:r>
+    </w:p>
+    <w:p>
+      <w:pPr>
+        <w:spacing w:line="336" w:lineRule="auto" w:after="180"/>
+      </w:pPr>
+      <w:r>
+        <w:rPr>
+          <w:b w:val="0"/>
+        </w:rPr>
+        <w:t>Sparse measurements can also miss changes. If we inspect the first sequence only at times 0, 2 and 4 milliseconds, all retained values are 0. The two intervening values of 2 disappear from the record.</w:t>
+      </w:r>
+    </w:p>
+    <w:p>
+      <w:pPr>
+        <w:spacing w:line="336" w:lineRule="auto" w:after="180"/>
+      </w:pPr>
+      <w:r>
+        <w:rPr>
+          <w:b w:val="0"/>
+        </w:rPr>
+        <w:t xml:space="preserve">It would be incorrect to conclude from these retained </w:t>
+      </w:r>
+      <w:r>
+        <w:rPr>
+          <w:b/>
+        </w:rPr>
+        <w:t>sample</w:t>
+      </w:r>
+      <w:r>
+        <w:rPr>
+          <w:b w:val="0"/>
+        </w:rPr>
+        <w:t xml:space="preserve">s alone that the </w:t>
+      </w:r>
+      <w:r>
+        <w:rPr>
+          <w:b/>
+        </w:rPr>
+        <w:t>signal</w:t>
+      </w:r>
+      <w:r>
+        <w:rPr>
+          <w:b w:val="0"/>
+        </w:rPr>
+        <w:t xml:space="preserve"> stayed at zero between them.</w:t>
+      </w:r>
+    </w:p>
+    <w:p>
+      <w:pPr>
+        <w:pStyle w:val="Heading3"/>
+      </w:pPr>
+      <w:r>
+        <w:t>Model the reasoning aloud · 5</w:t>
+      </w:r>
+    </w:p>
+    <w:p>
+      <w:pPr>
+        <w:spacing w:line="336" w:lineRule="auto" w:after="180"/>
+      </w:pPr>
+      <w:r>
+        <w:rPr>
+          <w:b w:val="0"/>
+        </w:rPr>
+        <w:t>More frequent sampling can preserve faster changes under suitable recording conditions, but sampling frequency alone does not make every recording clear.</w:t>
+      </w:r>
+    </w:p>
+    <w:p>
+      <w:pPr>
+        <w:spacing w:line="336" w:lineRule="auto" w:after="180"/>
+      </w:pPr>
+      <w:r>
+        <w:rPr>
+          <w:b w:val="0"/>
+        </w:rPr>
+        <w:t>Microphone placement, background sound, clipping and the recording format can also matter. We are studying one source of missing information, not a complete audio engineering specification.</w:t>
       </w:r>
     </w:p>
     <w:tbl>
@@ -910,7 +1996,13 @@
       </w:tr>
     </w:tbl>
     <w:p>
-      <w:r>
+      <w:pPr>
+        <w:spacing w:line="336" w:lineRule="auto" w:after="180"/>
+      </w:pPr>
+      <w:r>
+        <w:rPr>
+          <w:b w:val="0"/>
+        </w:rPr>
         <w:t>Use the diagram and verbal explanation together. Ask learners to match a sentence to a specific visual step; do not assign learners fixed visual or auditory learning styles.</w:t>
       </w:r>
     </w:p>
@@ -923,8 +2015,26 @@
       </w:r>
     </w:p>
     <w:p>
-      <w:r>
-        <w:t>A fictional microphone display records five samples during a short classroom tap.</w:t>
+      <w:pPr>
+        <w:spacing w:line="336" w:lineRule="auto" w:after="180"/>
+      </w:pPr>
+      <w:r>
+        <w:rPr>
+          <w:b w:val="0"/>
+        </w:rPr>
+        <w:t xml:space="preserve">A fictional microphone display records five </w:t>
+      </w:r>
+      <w:r>
+        <w:rPr>
+          <w:b/>
+        </w:rPr>
+        <w:t>sample</w:t>
+      </w:r>
+      <w:r>
+        <w:rPr>
+          <w:b w:val="0"/>
+        </w:rPr>
+        <w:t>s during a short classroom tap.</w:t>
       </w:r>
     </w:p>
     <w:p>
@@ -936,13 +2046,61 @@
       </w:r>
     </w:p>
     <w:p>
-      <w:r>
+      <w:pPr>
+        <w:pStyle w:val="Heading3"/>
+      </w:pPr>
+      <w:r>
+        <w:t>Supplied facts</w:t>
+      </w:r>
+    </w:p>
+    <w:p>
+      <w:pPr>
+        <w:spacing w:line="336" w:lineRule="auto" w:after="180"/>
+        <w:shd w:fill="F1F6FC"/>
+      </w:pPr>
+      <w:r>
+        <w:rPr>
+          <w:b w:val="0"/>
+        </w:rPr>
         <w:t>Times are 0,1,2,3,4 ms in order.</w:t>
       </w:r>
     </w:p>
     <w:p>
-      <w:r>
-        <w:t>Signal A: 0,3,0,1,0. Signal B: 0,1,0,3,0. Toy values are signed measurement units; these happen to be nonnegative.</w:t>
+      <w:pPr>
+        <w:pStyle w:val="Heading3"/>
+      </w:pPr>
+      <w:r>
+        <w:t>Supplied facts</w:t>
+      </w:r>
+    </w:p>
+    <w:p>
+      <w:pPr>
+        <w:spacing w:line="336" w:lineRule="auto" w:after="180"/>
+        <w:shd w:fill="F1F6FC"/>
+      </w:pPr>
+      <w:r>
+        <w:rPr>
+          <w:b/>
+        </w:rPr>
+        <w:t>Signal</w:t>
+      </w:r>
+      <w:r>
+        <w:rPr>
+          <w:b w:val="0"/>
+        </w:rPr>
+        <w:t xml:space="preserve"> A: 0,3,0,1,0. </w:t>
+      </w:r>
+      <w:r>
+        <w:rPr>
+          <w:b/>
+        </w:rPr>
+        <w:t>Signal</w:t>
+      </w:r>
+      <w:r>
+        <w:rPr>
+          <w:b w:val="0"/>
+        </w:rPr>
+        <w:t xml:space="preserve"> B: 0,1,0,3,0. Toy values are signed measurement units; these happen to be nonnegative.</w:t>
       </w:r>
     </w:p>
     <w:p>
@@ -1163,20 +2321,86 @@
       </w:r>
     </w:p>
     <w:p>
-      <w:r>
-        <w:t>The sequences contain the same values in different orders. Keeping the maximum preserves peak recorded value while losing its timing. A graph should keep time on the horizontal axis; shuffling samples changes the recorded signal even if its maximum stays fixed.</w:t>
-      </w:r>
-    </w:p>
-    <w:p>
       <w:pPr>
         <w:pStyle w:val="Heading3"/>
       </w:pPr>
       <w:r>
+        <w:t>Why the result follows</w:t>
+      </w:r>
+    </w:p>
+    <w:p>
+      <w:pPr>
+        <w:spacing w:line="336" w:lineRule="auto" w:after="180"/>
+        <w:shd w:fill="F1F6FC"/>
+      </w:pPr>
+      <w:r>
+        <w:rPr>
+          <w:b w:val="0"/>
+        </w:rPr>
+        <w:t>The sequences contain the same values in different orders. Keeping the maximum preserves peak recorded value while losing its timing.</w:t>
+      </w:r>
+    </w:p>
+    <w:p>
+      <w:pPr>
+        <w:spacing w:line="336" w:lineRule="auto" w:after="180"/>
+        <w:shd w:fill="F1F6FC"/>
+      </w:pPr>
+      <w:r>
+        <w:rPr>
+          <w:b w:val="0"/>
+        </w:rPr>
+        <w:t xml:space="preserve">A graph should keep time on the horizontal axis; shuffling </w:t>
+      </w:r>
+      <w:r>
+        <w:rPr>
+          <w:b/>
+        </w:rPr>
+        <w:t>sample</w:t>
+      </w:r>
+      <w:r>
+        <w:rPr>
+          <w:b w:val="0"/>
+        </w:rPr>
+        <w:t xml:space="preserve">s changes the recorded </w:t>
+      </w:r>
+      <w:r>
+        <w:rPr>
+          <w:b/>
+        </w:rPr>
+        <w:t>signal</w:t>
+      </w:r>
+      <w:r>
+        <w:rPr>
+          <w:b w:val="0"/>
+        </w:rPr>
+        <w:t xml:space="preserve"> even if its maximum stays fixed.</w:t>
+      </w:r>
+    </w:p>
+    <w:p>
+      <w:pPr>
+        <w:pStyle w:val="Heading3"/>
+      </w:pPr>
+      <w:r>
         <w:t>What this example does not establish</w:t>
       </w:r>
     </w:p>
     <w:p>
-      <w:r>
+      <w:pPr>
+        <w:pStyle w:val="Heading3"/>
+      </w:pPr>
+      <w:r>
+        <w:t>Keep the stated limit</w:t>
+      </w:r>
+    </w:p>
+    <w:p>
+      <w:pPr>
+        <w:spacing w:line="336" w:lineRule="auto" w:after="180"/>
+        <w:shd w:fill="FFF5E6"/>
+      </w:pPr>
+      <w:r>
+        <w:rPr>
+          <w:b w:val="0"/>
+        </w:rPr>
         <w:t>These sparse toy values cannot establish perceived loudness, pitch or what happened between sampling times.</w:t>
       </w:r>
     </w:p>
@@ -1189,31 +2413,167 @@
       </w:r>
     </w:p>
     <w:p>
-      <w:r>
-        <w:t>Change: Retain only samples at 0,2,4 ms.</w:t>
-      </w:r>
-    </w:p>
-    <w:p>
-      <w:r>
-        <w:t>Prediction: Both retained sequences are 0,0,0.</w:t>
-      </w:r>
-    </w:p>
-    <w:p>
-      <w:r>
-        <w:t>Reason: The selected times omit both nonzero samples from each signal.</w:t>
-      </w:r>
-    </w:p>
-    <w:p>
       <w:pPr>
         <w:pStyle w:val="Heading3"/>
       </w:pPr>
       <w:r>
+        <w:t>Change one thing</w:t>
+      </w:r>
+    </w:p>
+    <w:p>
+      <w:pPr>
+        <w:spacing w:line="336" w:lineRule="auto" w:after="180"/>
+        <w:shd w:fill="F5F1FB"/>
+      </w:pPr>
+      <w:r>
+        <w:rPr>
+          <w:b w:val="0"/>
+        </w:rPr>
+        <w:t xml:space="preserve">Change: Retain only </w:t>
+      </w:r>
+      <w:r>
+        <w:rPr>
+          <w:b/>
+        </w:rPr>
+        <w:t>sample</w:t>
+      </w:r>
+      <w:r>
+        <w:rPr>
+          <w:b w:val="0"/>
+        </w:rPr>
+        <w:t>s at 0,2,4 ms.</w:t>
+      </w:r>
+    </w:p>
+    <w:p>
+      <w:pPr>
+        <w:pStyle w:val="Heading3"/>
+      </w:pPr>
+      <w:r>
+        <w:t>Predicted result</w:t>
+      </w:r>
+    </w:p>
+    <w:p>
+      <w:pPr>
+        <w:spacing w:line="336" w:lineRule="auto" w:after="180"/>
+        <w:shd w:fill="F1F6FC"/>
+      </w:pPr>
+      <w:r>
+        <w:rPr>
+          <w:b/>
+        </w:rPr>
+        <w:t>Prediction</w:t>
+      </w:r>
+      <w:r>
+        <w:rPr>
+          <w:b w:val="0"/>
+        </w:rPr>
+        <w:t>: Both retained sequences are 0,0,0.</w:t>
+      </w:r>
+    </w:p>
+    <w:p>
+      <w:pPr>
+        <w:pStyle w:val="Heading3"/>
+      </w:pPr>
+      <w:r>
+        <w:t>Why the result follows</w:t>
+      </w:r>
+    </w:p>
+    <w:p>
+      <w:pPr>
+        <w:spacing w:line="336" w:lineRule="auto" w:after="180"/>
+        <w:shd w:fill="F1F6FC"/>
+      </w:pPr>
+      <w:r>
+        <w:rPr>
+          <w:b w:val="0"/>
+        </w:rPr>
+        <w:t xml:space="preserve">Reason: The selected times omit both nonzero </w:t>
+      </w:r>
+      <w:r>
+        <w:rPr>
+          <w:b/>
+        </w:rPr>
+        <w:t>sample</w:t>
+      </w:r>
+      <w:r>
+        <w:rPr>
+          <w:b w:val="0"/>
+        </w:rPr>
+        <w:t xml:space="preserve">s from each </w:t>
+      </w:r>
+      <w:r>
+        <w:rPr>
+          <w:b/>
+        </w:rPr>
+        <w:t>signal</w:t>
+      </w:r>
+      <w:r>
+        <w:rPr>
+          <w:b w:val="0"/>
+        </w:rPr>
+        <w:t>.</w:t>
+      </w:r>
+    </w:p>
+    <w:p>
+      <w:pPr>
+        <w:pStyle w:val="Heading3"/>
+      </w:pPr>
+      <w:r>
         <w:t>Ask while showing the picture</w:t>
       </w:r>
     </w:p>
     <w:p>
-      <w:r>
-        <w:t>Cover the result. Ask learners to name the inputs and predict the next step. Uncover one step, connect the icon to the actual procedure, and explain its evidence. Then change the supplied condition and compare. The picture is a representation; it does not document execution of a real AI model.</w:t>
+      <w:pPr>
+        <w:pStyle w:val="Heading3"/>
+      </w:pPr>
+      <w:r>
+        <w:t>Ask while showing the picture · 6</w:t>
+      </w:r>
+    </w:p>
+    <w:p>
+      <w:pPr>
+        <w:spacing w:line="336" w:lineRule="auto" w:after="180"/>
+      </w:pPr>
+      <w:r>
+        <w:rPr>
+          <w:b w:val="0"/>
+        </w:rPr>
+        <w:t xml:space="preserve">Cover the result. Ask learners to name the </w:t>
+      </w:r>
+      <w:r>
+        <w:rPr>
+          <w:b/>
+        </w:rPr>
+        <w:t>input</w:t>
+      </w:r>
+      <w:r>
+        <w:rPr>
+          <w:b w:val="0"/>
+        </w:rPr>
+        <w:t xml:space="preserve">s and predict the next step. Uncover one step, connect the icon to the actual procedure, and explain its </w:t>
+      </w:r>
+      <w:r>
+        <w:rPr>
+          <w:b/>
+        </w:rPr>
+        <w:t>evidence</w:t>
+      </w:r>
+      <w:r>
+        <w:rPr>
+          <w:b w:val="0"/>
+        </w:rPr>
+        <w:t>. Then change the supplied condition and compare.</w:t>
+      </w:r>
+    </w:p>
+    <w:p>
+      <w:pPr>
+        <w:spacing w:line="336" w:lineRule="auto" w:after="180"/>
+      </w:pPr>
+      <w:r>
+        <w:rPr>
+          <w:b w:val="0"/>
+        </w:rPr>
+        <w:t>The picture is a representation; it does not document execution of a real AI model.</w:t>
       </w:r>
     </w:p>
     <w:p>
@@ -1225,11 +2585,16 @@
       </w:r>
     </w:p>
     <w:p>
+      <w:r>
+        <w:t>Demonstrate Sound Becomes a Signal, reduce support deliberately and check individual reasoning before discussing answers.</w:t>
+      </w:r>
+    </w:p>
+    <w:p>
       <w:pPr>
         <w:pStyle w:val="Heading3"/>
       </w:pPr>
       <w:r>
-        <w:t>Demonstrate and guide practice</w:t>
+        <w:t>Board sequence</w:t>
       </w:r>
     </w:p>
     <w:p>
@@ -1237,26 +2602,138 @@
         <w:pStyle w:val="Heading3"/>
       </w:pPr>
       <w:r>
-        <w:t>Board sequence</w:t>
-      </w:r>
-    </w:p>
-    <w:p>
-      <w:r>
+        <w:t>1. Put the facts on the board</w:t>
+      </w:r>
+    </w:p>
+    <w:p>
+      <w:pPr>
+        <w:spacing w:line="336" w:lineRule="auto" w:after="180"/>
+        <w:shd w:fill="F4F9FC"/>
+      </w:pPr>
+      <w:r>
+        <w:rPr>
+          <w:b w:val="0"/>
+        </w:rPr>
         <w:t>Write the given facts: A microphone records quiet and loud claps at the same distance and settings.</w:t>
       </w:r>
     </w:p>
     <w:p>
-      <w:r>
-        <w:t>Write the question to explain: What waveform difference is expected? Does it reveal a spoken word?</w:t>
-      </w:r>
-    </w:p>
-    <w:p>
-      <w:r>
-        <w:t>Reveal after predictions: The louder clap generally produces larger amplitude. Amplitude is not word meaning. Distance, gain and noise must be controlled.</w:t>
-      </w:r>
-    </w:p>
-    <w:p>
-      <w:r>
+      <w:pPr>
+        <w:pStyle w:val="Heading3"/>
+      </w:pPr>
+      <w:r>
+        <w:t>2. State the decision to explain</w:t>
+      </w:r>
+    </w:p>
+    <w:p>
+      <w:pPr>
+        <w:spacing w:line="336" w:lineRule="auto" w:after="180"/>
+        <w:shd w:fill="F5F1FB"/>
+      </w:pPr>
+      <w:r>
+        <w:rPr>
+          <w:b w:val="0"/>
+        </w:rPr>
+        <w:t xml:space="preserve">Write the question to explain: What </w:t>
+      </w:r>
+      <w:r>
+        <w:rPr>
+          <w:b/>
+        </w:rPr>
+        <w:t>waveform</w:t>
+      </w:r>
+      <w:r>
+        <w:rPr>
+          <w:b w:val="0"/>
+        </w:rPr>
+        <w:t xml:space="preserve"> difference is expected? Does it reveal a spoken word?</w:t>
+      </w:r>
+    </w:p>
+    <w:p>
+      <w:pPr>
+        <w:pStyle w:val="Heading3"/>
+      </w:pPr>
+      <w:r>
+        <w:t>3. Reveal the worked reasoning</w:t>
+      </w:r>
+    </w:p>
+    <w:p>
+      <w:pPr>
+        <w:spacing w:line="336" w:lineRule="auto" w:after="180"/>
+        <w:shd w:fill="F1F6FC"/>
+      </w:pPr>
+      <w:r>
+        <w:rPr>
+          <w:b w:val="0"/>
+        </w:rPr>
+        <w:t xml:space="preserve">Reveal after </w:t>
+      </w:r>
+      <w:r>
+        <w:rPr>
+          <w:b/>
+        </w:rPr>
+        <w:t>prediction</w:t>
+      </w:r>
+      <w:r>
+        <w:rPr>
+          <w:b w:val="0"/>
+        </w:rPr>
+        <w:t xml:space="preserve">s: The louder clap generally produces larger </w:t>
+      </w:r>
+      <w:r>
+        <w:rPr>
+          <w:b/>
+        </w:rPr>
+        <w:t>amplitude</w:t>
+      </w:r>
+      <w:r>
+        <w:rPr>
+          <w:b w:val="0"/>
+        </w:rPr>
+        <w:t xml:space="preserve">. </w:t>
+      </w:r>
+      <w:r>
+        <w:rPr>
+          <w:b/>
+        </w:rPr>
+        <w:t>Amplitude</w:t>
+      </w:r>
+      <w:r>
+        <w:rPr>
+          <w:b w:val="0"/>
+        </w:rPr>
+        <w:t xml:space="preserve"> is not word meaning. Distance, gain and </w:t>
+      </w:r>
+      <w:r>
+        <w:rPr>
+          <w:b/>
+        </w:rPr>
+        <w:t>noise</w:t>
+      </w:r>
+      <w:r>
+        <w:rPr>
+          <w:b w:val="0"/>
+        </w:rPr>
+        <w:t xml:space="preserve"> must be controlled.</w:t>
+      </w:r>
+    </w:p>
+    <w:p>
+      <w:pPr>
+        <w:pStyle w:val="Heading3"/>
+      </w:pPr>
+      <w:r>
+        <w:t>Hold back the independent task</w:t>
+      </w:r>
+    </w:p>
+    <w:p>
+      <w:pPr>
+        <w:spacing w:line="336" w:lineRule="auto" w:after="180"/>
+        <w:shd w:fill="FFF5E6"/>
+      </w:pPr>
+      <w:r>
+        <w:rPr>
+          <w:b w:val="0"/>
+        </w:rPr>
         <w:t>Keep for an independent attempt: Two recordings contain the same word: one quiet and one loud. Which device receives the sound? Does a larger wave automatically mean a different word? Explain.</w:t>
       </w:r>
     </w:p>
@@ -1269,23 +2746,77 @@
       </w:r>
     </w:p>
     <w:p>
-      <w:r>
+      <w:pPr>
+        <w:pStyle w:val="Heading3"/>
+      </w:pPr>
+      <w:r>
+        <w:t>Ask the class</w:t>
+      </w:r>
+    </w:p>
+    <w:p>
+      <w:pPr>
+        <w:spacing w:line="336" w:lineRule="auto" w:after="180"/>
+        <w:shd w:fill="F5F1FB"/>
+      </w:pPr>
+      <w:r>
+        <w:rPr>
+          <w:b w:val="0"/>
+        </w:rPr>
         <w:t>Ask: Which facts are given, and which would we have to assume? Learners mark relevant details before discussing answers.</w:t>
       </w:r>
     </w:p>
     <w:p>
-      <w:r>
+      <w:pPr>
+        <w:pStyle w:val="Heading3"/>
+      </w:pPr>
+      <w:r>
+        <w:t>Language to model</w:t>
+      </w:r>
+    </w:p>
+    <w:p>
+      <w:pPr>
+        <w:spacing w:line="336" w:lineRule="auto" w:after="180"/>
+        <w:shd w:fill="F1F6F8"/>
+      </w:pPr>
+      <w:r>
+        <w:rPr>
+          <w:b w:val="0"/>
+        </w:rPr>
         <w:t>Say: Predict first. Show the rule, information path or calculation that would produce the result. A correct guess is not yet an explanation.</w:t>
       </w:r>
     </w:p>
     <w:p>
-      <w:r>
+      <w:pPr>
+        <w:spacing w:line="336" w:lineRule="auto" w:after="180"/>
+      </w:pPr>
+      <w:r>
+        <w:rPr>
+          <w:b w:val="0"/>
+        </w:rPr>
         <w:t>Reveal reasoning one step at a time. Explain why a tempting alternative fails. Write units and denominators for arithmetic, trace conditions for decisions, and identify supporting sources for claims.</w:t>
       </w:r>
     </w:p>
     <w:p>
-      <w:r>
-        <w:t>In pairs, one learner solves while the other checks evidence; exchange roles. Remove the worked answer before independent assessment.</w:t>
+      <w:pPr>
+        <w:spacing w:line="336" w:lineRule="auto" w:after="180"/>
+      </w:pPr>
+      <w:r>
+        <w:rPr>
+          <w:b w:val="0"/>
+        </w:rPr>
+        <w:t xml:space="preserve">In pairs, one learner solves while the other checks </w:t>
+      </w:r>
+      <w:r>
+        <w:rPr>
+          <w:b/>
+        </w:rPr>
+        <w:t>evidence</w:t>
+      </w:r>
+      <w:r>
+        <w:rPr>
+          <w:b w:val="0"/>
+        </w:rPr>
+        <w:t>; exchange roles. Remove the worked answer before independent assessment.</w:t>
       </w:r>
     </w:p>
     <w:p>
@@ -1297,8 +2828,37 @@
       </w:r>
     </w:p>
     <w:p>
-      <w:r>
-        <w:t>The interval is 2 ms and first-to-last duration 8 ms. Keeping 0,4,8 ms retains 0,0,0 and misses the 3 and 1 at 2 and 6 ms. A transcript can preserve estimated words but may omit pauses or background sounds. Correct arithmetic on a transcribed number does not establish that the number matches the recording.</w:t>
+      <w:pPr>
+        <w:spacing w:line="336" w:lineRule="auto" w:after="180"/>
+      </w:pPr>
+      <w:r>
+        <w:rPr>
+          <w:b w:val="0"/>
+        </w:rPr>
+        <w:t xml:space="preserve">The interval is 2 ms and first-to-last duration 8 ms. Keeping 0,4,8 ms retains 0,0,0 and misses the 3 and 1 at 2 and 6 ms. A </w:t>
+      </w:r>
+      <w:r>
+        <w:rPr>
+          <w:b/>
+        </w:rPr>
+        <w:t>transcript</w:t>
+      </w:r>
+      <w:r>
+        <w:rPr>
+          <w:b w:val="0"/>
+        </w:rPr>
+        <w:t xml:space="preserve"> can preserve estimated words but may omit pauses or background sounds.</w:t>
+      </w:r>
+    </w:p>
+    <w:p>
+      <w:pPr>
+        <w:spacing w:line="336" w:lineRule="auto" w:after="180"/>
+      </w:pPr>
+      <w:r>
+        <w:rPr>
+          <w:b w:val="0"/>
+        </w:rPr>
+        <w:t>Correct arithmetic on a transcribed number does not establish that the number matches the recording.</w:t>
       </w:r>
     </w:p>
     <w:p>
@@ -1530,41 +3090,155 @@
       </w:r>
     </w:p>
     <w:p>
-      <w:r>
-        <w:t>Completion task: Retain only times 0,4,8 from W1. Write the retained values. Give one claim about the original signal that these retained values do not justify.</w:t>
-      </w:r>
-    </w:p>
-    <w:p>
-      <w:r>
-        <w:t>Teacher check: The retained values are 0,0,0. They do not justify saying the signal was always zero or had no changes between those times; the original had values 3 and 1 at omitted times.</w:t>
-      </w:r>
-    </w:p>
-    <w:p>
-      <w:r>
-        <w:t>Start by identifying the given inputs together. Leave the intermediate steps blank. If needed, model one step, then withdraw that help on the next step. Move to a full trace only when the partial trace is understood. For partners, alternate explainer and checker; collect a response from every learner before discussion.</w:t>
-      </w:r>
-    </w:p>
-    <w:p>
       <w:pPr>
         <w:pStyle w:val="Heading3"/>
       </w:pPr>
       <w:r>
+        <w:t>Completion practice</w:t>
+      </w:r>
+    </w:p>
+    <w:p>
+      <w:pPr>
+        <w:spacing w:line="336" w:lineRule="auto" w:after="180"/>
+        <w:shd w:fill="F5F1FB"/>
+      </w:pPr>
+      <w:r>
+        <w:rPr>
+          <w:b w:val="0"/>
+        </w:rPr>
+        <w:t xml:space="preserve">Completion task: Retain only times 0,4,8 from W1. Write the retained values. Give one claim about the original </w:t>
+      </w:r>
+      <w:r>
+        <w:rPr>
+          <w:b/>
+        </w:rPr>
+        <w:t>signal</w:t>
+      </w:r>
+      <w:r>
+        <w:rPr>
+          <w:b w:val="0"/>
+        </w:rPr>
+        <w:t xml:space="preserve"> that these retained values do not justify.</w:t>
+      </w:r>
+    </w:p>
+    <w:p>
+      <w:pPr>
+        <w:pStyle w:val="Heading3"/>
+      </w:pPr>
+      <w:r>
+        <w:t>Reasoning to listen for</w:t>
+      </w:r>
+    </w:p>
+    <w:p>
+      <w:pPr>
+        <w:spacing w:line="336" w:lineRule="auto" w:after="180"/>
+        <w:shd w:fill="F1F6FC"/>
+      </w:pPr>
+      <w:r>
+        <w:rPr>
+          <w:b w:val="0"/>
+        </w:rPr>
+        <w:t xml:space="preserve">Teacher check: The retained values are 0,0,0. They do not justify saying the </w:t>
+      </w:r>
+      <w:r>
+        <w:rPr>
+          <w:b/>
+        </w:rPr>
+        <w:t>signal</w:t>
+      </w:r>
+      <w:r>
+        <w:rPr>
+          <w:b w:val="0"/>
+        </w:rPr>
+        <w:t xml:space="preserve"> was always zero or had no changes between those times; the original had values 3 and 1 at omitted times.</w:t>
+      </w:r>
+    </w:p>
+    <w:p>
+      <w:pPr>
+        <w:spacing w:line="336" w:lineRule="auto" w:after="180"/>
+      </w:pPr>
+      <w:r>
+        <w:rPr>
+          <w:b w:val="0"/>
+        </w:rPr>
+        <w:t xml:space="preserve">Start by identifying the given </w:t>
+      </w:r>
+      <w:r>
+        <w:rPr>
+          <w:b/>
+        </w:rPr>
+        <w:t>input</w:t>
+      </w:r>
+      <w:r>
+        <w:rPr>
+          <w:b w:val="0"/>
+        </w:rPr>
+        <w:t>s together. Leave the intermediate steps blank. If needed, model one step, then withdraw that help on the next step. Move to a full trace only when the partial trace is understood.</w:t>
+      </w:r>
+    </w:p>
+    <w:p>
+      <w:pPr>
+        <w:spacing w:line="336" w:lineRule="auto" w:after="180"/>
+      </w:pPr>
+      <w:r>
+        <w:rPr>
+          <w:b w:val="0"/>
+        </w:rPr>
+        <w:t>For partners, alternate explainer and checker; collect a response from every learner before discussion.</w:t>
+      </w:r>
+    </w:p>
+    <w:p>
+      <w:pPr>
+        <w:pStyle w:val="Heading3"/>
+      </w:pPr>
+      <w:r>
         <w:t>Individual reasoning check</w:t>
       </w:r>
     </w:p>
     <w:p>
-      <w:r>
-        <w:t>Use the worked case for Sound as sampled information. Proposed explanation: “Five samples make five gaps”. Decide whether this explanation is supported. Point to the step or supplied fact that decides; explain your repair if needed.</w:t>
-      </w:r>
-    </w:p>
-    <w:p>
-      <w:r>
-        <w:t>Expected correction: Place five cards in a row and point to each space between them. The span ends at the last sample.</w:t>
-      </w:r>
-    </w:p>
-    <w:p>
-      <w:r>
-        <w:t>Collect explanations, not only yes/no votes. If a misunderstanding is common, re-model the relevant step for the class. If it affects a few learners, give a short targeted group explanation while others solve a more demanding variation.</w:t>
+      <w:pPr>
+        <w:spacing w:line="336" w:lineRule="auto" w:after="180"/>
+      </w:pPr>
+      <w:r>
+        <w:rPr>
+          <w:b w:val="0"/>
+        </w:rPr>
+        <w:t xml:space="preserve">Use the worked case for Sound as </w:t>
+      </w:r>
+      <w:r>
+        <w:rPr>
+          <w:b/>
+        </w:rPr>
+        <w:t>sample</w:t>
+      </w:r>
+      <w:r>
+        <w:rPr>
+          <w:b w:val="0"/>
+        </w:rPr>
+        <w:t xml:space="preserve">d information. Proposed explanation: “Five </w:t>
+      </w:r>
+      <w:r>
+        <w:rPr>
+          <w:b/>
+        </w:rPr>
+        <w:t>sample</w:t>
+      </w:r>
+      <w:r>
+        <w:rPr>
+          <w:b w:val="0"/>
+        </w:rPr>
+        <w:t>s make five gaps”. Decide whether this explanation is supported.</w:t>
+      </w:r>
+    </w:p>
+    <w:p>
+      <w:pPr>
+        <w:spacing w:line="336" w:lineRule="auto" w:after="180"/>
+      </w:pPr>
+      <w:r>
+        <w:rPr>
+          <w:b w:val="0"/>
+        </w:rPr>
+        <w:t>Point to the step or supplied fact that decides; explain your repair if needed.</w:t>
       </w:r>
     </w:p>
     <w:p>
@@ -1572,12 +3246,84 @@
         <w:pStyle w:val="Heading3"/>
       </w:pPr>
       <w:r>
+        <w:t>Expected repair</w:t>
+      </w:r>
+    </w:p>
+    <w:p>
+      <w:pPr>
+        <w:spacing w:line="336" w:lineRule="auto" w:after="180"/>
+        <w:shd w:fill="F1F6FC"/>
+      </w:pPr>
+      <w:r>
+        <w:rPr>
+          <w:b w:val="0"/>
+        </w:rPr>
+        <w:t xml:space="preserve">Expected correction: Place five cards in a row and point to each space between them. The span ends at the last </w:t>
+      </w:r>
+      <w:r>
+        <w:rPr>
+          <w:b/>
+        </w:rPr>
+        <w:t>sample</w:t>
+      </w:r>
+      <w:r>
+        <w:rPr>
+          <w:b w:val="0"/>
+        </w:rPr>
+        <w:t>.</w:t>
+      </w:r>
+    </w:p>
+    <w:p>
+      <w:pPr>
+        <w:spacing w:line="336" w:lineRule="auto" w:after="180"/>
+      </w:pPr>
+      <w:r>
+        <w:rPr>
+          <w:b w:val="0"/>
+        </w:rPr>
+        <w:t>Collect explanations, not only yes/no votes. If a misunderstanding is common, re-model the relevant step for the class.</w:t>
+      </w:r>
+    </w:p>
+    <w:p>
+      <w:pPr>
+        <w:spacing w:line="336" w:lineRule="auto" w:after="180"/>
+      </w:pPr>
+      <w:r>
+        <w:rPr>
+          <w:b w:val="0"/>
+        </w:rPr>
+        <w:t>If it affects a few learners, give a short targeted group explanation while others solve a more demanding variation.</w:t>
+      </w:r>
+    </w:p>
+    <w:p>
+      <w:pPr>
+        <w:pStyle w:val="Heading3"/>
+      </w:pPr>
+      <w:r>
         <w:t>Pictorial practice question</w:t>
       </w:r>
     </w:p>
     <w:p>
-      <w:r>
-        <w:t>Does the all-zero retained record prove the full signal was silent? Use the picture.</w:t>
+      <w:pPr>
+        <w:spacing w:line="336" w:lineRule="auto" w:after="180"/>
+      </w:pPr>
+      <w:r>
+        <w:rPr>
+          <w:b w:val="0"/>
+        </w:rPr>
+        <w:t xml:space="preserve">Does the all-zero retained record prove the full </w:t>
+      </w:r>
+      <w:r>
+        <w:rPr>
+          <w:b/>
+        </w:rPr>
+        <w:t>signal</w:t>
+      </w:r>
+      <w:r>
+        <w:rPr>
+          <w:b w:val="0"/>
+        </w:rPr>
+        <w:t xml:space="preserve"> was silent? Use the picture.</w:t>
       </w:r>
     </w:p>
     <w:p>
@@ -1589,18 +3335,96 @@
       </w:r>
     </w:p>
     <w:p>
-      <w:r>
-        <w:t>No. The full supplied signals contain nonzero values at 1 and 3 ms; those measurements were discarded.</w:t>
-      </w:r>
-    </w:p>
-    <w:p>
-      <w:r>
-        <w:t>Changed-case reasoning: Both retained sequences are 0,0,0. The selected times omit both nonzero samples from each signal.</w:t>
-      </w:r>
-    </w:p>
-    <w:p>
-      <w:r>
-        <w:t>Collect each learner’s explanation before discussion. Use the first missing connection between input, deciding step and result to choose support. This question is worked-case practice, not fresh mastery evidence.</w:t>
+      <w:pPr>
+        <w:spacing w:line="336" w:lineRule="auto" w:after="180"/>
+      </w:pPr>
+      <w:r>
+        <w:rPr>
+          <w:b w:val="0"/>
+        </w:rPr>
+        <w:t xml:space="preserve">No. The full supplied </w:t>
+      </w:r>
+      <w:r>
+        <w:rPr>
+          <w:b/>
+        </w:rPr>
+        <w:t>signal</w:t>
+      </w:r>
+      <w:r>
+        <w:rPr>
+          <w:b w:val="0"/>
+        </w:rPr>
+        <w:t>s contain nonzero values at 1 and 3 ms; those measurements were discarded.</w:t>
+      </w:r>
+    </w:p>
+    <w:p>
+      <w:pPr>
+        <w:spacing w:line="336" w:lineRule="auto" w:after="180"/>
+      </w:pPr>
+      <w:r>
+        <w:rPr>
+          <w:b w:val="0"/>
+        </w:rPr>
+        <w:t xml:space="preserve">Changed-case reasoning: Both retained sequences are 0,0,0. The selected times omit both nonzero </w:t>
+      </w:r>
+      <w:r>
+        <w:rPr>
+          <w:b/>
+        </w:rPr>
+        <w:t>sample</w:t>
+      </w:r>
+      <w:r>
+        <w:rPr>
+          <w:b w:val="0"/>
+        </w:rPr>
+        <w:t xml:space="preserve">s from each </w:t>
+      </w:r>
+      <w:r>
+        <w:rPr>
+          <w:b/>
+        </w:rPr>
+        <w:t>signal</w:t>
+      </w:r>
+      <w:r>
+        <w:rPr>
+          <w:b w:val="0"/>
+        </w:rPr>
+        <w:t>.</w:t>
+      </w:r>
+    </w:p>
+    <w:p>
+      <w:pPr>
+        <w:spacing w:line="336" w:lineRule="auto" w:after="180"/>
+      </w:pPr>
+      <w:r>
+        <w:rPr>
+          <w:b w:val="0"/>
+        </w:rPr>
+        <w:t xml:space="preserve">Collect each learner’s explanation before discussion. Use the first missing connection between </w:t>
+      </w:r>
+      <w:r>
+        <w:rPr>
+          <w:b/>
+        </w:rPr>
+        <w:t>input</w:t>
+      </w:r>
+      <w:r>
+        <w:rPr>
+          <w:b w:val="0"/>
+        </w:rPr>
+        <w:t xml:space="preserve">, deciding step and result to choose support. This question is worked-case practice, not fresh mastery </w:t>
+      </w:r>
+      <w:r>
+        <w:rPr>
+          <w:b/>
+        </w:rPr>
+        <w:t>evidence</w:t>
+      </w:r>
+      <w:r>
+        <w:rPr>
+          <w:b w:val="0"/>
+        </w:rPr>
+        <w:t>.</w:t>
       </w:r>
     </w:p>
     <w:p>
@@ -1612,45 +3436,186 @@
       </w:r>
     </w:p>
     <w:p>
+      <w:r>
+        <w:t>Run the Sound Becomes a Signal investigation and use the first unsupported step to choose a teaching response.</w:t>
+      </w:r>
+    </w:p>
+    <w:p>
+      <w:pPr>
+        <w:spacing w:line="336" w:lineRule="auto" w:after="180"/>
+      </w:pPr>
+      <w:r>
+        <w:rPr>
+          <w:b w:val="0"/>
+        </w:rPr>
+        <w:t xml:space="preserve">Predict first, test honestly, and explain what the </w:t>
+      </w:r>
+      <w:r>
+        <w:rPr>
+          <w:b/>
+        </w:rPr>
+        <w:t>evidence</w:t>
+      </w:r>
+      <w:r>
+        <w:rPr>
+          <w:b w:val="0"/>
+        </w:rPr>
+        <w:t xml:space="preserve"> means.</w:t>
+      </w:r>
+    </w:p>
+    <w:p>
       <w:pPr>
         <w:pStyle w:val="Heading3"/>
       </w:pPr>
       <w:r>
-        <w:t>Run the weekly evidence lab</w:t>
-      </w:r>
-    </w:p>
-    <w:p>
-      <w:r>
-        <w:t>Predict first, test honestly, and explain what the evidence means.</w:t>
-      </w:r>
-    </w:p>
-    <w:p>
-      <w:r>
-        <w:t>State your prediction before the result is known.</w:t>
-      </w:r>
-    </w:p>
-    <w:p>
-      <w:r>
-        <w:t>Complete the task: Build a clap-pattern detector; test it with background noise.</w:t>
-      </w:r>
-    </w:p>
-    <w:p>
-      <w:r>
+        <w:t>1. Predict</w:t>
+      </w:r>
+    </w:p>
+    <w:p>
+      <w:pPr>
+        <w:spacing w:line="336" w:lineRule="auto" w:after="180"/>
+        <w:shd w:fill="F4F9FC"/>
+      </w:pPr>
+      <w:r>
+        <w:rPr>
+          <w:b w:val="0"/>
+        </w:rPr>
+        <w:t xml:space="preserve">State your </w:t>
+      </w:r>
+      <w:r>
+        <w:rPr>
+          <w:b/>
+        </w:rPr>
+        <w:t>prediction</w:t>
+      </w:r>
+      <w:r>
+        <w:rPr>
+          <w:b w:val="0"/>
+        </w:rPr>
+        <w:t xml:space="preserve"> before the result is known.</w:t>
+      </w:r>
+    </w:p>
+    <w:p>
+      <w:pPr>
+        <w:pStyle w:val="Heading3"/>
+      </w:pPr>
+      <w:r>
+        <w:t>2. Investigate</w:t>
+      </w:r>
+    </w:p>
+    <w:p>
+      <w:pPr>
+        <w:spacing w:line="336" w:lineRule="auto" w:after="180"/>
+        <w:shd w:fill="F4F9FC"/>
+      </w:pPr>
+      <w:r>
+        <w:rPr>
+          <w:b w:val="0"/>
+        </w:rPr>
+        <w:t xml:space="preserve">Complete the task: Build a clap-pattern detector; test it with background </w:t>
+      </w:r>
+      <w:r>
+        <w:rPr>
+          <w:b/>
+        </w:rPr>
+        <w:t>noise</w:t>
+      </w:r>
+      <w:r>
+        <w:rPr>
+          <w:b w:val="0"/>
+        </w:rPr>
+        <w:t>.</w:t>
+      </w:r>
+    </w:p>
+    <w:p>
+      <w:pPr>
+        <w:pStyle w:val="Heading3"/>
+      </w:pPr>
+      <w:r>
+        <w:t>3. Compare cases</w:t>
+      </w:r>
+    </w:p>
+    <w:p>
+      <w:pPr>
+        <w:spacing w:line="336" w:lineRule="auto" w:after="180"/>
+        <w:shd w:fill="F4F9FC"/>
+      </w:pPr>
+      <w:r>
+        <w:rPr>
+          <w:b w:val="0"/>
+        </w:rPr>
         <w:t>Keep a normal case and an edge case clearly separated.</w:t>
       </w:r>
     </w:p>
     <w:p>
-      <w:r>
-        <w:t>Record what happened—even when it does not match your prediction.</w:t>
-      </w:r>
-    </w:p>
-    <w:p>
-      <w:r>
+      <w:pPr>
+        <w:pStyle w:val="Heading3"/>
+      </w:pPr>
+      <w:r>
+        <w:t>4. Record honestly</w:t>
+      </w:r>
+    </w:p>
+    <w:p>
+      <w:pPr>
+        <w:spacing w:line="336" w:lineRule="auto" w:after="180"/>
+        <w:shd w:fill="F4F9FC"/>
+      </w:pPr>
+      <w:r>
+        <w:rPr>
+          <w:b w:val="0"/>
+        </w:rPr>
+        <w:t xml:space="preserve">Record what happened—even when it does not match your </w:t>
+      </w:r>
+      <w:r>
+        <w:rPr>
+          <w:b/>
+        </w:rPr>
+        <w:t>prediction</w:t>
+      </w:r>
+      <w:r>
+        <w:rPr>
+          <w:b w:val="0"/>
+        </w:rPr>
+        <w:t>.</w:t>
+      </w:r>
+    </w:p>
+    <w:p>
+      <w:pPr>
+        <w:pStyle w:val="Heading3"/>
+      </w:pPr>
+      <w:r>
+        <w:t>5. Explain and plan the next test</w:t>
+      </w:r>
+    </w:p>
+    <w:p>
+      <w:pPr>
+        <w:spacing w:line="336" w:lineRule="auto" w:after="180"/>
+        <w:shd w:fill="F4F9FC"/>
+      </w:pPr>
+      <w:r>
+        <w:rPr>
+          <w:b w:val="0"/>
+        </w:rPr>
         <w:t>Explain the result, one limitation, and the next useful test.</w:t>
       </w:r>
     </w:p>
     <w:p>
-      <w:r>
+      <w:pPr>
+        <w:pStyle w:val="Heading3"/>
+      </w:pPr>
+      <w:r>
+        <w:t>Use a fresh case after support</w:t>
+      </w:r>
+    </w:p>
+    <w:p>
+      <w:pPr>
+        <w:spacing w:line="336" w:lineRule="auto" w:after="180"/>
+        <w:shd w:fill="FFF5E6"/>
+      </w:pPr>
+      <w:r>
+        <w:rPr>
+          <w:b w:val="0"/>
+        </w:rPr>
         <w:t>INDEPENDENCE After support is removed, repeat the proof with a fresh case.</w:t>
       </w:r>
     </w:p>
@@ -1663,8 +3628,25 @@
       </w:r>
     </w:p>
     <w:p>
-      <w:r>
-        <w:t>Use the concrete case as the shared normal case and the independent question as a second case. Each pair creates a boundary or missing-information case and predicts its result before testing. Keep the expected result separate from an observed mistake.</w:t>
+      <w:pPr>
+        <w:spacing w:line="336" w:lineRule="auto" w:after="180"/>
+      </w:pPr>
+      <w:r>
+        <w:rPr>
+          <w:b w:val="0"/>
+        </w:rPr>
+        <w:t>Use the concrete case as the shared normal case and the independent question as a second case. Each pair creates a boundary or missing-information case and predicts its result before testing.</w:t>
+      </w:r>
+    </w:p>
+    <w:p>
+      <w:pPr>
+        <w:spacing w:line="336" w:lineRule="auto" w:after="180"/>
+      </w:pPr>
+      <w:r>
+        <w:rPr>
+          <w:b w:val="0"/>
+        </w:rPr>
+        <w:t>Keep the expected result separate from an observed mistake.</w:t>
       </w:r>
     </w:p>
     <w:tbl>
@@ -1822,13 +3804,45 @@
       </w:r>
     </w:p>
     <w:p>
-      <w:r>
+      <w:pPr>
+        <w:pStyle w:val="Heading3"/>
+      </w:pPr>
+      <w:r>
+        <w:t>Find the unsupported claim</w:t>
+      </w:r>
+    </w:p>
+    <w:p>
+      <w:pPr>
+        <w:spacing w:line="336" w:lineRule="auto" w:after="180"/>
+        <w:shd w:fill="F5F1FB"/>
+      </w:pPr>
+      <w:r>
+        <w:rPr>
+          <w:b w:val="0"/>
+        </w:rPr>
         <w:t>CLAIM TO REPAIR Louder always means a different word.</w:t>
       </w:r>
     </w:p>
     <w:p>
-      <w:r>
-        <w:t>For guessing, return to given facts and request a trace. For vocabulary without application, use one example and one non-example. For arithmetic errors, check the setup before the calculation. Finish with a different uncoached case before recording mastery.</w:t>
+      <w:pPr>
+        <w:spacing w:line="336" w:lineRule="auto" w:after="180"/>
+      </w:pPr>
+      <w:r>
+        <w:rPr>
+          <w:b w:val="0"/>
+        </w:rPr>
+        <w:t>For guessing, return to given facts and request a trace. For vocabulary without application, use one example and one non-example. For arithmetic errors, check the setup before the calculation.</w:t>
+      </w:r>
+    </w:p>
+    <w:p>
+      <w:pPr>
+        <w:spacing w:line="336" w:lineRule="auto" w:after="180"/>
+      </w:pPr>
+      <w:r>
+        <w:rPr>
+          <w:b w:val="0"/>
+        </w:rPr>
+        <w:t>Finish with a different uncoached case before recording mastery.</w:t>
       </w:r>
     </w:p>
     <w:p>
@@ -1840,18 +3854,96 @@
       </w:r>
     </w:p>
     <w:p>
-      <w:r>
-        <w:t>Five samples make five gaps: Place five cards in a row and point to each space between them. The span ends at the last sample.</w:t>
-      </w:r>
-    </w:p>
-    <w:p>
-      <w:r>
-        <w:t>Equal recorded zeros prove the signal stayed zero: Reveal hidden sample cards between retained zeros. Construct both changing and unchanging originals.</w:t>
-      </w:r>
-    </w:p>
-    <w:p>
-      <w:r>
-        <w:t>A transcript is the recording in another file type: Compare the information each representation retains. Text estimates words and need not preserve sound details or exact wording.</w:t>
+      <w:pPr>
+        <w:spacing w:line="336" w:lineRule="auto" w:after="180"/>
+      </w:pPr>
+      <w:r>
+        <w:rPr>
+          <w:b w:val="0"/>
+        </w:rPr>
+        <w:t xml:space="preserve">Five </w:t>
+      </w:r>
+      <w:r>
+        <w:rPr>
+          <w:b/>
+        </w:rPr>
+        <w:t>sample</w:t>
+      </w:r>
+      <w:r>
+        <w:rPr>
+          <w:b w:val="0"/>
+        </w:rPr>
+        <w:t xml:space="preserve">s make five gaps: Place five cards in a row and point to each space between them. The span ends at the last </w:t>
+      </w:r>
+      <w:r>
+        <w:rPr>
+          <w:b/>
+        </w:rPr>
+        <w:t>sample</w:t>
+      </w:r>
+      <w:r>
+        <w:rPr>
+          <w:b w:val="0"/>
+        </w:rPr>
+        <w:t>.</w:t>
+      </w:r>
+    </w:p>
+    <w:p>
+      <w:pPr>
+        <w:spacing w:line="336" w:lineRule="auto" w:after="180"/>
+      </w:pPr>
+      <w:r>
+        <w:rPr>
+          <w:b w:val="0"/>
+        </w:rPr>
+        <w:t xml:space="preserve">Equal recorded zeros prove the </w:t>
+      </w:r>
+      <w:r>
+        <w:rPr>
+          <w:b/>
+        </w:rPr>
+        <w:t>signal</w:t>
+      </w:r>
+      <w:r>
+        <w:rPr>
+          <w:b w:val="0"/>
+        </w:rPr>
+        <w:t xml:space="preserve"> stayed zero: Reveal hidden </w:t>
+      </w:r>
+      <w:r>
+        <w:rPr>
+          <w:b/>
+        </w:rPr>
+        <w:t>sample</w:t>
+      </w:r>
+      <w:r>
+        <w:rPr>
+          <w:b w:val="0"/>
+        </w:rPr>
+        <w:t xml:space="preserve"> cards between retained zeros. Construct both changing and unchanging originals.</w:t>
+      </w:r>
+    </w:p>
+    <w:p>
+      <w:pPr>
+        <w:spacing w:line="336" w:lineRule="auto" w:after="180"/>
+      </w:pPr>
+      <w:r>
+        <w:rPr>
+          <w:b w:val="0"/>
+        </w:rPr>
+        <w:t xml:space="preserve">A </w:t>
+      </w:r>
+      <w:r>
+        <w:rPr>
+          <w:b/>
+        </w:rPr>
+        <w:t>transcript</w:t>
+      </w:r>
+      <w:r>
+        <w:rPr>
+          <w:b w:val="0"/>
+        </w:rPr>
+        <w:t xml:space="preserve"> is the recording in another file type: Compare the information each representation retains. Text estimates words and need not preserve sound details or exact wording.</w:t>
       </w:r>
     </w:p>
     <w:p>
@@ -2009,8 +4101,25 @@
       </w:tr>
     </w:tbl>
     <w:p>
-      <w:r>
-        <w:t>Offer an oral explanation, drawing, enlarged visual or fewer examples when that removes a reading/writing barrier. Keep the same reasoning goal. Stretch secure learners by changing a boundary or assumption and asking them to defend the effect, not simply by assigning more of the same questions.</w:t>
+      <w:pPr>
+        <w:spacing w:line="336" w:lineRule="auto" w:after="180"/>
+      </w:pPr>
+      <w:r>
+        <w:rPr>
+          <w:b w:val="0"/>
+        </w:rPr>
+        <w:t>Offer an oral explanation, drawing, enlarged visual or fewer examples when that removes a reading/writing barrier. Keep the same reasoning goal.</w:t>
+      </w:r>
+    </w:p>
+    <w:p>
+      <w:pPr>
+        <w:spacing w:line="336" w:lineRule="auto" w:after="180"/>
+      </w:pPr>
+      <w:r>
+        <w:rPr>
+          <w:b w:val="0"/>
+        </w:rPr>
+        <w:t>Stretch secure learners by changing a boundary or assumption and asking them to defend the effect, not simply by assigning more of the same questions.</w:t>
       </w:r>
     </w:p>
     <w:p>
@@ -2022,11 +4131,16 @@
       </w:r>
     </w:p>
     <w:p>
+      <w:r>
+        <w:t>Use the Sound Becomes a Signal questions, teacher keys and criteria after the relevant attempts. Previously discussed cases are practice; protect the separately selected independent task.</w:t>
+      </w:r>
+    </w:p>
+    <w:p>
       <w:pPr>
         <w:pStyle w:val="Heading3"/>
       </w:pPr>
       <w:r>
-        <w:t>Assess and explain the answers</w:t>
+        <w:t>Worked case answer</w:t>
       </w:r>
     </w:p>
     <w:p>
@@ -2034,12 +4148,55 @@
         <w:pStyle w:val="Heading3"/>
       </w:pPr>
       <w:r>
-        <w:t>Worked case answer</w:t>
-      </w:r>
-    </w:p>
-    <w:p>
-      <w:r>
-        <w:t>The louder clap generally produces larger amplitude. Amplitude is not word meaning. Distance, gain and noise must be controlled.</w:t>
+        <w:t>Teacher key · Worked case answer</w:t>
+      </w:r>
+    </w:p>
+    <w:p>
+      <w:pPr>
+        <w:spacing w:line="336" w:lineRule="auto" w:after="180"/>
+        <w:shd w:fill="F1F6FC"/>
+      </w:pPr>
+      <w:r>
+        <w:rPr>
+          <w:b w:val="0"/>
+        </w:rPr>
+        <w:t xml:space="preserve">The louder clap generally produces larger </w:t>
+      </w:r>
+      <w:r>
+        <w:rPr>
+          <w:b/>
+        </w:rPr>
+        <w:t>amplitude</w:t>
+      </w:r>
+      <w:r>
+        <w:rPr>
+          <w:b w:val="0"/>
+        </w:rPr>
+        <w:t xml:space="preserve">. </w:t>
+      </w:r>
+      <w:r>
+        <w:rPr>
+          <w:b/>
+        </w:rPr>
+        <w:t>Amplitude</w:t>
+      </w:r>
+      <w:r>
+        <w:rPr>
+          <w:b w:val="0"/>
+        </w:rPr>
+        <w:t xml:space="preserve"> is not word meaning. Distance, gain and </w:t>
+      </w:r>
+      <w:r>
+        <w:rPr>
+          <w:b/>
+        </w:rPr>
+        <w:t>noise</w:t>
+      </w:r>
+      <w:r>
+        <w:rPr>
+          <w:b w:val="0"/>
+        </w:rPr>
+        <w:t xml:space="preserve"> must be controlled.</w:t>
       </w:r>
     </w:p>
     <w:p>
@@ -2051,7 +4208,22 @@
       </w:r>
     </w:p>
     <w:p>
-      <w:r>
+      <w:pPr>
+        <w:pStyle w:val="Heading3"/>
+      </w:pPr>
+      <w:r>
+        <w:t>Independent question · withhold the key</w:t>
+      </w:r>
+    </w:p>
+    <w:p>
+      <w:pPr>
+        <w:spacing w:line="336" w:lineRule="auto" w:after="180"/>
+        <w:shd w:fill="F5F1FB"/>
+      </w:pPr>
+      <w:r>
+        <w:rPr>
+          <w:b w:val="0"/>
+        </w:rPr>
         <w:t>Two recordings contain the same word: one quiet and one loud. Which device receives the sound? Does a larger wave automatically mean a different word? Explain.</w:t>
       </w:r>
     </w:p>
@@ -2064,8 +4236,35 @@
       </w:r>
     </w:p>
     <w:p>
-      <w:r>
-        <w:t>A microphone receives the sound. Larger amplitude can mean louder sound; it does not by itself establish a different word. Word recognition needs the sound pattern over time.</w:t>
+      <w:pPr>
+        <w:pStyle w:val="Heading3"/>
+      </w:pPr>
+      <w:r>
+        <w:t>Teacher key · Expected independent answer</w:t>
+      </w:r>
+    </w:p>
+    <w:p>
+      <w:pPr>
+        <w:spacing w:line="336" w:lineRule="auto" w:after="180"/>
+        <w:shd w:fill="F1F6FC"/>
+      </w:pPr>
+      <w:r>
+        <w:rPr>
+          <w:b w:val="0"/>
+        </w:rPr>
+        <w:t xml:space="preserve">A microphone receives the sound. Larger </w:t>
+      </w:r>
+      <w:r>
+        <w:rPr>
+          <w:b/>
+        </w:rPr>
+        <w:t>amplitude</w:t>
+      </w:r>
+      <w:r>
+        <w:rPr>
+          <w:b w:val="0"/>
+        </w:rPr>
+        <w:t xml:space="preserve"> can mean louder sound; it does not by itself establish a different word. Word recognition needs the sound pattern over time.</w:t>
       </w:r>
     </w:p>
     <w:p>
@@ -2303,8 +4502,25 @@
       </w:tr>
     </w:tbl>
     <w:p>
-      <w:r>
-        <w:t>Use 6/8 as a classroom checkpoint, with 2 required for both Result and Reasoning. This is a proposed teaching rule, not a validated certification threshold. Do not count a coached answer as independent mastery; correct unsafe or unsupported claims regardless of total.</w:t>
+      <w:pPr>
+        <w:spacing w:line="336" w:lineRule="auto" w:after="180"/>
+      </w:pPr>
+      <w:r>
+        <w:rPr>
+          <w:b w:val="0"/>
+        </w:rPr>
+        <w:t>Use 6/8 as a classroom checkpoint, with 2 required for both Result and Reasoning. This is a proposed teaching rule, not a validated certification threshold.</w:t>
+      </w:r>
+    </w:p>
+    <w:p>
+      <w:pPr>
+        <w:spacing w:line="336" w:lineRule="auto" w:after="180"/>
+      </w:pPr>
+      <w:r>
+        <w:rPr>
+          <w:b w:val="0"/>
+        </w:rPr>
+        <w:t>Do not count a coached answer as independent mastery; correct unsafe or unsupported claims regardless of total.</w:t>
       </w:r>
     </w:p>
     <w:p>
@@ -2316,8 +4532,26 @@
       </w:r>
     </w:p>
     <w:p>
-      <w:r>
-        <w:t>Ask the learner to find the evidence that challenges this claim: “Louder always means a different word.” Keep the first attempt and an uncoached retry separate.</w:t>
+      <w:pPr>
+        <w:spacing w:line="336" w:lineRule="auto" w:after="180"/>
+      </w:pPr>
+      <w:r>
+        <w:rPr>
+          <w:b w:val="0"/>
+        </w:rPr>
+        <w:t xml:space="preserve">Ask the learner to find the </w:t>
+      </w:r>
+      <w:r>
+        <w:rPr>
+          <w:b/>
+        </w:rPr>
+        <w:t>evidence</w:t>
+      </w:r>
+      <w:r>
+        <w:rPr>
+          <w:b w:val="0"/>
+        </w:rPr>
+        <w:t xml:space="preserve"> that challenges this claim: “Louder always means a different word.” Keep the first attempt and an uncoached retry separate.</w:t>
       </w:r>
     </w:p>
     <w:p>
@@ -2329,15 +4563,54 @@
       </w:r>
     </w:p>
     <w:p>
-      <w:r>
-        <w:t>No. Recorded amplitude depends on distance, gain and background as well as source sound. Compare sounds at the same distance and gain in similar conditions. Even then amplitude does not identify the words or their meaning.</w:t>
-      </w:r>
-    </w:p>
-    <w:p>
       <w:pPr>
         <w:pStyle w:val="Heading3"/>
       </w:pPr>
       <w:r>
+        <w:t>Teacher key · Original transfer answer</w:t>
+      </w:r>
+    </w:p>
+    <w:p>
+      <w:pPr>
+        <w:spacing w:line="336" w:lineRule="auto" w:after="180"/>
+        <w:shd w:fill="F1F6FC"/>
+      </w:pPr>
+      <w:r>
+        <w:rPr>
+          <w:b w:val="0"/>
+        </w:rPr>
+        <w:t xml:space="preserve">No. Recorded </w:t>
+      </w:r>
+      <w:r>
+        <w:rPr>
+          <w:b/>
+        </w:rPr>
+        <w:t>amplitude</w:t>
+      </w:r>
+      <w:r>
+        <w:rPr>
+          <w:b w:val="0"/>
+        </w:rPr>
+        <w:t xml:space="preserve"> depends on distance, gain and background as well as source sound. Compare sounds at the same distance and gain in similar conditions. Even then </w:t>
+      </w:r>
+      <w:r>
+        <w:rPr>
+          <w:b/>
+        </w:rPr>
+        <w:t>amplitude</w:t>
+      </w:r>
+      <w:r>
+        <w:rPr>
+          <w:b w:val="0"/>
+        </w:rPr>
+        <w:t xml:space="preserve"> does not identify the words or their meaning.</w:t>
+      </w:r>
+    </w:p>
+    <w:p>
+      <w:pPr>
+        <w:pStyle w:val="Heading3"/>
+      </w:pPr>
+      <w:r>
         <w:t>Explanations for the additional workbook examples</w:t>
       </w:r>
     </w:p>
@@ -2350,111 +4623,567 @@
       </w:r>
     </w:p>
     <w:p>
-      <w:r>
-        <w:t>Five samples have values 0,3,0,1,0 at times 0,2,4,6,8 milliseconds. State the sample count, interval and elapsed time from first to last. Explain why there are four gaps.</w:t>
-      </w:r>
-    </w:p>
-    <w:p>
-      <w:r>
-        <w:t>Five samples, a 2 ms interval, and 8 ms from first to last. Consecutive pairs make gaps 0-2, 2-4, 4-6 and 6-8: four gaps between five samples.</w:t>
-      </w:r>
-    </w:p>
-    <w:p>
       <w:pPr>
         <w:pStyle w:val="Heading3"/>
       </w:pPr>
       <w:r>
+        <w:t>Workbook question · W1</w:t>
+      </w:r>
+    </w:p>
+    <w:p>
+      <w:pPr>
+        <w:spacing w:line="336" w:lineRule="auto" w:after="180"/>
+        <w:shd w:fill="F5F1FB"/>
+      </w:pPr>
+      <w:r>
+        <w:rPr>
+          <w:b w:val="0"/>
+        </w:rPr>
+        <w:t xml:space="preserve">Five </w:t>
+      </w:r>
+      <w:r>
+        <w:rPr>
+          <w:b/>
+        </w:rPr>
+        <w:t>sample</w:t>
+      </w:r>
+      <w:r>
+        <w:rPr>
+          <w:b w:val="0"/>
+        </w:rPr>
+        <w:t xml:space="preserve">s have values 0,3,0,1,0 at times 0,2,4,6,8 milliseconds. State the </w:t>
+      </w:r>
+      <w:r>
+        <w:rPr>
+          <w:b/>
+        </w:rPr>
+        <w:t>sample</w:t>
+      </w:r>
+      <w:r>
+        <w:rPr>
+          <w:b w:val="0"/>
+        </w:rPr>
+        <w:t xml:space="preserve"> count, interval and elapsed time from first to last. Explain why there are four gaps.</w:t>
+      </w:r>
+    </w:p>
+    <w:p>
+      <w:pPr>
+        <w:pStyle w:val="Heading3"/>
+      </w:pPr>
+      <w:r>
+        <w:t>Teacher reasoning · W1</w:t>
+      </w:r>
+    </w:p>
+    <w:p>
+      <w:pPr>
+        <w:spacing w:line="336" w:lineRule="auto" w:after="180"/>
+        <w:shd w:fill="F1F6FC"/>
+      </w:pPr>
+      <w:r>
+        <w:rPr>
+          <w:b w:val="0"/>
+        </w:rPr>
+        <w:t xml:space="preserve">Five </w:t>
+      </w:r>
+      <w:r>
+        <w:rPr>
+          <w:b/>
+        </w:rPr>
+        <w:t>sample</w:t>
+      </w:r>
+      <w:r>
+        <w:rPr>
+          <w:b w:val="0"/>
+        </w:rPr>
+        <w:t xml:space="preserve">s, a 2 ms interval, and 8 ms from first to last. Consecutive pairs make gaps 0-2, 2-4, 4-6 and 6-8: four gaps between five </w:t>
+      </w:r>
+      <w:r>
+        <w:rPr>
+          <w:b/>
+        </w:rPr>
+        <w:t>sample</w:t>
+      </w:r>
+      <w:r>
+        <w:rPr>
+          <w:b w:val="0"/>
+        </w:rPr>
+        <w:t>s.</w:t>
+      </w:r>
+    </w:p>
+    <w:p>
+      <w:pPr>
+        <w:pStyle w:val="Heading3"/>
+      </w:pPr>
+      <w:r>
         <w:t>W2 Inspect what was discarded</w:t>
       </w:r>
     </w:p>
     <w:p>
-      <w:r>
-        <w:t>Retain only times 0,4,8 from W1. Write the retained values. Give one claim about the original signal that these retained values do not justify.</w:t>
-      </w:r>
-    </w:p>
-    <w:p>
-      <w:r>
-        <w:t>The retained values are 0,0,0. They do not justify saying the signal was always zero or had no changes between those times; the original had values 3 and 1 at omitted times.</w:t>
-      </w:r>
-    </w:p>
-    <w:p>
       <w:pPr>
         <w:pStyle w:val="Heading3"/>
       </w:pPr>
       <w:r>
+        <w:t>Workbook question · W2</w:t>
+      </w:r>
+    </w:p>
+    <w:p>
+      <w:pPr>
+        <w:spacing w:line="336" w:lineRule="auto" w:after="180"/>
+        <w:shd w:fill="F5F1FB"/>
+      </w:pPr>
+      <w:r>
+        <w:rPr>
+          <w:b w:val="0"/>
+        </w:rPr>
+        <w:t xml:space="preserve">Retain only times 0,4,8 from W1. Write the retained values. Give one claim about the original </w:t>
+      </w:r>
+      <w:r>
+        <w:rPr>
+          <w:b/>
+        </w:rPr>
+        <w:t>signal</w:t>
+      </w:r>
+      <w:r>
+        <w:rPr>
+          <w:b w:val="0"/>
+        </w:rPr>
+        <w:t xml:space="preserve"> that these retained values do not justify.</w:t>
+      </w:r>
+    </w:p>
+    <w:p>
+      <w:pPr>
+        <w:pStyle w:val="Heading3"/>
+      </w:pPr>
+      <w:r>
+        <w:t>Teacher reasoning · W2</w:t>
+      </w:r>
+    </w:p>
+    <w:p>
+      <w:pPr>
+        <w:spacing w:line="336" w:lineRule="auto" w:after="180"/>
+        <w:shd w:fill="F1F6FC"/>
+      </w:pPr>
+      <w:r>
+        <w:rPr>
+          <w:b w:val="0"/>
+        </w:rPr>
+        <w:t xml:space="preserve">The retained values are 0,0,0. They do not justify saying the </w:t>
+      </w:r>
+      <w:r>
+        <w:rPr>
+          <w:b/>
+        </w:rPr>
+        <w:t>signal</w:t>
+      </w:r>
+      <w:r>
+        <w:rPr>
+          <w:b w:val="0"/>
+        </w:rPr>
+        <w:t xml:space="preserve"> was always zero or had no changes between those times; the original had values 3 and 1 at omitted times.</w:t>
+      </w:r>
+    </w:p>
+    <w:p>
+      <w:pPr>
+        <w:pStyle w:val="Heading3"/>
+      </w:pPr>
+      <w:r>
         <w:t>W3 Compare equal summaries</w:t>
       </w:r>
     </w:p>
     <w:p>
-      <w:r>
+      <w:pPr>
+        <w:pStyle w:val="Heading3"/>
+      </w:pPr>
+      <w:r>
+        <w:t>Workbook question · W3</w:t>
+      </w:r>
+    </w:p>
+    <w:p>
+      <w:pPr>
+        <w:spacing w:line="336" w:lineRule="auto" w:after="180"/>
+        <w:shd w:fill="F5F1FB"/>
+      </w:pPr>
+      <w:r>
+        <w:rPr>
+          <w:b w:val="0"/>
+        </w:rPr>
         <w:t>Sequences A=0,2,0,2,0 and B=0,0,2,0,0 use the same time interval. State their maximum values and one difference the maximum discards. Name information that would preserve that difference.</w:t>
       </w:r>
     </w:p>
     <w:p>
-      <w:r>
-        <w:t>Both maxima are 2. A reaches 2 at two sample positions while B does so at one; their timing patterns differ. The full ordered samples with timing preserve the distinction. A maximum alone does not.</w:t>
-      </w:r>
-    </w:p>
-    <w:p>
       <w:pPr>
         <w:pStyle w:val="Heading3"/>
       </w:pPr>
       <w:r>
+        <w:t>Teacher reasoning · W3</w:t>
+      </w:r>
+    </w:p>
+    <w:p>
+      <w:pPr>
+        <w:spacing w:line="336" w:lineRule="auto" w:after="180"/>
+        <w:shd w:fill="F1F6FC"/>
+      </w:pPr>
+      <w:r>
+        <w:rPr>
+          <w:b w:val="0"/>
+        </w:rPr>
+        <w:t xml:space="preserve">Both maxima are 2. A reaches 2 at two </w:t>
+      </w:r>
+      <w:r>
+        <w:rPr>
+          <w:b/>
+        </w:rPr>
+        <w:t>sample</w:t>
+      </w:r>
+      <w:r>
+        <w:rPr>
+          <w:b w:val="0"/>
+        </w:rPr>
+        <w:t xml:space="preserve"> positions while B does so at one; their timing patterns differ. The full ordered </w:t>
+      </w:r>
+      <w:r>
+        <w:rPr>
+          <w:b/>
+        </w:rPr>
+        <w:t>sample</w:t>
+      </w:r>
+      <w:r>
+        <w:rPr>
+          <w:b w:val="0"/>
+        </w:rPr>
+        <w:t>s with timing preserve the distinction. A maximum alone does not.</w:t>
+      </w:r>
+    </w:p>
+    <w:p>
+      <w:pPr>
+        <w:pStyle w:val="Heading3"/>
+      </w:pPr>
+      <w:r>
         <w:t>W4 Construct a new hidden change</w:t>
       </w:r>
     </w:p>
     <w:p>
-      <w:r>
-        <w:t>A record keeps values 0 at times 0,3,6 milliseconds. Construct two seven-sample sequences for every whole-millisecond time from 0 through 6 that agree with those retained values but differ at omitted times. Explain why the retained record cannot prove that nothing changed between measurements.</w:t>
-      </w:r>
-    </w:p>
-    <w:p>
-      <w:r>
-        <w:t>One pair is [0,0,0,0,0,0,0] and [0,2,1,0,3,1,0]. Both have zero at indices/times 0,3,6, but the second changes at omitted times. The retained record is compatible with both, so it cannot establish an unchanged intervening signal. Any valid seven-value pair with those constraints is acceptable.</w:t>
-      </w:r>
-    </w:p>
-    <w:p>
       <w:pPr>
         <w:pStyle w:val="Heading3"/>
       </w:pPr>
       <w:r>
+        <w:t>Workbook question · W4</w:t>
+      </w:r>
+    </w:p>
+    <w:p>
+      <w:pPr>
+        <w:spacing w:line="336" w:lineRule="auto" w:after="180"/>
+        <w:shd w:fill="F5F1FB"/>
+      </w:pPr>
+      <w:r>
+        <w:rPr>
+          <w:b w:val="0"/>
+        </w:rPr>
+        <w:t>A record keeps values 0 at times 0,3,6 milliseconds. Construct two seven-</w:t>
+      </w:r>
+      <w:r>
+        <w:rPr>
+          <w:b/>
+        </w:rPr>
+        <w:t>sample</w:t>
+      </w:r>
+      <w:r>
+        <w:rPr>
+          <w:b w:val="0"/>
+        </w:rPr>
+        <w:t xml:space="preserve"> sequences for every whole-millisecond time from 0 through 6 that agree with those retained values but differ at omitted times.</w:t>
+      </w:r>
+    </w:p>
+    <w:p>
+      <w:pPr>
+        <w:spacing w:line="336" w:lineRule="auto" w:after="180"/>
+        <w:shd w:fill="F5F1FB"/>
+      </w:pPr>
+      <w:r>
+        <w:rPr>
+          <w:b w:val="0"/>
+        </w:rPr>
+        <w:t>Explain why the retained record cannot prove that nothing changed between measurements.</w:t>
+      </w:r>
+    </w:p>
+    <w:p>
+      <w:pPr>
+        <w:pStyle w:val="Heading3"/>
+      </w:pPr>
+      <w:r>
+        <w:t>Teacher reasoning · W4</w:t>
+      </w:r>
+    </w:p>
+    <w:p>
+      <w:pPr>
+        <w:spacing w:line="336" w:lineRule="auto" w:after="180"/>
+        <w:shd w:fill="F1F6FC"/>
+      </w:pPr>
+      <w:r>
+        <w:rPr>
+          <w:b w:val="0"/>
+        </w:rPr>
+        <w:t>One pair is [0,0,0,0,0,0,0] and [0,2,1,0,3,1,0]. Both have zero at indices/times 0,3,6, but the second changes at omitted times.</w:t>
+      </w:r>
+    </w:p>
+    <w:p>
+      <w:pPr>
+        <w:spacing w:line="336" w:lineRule="auto" w:after="180"/>
+        <w:shd w:fill="F1F6FC"/>
+      </w:pPr>
+      <w:r>
+        <w:rPr>
+          <w:b w:val="0"/>
+        </w:rPr>
+        <w:t xml:space="preserve">The retained record is compatible with both, so it cannot establish an unchanged intervening </w:t>
+      </w:r>
+      <w:r>
+        <w:rPr>
+          <w:b/>
+        </w:rPr>
+        <w:t>signal</w:t>
+      </w:r>
+      <w:r>
+        <w:rPr>
+          <w:b w:val="0"/>
+        </w:rPr>
+        <w:t>. Any valid seven-value pair with those constraints is acceptable.</w:t>
+      </w:r>
+    </w:p>
+    <w:p>
+      <w:pPr>
+        <w:pStyle w:val="Heading3"/>
+      </w:pPr>
+      <w:r>
         <w:t>W5 Check a speech pipeline</w:t>
       </w:r>
     </w:p>
     <w:p>
-      <w:r>
-        <w:t>A recording says Set the timer for fourteen minutes. A transcript says forty minutes and the timer is set to 40. Name the first mismatch, propose a confirmation step and explain why the transcript cannot be treated as a complete copy of the recording.</w:t>
-      </w:r>
-    </w:p>
-    <w:p>
-      <w:r>
-        <w:t>The first stated mismatch is fourteen becoming forty in transcription. Show or read back the interpreted duration and require correction/confirmation before starting the timer. A transcript may misstate words and omit tone, pauses and background sounds; correct handling of 40 does not validate the earlier transcription.</w:t>
-      </w:r>
-    </w:p>
-    <w:p>
       <w:pPr>
         <w:pStyle w:val="Heading3"/>
       </w:pPr>
       <w:r>
+        <w:t>Workbook question · W5</w:t>
+      </w:r>
+    </w:p>
+    <w:p>
+      <w:pPr>
+        <w:spacing w:line="336" w:lineRule="auto" w:after="180"/>
+        <w:shd w:fill="F5F1FB"/>
+      </w:pPr>
+      <w:r>
+        <w:rPr>
+          <w:b w:val="0"/>
+        </w:rPr>
+        <w:t xml:space="preserve">A recording says Set the timer for fourteen minutes. A </w:t>
+      </w:r>
+      <w:r>
+        <w:rPr>
+          <w:b/>
+        </w:rPr>
+        <w:t>transcript</w:t>
+      </w:r>
+      <w:r>
+        <w:rPr>
+          <w:b w:val="0"/>
+        </w:rPr>
+        <w:t xml:space="preserve"> says forty minutes and the timer is set to 40.</w:t>
+      </w:r>
+    </w:p>
+    <w:p>
+      <w:pPr>
+        <w:spacing w:line="336" w:lineRule="auto" w:after="180"/>
+        <w:shd w:fill="F5F1FB"/>
+      </w:pPr>
+      <w:r>
+        <w:rPr>
+          <w:b w:val="0"/>
+        </w:rPr>
+        <w:t xml:space="preserve">Name the first mismatch, propose a confirmation step and explain why the </w:t>
+      </w:r>
+      <w:r>
+        <w:rPr>
+          <w:b/>
+        </w:rPr>
+        <w:t>transcript</w:t>
+      </w:r>
+      <w:r>
+        <w:rPr>
+          <w:b w:val="0"/>
+        </w:rPr>
+        <w:t xml:space="preserve"> cannot be treated as a complete copy of the recording.</w:t>
+      </w:r>
+    </w:p>
+    <w:p>
+      <w:pPr>
+        <w:pStyle w:val="Heading3"/>
+      </w:pPr>
+      <w:r>
+        <w:t>Teacher reasoning · W5</w:t>
+      </w:r>
+    </w:p>
+    <w:p>
+      <w:pPr>
+        <w:spacing w:line="336" w:lineRule="auto" w:after="180"/>
+        <w:shd w:fill="F1F6FC"/>
+      </w:pPr>
+      <w:r>
+        <w:rPr>
+          <w:b w:val="0"/>
+        </w:rPr>
+        <w:t xml:space="preserve">The first stated mismatch is fourteen becoming forty in </w:t>
+      </w:r>
+      <w:r>
+        <w:rPr>
+          <w:b/>
+        </w:rPr>
+        <w:t>transcript</w:t>
+      </w:r>
+      <w:r>
+        <w:rPr>
+          <w:b w:val="0"/>
+        </w:rPr>
+        <w:t>ion. Show or read back the interpreted duration and require correction/confirmation before starting the timer.</w:t>
+      </w:r>
+    </w:p>
+    <w:p>
+      <w:pPr>
+        <w:spacing w:line="336" w:lineRule="auto" w:after="180"/>
+        <w:shd w:fill="F1F6FC"/>
+      </w:pPr>
+      <w:r>
+        <w:rPr>
+          <w:b w:val="0"/>
+        </w:rPr>
+        <w:t xml:space="preserve">A </w:t>
+      </w:r>
+      <w:r>
+        <w:rPr>
+          <w:b/>
+        </w:rPr>
+        <w:t>transcript</w:t>
+      </w:r>
+      <w:r>
+        <w:rPr>
+          <w:b w:val="0"/>
+        </w:rPr>
+        <w:t xml:space="preserve"> may misstate words and omit tone, pauses and background sounds; correct handling of 40 does not validate the earlier </w:t>
+      </w:r>
+      <w:r>
+        <w:rPr>
+          <w:b/>
+        </w:rPr>
+        <w:t>transcript</w:t>
+      </w:r>
+      <w:r>
+        <w:rPr>
+          <w:b w:val="0"/>
+        </w:rPr>
+        <w:t>ion.</w:t>
+      </w:r>
+    </w:p>
+    <w:p>
+      <w:pPr>
+        <w:pStyle w:val="Heading3"/>
+      </w:pPr>
+      <w:r>
         <w:t>Assess independent transfer</w:t>
       </w:r>
     </w:p>
     <w:p>
-      <w:r>
-        <w:t>Selected case: A record keeps values 0 at times 0,3,6 milliseconds. Construct two seven-sample sequences for every whole-millisecond time from 0 through 6 that agree with those retained values but differ at omitted times. Explain why the retained record cannot prove that nothing changed between measurements.</w:t>
-      </w:r>
-    </w:p>
-    <w:p>
       <w:pPr>
         <w:pStyle w:val="Heading3"/>
       </w:pPr>
       <w:r>
+        <w:t>Independent question · withhold the key</w:t>
+      </w:r>
+    </w:p>
+    <w:p>
+      <w:pPr>
+        <w:spacing w:line="336" w:lineRule="auto" w:after="180"/>
+        <w:shd w:fill="F5F1FB"/>
+      </w:pPr>
+      <w:r>
+        <w:rPr>
+          <w:b w:val="0"/>
+        </w:rPr>
+        <w:t>Selected case: A record keeps values 0 at times 0,3,6 milliseconds. Construct two seven-</w:t>
+      </w:r>
+      <w:r>
+        <w:rPr>
+          <w:b/>
+        </w:rPr>
+        <w:t>sample</w:t>
+      </w:r>
+      <w:r>
+        <w:rPr>
+          <w:b w:val="0"/>
+        </w:rPr>
+        <w:t xml:space="preserve"> sequences for every whole-millisecond time from 0 through 6 that agree with those retained values but differ at omitted times.</w:t>
+      </w:r>
+    </w:p>
+    <w:p>
+      <w:pPr>
+        <w:spacing w:line="336" w:lineRule="auto" w:after="180"/>
+        <w:shd w:fill="F5F1FB"/>
+      </w:pPr>
+      <w:r>
+        <w:rPr>
+          <w:b w:val="0"/>
+        </w:rPr>
+        <w:t>Explain why the retained record cannot prove that nothing changed between measurements.</w:t>
+      </w:r>
+    </w:p>
+    <w:p>
+      <w:pPr>
+        <w:pStyle w:val="Heading3"/>
+      </w:pPr>
+      <w:r>
         <w:t>Selected case answer</w:t>
       </w:r>
     </w:p>
     <w:p>
-      <w:r>
-        <w:t>One pair is [0,0,0,0,0,0,0] and [0,2,1,0,3,1,0]. Both have zero at indices/times 0,3,6, but the second changes at omitted times. The retained record is compatible with both, so it cannot establish an unchanged intervening signal. Any valid seven-value pair with those constraints is acceptable.</w:t>
+      <w:pPr>
+        <w:pStyle w:val="Heading3"/>
+      </w:pPr>
+      <w:r>
+        <w:t>Teacher key · Selected case answer</w:t>
+      </w:r>
+    </w:p>
+    <w:p>
+      <w:pPr>
+        <w:spacing w:line="336" w:lineRule="auto" w:after="180"/>
+        <w:shd w:fill="F1F6FC"/>
+      </w:pPr>
+      <w:r>
+        <w:rPr>
+          <w:b w:val="0"/>
+        </w:rPr>
+        <w:t>One pair is [0,0,0,0,0,0,0] and [0,2,1,0,3,1,0]. Both have zero at indices/times 0,3,6, but the second changes at omitted times.</w:t>
+      </w:r>
+    </w:p>
+    <w:p>
+      <w:pPr>
+        <w:spacing w:line="336" w:lineRule="auto" w:after="180"/>
+        <w:shd w:fill="F1F6FC"/>
+      </w:pPr>
+      <w:r>
+        <w:rPr>
+          <w:b w:val="0"/>
+        </w:rPr>
+        <w:t xml:space="preserve">The retained record is compatible with both, so it cannot establish an unchanged intervening </w:t>
+      </w:r>
+      <w:r>
+        <w:rPr>
+          <w:b/>
+        </w:rPr>
+        <w:t>signal</w:t>
+      </w:r>
+      <w:r>
+        <w:rPr>
+          <w:b w:val="0"/>
+        </w:rPr>
+        <w:t>. Any valid seven-value pair with those constraints is acceptable.</w:t>
       </w:r>
     </w:p>
     <w:tbl>
@@ -2560,21 +5289,77 @@
       </w:tr>
     </w:tbl>
     <w:p>
-      <w:r>
-        <w:t>Record each dimension as not yet, with support, or independent. Accept a valid alternative procedure with a defensible trace. Do not penalise an honestly recorded model failure if the learner correctly explains its evidence and limits.</w:t>
-      </w:r>
-    </w:p>
-    <w:p>
       <w:pPr>
         <w:pStyle w:val="Heading3"/>
       </w:pPr>
       <w:r>
+        <w:t>Teacher key · Selected case answer</w:t>
+      </w:r>
+    </w:p>
+    <w:p>
+      <w:pPr>
+        <w:spacing w:line="336" w:lineRule="auto" w:after="180"/>
+        <w:shd w:fill="F1F6FC"/>
+      </w:pPr>
+      <w:r>
+        <w:rPr>
+          <w:b w:val="0"/>
+        </w:rPr>
+        <w:t>Record each dimension as not yet, with support, or independent. Accept a valid alternative procedure with a defensible trace.</w:t>
+      </w:r>
+    </w:p>
+    <w:p>
+      <w:pPr>
+        <w:spacing w:line="336" w:lineRule="auto" w:after="180"/>
+        <w:shd w:fill="F1F6FC"/>
+      </w:pPr>
+      <w:r>
+        <w:rPr>
+          <w:b w:val="0"/>
+        </w:rPr>
+        <w:t xml:space="preserve">Do not penalise an honestly recorded model failure if the learner correctly explains its </w:t>
+      </w:r>
+      <w:r>
+        <w:rPr>
+          <w:b/>
+        </w:rPr>
+        <w:t>evidence</w:t>
+      </w:r>
+      <w:r>
+        <w:rPr>
+          <w:b w:val="0"/>
+        </w:rPr>
+        <w:t xml:space="preserve"> and limits.</w:t>
+      </w:r>
+    </w:p>
+    <w:p>
+      <w:pPr>
+        <w:pStyle w:val="Heading3"/>
+      </w:pPr>
+      <w:r>
         <w:t>Feedback that the learner uses</w:t>
       </w:r>
     </w:p>
     <w:p>
-      <w:r>
-        <w:t>Name the earliest unsupported step and give one action to repair it. Have the learner make that repair now and explain why. Then assess the relevant skill on a fresh, fully specified case. Confirm it was not previously practised with feedback; solve and check the new case before assigning it. A follow-up design prompt is a starting brief, not automatically an equivalent test.</w:t>
+      <w:pPr>
+        <w:spacing w:line="336" w:lineRule="auto" w:after="180"/>
+      </w:pPr>
+      <w:r>
+        <w:rPr>
+          <w:b w:val="0"/>
+        </w:rPr>
+        <w:t>Name the earliest unsupported step and give one action to repair it. Have the learner make that repair now and explain why. Then assess the relevant skill on a fresh, fully specified case.</w:t>
+      </w:r>
+    </w:p>
+    <w:p>
+      <w:pPr>
+        <w:spacing w:line="336" w:lineRule="auto" w:after="180"/>
+      </w:pPr>
+      <w:r>
+        <w:rPr>
+          <w:b w:val="0"/>
+        </w:rPr>
+        <w:t>Confirm it was not previously practised with feedback; solve and check the new case before assigning it. A follow-up design prompt is a starting brief, not automatically an equivalent test.</w:t>
       </w:r>
     </w:p>
     <w:p>
@@ -2586,11 +5371,86 @@
       </w:r>
     </w:p>
     <w:p>
+      <w:r>
+        <w:t>Connect Sound Becomes a Signal to Helpful Classroom Sorter, adapt support and plan a later changed-case check.</w:t>
+      </w:r>
+    </w:p>
+    <w:p>
       <w:pPr>
         <w:pStyle w:val="Heading3"/>
       </w:pPr>
       <w:r>
-        <w:t>Connect and extend learning</w:t>
+        <w:t>Helpful Classroom Sorter</w:t>
+      </w:r>
+    </w:p>
+    <w:p>
+      <w:pPr>
+        <w:spacing w:line="336" w:lineRule="auto" w:after="180"/>
+      </w:pPr>
+      <w:r>
+        <w:rPr>
+          <w:b w:val="0"/>
+        </w:rPr>
+        <w:t xml:space="preserve">If the sorter uses sound, specify the exact sound pattern needed and test whether classroom </w:t>
+      </w:r>
+      <w:r>
+        <w:rPr>
+          <w:b/>
+        </w:rPr>
+        <w:t>noise</w:t>
+      </w:r>
+      <w:r>
+        <w:rPr>
+          <w:b w:val="0"/>
+        </w:rPr>
+        <w:t xml:space="preserve"> makes that </w:t>
+      </w:r>
+      <w:r>
+        <w:rPr>
+          <w:b/>
+        </w:rPr>
+        <w:t>input</w:t>
+      </w:r>
+      <w:r>
+        <w:rPr>
+          <w:b w:val="0"/>
+        </w:rPr>
+        <w:t xml:space="preserve"> unreliable.</w:t>
+      </w:r>
+    </w:p>
+    <w:p>
+      <w:pPr>
+        <w:spacing w:line="336" w:lineRule="auto" w:after="180"/>
+      </w:pPr>
+      <w:r>
+        <w:rPr>
+          <w:b w:val="0"/>
+        </w:rPr>
+        <w:t xml:space="preserve">Keep the decision, </w:t>
+      </w:r>
+      <w:r>
+        <w:rPr>
+          <w:b/>
+        </w:rPr>
+        <w:t>input</w:t>
+      </w:r>
+      <w:r>
+        <w:rPr>
+          <w:b w:val="0"/>
+        </w:rPr>
+        <w:t xml:space="preserve">, result, explanation and remaining limitation in the project </w:t>
+      </w:r>
+      <w:r>
+        <w:rPr>
+          <w:b/>
+        </w:rPr>
+        <w:t>evidence</w:t>
+      </w:r>
+      <w:r>
+        <w:rPr>
+          <w:b w:val="0"/>
+        </w:rPr>
+        <w:t xml:space="preserve"> record. Retrieve this record next week rather than restarting the project.</w:t>
       </w:r>
     </w:p>
     <w:p>
@@ -2598,17 +5458,54 @@
         <w:pStyle w:val="Heading3"/>
       </w:pPr>
       <w:r>
-        <w:t>Helpful Classroom Sorter</w:t>
-      </w:r>
-    </w:p>
-    <w:p>
-      <w:r>
-        <w:t>If the sorter uses sound, specify the exact sound pattern needed and test whether classroom noise makes that input unreliable.</w:t>
-      </w:r>
-    </w:p>
-    <w:p>
-      <w:r>
-        <w:t>Keep the decision, input, result, explanation and remaining limitation in the project evidence record. Retrieve this record next week rather than restarting the project.</w:t>
+        <w:t>Support and stretch</w:t>
+      </w:r>
+    </w:p>
+    <w:p>
+      <w:pPr>
+        <w:spacing w:line="336" w:lineRule="auto" w:after="180"/>
+      </w:pPr>
+      <w:r>
+        <w:rPr>
+          <w:b w:val="0"/>
+        </w:rPr>
+        <w:t xml:space="preserve">Use physical cards, spoken explanations and a three-stage drawing. Read aloud without giving the answer. Stretch: compare two </w:t>
+      </w:r>
+      <w:r>
+        <w:rPr>
+          <w:b/>
+        </w:rPr>
+        <w:t>mechanism</w:t>
+      </w:r>
+      <w:r>
+        <w:rPr>
+          <w:b w:val="0"/>
+        </w:rPr>
+        <w:t xml:space="preserve">s with the same visible </w:t>
+      </w:r>
+      <w:r>
+        <w:rPr>
+          <w:b/>
+        </w:rPr>
+        <w:t>output</w:t>
+      </w:r>
+      <w:r>
+        <w:rPr>
+          <w:b w:val="0"/>
+        </w:rPr>
+        <w:t xml:space="preserve"> and explain what </w:t>
+      </w:r>
+      <w:r>
+        <w:rPr>
+          <w:b/>
+        </w:rPr>
+        <w:t>evidence</w:t>
+      </w:r>
+      <w:r>
+        <w:rPr>
+          <w:b w:val="0"/>
+        </w:rPr>
+        <w:t xml:space="preserve"> distinguishes them.</w:t>
       </w:r>
     </w:p>
     <w:p>
@@ -2616,12 +5513,30 @@
         <w:pStyle w:val="Heading3"/>
       </w:pPr>
       <w:r>
-        <w:t>Support and stretch</w:t>
-      </w:r>
-    </w:p>
-    <w:p>
-      <w:r>
-        <w:t>Use physical cards, spoken explanations and a three-stage drawing. Read aloud without giving the answer. Stretch: compare two mechanisms with the same visible output and explain what evidence distinguishes them.</w:t>
+        <w:t>Exit reflection</w:t>
+      </w:r>
+    </w:p>
+    <w:p>
+      <w:pPr>
+        <w:spacing w:line="336" w:lineRule="auto" w:after="180"/>
+      </w:pPr>
+      <w:r>
+        <w:rPr>
+          <w:b w:val="0"/>
+        </w:rPr>
+        <w:t xml:space="preserve">Ask for one decision the learner can now justify and one situation requiring more </w:t>
+      </w:r>
+      <w:r>
+        <w:rPr>
+          <w:b/>
+        </w:rPr>
+        <w:t>evidence</w:t>
+      </w:r>
+      <w:r>
+        <w:rPr>
+          <w:b w:val="0"/>
+        </w:rPr>
+        <w:t xml:space="preserve"> or human review. Confidence ratings are separate from correct independent performance.</w:t>
       </w:r>
     </w:p>
     <w:p>
@@ -2629,12 +5544,30 @@
         <w:pStyle w:val="Heading3"/>
       </w:pPr>
       <w:r>
-        <w:t>Exit reflection</w:t>
-      </w:r>
-    </w:p>
-    <w:p>
-      <w:r>
-        <w:t>Ask for one decision the learner can now justify and one situation requiring more evidence or human review. Confidence ratings are separate from correct independent performance.</w:t>
+        <w:t>Bridge to the next week</w:t>
+      </w:r>
+    </w:p>
+    <w:p>
+      <w:pPr>
+        <w:spacing w:line="336" w:lineRule="auto" w:after="180"/>
+      </w:pPr>
+      <w:r>
+        <w:rPr>
+          <w:b w:val="0"/>
+        </w:rPr>
+        <w:t xml:space="preserve">Next: Week 7: Categories and Labels. Retrieve today’s </w:t>
+      </w:r>
+      <w:r>
+        <w:rPr>
+          <w:b/>
+        </w:rPr>
+        <w:t>evidence</w:t>
+      </w:r>
+      <w:r>
+        <w:rPr>
+          <w:b w:val="0"/>
+        </w:rPr>
+        <w:t xml:space="preserve"> and identify what carries forward and what is new.</w:t>
       </w:r>
     </w:p>
     <w:p>
@@ -2642,12 +5575,86 @@
         <w:pStyle w:val="Heading3"/>
       </w:pPr>
       <w:r>
-        <w:t>Bridge to the next week</w:t>
-      </w:r>
-    </w:p>
-    <w:p>
-      <w:r>
-        <w:t>Next: Week 7: Categories and Labels. Retrieve today’s evidence and identify what carries forward and what is new.</w:t>
+        <w:t>Support and fresh reassessment</w:t>
+      </w:r>
+    </w:p>
+    <w:p>
+      <w:pPr>
+        <w:spacing w:line="336" w:lineRule="auto" w:after="180"/>
+      </w:pPr>
+      <w:r>
+        <w:rPr>
+          <w:b w:val="0"/>
+        </w:rPr>
+        <w:t>Use large labelled boxes and tactile counters. Read values aloud while pointing to their time labels. No hearing-based task is required.</w:t>
+      </w:r>
+    </w:p>
+    <w:p>
+      <w:pPr>
+        <w:spacing w:line="336" w:lineRule="auto" w:after="180"/>
+      </w:pPr>
+      <w:r>
+        <w:rPr>
+          <w:b w:val="0"/>
+        </w:rPr>
+        <w:t xml:space="preserve">Extension: ask whether doubling the interval changes the number of </w:t>
+      </w:r>
+      <w:r>
+        <w:rPr>
+          <w:b/>
+        </w:rPr>
+        <w:t>sample</w:t>
+      </w:r>
+      <w:r>
+        <w:rPr>
+          <w:b w:val="0"/>
+        </w:rPr>
+        <w:t>s, the first-to-last duration or the stored values when the same list is replayed under the new timing convention.</w:t>
+      </w:r>
+    </w:p>
+    <w:p>
+      <w:pPr>
+        <w:spacing w:line="336" w:lineRule="auto" w:after="180"/>
+      </w:pPr>
+      <w:r>
+        <w:rPr>
+          <w:b w:val="0"/>
+        </w:rPr>
+        <w:t>W4 is secure when each proposed sequence has seven values, both satisfy the zero constraints at 0,3,6, at least one omitted position differs and the explanation identifies ambiguity between measurements.</w:t>
+      </w:r>
+    </w:p>
+    <w:p>
+      <w:pPr>
+        <w:spacing w:line="336" w:lineRule="auto" w:after="180"/>
+      </w:pPr>
+      <w:r>
+        <w:rPr>
+          <w:b w:val="0"/>
+        </w:rPr>
+        <w:t>If positions are confused, reteach with labelled time boxes, then assess a fresh retained-time pattern.</w:t>
+      </w:r>
+    </w:p>
+    <w:p>
+      <w:pPr>
+        <w:spacing w:line="336" w:lineRule="auto" w:after="180"/>
+      </w:pPr>
+      <w:r>
+        <w:rPr>
+          <w:b w:val="0"/>
+        </w:rPr>
+        <w:t xml:space="preserve">Week 7 builds on this unit by defining categories operationally so different people can label the same </w:t>
+      </w:r>
+      <w:r>
+        <w:rPr>
+          <w:b/>
+        </w:rPr>
+        <w:t>evidence</w:t>
+      </w:r>
+      <w:r>
+        <w:rPr>
+          <w:b w:val="0"/>
+        </w:rPr>
+        <w:t xml:space="preserve"> consistently.</w:t>
       </w:r>
     </w:p>
     <w:p>
@@ -2655,40 +5662,40 @@
         <w:pStyle w:val="Heading3"/>
       </w:pPr>
       <w:r>
-        <w:t>Support and fresh reassessment</w:t>
-      </w:r>
-    </w:p>
-    <w:p>
-      <w:r>
-        <w:t>Use large labelled boxes and tactile counters. Read values aloud while pointing to their time labels. No hearing-based task is required. Extension: ask whether doubling the interval changes the number of samples, the first-to-last duration or the stored values when the same list is replayed under the new timing convention.</w:t>
-      </w:r>
-    </w:p>
-    <w:p>
-      <w:r>
-        <w:t>W4 is secure when each proposed sequence has seven values, both satisfy the zero constraints at 0,3,6, at least one omitted position differs and the explanation identifies ambiguity between measurements. If positions are confused, reteach with labelled time boxes, then assess a fresh retained-time pattern.</w:t>
-      </w:r>
-    </w:p>
-    <w:p>
-      <w:r>
-        <w:t>Week 7 builds on this unit by defining categories operationally so different people can label the same evidence consistently.</w:t>
-      </w:r>
-    </w:p>
-    <w:p>
-      <w:pPr>
-        <w:pStyle w:val="Heading3"/>
-      </w:pPr>
-      <w:r>
         <w:t>Plan the delayed return</w:t>
       </w:r>
     </w:p>
     <w:p>
-      <w:r>
+      <w:pPr>
+        <w:spacing w:line="336" w:lineRule="auto" w:after="180"/>
+      </w:pPr>
+      <w:r>
+        <w:rPr>
+          <w:b w:val="0"/>
+        </w:rPr>
         <w:t>Suggested return points in this level: ai-1/7, ai-1/9, ai-1/12. Use actual classroom dates, adjusting for holidays and gaps. One, three and six teaching weeks are scheduling choices, not a claimed optimal spacing.</w:t>
       </w:r>
     </w:p>
     <w:p>
-      <w:r>
-        <w:t>At a delayed check, ask for the idea from memory and a changed application. Compare with the earlier independent response and record support used. For a new level, revisit the previous capstone before checking the new prerequisites.</w:t>
+      <w:pPr>
+        <w:spacing w:line="336" w:lineRule="auto" w:after="180"/>
+      </w:pPr>
+      <w:r>
+        <w:rPr>
+          <w:b w:val="0"/>
+        </w:rPr>
+        <w:t>At a delayed check, ask for the idea from memory and a changed application. Compare with the earlier independent response and record support used.</w:t>
+      </w:r>
+    </w:p>
+    <w:p>
+      <w:pPr>
+        <w:spacing w:line="336" w:lineRule="auto" w:after="180"/>
+      </w:pPr>
+      <w:r>
+        <w:rPr>
+          <w:b w:val="0"/>
+        </w:rPr>
+        <w:t>For a new level, revisit the previous capstone before checking the new prerequisites.</w:t>
       </w:r>
     </w:p>
     <w:tbl>
@@ -2848,8 +5855,26 @@
       </w:tr>
     </w:tbl>
     <w:p>
-      <w:r>
-        <w:t>Use the evidence to choose reteaching or the next step. A completed page, confidence rating or attractive project does not by itself demonstrate understanding.</w:t>
+      <w:pPr>
+        <w:spacing w:line="336" w:lineRule="auto" w:after="180"/>
+      </w:pPr>
+      <w:r>
+        <w:rPr>
+          <w:b w:val="0"/>
+        </w:rPr>
+        <w:t xml:space="preserve">Use the </w:t>
+      </w:r>
+      <w:r>
+        <w:rPr>
+          <w:b/>
+        </w:rPr>
+        <w:t>evidence</w:t>
+      </w:r>
+      <w:r>
+        <w:rPr>
+          <w:b w:val="0"/>
+        </w:rPr>
+        <w:t xml:space="preserve"> to choose reteaching or the next step. A completed page, confidence rating or attractive project does not by itself demonstrate understanding.</w:t>
       </w:r>
     </w:p>
     <w:p>
@@ -2861,8 +5886,26 @@
       </w:r>
     </w:p>
     <w:p>
-      <w:r>
-        <w:t>Record the sorter’s sampling interval and retain relevant sequences when a decision depends on changes over time.</w:t>
+      <w:pPr>
+        <w:spacing w:line="336" w:lineRule="auto" w:after="180"/>
+      </w:pPr>
+      <w:r>
+        <w:rPr>
+          <w:b w:val="0"/>
+        </w:rPr>
+        <w:t xml:space="preserve">Record the sorter’s </w:t>
+      </w:r>
+      <w:r>
+        <w:rPr>
+          <w:b/>
+        </w:rPr>
+        <w:t>sampling interval</w:t>
+      </w:r>
+      <w:r>
+        <w:rPr>
+          <w:b w:val="0"/>
+        </w:rPr>
+        <w:t xml:space="preserve"> and retain relevant sequences when a decision depends on changes over time.</w:t>
       </w:r>
     </w:p>
     <w:p>
@@ -2875,12 +5918,74 @@
     </w:p>
     <w:p>
       <w:r>
-        <w:t>Teaching target: Interpret an ordered sequence of sound-signal samples with a stated time interval</w:t>
-      </w:r>
-    </w:p>
-    <w:p>
-      <w:r>
-        <w:t>Prepare the labelled worked-case picture, the matching workbook, fictional input cards and a place for individual responses. No paid AI account is required for the paper reasoning activities.</w:t>
+        <w:t>Use this preparation summary alongside the detailed Sound Becomes a Signal lesson; it is a checklist rather than a replacement for the full sequence.</w:t>
+      </w:r>
+    </w:p>
+    <w:p>
+      <w:pPr>
+        <w:pStyle w:val="Heading3"/>
+      </w:pPr>
+      <w:r>
+        <w:t>Teaching target</w:t>
+      </w:r>
+    </w:p>
+    <w:p>
+      <w:pPr>
+        <w:spacing w:line="336" w:lineRule="auto" w:after="180"/>
+        <w:shd w:fill="EDF7F3"/>
+      </w:pPr>
+      <w:r>
+        <w:rPr>
+          <w:b w:val="0"/>
+        </w:rPr>
+        <w:t>Teaching target: Interpret an ordered sequence of sound-</w:t>
+      </w:r>
+      <w:r>
+        <w:rPr>
+          <w:b/>
+        </w:rPr>
+        <w:t>signal</w:t>
+      </w:r>
+      <w:r>
+        <w:rPr>
+          <w:b w:val="0"/>
+        </w:rPr>
+        <w:t xml:space="preserve"> </w:t>
+      </w:r>
+      <w:r>
+        <w:rPr>
+          <w:b/>
+        </w:rPr>
+        <w:t>sample</w:t>
+      </w:r>
+      <w:r>
+        <w:rPr>
+          <w:b w:val="0"/>
+        </w:rPr>
+        <w:t>s with a stated time interval</w:t>
+      </w:r>
+    </w:p>
+    <w:p>
+      <w:pPr>
+        <w:spacing w:line="336" w:lineRule="auto" w:after="180"/>
+      </w:pPr>
+      <w:r>
+        <w:rPr>
+          <w:b w:val="0"/>
+        </w:rPr>
+        <w:t xml:space="preserve">Prepare the labelled worked-case picture, the matching workbook, fictional </w:t>
+      </w:r>
+      <w:r>
+        <w:rPr>
+          <w:b/>
+        </w:rPr>
+        <w:t>input</w:t>
+      </w:r>
+      <w:r>
+        <w:rPr>
+          <w:b w:val="0"/>
+        </w:rPr>
+        <w:t xml:space="preserve"> cards and a place for individual responses. No paid AI account is required for the paper reasoning activities.</w:t>
       </w:r>
     </w:p>
     <w:tbl>
@@ -3027,37 +6132,255 @@
       </w:tr>
     </w:tbl>
     <w:p>
-      <w:r>
-        <w:t>Before class, solve the supported practice: Retain only times 0,4,8 from W1. Write the retained values. Give one claim about the original signal that these retained values do not justify.</w:t>
-      </w:r>
-    </w:p>
-    <w:p>
-      <w:r>
-        <w:t>Reasoned practice answer: The retained values are 0,0,0. They do not justify saying the signal was always zero or had no changes between those times; the original had values 3 and 1 at omitted times.</w:t>
-      </w:r>
-    </w:p>
-    <w:p>
-      <w:r>
-        <w:t>Check every learner before discussion: Use the worked case for Sound as sampled information. Proposed explanation: “Five samples make five gaps”. Decide whether this explanation is supported. Point to the step or supplied fact that decides; explain your repair if needed.</w:t>
-      </w:r>
-    </w:p>
-    <w:p>
-      <w:r>
-        <w:t>Misconception repair: Place five cards in a row and point to each space between them. The span ends at the last sample.</w:t>
-      </w:r>
-    </w:p>
-    <w:p>
-      <w:r>
-        <w:t>Support: read the exact case aloud, enlarge the labelled picture, supply input cards and model only the first deciding step. Accept a spoken explanation or drawing; retain the reasoning goal.</w:t>
-      </w:r>
-    </w:p>
-    <w:p>
-      <w:r>
-        <w:t>Extension: Retain only samples at 0,2,4 ms. Require a prediction and a reason before comparing. Expected result: Both retained sequences are 0,0,0. Reason: The selected times omit both nonzero samples from each signal.</w:t>
-      </w:r>
-    </w:p>
-    <w:p>
-      <w:r>
+      <w:pPr>
+        <w:spacing w:line="336" w:lineRule="auto" w:after="180"/>
+      </w:pPr>
+      <w:r>
+        <w:rPr>
+          <w:b w:val="0"/>
+        </w:rPr>
+        <w:t xml:space="preserve">Before class, solve the supported practice: Retain only times 0,4,8 from W1. Write the retained values. Give one claim about the original </w:t>
+      </w:r>
+      <w:r>
+        <w:rPr>
+          <w:b/>
+        </w:rPr>
+        <w:t>signal</w:t>
+      </w:r>
+      <w:r>
+        <w:rPr>
+          <w:b w:val="0"/>
+        </w:rPr>
+        <w:t xml:space="preserve"> that these retained values do not justify.</w:t>
+      </w:r>
+    </w:p>
+    <w:p>
+      <w:pPr>
+        <w:pStyle w:val="Heading3"/>
+      </w:pPr>
+      <w:r>
+        <w:t>Supported practice answer</w:t>
+      </w:r>
+    </w:p>
+    <w:p>
+      <w:pPr>
+        <w:spacing w:line="336" w:lineRule="auto" w:after="180"/>
+        <w:shd w:fill="F1F6FC"/>
+      </w:pPr>
+      <w:r>
+        <w:rPr>
+          <w:b w:val="0"/>
+        </w:rPr>
+        <w:t xml:space="preserve">Reasoned practice answer: The retained values are 0,0,0. They do not justify saying the </w:t>
+      </w:r>
+      <w:r>
+        <w:rPr>
+          <w:b/>
+        </w:rPr>
+        <w:t>signal</w:t>
+      </w:r>
+      <w:r>
+        <w:rPr>
+          <w:b w:val="0"/>
+        </w:rPr>
+        <w:t xml:space="preserve"> was always zero or had no changes between those times; the original had values 3 and 1 at omitted times.</w:t>
+      </w:r>
+    </w:p>
+    <w:p>
+      <w:pPr>
+        <w:spacing w:line="336" w:lineRule="auto" w:after="180"/>
+      </w:pPr>
+      <w:r>
+        <w:rPr>
+          <w:b w:val="0"/>
+        </w:rPr>
+        <w:t xml:space="preserve">Check every learner before discussion: Use the worked case for Sound as </w:t>
+      </w:r>
+      <w:r>
+        <w:rPr>
+          <w:b/>
+        </w:rPr>
+        <w:t>sample</w:t>
+      </w:r>
+      <w:r>
+        <w:rPr>
+          <w:b w:val="0"/>
+        </w:rPr>
+        <w:t xml:space="preserve">d information. Proposed explanation: “Five </w:t>
+      </w:r>
+      <w:r>
+        <w:rPr>
+          <w:b/>
+        </w:rPr>
+        <w:t>sample</w:t>
+      </w:r>
+      <w:r>
+        <w:rPr>
+          <w:b w:val="0"/>
+        </w:rPr>
+        <w:t>s make five gaps”. Decide whether this explanation is supported.</w:t>
+      </w:r>
+    </w:p>
+    <w:p>
+      <w:pPr>
+        <w:spacing w:line="336" w:lineRule="auto" w:after="180"/>
+      </w:pPr>
+      <w:r>
+        <w:rPr>
+          <w:b w:val="0"/>
+        </w:rPr>
+        <w:t>Point to the step or supplied fact that decides; explain your repair if needed.</w:t>
+      </w:r>
+    </w:p>
+    <w:p>
+      <w:pPr>
+        <w:pStyle w:val="Heading3"/>
+      </w:pPr>
+      <w:r>
+        <w:t>Repair the misconception</w:t>
+      </w:r>
+    </w:p>
+    <w:p>
+      <w:pPr>
+        <w:spacing w:line="336" w:lineRule="auto" w:after="180"/>
+        <w:shd w:fill="FFF5E6"/>
+      </w:pPr>
+      <w:r>
+        <w:rPr>
+          <w:b w:val="0"/>
+        </w:rPr>
+        <w:t xml:space="preserve">Misconception repair: Place five cards in a row and point to each space between them. The span ends at the last </w:t>
+      </w:r>
+      <w:r>
+        <w:rPr>
+          <w:b/>
+        </w:rPr>
+        <w:t>sample</w:t>
+      </w:r>
+      <w:r>
+        <w:rPr>
+          <w:b w:val="0"/>
+        </w:rPr>
+        <w:t>.</w:t>
+      </w:r>
+    </w:p>
+    <w:p>
+      <w:pPr>
+        <w:pStyle w:val="Heading3"/>
+      </w:pPr>
+      <w:r>
+        <w:t>Support without giving away the answer</w:t>
+      </w:r>
+    </w:p>
+    <w:p>
+      <w:pPr>
+        <w:spacing w:line="336" w:lineRule="auto" w:after="180"/>
+        <w:shd w:fill="F1F6F8"/>
+      </w:pPr>
+      <w:r>
+        <w:rPr>
+          <w:b w:val="0"/>
+        </w:rPr>
+        <w:t xml:space="preserve">Support: read the exact case aloud, enlarge the labelled picture, supply </w:t>
+      </w:r>
+      <w:r>
+        <w:rPr>
+          <w:b/>
+        </w:rPr>
+        <w:t>input</w:t>
+      </w:r>
+      <w:r>
+        <w:rPr>
+          <w:b w:val="0"/>
+        </w:rPr>
+        <w:t xml:space="preserve"> cards and model only the first deciding step. Accept a spoken explanation or drawing; retain the reasoning goal.</w:t>
+      </w:r>
+    </w:p>
+    <w:p>
+      <w:pPr>
+        <w:pStyle w:val="Heading3"/>
+      </w:pPr>
+      <w:r>
+        <w:t>Extend the reasoning</w:t>
+      </w:r>
+    </w:p>
+    <w:p>
+      <w:pPr>
+        <w:spacing w:line="336" w:lineRule="auto" w:after="180"/>
+        <w:shd w:fill="F5F1FB"/>
+      </w:pPr>
+      <w:r>
+        <w:rPr>
+          <w:b w:val="0"/>
+        </w:rPr>
+        <w:t xml:space="preserve">Extension: Retain only </w:t>
+      </w:r>
+      <w:r>
+        <w:rPr>
+          <w:b/>
+        </w:rPr>
+        <w:t>sample</w:t>
+      </w:r>
+      <w:r>
+        <w:rPr>
+          <w:b w:val="0"/>
+        </w:rPr>
+        <w:t xml:space="preserve">s at 0,2,4 ms. Require a </w:t>
+      </w:r>
+      <w:r>
+        <w:rPr>
+          <w:b/>
+        </w:rPr>
+        <w:t>prediction</w:t>
+      </w:r>
+      <w:r>
+        <w:rPr>
+          <w:b w:val="0"/>
+        </w:rPr>
+        <w:t xml:space="preserve"> and a reason before comparing. Expected result: Both retained sequences are 0,0,0. Reason: The selected times omit both nonzero </w:t>
+      </w:r>
+      <w:r>
+        <w:rPr>
+          <w:b/>
+        </w:rPr>
+        <w:t>sample</w:t>
+      </w:r>
+      <w:r>
+        <w:rPr>
+          <w:b w:val="0"/>
+        </w:rPr>
+        <w:t xml:space="preserve">s from each </w:t>
+      </w:r>
+      <w:r>
+        <w:rPr>
+          <w:b/>
+        </w:rPr>
+        <w:t>signal</w:t>
+      </w:r>
+      <w:r>
+        <w:rPr>
+          <w:b w:val="0"/>
+        </w:rPr>
+        <w:t>.</w:t>
+      </w:r>
+    </w:p>
+    <w:p>
+      <w:pPr>
+        <w:pStyle w:val="Heading3"/>
+      </w:pPr>
+      <w:r>
+        <w:t>Protect the independent attempt</w:t>
+      </w:r>
+    </w:p>
+    <w:p>
+      <w:pPr>
+        <w:spacing w:line="336" w:lineRule="auto" w:after="180"/>
+        <w:shd w:fill="FFF5E6"/>
+      </w:pPr>
+      <w:r>
+        <w:rPr>
+          <w:b w:val="0"/>
+        </w:rPr>
         <w:t>Independent assessment: withhold the reserved answer until the learner has attempted the new case. Record support separately from correctness.</w:t>
       </w:r>
     </w:p>
@@ -3246,13 +6569,58 @@
       </w:tr>
     </w:tbl>
     <w:p>
-      <w:r>
-        <w:t>Project checkpoint: Frame the need. Name the user, the problem, allowed inputs and a safe simple starting method.</w:t>
-      </w:r>
-    </w:p>
-    <w:p>
-      <w:r>
-        <w:t>Use the weekly teacher answer for topic-specific reasoning. A saved progress tick is an activity record; judge mastery from the learner’s explanation and evidence.</w:t>
+      <w:pPr>
+        <w:pStyle w:val="Heading3"/>
+      </w:pPr>
+      <w:r>
+        <w:t>Project checkpoint</w:t>
+      </w:r>
+    </w:p>
+    <w:p>
+      <w:pPr>
+        <w:spacing w:line="336" w:lineRule="auto" w:after="180"/>
+        <w:shd w:fill="EDF7F3"/>
+      </w:pPr>
+      <w:r>
+        <w:rPr>
+          <w:b w:val="0"/>
+        </w:rPr>
+        <w:t xml:space="preserve">Project checkpoint: Frame the need. Name the user, the problem, allowed </w:t>
+      </w:r>
+      <w:r>
+        <w:rPr>
+          <w:b/>
+        </w:rPr>
+        <w:t>input</w:t>
+      </w:r>
+      <w:r>
+        <w:rPr>
+          <w:b w:val="0"/>
+        </w:rPr>
+        <w:t>s and a safe simple starting method.</w:t>
+      </w:r>
+    </w:p>
+    <w:p>
+      <w:pPr>
+        <w:spacing w:line="336" w:lineRule="auto" w:after="180"/>
+      </w:pPr>
+      <w:r>
+        <w:rPr>
+          <w:b w:val="0"/>
+        </w:rPr>
+        <w:t xml:space="preserve">Use the weekly teacher answer for topic-specific reasoning. A saved progress tick is an activity record; judge mastery from the learner’s explanation and </w:t>
+      </w:r>
+      <w:r>
+        <w:rPr>
+          <w:b/>
+        </w:rPr>
+        <w:t>evidence</w:t>
+      </w:r>
+      <w:r>
+        <w:rPr>
+          <w:b w:val="0"/>
+        </w:rPr>
+        <w:t>.</w:t>
       </w:r>
     </w:p>
     <w:p>
@@ -3265,27 +6633,1145 @@
     </w:p>
     <w:p>
       <w:r>
-        <w:t>Use the two formative questions as supported practice, not as independent mastery scores. Discuss the deciding evidence rather than accepting a guessed selection.</w:t>
-      </w:r>
-    </w:p>
-    <w:p>
-      <w:r>
+        <w:t>Use feedback, earlier review and portfolios purposefully. Apply the coding routine only when this lesson has an executable lab.</w:t>
+      </w:r>
+    </w:p>
+    <w:p>
+      <w:pPr>
+        <w:spacing w:line="336" w:lineRule="auto" w:after="180"/>
+      </w:pPr>
+      <w:r>
+        <w:rPr>
+          <w:b w:val="0"/>
+        </w:rPr>
+        <w:t xml:space="preserve">Use the two formative questions as supported practice, not as independent mastery scores. Discuss the deciding </w:t>
+      </w:r>
+      <w:r>
+        <w:rPr>
+          <w:b/>
+        </w:rPr>
+        <w:t>evidence</w:t>
+      </w:r>
+      <w:r>
+        <w:rPr>
+          <w:b w:val="0"/>
+        </w:rPr>
+        <w:t xml:space="preserve"> rather than accepting a guessed selection.</w:t>
+      </w:r>
+    </w:p>
+    <w:p>
+      <w:pPr>
+        <w:spacing w:line="336" w:lineRule="auto" w:after="180"/>
+      </w:pPr>
+      <w:r>
+        <w:rPr>
+          <w:b w:val="0"/>
+        </w:rPr>
         <w:t>The feedback comes from the reviewed public worked case. Do not reveal the separately reserved independent teacher answer until the learner has attempted that case.</w:t>
       </w:r>
     </w:p>
     <w:p>
-      <w:r>
-        <w:t>Ask students to predict before running code. Preserve errors and actual outputs; collect a changed test and an explanation. The branch-boundary and indexing lessons deliberately include failure cases.</w:t>
-      </w:r>
-    </w:p>
-    <w:p>
-      <w:r>
+      <w:pPr>
+        <w:pStyle w:val="Heading3"/>
+      </w:pPr>
+      <w:r>
+        <w:t>For later coding lessons</w:t>
+      </w:r>
+    </w:p>
+    <w:p>
+      <w:r>
+        <w:t>This week has no code block. Use this routine when a later lesson includes an executable lab.</w:t>
+      </w:r>
+    </w:p>
+    <w:p>
+      <w:pPr>
+        <w:spacing w:line="336" w:lineRule="auto" w:after="180"/>
+        <w:shd w:fill="F1F6F8"/>
+      </w:pPr>
+      <w:r>
+        <w:rPr>
+          <w:b w:val="0"/>
+        </w:rPr>
+        <w:t xml:space="preserve">Ask students to predict before running code. Preserve errors and actual </w:t>
+      </w:r>
+      <w:r>
+        <w:rPr>
+          <w:b/>
+        </w:rPr>
+        <w:t>output</w:t>
+      </w:r>
+      <w:r>
+        <w:rPr>
+          <w:b w:val="0"/>
+        </w:rPr>
+        <w:t>s; collect a changed test and an explanation. The branch-boundary and indexing lessons deliberately include failure cases.</w:t>
+      </w:r>
+    </w:p>
+    <w:p>
+      <w:pPr>
+        <w:spacing w:line="336" w:lineRule="auto" w:after="180"/>
+      </w:pPr>
+      <w:r>
+        <w:rPr>
+          <w:b w:val="0"/>
+        </w:rPr>
         <w:t>Use the earlier worked-explanation links to address a specific missing building block, then return to the current question. Adapt this suggestion after observing the learner; it is not an automatic diagnosis.</w:t>
       </w:r>
     </w:p>
     <w:p>
-      <w:r>
-        <w:t>Collect the completed-work portfolio as evidence. Record support separately from correctness, and assess explanation, trace/test and limitations. Progress ticks and quiz selections alone do not establish mastery.</w:t>
+      <w:pPr>
+        <w:spacing w:line="336" w:lineRule="auto" w:after="180"/>
+      </w:pPr>
+      <w:r>
+        <w:rPr>
+          <w:b w:val="0"/>
+        </w:rPr>
+        <w:t xml:space="preserve">Collect the completed-work portfolio as </w:t>
+      </w:r>
+      <w:r>
+        <w:rPr>
+          <w:b/>
+        </w:rPr>
+        <w:t>evidence</w:t>
+      </w:r>
+      <w:r>
+        <w:rPr>
+          <w:b w:val="0"/>
+        </w:rPr>
+        <w:t>. Record support separately from correctness, and assess explanation, trace/test and limitations. Progress ticks and quiz selections alone do not establish mastery.</w:t>
+      </w:r>
+    </w:p>
+    <w:p>
+      <w:pPr>
+        <w:pStyle w:val="Heading1"/>
+      </w:pPr>
+      <w:r>
+        <w:t>09. Visual concept journey</w:t>
+      </w:r>
+    </w:p>
+    <w:p>
+      <w:r>
+        <w:t>Show one Sound Becomes a Signal graphic at a time, request a prediction and discuss its trace before the independent assessment.</w:t>
+      </w:r>
+    </w:p>
+    <w:p>
+      <w:pPr>
+        <w:spacing w:line="336" w:lineRule="auto" w:after="180"/>
+      </w:pPr>
+      <w:r>
+        <w:rPr>
+          <w:b w:val="0"/>
+        </w:rPr>
+        <w:t xml:space="preserve">Use one picture at a time. Hide a worked result before asking for a </w:t>
+      </w:r>
+      <w:r>
+        <w:rPr>
+          <w:b/>
+        </w:rPr>
+        <w:t>prediction</w:t>
+      </w:r>
+      <w:r>
+        <w:rPr>
+          <w:b w:val="0"/>
+        </w:rPr>
+        <w:t>, then reveal it for feedback. These are supported teaching cases; retain the separate independent assessment for a fresh first attempt.</w:t>
+      </w:r>
+    </w:p>
+    <w:p>
+      <w:pPr>
+        <w:pStyle w:val="Heading3"/>
+      </w:pPr>
+      <w:r>
+        <w:t>01. Sound Becomes a Signal: the case</w:t>
+      </w:r>
+    </w:p>
+    <w:p>
+      <w:r>
+        <w:drawing>
+          <wp:inline xmlns:a="http://schemas.openxmlformats.org/drawingml/2006/main" xmlns:pic="http://schemas.openxmlformats.org/drawingml/2006/picture">
+            <wp:extent cx="5486400" cy="2834640"/>
+            <wp:docPr id="3" name="Picture 3" descr="A fictional microphone display records five samples during a short classroom tap. Supplied facts: Times are 0,1,2,3,4 ms in order. Signal A: 0,3,0,1,0. Signal B: 0,1,0,3,0. Toy values are signed measurement units; these happen to be nonnegative."/>
+            <wp:cNvGraphicFramePr>
+              <a:graphicFrameLocks noChangeAspect="1"/>
+            </wp:cNvGraphicFramePr>
+            <a:graphic>
+              <a:graphicData uri="http://schemas.openxmlformats.org/drawingml/2006/picture">
+                <pic:pic>
+                  <pic:nvPicPr>
+                    <pic:cNvPr id="0" name="academy-story-ai-1-6-01.png"/>
+                    <pic:cNvPicPr/>
+                  </pic:nvPicPr>
+                  <pic:blipFill>
+                    <a:blip r:embed="rId11"/>
+                    <a:stretch>
+                      <a:fillRect/>
+                    </a:stretch>
+                  </pic:blipFill>
+                  <pic:spPr>
+                    <a:xfrm>
+                      <a:off x="0" y="0"/>
+                      <a:ext cx="5486400" cy="2834640"/>
+                    </a:xfrm>
+                    <a:prstGeom prst="rect"/>
+                  </pic:spPr>
+                </pic:pic>
+              </a:graphicData>
+            </a:graphic>
+          </wp:inline>
+        </w:drawing>
+      </w:r>
+    </w:p>
+    <w:p>
+      <w:pPr>
+        <w:spacing w:line="336" w:lineRule="auto" w:after="180"/>
+      </w:pPr>
+      <w:r>
+        <w:rPr>
+          <w:b w:val="0"/>
+        </w:rPr>
+        <w:t xml:space="preserve">A fictional microphone display records five </w:t>
+      </w:r>
+      <w:r>
+        <w:rPr>
+          <w:b/>
+        </w:rPr>
+        <w:t>sample</w:t>
+      </w:r>
+      <w:r>
+        <w:rPr>
+          <w:b w:val="0"/>
+        </w:rPr>
+        <w:t xml:space="preserve">s during a short classroom tap. Supplied facts: Times are 0,1,2,3,4 ms in order. </w:t>
+      </w:r>
+      <w:r>
+        <w:rPr>
+          <w:b/>
+        </w:rPr>
+        <w:t>Signal</w:t>
+      </w:r>
+      <w:r>
+        <w:rPr>
+          <w:b w:val="0"/>
+        </w:rPr>
+        <w:t xml:space="preserve"> A: 0,3,0,1,0. </w:t>
+      </w:r>
+      <w:r>
+        <w:rPr>
+          <w:b/>
+        </w:rPr>
+        <w:t>Signal</w:t>
+      </w:r>
+      <w:r>
+        <w:rPr>
+          <w:b w:val="0"/>
+        </w:rPr>
+        <w:t xml:space="preserve"> B: 0,1,0,3,0.</w:t>
+      </w:r>
+    </w:p>
+    <w:p>
+      <w:pPr>
+        <w:spacing w:line="336" w:lineRule="auto" w:after="180"/>
+      </w:pPr>
+      <w:r>
+        <w:rPr>
+          <w:b w:val="0"/>
+        </w:rPr>
+        <w:t>Toy values are signed measurement units; these happen to be nonnegative.</w:t>
+      </w:r>
+    </w:p>
+    <w:p>
+      <w:pPr>
+        <w:spacing w:line="336" w:lineRule="auto" w:after="180"/>
+        <w:shd w:fill="F5F1FB"/>
+      </w:pPr>
+      <w:r>
+        <w:rPr>
+          <w:b w:val="0"/>
+        </w:rPr>
+        <w:t>Point to the given fact that matters most. Explain why it matters.</w:t>
+      </w:r>
+    </w:p>
+    <w:p>
+      <w:pPr>
+        <w:pStyle w:val="Heading3"/>
+      </w:pPr>
+      <w:r>
+        <w:t>Discuss while showing the picture</w:t>
+      </w:r>
+    </w:p>
+    <w:p>
+      <w:pPr>
+        <w:spacing w:line="336" w:lineRule="auto" w:after="180"/>
+        <w:shd w:fill="F1F6F8"/>
+      </w:pPr>
+      <w:r>
+        <w:rPr>
+          <w:b w:val="0"/>
+        </w:rPr>
+        <w:t xml:space="preserve">Teacher prompt: Point to the given fact that matters most. Explain why it matters. Ask learners to describe one label or arrow in ordinary words. Use the adjacent </w:t>
+      </w:r>
+      <w:r>
+        <w:rPr>
+          <w:b/>
+        </w:rPr>
+        <w:t>transcript</w:t>
+      </w:r>
+      <w:r>
+        <w:rPr>
+          <w:b w:val="0"/>
+        </w:rPr>
+        <w:t xml:space="preserve"> if the image is difficult to see.</w:t>
+      </w:r>
+    </w:p>
+    <w:p>
+      <w:pPr>
+        <w:pStyle w:val="Heading3"/>
+      </w:pPr>
+      <w:r>
+        <w:t>02. Follow the deciding steps</w:t>
+      </w:r>
+    </w:p>
+    <w:p>
+      <w:r>
+        <w:drawing>
+          <wp:inline xmlns:a="http://schemas.openxmlformats.org/drawingml/2006/main" xmlns:pic="http://schemas.openxmlformats.org/drawingml/2006/picture">
+            <wp:extent cx="5486400" cy="4005072"/>
+            <wp:docPr id="4" name="Picture 4" descr="Timed sampling: Associate every measurement with its sampling time. → Signal A: Its largest sample 3 occurs at 1 ms. → Signal B: Its largest sample 3 occurs at 3 ms. → Maximum summary: Both maxima are 3, but the strongest recorded tap arrives at different times."/>
+            <wp:cNvGraphicFramePr>
+              <a:graphicFrameLocks noChangeAspect="1"/>
+            </wp:cNvGraphicFramePr>
+            <a:graphic>
+              <a:graphicData uri="http://schemas.openxmlformats.org/drawingml/2006/picture">
+                <pic:pic>
+                  <pic:nvPicPr>
+                    <pic:cNvPr id="0" name="academy-story-ai-1-6-02.png"/>
+                    <pic:cNvPicPr/>
+                  </pic:nvPicPr>
+                  <pic:blipFill>
+                    <a:blip r:embed="rId12"/>
+                    <a:stretch>
+                      <a:fillRect/>
+                    </a:stretch>
+                  </pic:blipFill>
+                  <pic:spPr>
+                    <a:xfrm>
+                      <a:off x="0" y="0"/>
+                      <a:ext cx="5486400" cy="4005072"/>
+                    </a:xfrm>
+                    <a:prstGeom prst="rect"/>
+                  </pic:spPr>
+                </pic:pic>
+              </a:graphicData>
+            </a:graphic>
+          </wp:inline>
+        </w:drawing>
+      </w:r>
+    </w:p>
+    <w:p>
+      <w:pPr>
+        <w:spacing w:line="336" w:lineRule="auto" w:after="180"/>
+      </w:pPr>
+      <w:r>
+        <w:rPr>
+          <w:b w:val="0"/>
+        </w:rPr>
+        <w:t xml:space="preserve">Timed sampling: Associate every measurement with its sampling time. → </w:t>
+      </w:r>
+      <w:r>
+        <w:rPr>
+          <w:b/>
+        </w:rPr>
+        <w:t>Signal</w:t>
+      </w:r>
+      <w:r>
+        <w:rPr>
+          <w:b w:val="0"/>
+        </w:rPr>
+        <w:t xml:space="preserve"> A: Its largest </w:t>
+      </w:r>
+      <w:r>
+        <w:rPr>
+          <w:b/>
+        </w:rPr>
+        <w:t>sample</w:t>
+      </w:r>
+      <w:r>
+        <w:rPr>
+          <w:b w:val="0"/>
+        </w:rPr>
+        <w:t xml:space="preserve"> 3 occurs at 1 ms. → </w:t>
+      </w:r>
+      <w:r>
+        <w:rPr>
+          <w:b/>
+        </w:rPr>
+        <w:t>Signal</w:t>
+      </w:r>
+      <w:r>
+        <w:rPr>
+          <w:b w:val="0"/>
+        </w:rPr>
+        <w:t xml:space="preserve"> B: Its largest </w:t>
+      </w:r>
+      <w:r>
+        <w:rPr>
+          <w:b/>
+        </w:rPr>
+        <w:t>sample</w:t>
+      </w:r>
+      <w:r>
+        <w:rPr>
+          <w:b w:val="0"/>
+        </w:rPr>
+        <w:t xml:space="preserve"> 3 occurs at 3 ms. → Maximum summary: Both maxima are 3, but the strongest recorded tap arrives at different times.</w:t>
+      </w:r>
+    </w:p>
+    <w:p>
+      <w:pPr>
+        <w:spacing w:line="336" w:lineRule="auto" w:after="180"/>
+        <w:shd w:fill="F5F1FB"/>
+      </w:pPr>
+      <w:r>
+        <w:rPr>
+          <w:b w:val="0"/>
+        </w:rPr>
+        <w:t xml:space="preserve">Point to each numbered stage and explain which recorded </w:t>
+      </w:r>
+      <w:r>
+        <w:rPr>
+          <w:b/>
+        </w:rPr>
+        <w:t>input</w:t>
+      </w:r>
+      <w:r>
+        <w:rPr>
+          <w:b w:val="0"/>
+        </w:rPr>
+        <w:t xml:space="preserve"> it uses.</w:t>
+      </w:r>
+    </w:p>
+    <w:p>
+      <w:pPr>
+        <w:pStyle w:val="Heading3"/>
+      </w:pPr>
+      <w:r>
+        <w:t>Discuss while showing the picture</w:t>
+      </w:r>
+    </w:p>
+    <w:p>
+      <w:pPr>
+        <w:spacing w:line="336" w:lineRule="auto" w:after="180"/>
+        <w:shd w:fill="F1F6F8"/>
+      </w:pPr>
+      <w:r>
+        <w:rPr>
+          <w:b w:val="0"/>
+        </w:rPr>
+        <w:t xml:space="preserve">Teacher prompt: Point to each numbered stage and explain which recorded </w:t>
+      </w:r>
+      <w:r>
+        <w:rPr>
+          <w:b/>
+        </w:rPr>
+        <w:t>input</w:t>
+      </w:r>
+      <w:r>
+        <w:rPr>
+          <w:b w:val="0"/>
+        </w:rPr>
+        <w:t xml:space="preserve"> it uses. Ask learners to describe one label or arrow in ordinary words. Use the adjacent </w:t>
+      </w:r>
+      <w:r>
+        <w:rPr>
+          <w:b/>
+        </w:rPr>
+        <w:t>transcript</w:t>
+      </w:r>
+      <w:r>
+        <w:rPr>
+          <w:b w:val="0"/>
+        </w:rPr>
+        <w:t xml:space="preserve"> if the image is difficult to see.</w:t>
+      </w:r>
+    </w:p>
+    <w:p>
+      <w:pPr>
+        <w:pStyle w:val="Heading3"/>
+      </w:pPr>
+      <w:r>
+        <w:t>03. Same peak, different sample timing</w:t>
+      </w:r>
+    </w:p>
+    <w:p>
+      <w:r>
+        <w:drawing>
+          <wp:inline xmlns:a="http://schemas.openxmlformats.org/drawingml/2006/main" xmlns:pic="http://schemas.openxmlformats.org/drawingml/2006/picture">
+            <wp:extent cx="5486400" cy="3096768"/>
+            <wp:docPr id="5" name="Picture 5" descr="Same peak, different sample timing. Signal A: 0 ms = 0, 1 ms = 3, 2 ms = 0, 3 ms = 1, 4 ms = 0. Signal B: 0 ms = 0, 1 ms = 1, 2 ms = 0, 3 ms = 3, 4 ms = 0."/>
+            <wp:cNvGraphicFramePr>
+              <a:graphicFrameLocks noChangeAspect="1"/>
+            </wp:cNvGraphicFramePr>
+            <a:graphic>
+              <a:graphicData uri="http://schemas.openxmlformats.org/drawingml/2006/picture">
+                <pic:pic>
+                  <pic:nvPicPr>
+                    <pic:cNvPr id="0" name="academy-story-ai-1-6-03.png"/>
+                    <pic:cNvPicPr/>
+                  </pic:nvPicPr>
+                  <pic:blipFill>
+                    <a:blip r:embed="rId13"/>
+                    <a:stretch>
+                      <a:fillRect/>
+                    </a:stretch>
+                  </pic:blipFill>
+                  <pic:spPr>
+                    <a:xfrm>
+                      <a:off x="0" y="0"/>
+                      <a:ext cx="5486400" cy="3096768"/>
+                    </a:xfrm>
+                    <a:prstGeom prst="rect"/>
+                  </pic:spPr>
+                </pic:pic>
+              </a:graphicData>
+            </a:graphic>
+          </wp:inline>
+        </w:drawing>
+      </w:r>
+    </w:p>
+    <w:p>
+      <w:pPr>
+        <w:spacing w:line="336" w:lineRule="auto" w:after="180"/>
+      </w:pPr>
+      <w:r>
+        <w:rPr>
+          <w:b w:val="0"/>
+        </w:rPr>
+        <w:t xml:space="preserve">Same peak, different </w:t>
+      </w:r>
+      <w:r>
+        <w:rPr>
+          <w:b/>
+        </w:rPr>
+        <w:t>sample</w:t>
+      </w:r>
+      <w:r>
+        <w:rPr>
+          <w:b w:val="0"/>
+        </w:rPr>
+        <w:t xml:space="preserve"> timing. </w:t>
+      </w:r>
+      <w:r>
+        <w:rPr>
+          <w:b/>
+        </w:rPr>
+        <w:t>Signal</w:t>
+      </w:r>
+      <w:r>
+        <w:rPr>
+          <w:b w:val="0"/>
+        </w:rPr>
+        <w:t xml:space="preserve"> A: 0 ms = 0, 1 ms = 3, 2 ms = 0, 3 ms = 1, 4 ms = 0. </w:t>
+      </w:r>
+      <w:r>
+        <w:rPr>
+          <w:b/>
+        </w:rPr>
+        <w:t>Signal</w:t>
+      </w:r>
+      <w:r>
+        <w:rPr>
+          <w:b w:val="0"/>
+        </w:rPr>
+        <w:t xml:space="preserve"> B: 0 ms = 0, 1 ms = 1, 2 ms = 0, 3 ms = 3, 4 ms = 0.</w:t>
+      </w:r>
+    </w:p>
+    <w:p>
+      <w:pPr>
+        <w:spacing w:line="336" w:lineRule="auto" w:after="180"/>
+        <w:shd w:fill="F5F1FB"/>
+      </w:pPr>
+      <w:r>
+        <w:rPr>
+          <w:b w:val="0"/>
+        </w:rPr>
+        <w:t>Read the labels and values. Explain the relationship the model shows.</w:t>
+      </w:r>
+    </w:p>
+    <w:p>
+      <w:pPr>
+        <w:pStyle w:val="Heading3"/>
+      </w:pPr>
+      <w:r>
+        <w:t>Discuss while showing the picture</w:t>
+      </w:r>
+    </w:p>
+    <w:p>
+      <w:pPr>
+        <w:spacing w:line="336" w:lineRule="auto" w:after="180"/>
+        <w:shd w:fill="F1F6F8"/>
+      </w:pPr>
+      <w:r>
+        <w:rPr>
+          <w:b w:val="0"/>
+        </w:rPr>
+        <w:t xml:space="preserve">Teacher prompt: Read the labels and values. Explain the relationship the model shows. Ask learners to describe one label or arrow in ordinary words. Use the adjacent </w:t>
+      </w:r>
+      <w:r>
+        <w:rPr>
+          <w:b/>
+        </w:rPr>
+        <w:t>transcript</w:t>
+      </w:r>
+      <w:r>
+        <w:rPr>
+          <w:b w:val="0"/>
+        </w:rPr>
+        <w:t xml:space="preserve"> if the image is difficult to see.</w:t>
+      </w:r>
+    </w:p>
+    <w:p>
+      <w:pPr>
+        <w:spacing w:line="336" w:lineRule="auto" w:after="180"/>
+        <w:shd w:fill="F1F6F8"/>
+      </w:pPr>
+      <w:r>
+        <w:rPr>
+          <w:b w:val="0"/>
+        </w:rPr>
+        <w:t>Check row/column meanings, units and denominators before discussing a difference. Supplied toy values are not real class or model results.</w:t>
+      </w:r>
+    </w:p>
+    <w:p>
+      <w:pPr>
+        <w:pStyle w:val="Heading3"/>
+      </w:pPr>
+      <w:r>
+        <w:t>04. Change one thing. Trace what follows.</w:t>
+      </w:r>
+    </w:p>
+    <w:p>
+      <w:r>
+        <w:drawing>
+          <wp:inline xmlns:a="http://schemas.openxmlformats.org/drawingml/2006/main" xmlns:pic="http://schemas.openxmlformats.org/drawingml/2006/picture">
+            <wp:extent cx="5486400" cy="3026664"/>
+            <wp:docPr id="6" name="Picture 6" descr="Original case: Both maxima are 3, but the strongest recorded tap arrives at different times. Changed condition: Retain only samples at 0,2,4 ms. Expected result: Both retained sequences are 0,0,0. Reason: The selected times omit both nonzero samples from each signal."/>
+            <wp:cNvGraphicFramePr>
+              <a:graphicFrameLocks noChangeAspect="1"/>
+            </wp:cNvGraphicFramePr>
+            <a:graphic>
+              <a:graphicData uri="http://schemas.openxmlformats.org/drawingml/2006/picture">
+                <pic:pic>
+                  <pic:nvPicPr>
+                    <pic:cNvPr id="0" name="academy-story-ai-1-6-04.png"/>
+                    <pic:cNvPicPr/>
+                  </pic:nvPicPr>
+                  <pic:blipFill>
+                    <a:blip r:embed="rId14"/>
+                    <a:stretch>
+                      <a:fillRect/>
+                    </a:stretch>
+                  </pic:blipFill>
+                  <pic:spPr>
+                    <a:xfrm>
+                      <a:off x="0" y="0"/>
+                      <a:ext cx="5486400" cy="3026664"/>
+                    </a:xfrm>
+                    <a:prstGeom prst="rect"/>
+                  </pic:spPr>
+                </pic:pic>
+              </a:graphicData>
+            </a:graphic>
+          </wp:inline>
+        </w:drawing>
+      </w:r>
+    </w:p>
+    <w:p>
+      <w:pPr>
+        <w:spacing w:line="336" w:lineRule="auto" w:after="180"/>
+      </w:pPr>
+      <w:r>
+        <w:rPr>
+          <w:b w:val="0"/>
+        </w:rPr>
+        <w:t xml:space="preserve">Original case: Both maxima are 3, but the strongest recorded tap arrives at different times. Changed condition: Retain only </w:t>
+      </w:r>
+      <w:r>
+        <w:rPr>
+          <w:b/>
+        </w:rPr>
+        <w:t>sample</w:t>
+      </w:r>
+      <w:r>
+        <w:rPr>
+          <w:b w:val="0"/>
+        </w:rPr>
+        <w:t>s at 0,2,4 ms. Expected result: Both retained sequences are 0,0,0.</w:t>
+      </w:r>
+    </w:p>
+    <w:p>
+      <w:pPr>
+        <w:spacing w:line="336" w:lineRule="auto" w:after="180"/>
+      </w:pPr>
+      <w:r>
+        <w:rPr>
+          <w:b w:val="0"/>
+        </w:rPr>
+        <w:t xml:space="preserve">Reason: The selected times omit both nonzero </w:t>
+      </w:r>
+      <w:r>
+        <w:rPr>
+          <w:b/>
+        </w:rPr>
+        <w:t>sample</w:t>
+      </w:r>
+      <w:r>
+        <w:rPr>
+          <w:b w:val="0"/>
+        </w:rPr>
+        <w:t xml:space="preserve">s from each </w:t>
+      </w:r>
+      <w:r>
+        <w:rPr>
+          <w:b/>
+        </w:rPr>
+        <w:t>signal</w:t>
+      </w:r>
+      <w:r>
+        <w:rPr>
+          <w:b w:val="0"/>
+        </w:rPr>
+        <w:t>.</w:t>
+      </w:r>
+    </w:p>
+    <w:p>
+      <w:pPr>
+        <w:spacing w:line="336" w:lineRule="auto" w:after="180"/>
+        <w:shd w:fill="F5F1FB"/>
+      </w:pPr>
+      <w:r>
+        <w:rPr>
+          <w:b w:val="0"/>
+        </w:rPr>
+        <w:t>Predict before checking the worked changed-case result. Name what changed and what the supplied facts allow you to conclude.</w:t>
+      </w:r>
+    </w:p>
+    <w:p>
+      <w:pPr>
+        <w:pStyle w:val="Heading3"/>
+      </w:pPr>
+      <w:r>
+        <w:t>Discuss while showing the picture</w:t>
+      </w:r>
+    </w:p>
+    <w:p>
+      <w:pPr>
+        <w:spacing w:line="336" w:lineRule="auto" w:after="180"/>
+        <w:shd w:fill="F1F6F8"/>
+      </w:pPr>
+      <w:r>
+        <w:rPr>
+          <w:b w:val="0"/>
+        </w:rPr>
+        <w:t>Teacher prompt: Predict before checking the worked changed-case result. Name what changed and what the supplied facts allow you to conclude. Ask learners to describe one label or arrow in ordinary words.</w:t>
+      </w:r>
+    </w:p>
+    <w:p>
+      <w:pPr>
+        <w:spacing w:line="336" w:lineRule="auto" w:after="180"/>
+        <w:shd w:fill="F1F6F8"/>
+      </w:pPr>
+      <w:r>
+        <w:rPr>
+          <w:b w:val="0"/>
+        </w:rPr>
+        <w:t xml:space="preserve">Use the adjacent </w:t>
+      </w:r>
+      <w:r>
+        <w:rPr>
+          <w:b/>
+        </w:rPr>
+        <w:t>transcript</w:t>
+      </w:r>
+      <w:r>
+        <w:rPr>
+          <w:b w:val="0"/>
+        </w:rPr>
+        <w:t xml:space="preserve"> if the image is difficult to see. Changed-case reasoning: The selected times omit both nonzero </w:t>
+      </w:r>
+      <w:r>
+        <w:rPr>
+          <w:b/>
+        </w:rPr>
+        <w:t>sample</w:t>
+      </w:r>
+      <w:r>
+        <w:rPr>
+          <w:b w:val="0"/>
+        </w:rPr>
+        <w:t xml:space="preserve">s from each </w:t>
+      </w:r>
+      <w:r>
+        <w:rPr>
+          <w:b/>
+        </w:rPr>
+        <w:t>signal</w:t>
+      </w:r>
+      <w:r>
+        <w:rPr>
+          <w:b w:val="0"/>
+        </w:rPr>
+        <w:t>.</w:t>
+      </w:r>
+    </w:p>
+    <w:p>
+      <w:pPr>
+        <w:pStyle w:val="Heading3"/>
+      </w:pPr>
+      <w:r>
+        <w:t>05. Connect the explanation to its limit</w:t>
+      </w:r>
+    </w:p>
+    <w:p>
+      <w:r>
+        <w:drawing>
+          <wp:inline xmlns:a="http://schemas.openxmlformats.org/drawingml/2006/main" xmlns:pic="http://schemas.openxmlformats.org/drawingml/2006/picture">
+            <wp:extent cx="5486400" cy="2834640"/>
+            <wp:docPr id="7" name="Picture 7" descr="The sequences contain the same values in different orders. Keeping the maximum preserves peak recorded value while losing its timing. A graph should keep time on the horizontal axis; shuffling samples changes the recorded signal even if its maximum stays fixed. Limit: These sparse toy values cannot establish perceived loudness, pitch or what happened between sampling times."/>
+            <wp:cNvGraphicFramePr>
+              <a:graphicFrameLocks noChangeAspect="1"/>
+            </wp:cNvGraphicFramePr>
+            <a:graphic>
+              <a:graphicData uri="http://schemas.openxmlformats.org/drawingml/2006/picture">
+                <pic:pic>
+                  <pic:nvPicPr>
+                    <pic:cNvPr id="0" name="academy-story-ai-1-6-05.png"/>
+                    <pic:cNvPicPr/>
+                  </pic:nvPicPr>
+                  <pic:blipFill>
+                    <a:blip r:embed="rId15"/>
+                    <a:stretch>
+                      <a:fillRect/>
+                    </a:stretch>
+                  </pic:blipFill>
+                  <pic:spPr>
+                    <a:xfrm>
+                      <a:off x="0" y="0"/>
+                      <a:ext cx="5486400" cy="2834640"/>
+                    </a:xfrm>
+                    <a:prstGeom prst="rect"/>
+                  </pic:spPr>
+                </pic:pic>
+              </a:graphicData>
+            </a:graphic>
+          </wp:inline>
+        </w:drawing>
+      </w:r>
+    </w:p>
+    <w:p>
+      <w:pPr>
+        <w:spacing w:line="336" w:lineRule="auto" w:after="180"/>
+      </w:pPr>
+      <w:r>
+        <w:rPr>
+          <w:b w:val="0"/>
+        </w:rPr>
+        <w:t>The sequences contain the same values in different orders. Keeping the maximum preserves peak recorded value while losing its timing.</w:t>
+      </w:r>
+    </w:p>
+    <w:p>
+      <w:pPr>
+        <w:spacing w:line="336" w:lineRule="auto" w:after="180"/>
+      </w:pPr>
+      <w:r>
+        <w:rPr>
+          <w:b w:val="0"/>
+        </w:rPr>
+        <w:t xml:space="preserve">A graph should keep time on the horizontal axis; shuffling </w:t>
+      </w:r>
+      <w:r>
+        <w:rPr>
+          <w:b/>
+        </w:rPr>
+        <w:t>sample</w:t>
+      </w:r>
+      <w:r>
+        <w:rPr>
+          <w:b w:val="0"/>
+        </w:rPr>
+        <w:t xml:space="preserve">s changes the recorded </w:t>
+      </w:r>
+      <w:r>
+        <w:rPr>
+          <w:b/>
+        </w:rPr>
+        <w:t>signal</w:t>
+      </w:r>
+      <w:r>
+        <w:rPr>
+          <w:b w:val="0"/>
+        </w:rPr>
+        <w:t xml:space="preserve"> even if its maximum stays fixed.</w:t>
+      </w:r>
+    </w:p>
+    <w:p>
+      <w:pPr>
+        <w:spacing w:line="336" w:lineRule="auto" w:after="180"/>
+      </w:pPr>
+      <w:r>
+        <w:rPr>
+          <w:b w:val="0"/>
+        </w:rPr>
+        <w:t>Limit: These sparse toy values cannot establish perceived loudness, pitch or what happened between sampling times.</w:t>
+      </w:r>
+    </w:p>
+    <w:p>
+      <w:pPr>
+        <w:spacing w:line="336" w:lineRule="auto" w:after="180"/>
+        <w:shd w:fill="F5F1FB"/>
+      </w:pPr>
+      <w:r>
+        <w:rPr>
+          <w:b w:val="0"/>
+        </w:rPr>
+        <w:t>Explain the case, then point to a limit on the claim.</w:t>
+      </w:r>
+    </w:p>
+    <w:p>
+      <w:pPr>
+        <w:pStyle w:val="Heading3"/>
+      </w:pPr>
+      <w:r>
+        <w:t>Discuss while showing the picture</w:t>
+      </w:r>
+    </w:p>
+    <w:p>
+      <w:pPr>
+        <w:spacing w:line="336" w:lineRule="auto" w:after="180"/>
+        <w:shd w:fill="F1F6F8"/>
+      </w:pPr>
+      <w:r>
+        <w:rPr>
+          <w:b w:val="0"/>
+        </w:rPr>
+        <w:t xml:space="preserve">Teacher prompt: Explain the case, then point to a limit on the claim. Ask learners to describe one label or arrow in ordinary words. Use the adjacent </w:t>
+      </w:r>
+      <w:r>
+        <w:rPr>
+          <w:b/>
+        </w:rPr>
+        <w:t>transcript</w:t>
+      </w:r>
+      <w:r>
+        <w:rPr>
+          <w:b w:val="0"/>
+        </w:rPr>
+        <w:t xml:space="preserve"> if the image is difficult to see.</w:t>
+      </w:r>
+    </w:p>
+    <w:p>
+      <w:pPr>
+        <w:spacing w:line="336" w:lineRule="auto" w:after="180"/>
+        <w:shd w:fill="F1F6F8"/>
+      </w:pPr>
+      <w:r>
+        <w:rPr>
+          <w:b w:val="0"/>
+        </w:rPr>
+        <w:t>Keep the stated scope: These sparse toy values cannot establish perceived loudness, pitch or what happened between sampling times.</w:t>
+      </w:r>
+    </w:p>
+    <w:p>
+      <w:pPr>
+        <w:pStyle w:val="Heading3"/>
+      </w:pPr>
+      <w:r>
+        <w:t>06. Make the idea visible in your project</w:t>
+      </w:r>
+    </w:p>
+    <w:p>
+      <w:r>
+        <w:drawing>
+          <wp:inline xmlns:a="http://schemas.openxmlformats.org/drawingml/2006/main" xmlns:pic="http://schemas.openxmlformats.org/drawingml/2006/picture">
+            <wp:extent cx="5486400" cy="3380232"/>
+            <wp:docPr id="8" name="Picture 8" descr="Record the sorter’s sampling interval and retain relevant sequences when a decision depends on changes over time. Draw your input, deciding step, result and limit. Supported question: Does the all-zero retained record prove the full signal was silent? Use the picture."/>
+            <wp:cNvGraphicFramePr>
+              <a:graphicFrameLocks noChangeAspect="1"/>
+            </wp:cNvGraphicFramePr>
+            <a:graphic>
+              <a:graphicData uri="http://schemas.openxmlformats.org/drawingml/2006/picture">
+                <pic:pic>
+                  <pic:nvPicPr>
+                    <pic:cNvPr id="0" name="academy-story-ai-1-6-06.png"/>
+                    <pic:cNvPicPr/>
+                  </pic:nvPicPr>
+                  <pic:blipFill>
+                    <a:blip r:embed="rId16"/>
+                    <a:stretch>
+                      <a:fillRect/>
+                    </a:stretch>
+                  </pic:blipFill>
+                  <pic:spPr>
+                    <a:xfrm>
+                      <a:off x="0" y="0"/>
+                      <a:ext cx="5486400" cy="3380232"/>
+                    </a:xfrm>
+                    <a:prstGeom prst="rect"/>
+                  </pic:spPr>
+                </pic:pic>
+              </a:graphicData>
+            </a:graphic>
+          </wp:inline>
+        </w:drawing>
+      </w:r>
+    </w:p>
+    <w:p>
+      <w:pPr>
+        <w:spacing w:line="336" w:lineRule="auto" w:after="180"/>
+      </w:pPr>
+      <w:r>
+        <w:rPr>
+          <w:b w:val="0"/>
+        </w:rPr>
+        <w:t xml:space="preserve">Record the sorter’s </w:t>
+      </w:r>
+      <w:r>
+        <w:rPr>
+          <w:b/>
+        </w:rPr>
+        <w:t>sampling interval</w:t>
+      </w:r>
+      <w:r>
+        <w:rPr>
+          <w:b w:val="0"/>
+        </w:rPr>
+        <w:t xml:space="preserve"> and retain relevant sequences when a decision depends on changes over time. Draw your </w:t>
+      </w:r>
+      <w:r>
+        <w:rPr>
+          <w:b/>
+        </w:rPr>
+        <w:t>input</w:t>
+      </w:r>
+      <w:r>
+        <w:rPr>
+          <w:b w:val="0"/>
+        </w:rPr>
+        <w:t>, deciding step, result and limit.</w:t>
+      </w:r>
+    </w:p>
+    <w:p>
+      <w:pPr>
+        <w:spacing w:line="336" w:lineRule="auto" w:after="180"/>
+      </w:pPr>
+      <w:r>
+        <w:rPr>
+          <w:b w:val="0"/>
+        </w:rPr>
+        <w:t xml:space="preserve">Supported question: Does the all-zero retained record prove the full </w:t>
+      </w:r>
+      <w:r>
+        <w:rPr>
+          <w:b/>
+        </w:rPr>
+        <w:t>signal</w:t>
+      </w:r>
+      <w:r>
+        <w:rPr>
+          <w:b w:val="0"/>
+        </w:rPr>
+        <w:t xml:space="preserve"> was silent? Use the picture.</w:t>
+      </w:r>
+    </w:p>
+    <w:p>
+      <w:pPr>
+        <w:spacing w:line="336" w:lineRule="auto" w:after="180"/>
+        <w:shd w:fill="F5F1FB"/>
+      </w:pPr>
+      <w:r>
+        <w:rPr>
+          <w:b w:val="0"/>
+        </w:rPr>
+        <w:t xml:space="preserve">Draw your project trace and justify the deciding step using </w:t>
+      </w:r>
+      <w:r>
+        <w:rPr>
+          <w:b/>
+        </w:rPr>
+        <w:t>evidence</w:t>
+      </w:r>
+      <w:r>
+        <w:rPr>
+          <w:b w:val="0"/>
+        </w:rPr>
+        <w:t>.</w:t>
+      </w:r>
+    </w:p>
+    <w:p>
+      <w:pPr>
+        <w:pStyle w:val="Heading3"/>
+      </w:pPr>
+      <w:r>
+        <w:t>Discuss while showing the picture</w:t>
+      </w:r>
+    </w:p>
+    <w:p>
+      <w:pPr>
+        <w:spacing w:line="336" w:lineRule="auto" w:after="180"/>
+        <w:shd w:fill="F1F6F8"/>
+      </w:pPr>
+      <w:r>
+        <w:rPr>
+          <w:b w:val="0"/>
+        </w:rPr>
+        <w:t xml:space="preserve">Teacher prompt: Draw your project trace and justify the deciding step using </w:t>
+      </w:r>
+      <w:r>
+        <w:rPr>
+          <w:b/>
+        </w:rPr>
+        <w:t>evidence</w:t>
+      </w:r>
+      <w:r>
+        <w:rPr>
+          <w:b w:val="0"/>
+        </w:rPr>
+        <w:t xml:space="preserve">. Ask learners to describe one label or arrow in ordinary words. Use the adjacent </w:t>
+      </w:r>
+      <w:r>
+        <w:rPr>
+          <w:b/>
+        </w:rPr>
+        <w:t>transcript</w:t>
+      </w:r>
+      <w:r>
+        <w:rPr>
+          <w:b w:val="0"/>
+        </w:rPr>
+        <w:t xml:space="preserve"> if the image is difficult to see.</w:t>
+      </w:r>
+    </w:p>
+    <w:p>
+      <w:pPr>
+        <w:spacing w:line="336" w:lineRule="auto" w:after="180"/>
+        <w:shd w:fill="F1F6F8"/>
+      </w:pPr>
+      <w:r>
+        <w:rPr>
+          <w:b w:val="0"/>
+        </w:rPr>
+        <w:t xml:space="preserve">Supported practice key: No. The full supplied </w:t>
+      </w:r>
+      <w:r>
+        <w:rPr>
+          <w:b/>
+        </w:rPr>
+        <w:t>signal</w:t>
+      </w:r>
+      <w:r>
+        <w:rPr>
+          <w:b w:val="0"/>
+        </w:rPr>
+        <w:t>s contain nonzero values at 1 and 3 ms; those measurements were discarded.</w:t>
       </w:r>
     </w:p>
     <w:sectPr>

--- a/downloads/teacher/ai-1-week-06.docx
+++ b/downloads/teacher/ai-1-week-06.docx
@@ -149,7 +149,7 @@
           </w:tcPr>
           <w:p>
             <w:r>
-              <w:t>Sections 1–6; record the brief recall in the workbook.</w:t>
+              <w:t>Use Your mission, Notice the evidence, See how it works, Compare the cases, Words that unlock the idea and Follow a worked example; record the brief recall in the workbook.</w:t>
             </w:r>
           </w:p>
         </w:tc>
@@ -181,7 +181,7 @@
           </w:tcPr>
           <w:p>
             <w:r>
-              <w:t>Sections 7–10; use the matching workbook W2 and misconception check.</w:t>
+              <w:t>Use Find and repair a mistake, Practise together, Run the investigation and Build your understanding; use the matching workbook W2 and misconception check.</w:t>
             </w:r>
           </w:p>
         </w:tc>
@@ -213,7 +213,7 @@
           </w:tcPr>
           <w:p>
             <w:r>
-              <w:t>Sections 9 and 11–14. Give extra time to finish the full task set; use Section 15 when the week includes a coding lab.</w:t>
+              <w:t>Use Run the investigation, Connect your project, Show what you know, Study a complete case and Try a new case independently. Allow extra time for the full task set. Use a coding lab only when this week actually provides one; Your lesson route is the planning section.</w:t>
             </w:r>
           </w:p>
         </w:tc>
@@ -6061,7 +6061,7 @@
           </w:tcPr>
           <w:p>
             <w:r>
-              <w:t>Sections 1–6; record the brief recall in the workbook.</w:t>
+              <w:t>Use Your mission, Notice the evidence, See how it works, Compare the cases, Words that unlock the idea and Follow a worked example; record the brief recall in the workbook.</w:t>
             </w:r>
           </w:p>
         </w:tc>
@@ -6093,7 +6093,7 @@
           </w:tcPr>
           <w:p>
             <w:r>
-              <w:t>Sections 7–10; use the matching workbook W2 and misconception check.</w:t>
+              <w:t>Use Find and repair a mistake, Practise together, Run the investigation and Build your understanding; use the matching workbook W2 and misconception check.</w:t>
             </w:r>
           </w:p>
         </w:tc>
@@ -6125,7 +6125,7 @@
           </w:tcPr>
           <w:p>
             <w:r>
-              <w:t>Sections 9 and 11–14. Give extra time to finish the full task set; use Section 15 when the week includes a coding lab.</w:t>
+              <w:t>Use Run the investigation, Connect your project, Show what you know, Study a complete case and Try a new case independently. Allow extra time for the full task set. Use a coding lab only when this week actually provides one; Your lesson route is the planning section.</w:t>
             </w:r>
           </w:p>
         </w:tc>

--- a/downloads/teacher/ai-1-week-06.docx
+++ b/downloads/teacher/ai-1-week-06.docx
@@ -25,20 +25,38 @@
         <w:pStyle w:val="Heading1"/>
       </w:pPr>
       <w:r>
-        <w:t>01. Sound Becomes a Signal</w:t>
-      </w:r>
-    </w:p>
-    <w:p>
-      <w:r>
-        <w:t>Prepare Sound Becomes a Signal: check the target, prerequisites, resources and adaptable teaching schedule.</w:t>
-      </w:r>
-    </w:p>
-    <w:p>
-      <w:pPr>
-        <w:pStyle w:val="Heading3"/>
-      </w:pPr>
-      <w:r>
-        <w:t>Teach the learning cycle</w:t>
+        <w:t>Teach sound as an ordered evidence record.</w:t>
+      </w:r>
+    </w:p>
+    <w:p>
+      <w:r>
+        <w:t>Model samples and gaps, compare summaries, guide sparse sampling and reserve the seven-sample construction.</w:t>
+      </w:r>
+    </w:p>
+    <w:p>
+      <w:r>
+        <w:t>Look for correct timing, valid hidden alternatives and a defensible limit.</w:t>
+      </w:r>
+    </w:p>
+    <w:p>
+      <w:pPr>
+        <w:pStyle w:val="Heading1"/>
+      </w:pPr>
+      <w:r>
+        <w:t>01. Prepare this connected week</w:t>
+      </w:r>
+    </w:p>
+    <w:p>
+      <w:r>
+        <w:t>Use one main plan and keep practice separate from the independent first attempt.</w:t>
+      </w:r>
+    </w:p>
+    <w:p>
+      <w:pPr>
+        <w:pStyle w:val="Heading2"/>
+      </w:pPr>
+      <w:r>
+        <w:t>Learning goal and precision</w:t>
       </w:r>
     </w:p>
     <w:p>
@@ -74,6 +92,158 @@
           <w:b w:val="0"/>
         </w:rPr>
         <w:t>s with a stated time interval</w:t>
+      </w:r>
+    </w:p>
+    <w:p>
+      <w:pPr>
+        <w:spacing w:line="336" w:lineRule="auto" w:after="180"/>
+      </w:pPr>
+      <w:r>
+        <w:rPr>
+          <w:b w:val="0"/>
+        </w:rPr>
+        <w:t xml:space="preserve">Keep the distinction between physical pressure variation, microphone </w:t>
+      </w:r>
+      <w:r>
+        <w:rPr>
+          <w:b/>
+        </w:rPr>
+        <w:t>signal</w:t>
+      </w:r>
+      <w:r>
+        <w:rPr>
+          <w:b w:val="0"/>
+        </w:rPr>
+        <w:t xml:space="preserve"> and stored numerical </w:t>
+      </w:r>
+      <w:r>
+        <w:rPr>
+          <w:b/>
+        </w:rPr>
+        <w:t>sample</w:t>
+      </w:r>
+      <w:r>
+        <w:rPr>
+          <w:b w:val="0"/>
+        </w:rPr>
+        <w:t>s.</w:t>
+      </w:r>
+    </w:p>
+    <w:p>
+      <w:pPr>
+        <w:spacing w:line="336" w:lineRule="auto" w:after="180"/>
+      </w:pPr>
+      <w:r>
+        <w:rPr>
+          <w:b w:val="0"/>
+        </w:rPr>
+        <w:t xml:space="preserve">The examples use arbitrary nonnegative </w:t>
+      </w:r>
+      <w:r>
+        <w:rPr>
+          <w:b/>
+        </w:rPr>
+        <w:t>signal</w:t>
+      </w:r>
+      <w:r>
+        <w:rPr>
+          <w:b w:val="0"/>
+        </w:rPr>
+        <w:t xml:space="preserve"> values to avoid introducing signed </w:t>
+      </w:r>
+      <w:r>
+        <w:rPr>
+          <w:b/>
+        </w:rPr>
+        <w:t>waveform</w:t>
+      </w:r>
+      <w:r>
+        <w:rPr>
+          <w:b w:val="0"/>
+        </w:rPr>
+        <w:t>s before they are needed; they do not model real speech faithfully. The lesson establishes ordering, time metadata and information loss.</w:t>
+      </w:r>
+    </w:p>
+    <w:p>
+      <w:pPr>
+        <w:spacing w:line="336" w:lineRule="auto" w:after="180"/>
+      </w:pPr>
+      <w:r>
+        <w:rPr>
+          <w:b w:val="0"/>
+        </w:rPr>
+        <w:t>It does not teach a sampling theorem or make hearing-health claims.</w:t>
+      </w:r>
+    </w:p>
+    <w:p>
+      <w:pPr>
+        <w:spacing w:line="336" w:lineRule="auto" w:after="180"/>
+      </w:pPr>
+      <w:r>
+        <w:rPr>
+          <w:b w:val="0"/>
+        </w:rPr>
+        <w:t xml:space="preserve">By the end, I can connect ordered sound </w:t>
+      </w:r>
+      <w:r>
+        <w:rPr>
+          <w:b/>
+        </w:rPr>
+        <w:t>sample</w:t>
+      </w:r>
+      <w:r>
+        <w:rPr>
+          <w:b w:val="0"/>
+        </w:rPr>
+        <w:t>s to timing and explain what a maximum loses.</w:t>
+      </w:r>
+    </w:p>
+    <w:p>
+      <w:pPr>
+        <w:pStyle w:val="Heading2"/>
+      </w:pPr>
+      <w:r>
+        <w:t>What to prepare</w:t>
+      </w:r>
+    </w:p>
+    <w:p>
+      <w:pPr>
+        <w:pStyle w:val="ListBullet"/>
+      </w:pPr>
+      <w:r>
+        <w:t>Use the supplied scenario, student illustrations and blank paper. For numeric work, offer counters or a calculator after learners show the setup. Fictional records are supplied; personal data and paid accounts are unnecessary.</w:t>
+      </w:r>
+    </w:p>
+    <w:p>
+      <w:pPr>
+        <w:pStyle w:val="ListBullet"/>
+      </w:pPr>
+      <w:r>
+        <w:t>A time strip marked 0 through 8 milliseconds and paper sample-value cards</w:t>
+      </w:r>
+    </w:p>
+    <w:p>
+      <w:pPr>
+        <w:pStyle w:val="ListBullet"/>
+      </w:pPr>
+      <w:r>
+        <w:t>A cover sheet to hide omitted time positions</w:t>
+      </w:r>
+    </w:p>
+    <w:p>
+      <w:pPr>
+        <w:pStyle w:val="ListBullet"/>
+      </w:pPr>
+      <w:r>
+        <w:t>Printed fictional speech requests; recording students or opening accounts is unnecessary</w:t>
+      </w:r>
+    </w:p>
+    <w:p>
+      <w:pPr>
+        <w:pStyle w:val="Heading2"/>
+      </w:pPr>
+      <w:r>
+        <w:t>Main teaching plan</w:t>
       </w:r>
     </w:p>
     <w:tbl>
@@ -255,9 +425,144 @@
     </w:p>
     <w:p>
       <w:pPr>
+        <w:pStyle w:val="Heading2"/>
+      </w:pPr>
+      <w:r>
+        <w:t>Opening retrieval and readiness</w:t>
+      </w:r>
+    </w:p>
+    <w:p>
+      <w:pPr>
+        <w:spacing w:line="336" w:lineRule="auto" w:after="180"/>
+      </w:pPr>
+      <w:r>
+        <w:rPr>
+          <w:b w:val="0"/>
+        </w:rPr>
+        <w:t>Without opening the old lesson, explain one key idea from Pictures Become Numbers. Give an example and a mistake that the idea helps you avoid.</w:t>
+      </w:r>
+    </w:p>
+    <w:p>
+      <w:pPr>
+        <w:spacing w:line="336" w:lineRule="auto" w:after="180"/>
+      </w:pPr>
+      <w:r>
+        <w:rPr>
+          <w:b w:val="0"/>
+        </w:rPr>
+        <w:t>Look for: Encode and reconstruct a small image using an explicit grid convention</w:t>
+      </w:r>
+    </w:p>
+    <w:p>
+      <w:pPr>
+        <w:spacing w:line="336" w:lineRule="auto" w:after="180"/>
+      </w:pPr>
+      <w:r>
+        <w:rPr>
+          <w:b w:val="0"/>
+        </w:rPr>
+        <w:t>Reference example, not the only acceptable wording: The upper row has black, white, black; the lower row has white, black, white. Reading back gives the supplied two rows.</w:t>
+      </w:r>
+    </w:p>
+    <w:p>
+      <w:pPr>
+        <w:spacing w:line="336" w:lineRule="auto" w:after="180"/>
+      </w:pPr>
+      <w:r>
+        <w:rPr>
+          <w:b w:val="0"/>
+        </w:rPr>
+        <w:t>There are three black pixels among six total positions.</w:t>
+      </w:r>
+    </w:p>
+    <w:p>
+      <w:pPr>
+        <w:spacing w:line="336" w:lineRule="auto" w:after="180"/>
+      </w:pPr>
+      <w:r>
+        <w:rPr>
+          <w:b w:val="0"/>
+        </w:rPr>
+        <w:t>Without opening the old lesson, explain one key idea from Sensors Are Messengers. Give an example and a mistake that the idea helps you avoid.</w:t>
+      </w:r>
+    </w:p>
+    <w:p>
+      <w:pPr>
+        <w:spacing w:line="336" w:lineRule="auto" w:after="180"/>
+      </w:pPr>
+      <w:r>
+        <w:rPr>
+          <w:b w:val="0"/>
+        </w:rPr>
+        <w:t>Look for: Describe a measurement using its quantity, value, unit and conditions</w:t>
+      </w:r>
+    </w:p>
+    <w:p>
+      <w:pPr>
+        <w:spacing w:line="336" w:lineRule="auto" w:after="180"/>
+      </w:pPr>
+      <w:r>
+        <w:rPr>
+          <w:b w:val="0"/>
+        </w:rPr>
+        <w:t>Reference example, not the only acceptable wording: Keep the observed value 24 and approximate time lunchtime; mark the unit, exact time if needed, location, exposure and device identity as unknown or to be checked.</w:t>
+      </w:r>
+    </w:p>
+    <w:p>
+      <w:pPr>
+        <w:spacing w:line="336" w:lineRule="auto" w:after="180"/>
+      </w:pPr>
+      <w:r>
+        <w:rPr>
+          <w:b w:val="0"/>
+        </w:rPr>
+        <w:t xml:space="preserve">A suitable completed record needs air temperature, value, unit and relevant conditions. Invented degrees C or shade is not an </w:t>
+      </w:r>
+      <w:r>
+        <w:rPr>
+          <w:b/>
+        </w:rPr>
+        <w:t>observation</w:t>
+      </w:r>
+      <w:r>
+        <w:rPr>
+          <w:b w:val="0"/>
+        </w:rPr>
+        <w:t>.</w:t>
+      </w:r>
+    </w:p>
+    <w:p>
+      <w:pPr>
+        <w:spacing w:line="336" w:lineRule="auto" w:after="180"/>
+      </w:pPr>
+      <w:r>
+        <w:rPr>
+          <w:b w:val="0"/>
+        </w:rPr>
+        <w:t>The total does not preserve positions. Different arrangements can contain the same number of black pixels.</w:t>
+      </w:r>
+    </w:p>
+    <w:p>
+      <w:pPr>
+        <w:pStyle w:val="Heading2"/>
+      </w:pPr>
+      <w:r>
+        <w:t>Earlier wording, alternatives and picture transcripts · reference / check after trying</w:t>
+      </w:r>
+    </w:p>
+    <w:p>
+      <w:pPr>
         <w:pStyle w:val="Heading3"/>
       </w:pPr>
       <w:r>
+        <w:t>Teach the learning cycle</w:t>
+      </w:r>
+    </w:p>
+    <w:p>
+      <w:pPr>
+        <w:pStyle w:val="Heading3"/>
+      </w:pPr>
+      <w:r>
         <w:t>Retrieval answer guidance</w:t>
       </w:r>
     </w:p>
@@ -271,110 +576,10 @@
     </w:p>
     <w:p>
       <w:pPr>
-        <w:spacing w:line="336" w:lineRule="auto" w:after="180"/>
-      </w:pPr>
-      <w:r>
-        <w:rPr>
-          <w:b w:val="0"/>
-        </w:rPr>
-        <w:t>Without opening the old lesson, explain one key idea from Pictures Become Numbers. Give an example and a mistake that the idea helps you avoid.</w:t>
-      </w:r>
-    </w:p>
-    <w:p>
-      <w:pPr>
-        <w:spacing w:line="336" w:lineRule="auto" w:after="180"/>
-      </w:pPr>
-      <w:r>
-        <w:rPr>
-          <w:b w:val="0"/>
-        </w:rPr>
-        <w:t>Look for: Encode and reconstruct a small image using an explicit grid convention</w:t>
-      </w:r>
-    </w:p>
-    <w:p>
-      <w:pPr>
-        <w:spacing w:line="336" w:lineRule="auto" w:after="180"/>
-      </w:pPr>
-      <w:r>
-        <w:rPr>
-          <w:b w:val="0"/>
-        </w:rPr>
-        <w:t>Reference example, not the only acceptable wording: The upper row has black, white, black; the lower row has white, black, white. Reading back gives the supplied two rows.</w:t>
-      </w:r>
-    </w:p>
-    <w:p>
-      <w:pPr>
-        <w:spacing w:line="336" w:lineRule="auto" w:after="180"/>
-      </w:pPr>
-      <w:r>
-        <w:rPr>
-          <w:b w:val="0"/>
-        </w:rPr>
-        <w:t>There are three black pixels among six total positions.</w:t>
-      </w:r>
-    </w:p>
-    <w:p>
-      <w:pPr>
         <w:pStyle w:val="Heading3"/>
       </w:pPr>
       <w:r>
         <w:t>Sensors Are Messengers</w:t>
-      </w:r>
-    </w:p>
-    <w:p>
-      <w:pPr>
-        <w:spacing w:line="336" w:lineRule="auto" w:after="180"/>
-      </w:pPr>
-      <w:r>
-        <w:rPr>
-          <w:b w:val="0"/>
-        </w:rPr>
-        <w:t>Without opening the old lesson, explain one key idea from Sensors Are Messengers. Give an example and a mistake that the idea helps you avoid.</w:t>
-      </w:r>
-    </w:p>
-    <w:p>
-      <w:pPr>
-        <w:spacing w:line="336" w:lineRule="auto" w:after="180"/>
-      </w:pPr>
-      <w:r>
-        <w:rPr>
-          <w:b w:val="0"/>
-        </w:rPr>
-        <w:t>Look for: Describe a measurement using its quantity, value, unit and conditions</w:t>
-      </w:r>
-    </w:p>
-    <w:p>
-      <w:pPr>
-        <w:spacing w:line="336" w:lineRule="auto" w:after="180"/>
-      </w:pPr>
-      <w:r>
-        <w:rPr>
-          <w:b w:val="0"/>
-        </w:rPr>
-        <w:t>Reference example, not the only acceptable wording: Keep the observed value 24 and approximate time lunchtime; mark the unit, exact time if needed, location, exposure and device identity as unknown or to be checked.</w:t>
-      </w:r>
-    </w:p>
-    <w:p>
-      <w:pPr>
-        <w:spacing w:line="336" w:lineRule="auto" w:after="180"/>
-      </w:pPr>
-      <w:r>
-        <w:rPr>
-          <w:b w:val="0"/>
-        </w:rPr>
-        <w:t xml:space="preserve">A suitable completed record needs air temperature, value, unit and relevant conditions. Invented degrees C or shade is not an </w:t>
-      </w:r>
-      <w:r>
-        <w:rPr>
-          <w:b/>
-        </w:rPr>
-        <w:t>observation</w:t>
-      </w:r>
-      <w:r>
-        <w:rPr>
-          <w:b w:val="0"/>
-        </w:rPr>
-        <w:t>.</w:t>
       </w:r>
     </w:p>
     <w:p>
@@ -583,6 +788,11 @@
       </w:r>
     </w:p>
     <w:p>
+      <w:r>
+        <w:t>This compact option is not the full-week schedule. Use the main teaching cycle and allow extra sessions for the investigation, independent work and project.</w:t>
+      </w:r>
+    </w:p>
+    <w:p>
       <w:pPr>
         <w:spacing w:line="336" w:lineRule="auto" w:after="180"/>
       </w:pPr>
@@ -590,7 +800,7 @@
         <w:rPr>
           <w:b w:val="0"/>
         </w:rPr>
-        <w:t>Use the supplied scenario, student illustrations and blank paper. For numeric work, offer counters or a calculator after learners show the setup. Fictional records are supplied; personal data and paid accounts are unnecessary.</w:t>
+        <w:t>Allow 80 minutes: recall 8; explanation 12; worked demonstration 15; guided practice 20; independent assessment 15; project and reflection 10. Extend the lab into a second session when needed.</w:t>
       </w:r>
     </w:p>
     <w:p>
@@ -598,32 +808,55 @@
         <w:pStyle w:val="Heading3"/>
       </w:pPr>
       <w:r>
-        <w:t>Alternative compact allocation</w:t>
-      </w:r>
-    </w:p>
-    <w:p>
-      <w:r>
-        <w:t>This compact option is not the full-week schedule. Use the main teaching cycle and allow extra sessions for the investigation, independent work and project.</w:t>
+        <w:t>Preparation for the connected explanation</w:t>
+      </w:r>
+    </w:p>
+    <w:p>
+      <w:pPr>
+        <w:pStyle w:val="Heading3"/>
+      </w:pPr>
+      <w:r>
+        <w:t>Readiness answer</w:t>
+      </w:r>
+    </w:p>
+    <w:p>
+      <w:pPr>
+        <w:pStyle w:val="Heading3"/>
+      </w:pPr>
+      <w:r>
+        <w:t>End goal for the pictorial case</w:t>
       </w:r>
     </w:p>
     <w:p>
       <w:pPr>
         <w:spacing w:line="336" w:lineRule="auto" w:after="180"/>
-        <w:shd w:fill="F1F6F8"/>
-      </w:pPr>
-      <w:r>
-        <w:rPr>
-          <w:b w:val="0"/>
-        </w:rPr>
-        <w:t>Allow 80 minutes: recall 8; explanation 12; worked demonstration 15; guided practice 20; independent assessment 15; project and reflection 10. Extend the lab into a second session when needed.</w:t>
-      </w:r>
-    </w:p>
-    <w:p>
-      <w:pPr>
-        <w:pStyle w:val="Heading3"/>
-      </w:pPr>
-      <w:r>
-        <w:t>Preparation for the connected explanation</w:t>
+      </w:pPr>
+      <w:r>
+        <w:rPr>
+          <w:b w:val="0"/>
+        </w:rPr>
+        <w:t>This added worked case illustrates the week’s main idea. Retain all original and connected topics; schedule its practice within the teaching cycle.</w:t>
+      </w:r>
+    </w:p>
+    <w:p>
+      <w:pPr>
+        <w:pStyle w:val="Heading1"/>
+      </w:pPr>
+      <w:r>
+        <w:t>02. Teach ordered values with explicit timing</w:t>
+      </w:r>
+    </w:p>
+    <w:p>
+      <w:r>
+        <w:t>Keep pressure variation, recorded samples, transcripts and decisions distinct.</w:t>
+      </w:r>
+    </w:p>
+    <w:p>
+      <w:pPr>
+        <w:pStyle w:val="Heading2"/>
+      </w:pPr>
+      <w:r>
+        <w:t>Begin with the recorded signal and its convention</w:t>
       </w:r>
     </w:p>
     <w:p>
@@ -634,7 +867,7 @@
         <w:rPr>
           <w:b w:val="0"/>
         </w:rPr>
-        <w:t xml:space="preserve">Keep the distinction between physical pressure variation, microphone </w:t>
+        <w:t xml:space="preserve">Sound involves changing pressure in a medium such as air. A microphone responds to that variation and produces a changing </w:t>
       </w:r>
       <w:r>
         <w:rPr>
@@ -646,19 +879,76 @@
         <w:rPr>
           <w:b w:val="0"/>
         </w:rPr>
-        <w:t xml:space="preserve"> and stored numerical </w:t>
+        <w:t xml:space="preserve">. A digital recording stores measurements of the </w:t>
       </w:r>
       <w:r>
         <w:rPr>
           <w:b/>
         </w:rPr>
+        <w:t>signal</w:t>
+      </w:r>
+      <w:r>
+        <w:rPr>
+          <w:b w:val="0"/>
+        </w:rPr>
+        <w:t xml:space="preserve"> at successive times.</w:t>
+      </w:r>
+    </w:p>
+    <w:p>
+      <w:pPr>
+        <w:spacing w:line="336" w:lineRule="auto" w:after="180"/>
+      </w:pPr>
+      <w:r>
+        <w:rPr>
+          <w:b w:val="0"/>
+        </w:rPr>
+        <w:t>The values are ordered: swapping their times changes the represented pattern.</w:t>
+      </w:r>
+    </w:p>
+    <w:p>
+      <w:pPr>
+        <w:spacing w:line="336" w:lineRule="auto" w:after="180"/>
+      </w:pPr>
+      <w:r>
+        <w:rPr>
+          <w:b w:val="0"/>
+        </w:rPr>
+        <w:t xml:space="preserve">We will use tiny invented sequences to study this idea on paper. Their values are arbitrary </w:t>
+      </w:r>
+      <w:r>
+        <w:rPr>
+          <w:b/>
+        </w:rPr>
+        <w:t>signal</w:t>
+      </w:r>
+      <w:r>
+        <w:rPr>
+          <w:b w:val="0"/>
+        </w:rPr>
+        <w:t xml:space="preserve"> units, not decibels or a test of safe listening levels.</w:t>
+      </w:r>
+    </w:p>
+    <w:p>
+      <w:pPr>
+        <w:spacing w:line="336" w:lineRule="auto" w:after="180"/>
+      </w:pPr>
+      <w:r>
+        <w:rPr>
+          <w:b w:val="0"/>
+        </w:rPr>
+        <w:t xml:space="preserve">Real audio uses many more </w:t>
+      </w:r>
+      <w:r>
+        <w:rPr>
+          <w:b/>
+        </w:rPr>
         <w:t>sample</w:t>
       </w:r>
       <w:r>
         <w:rPr>
           <w:b w:val="0"/>
         </w:rPr>
-        <w:t>s.</w:t>
+        <w:t>s, so our five-point examples should not be played as if they were a realistic recording of speech.</w:t>
       </w:r>
     </w:p>
     <w:p>
@@ -669,31 +959,376 @@
         <w:rPr>
           <w:b w:val="0"/>
         </w:rPr>
-        <w:t xml:space="preserve">The examples use arbitrary nonnegative </w:t>
+        <w:t>A recording must include enough information to interpret the values, including their time spacing and encoding. The sequence 0,2,0,2,0 does not by itself say how quickly the changes happened.</w:t>
+      </w:r>
+    </w:p>
+    <w:p>
+      <w:pPr>
+        <w:spacing w:line="336" w:lineRule="auto" w:after="180"/>
+      </w:pPr>
+      <w:r>
+        <w:rPr>
+          <w:b w:val="0"/>
+        </w:rPr>
+        <w:t>This is similar to needing image dimensions as well as pixel values.</w:t>
+      </w:r>
+    </w:p>
+    <w:p>
+      <w:pPr>
+        <w:pStyle w:val="Heading2"/>
+      </w:pPr>
+      <w:r>
+        <w:t>Model samples versus gaps</w:t>
+      </w:r>
+    </w:p>
+    <w:p>
+      <w:pPr>
+        <w:spacing w:line="336" w:lineRule="auto" w:after="180"/>
+      </w:pPr>
+      <w:r>
+        <w:rPr>
+          <w:b w:val="0"/>
+        </w:rPr>
+        <w:t xml:space="preserve">There are five </w:t>
       </w:r>
       <w:r>
         <w:rPr>
           <w:b/>
         </w:rPr>
+        <w:t>sample</w:t>
+      </w:r>
+      <w:r>
+        <w:rPr>
+          <w:b w:val="0"/>
+        </w:rPr>
+        <w:t>s with four gaps between the first and last. Each gap is 1 millisecond, so the elapsed time from first to last is 4 milliseconds.</w:t>
+      </w:r>
+    </w:p>
+    <w:p>
+      <w:pPr>
+        <w:spacing w:line="336" w:lineRule="auto" w:after="180"/>
+      </w:pPr>
+      <w:r>
+        <w:rPr>
+          <w:b w:val="0"/>
+        </w:rPr>
+        <w:t>If the same five values were spaced 2 milliseconds apart, they would span 8 milliseconds. Equal value lists with different timing do not describe the same time pattern.</w:t>
+      </w:r>
+    </w:p>
+    <w:p>
+      <w:pPr>
+        <w:pStyle w:val="Heading2"/>
+      </w:pPr>
+      <w:r>
+        <w:t>Compare the two fictional records</w:t>
+      </w:r>
+    </w:p>
+    <w:p>
+      <w:pPr>
+        <w:spacing w:line="336" w:lineRule="auto" w:after="180"/>
+      </w:pPr>
+      <w:r>
+        <w:rPr>
+          <w:b w:val="0"/>
+        </w:rPr>
+        <w:t xml:space="preserve">A fictional microphone display records five </w:t>
+      </w:r>
+      <w:r>
+        <w:rPr>
+          <w:b/>
+        </w:rPr>
+        <w:t>sample</w:t>
+      </w:r>
+      <w:r>
+        <w:rPr>
+          <w:b w:val="0"/>
+        </w:rPr>
+        <w:t>s during a short classroom tap.</w:t>
+      </w:r>
+    </w:p>
+    <w:p>
+      <w:pPr>
+        <w:spacing w:line="336" w:lineRule="auto" w:after="180"/>
+      </w:pPr>
+      <w:r>
+        <w:rPr>
+          <w:b w:val="0"/>
+        </w:rPr>
+        <w:t>Times are 0,1,2,3,4 ms in order.</w:t>
+      </w:r>
+    </w:p>
+    <w:p>
+      <w:pPr>
+        <w:spacing w:line="336" w:lineRule="auto" w:after="180"/>
+      </w:pPr>
+      <w:r>
+        <w:rPr>
+          <w:b/>
+        </w:rPr>
+        <w:t>Signal</w:t>
+      </w:r>
+      <w:r>
+        <w:rPr>
+          <w:b w:val="0"/>
+        </w:rPr>
+        <w:t xml:space="preserve"> A: 0,3,0,1,0. </w:t>
+      </w:r>
+      <w:r>
+        <w:rPr>
+          <w:b/>
+        </w:rPr>
+        <w:t>Signal</w:t>
+      </w:r>
+      <w:r>
+        <w:rPr>
+          <w:b w:val="0"/>
+        </w:rPr>
+        <w:t xml:space="preserve"> B: 0,1,0,3,0. Toy values are signed measurement units; these happen to be nonnegative.</w:t>
+      </w:r>
+    </w:p>
+    <w:p>
+      <w:r>
+        <w:drawing>
+          <wp:inline xmlns:a="http://schemas.openxmlformats.org/drawingml/2006/main" xmlns:pic="http://schemas.openxmlformats.org/drawingml/2006/picture">
+            <wp:extent cx="5486400" cy="3096768"/>
+            <wp:docPr id="1" name="Picture 1" descr="Same peak, different sample timing. Signal A: 0 ms = 0, 1 ms = 3, 2 ms = 0, 3 ms = 1, 4 ms = 0. Signal B: 0 ms = 0, 1 ms = 1, 2 ms = 0, 3 ms = 3, 4 ms = 0."/>
+            <wp:cNvGraphicFramePr>
+              <a:graphicFrameLocks noChangeAspect="1"/>
+            </wp:cNvGraphicFramePr>
+            <a:graphic>
+              <a:graphicData uri="http://schemas.openxmlformats.org/drawingml/2006/picture">
+                <pic:pic>
+                  <pic:nvPicPr>
+                    <pic:cNvPr id="0" name="academy-story-ai-1-6-03.png"/>
+                    <pic:cNvPicPr/>
+                  </pic:nvPicPr>
+                  <pic:blipFill>
+                    <a:blip r:embed="rId9"/>
+                    <a:stretch>
+                      <a:fillRect/>
+                    </a:stretch>
+                  </pic:blipFill>
+                  <pic:spPr>
+                    <a:xfrm>
+                      <a:off x="0" y="0"/>
+                      <a:ext cx="5486400" cy="3096768"/>
+                    </a:xfrm>
+                    <a:prstGeom prst="rect"/>
+                  </pic:spPr>
+                </pic:pic>
+              </a:graphicData>
+            </a:graphic>
+          </wp:inline>
+        </w:drawing>
+      </w:r>
+    </w:p>
+    <w:p>
+      <w:r>
+        <w:drawing>
+          <wp:inline xmlns:a="http://schemas.openxmlformats.org/drawingml/2006/main" xmlns:pic="http://schemas.openxmlformats.org/drawingml/2006/picture">
+            <wp:extent cx="5486400" cy="4005072"/>
+            <wp:docPr id="2" name="Picture 2" descr="Timed sampling: Associate every measurement with its sampling time. → Signal A: Its largest sample 3 occurs at 1 ms. → Signal B: Its largest sample 3 occurs at 3 ms. → Maximum summary: Both maxima are 3, but the strongest recorded tap arrives at different times."/>
+            <wp:cNvGraphicFramePr>
+              <a:graphicFrameLocks noChangeAspect="1"/>
+            </wp:cNvGraphicFramePr>
+            <a:graphic>
+              <a:graphicData uri="http://schemas.openxmlformats.org/drawingml/2006/picture">
+                <pic:pic>
+                  <pic:nvPicPr>
+                    <pic:cNvPr id="0" name="academy-story-ai-1-6-02.png"/>
+                    <pic:cNvPicPr/>
+                  </pic:nvPicPr>
+                  <pic:blipFill>
+                    <a:blip r:embed="rId10"/>
+                    <a:stretch>
+                      <a:fillRect/>
+                    </a:stretch>
+                  </pic:blipFill>
+                  <pic:spPr>
+                    <a:xfrm>
+                      <a:off x="0" y="0"/>
+                      <a:ext cx="5486400" cy="4005072"/>
+                    </a:xfrm>
+                    <a:prstGeom prst="rect"/>
+                  </pic:spPr>
+                </pic:pic>
+              </a:graphicData>
+            </a:graphic>
+          </wp:inline>
+        </w:drawing>
+      </w:r>
+    </w:p>
+    <w:p>
+      <w:pPr>
+        <w:spacing w:line="336" w:lineRule="auto" w:after="180"/>
+      </w:pPr>
+      <w:r>
+        <w:rPr>
+          <w:b w:val="0"/>
+        </w:rPr>
+        <w:t>The sequences contain the same values in different orders. Keeping the maximum preserves peak recorded value while losing its timing.</w:t>
+      </w:r>
+    </w:p>
+    <w:p>
+      <w:pPr>
+        <w:spacing w:line="336" w:lineRule="auto" w:after="180"/>
+      </w:pPr>
+      <w:r>
+        <w:rPr>
+          <w:b w:val="0"/>
+        </w:rPr>
+        <w:t xml:space="preserve">A graph should keep time on the horizontal axis; shuffling </w:t>
+      </w:r>
+      <w:r>
+        <w:rPr>
+          <w:b/>
+        </w:rPr>
+        <w:t>sample</w:t>
+      </w:r>
+      <w:r>
+        <w:rPr>
+          <w:b w:val="0"/>
+        </w:rPr>
+        <w:t xml:space="preserve">s changes the recorded </w:t>
+      </w:r>
+      <w:r>
+        <w:rPr>
+          <w:b/>
+        </w:rPr>
         <w:t>signal</w:t>
       </w:r>
       <w:r>
         <w:rPr>
           <w:b w:val="0"/>
         </w:rPr>
-        <w:t xml:space="preserve"> values to avoid introducing signed </w:t>
+        <w:t xml:space="preserve"> even if its maximum stays fixed.</w:t>
+      </w:r>
+    </w:p>
+    <w:p>
+      <w:pPr>
+        <w:pStyle w:val="Heading2"/>
+      </w:pPr>
+      <w:r>
+        <w:t>Keep only alternate times</w:t>
+      </w:r>
+    </w:p>
+    <w:p>
+      <w:pPr>
+        <w:pStyle w:val="ListNumber"/>
+      </w:pPr>
+      <w:r>
+        <w:t>Change: Retain only samples at 0,2,4 ms.</w:t>
+      </w:r>
+    </w:p>
+    <w:p>
+      <w:pPr>
+        <w:pStyle w:val="ListNumber"/>
+      </w:pPr>
+      <w:r>
+        <w:t>Prediction: Both retained sequences are 0,0,0.</w:t>
+      </w:r>
+    </w:p>
+    <w:p>
+      <w:pPr>
+        <w:pStyle w:val="ListNumber"/>
+      </w:pPr>
+      <w:r>
+        <w:t>Reason: The selected times omit both nonzero samples from each signal.</w:t>
+      </w:r>
+    </w:p>
+    <w:p>
+      <w:pPr>
+        <w:pStyle w:val="Heading2"/>
+      </w:pPr>
+      <w:r>
+        <w:t>Limit what the toy signal establishes</w:t>
+      </w:r>
+    </w:p>
+    <w:p>
+      <w:pPr>
+        <w:spacing w:line="336" w:lineRule="auto" w:after="180"/>
+      </w:pPr>
+      <w:r>
+        <w:rPr>
+          <w:b w:val="0"/>
+        </w:rPr>
+        <w:t>These sparse toy values cannot establish perceived loudness, pitch or what happened between sampling times.</w:t>
+      </w:r>
+    </w:p>
+    <w:p>
+      <w:pPr>
+        <w:pStyle w:val="Heading2"/>
+      </w:pPr>
+      <w:r>
+        <w:t>Extend to summary loss and sparse sampling</w:t>
+      </w:r>
+    </w:p>
+    <w:p>
+      <w:pPr>
+        <w:spacing w:line="336" w:lineRule="auto" w:after="180"/>
+      </w:pPr>
+      <w:r>
+        <w:rPr>
+          <w:b w:val="0"/>
+        </w:rPr>
+        <w:t>The largest value in 0,2,0,2,0 is 2. The largest value in 0,0,2,0,0 is also 2. The first sequence reaches 2 twice at different times, while the second does so once.</w:t>
+      </w:r>
+    </w:p>
+    <w:p>
+      <w:pPr>
+        <w:spacing w:line="336" w:lineRule="auto" w:after="180"/>
+      </w:pPr>
+      <w:r>
+        <w:rPr>
+          <w:b w:val="0"/>
+        </w:rPr>
+        <w:t>Keeping only the maximum loses that distinction, just as counting black pixels lost their arrangement.</w:t>
+      </w:r>
+    </w:p>
+    <w:p>
+      <w:pPr>
+        <w:spacing w:line="336" w:lineRule="auto" w:after="180"/>
+      </w:pPr>
+      <w:r>
+        <w:rPr>
+          <w:b w:val="0"/>
+        </w:rPr>
+        <w:t>Sparse measurements can also miss changes. If we inspect the first sequence only at times 0, 2 and 4 milliseconds, all retained values are 0. The two intervening values of 2 disappear from the record.</w:t>
+      </w:r>
+    </w:p>
+    <w:p>
+      <w:pPr>
+        <w:spacing w:line="336" w:lineRule="auto" w:after="180"/>
+      </w:pPr>
+      <w:r>
+        <w:rPr>
+          <w:b w:val="0"/>
+        </w:rPr>
+        <w:t xml:space="preserve">It would be incorrect to conclude from these retained </w:t>
       </w:r>
       <w:r>
         <w:rPr>
           <w:b/>
         </w:rPr>
-        <w:t>waveform</w:t>
-      </w:r>
-      <w:r>
-        <w:rPr>
-          <w:b w:val="0"/>
-        </w:rPr>
-        <w:t>s before they are needed; they do not model real speech faithfully. The lesson establishes ordering, time metadata and information loss.</w:t>
+        <w:t>sample</w:t>
+      </w:r>
+      <w:r>
+        <w:rPr>
+          <w:b w:val="0"/>
+        </w:rPr>
+        <w:t xml:space="preserve">s alone that the </w:t>
+      </w:r>
+      <w:r>
+        <w:rPr>
+          <w:b/>
+        </w:rPr>
+        <w:t>signal</w:t>
+      </w:r>
+      <w:r>
+        <w:rPr>
+          <w:b w:val="0"/>
+        </w:rPr>
+        <w:t xml:space="preserve"> stayed at zero between them.</w:t>
       </w:r>
     </w:p>
     <w:p>
@@ -704,15 +1339,7 @@
         <w:rPr>
           <w:b w:val="0"/>
         </w:rPr>
-        <w:t>It does not teach a sampling theorem or make hearing-health claims.</w:t>
-      </w:r>
-    </w:p>
-    <w:p>
-      <w:pPr>
-        <w:pStyle w:val="Heading3"/>
-      </w:pPr>
-      <w:r>
-        <w:t>Readiness answer</w:t>
+        <w:t>More frequent sampling can preserve faster changes under suitable recording conditions, but sampling frequency alone does not make every recording clear.</w:t>
       </w:r>
     </w:p>
     <w:p>
@@ -723,7 +1350,15 @@
         <w:rPr>
           <w:b w:val="0"/>
         </w:rPr>
-        <w:t>The total does not preserve positions. Different arrangements can contain the same number of black pixels.</w:t>
+        <w:t>Microphone placement, background sound, clipping and the recording format can also matter. We are studying one source of missing information, not a complete audio engineering specification.</w:t>
+      </w:r>
+    </w:p>
+    <w:p>
+      <w:pPr>
+        <w:pStyle w:val="Heading2"/>
+      </w:pPr>
+      <w:r>
+        <w:t>Use the picture deliberately</w:t>
       </w:r>
     </w:p>
     <w:p>
@@ -734,19 +1369,42 @@
         <w:rPr>
           <w:b w:val="0"/>
         </w:rPr>
-        <w:t xml:space="preserve">A time strip marked 0 through 8 milliseconds and paper </w:t>
+        <w:t>Use the diagram and verbal explanation together. Ask learners to match a sentence to a specific visual step; do not assign learners fixed visual or auditory learning styles.</w:t>
+      </w:r>
+    </w:p>
+    <w:p>
+      <w:pPr>
+        <w:spacing w:line="336" w:lineRule="auto" w:after="180"/>
+      </w:pPr>
+      <w:r>
+        <w:rPr>
+          <w:b w:val="0"/>
+        </w:rPr>
+        <w:t xml:space="preserve">Cover the result. Ask learners to name the </w:t>
       </w:r>
       <w:r>
         <w:rPr>
           <w:b/>
         </w:rPr>
-        <w:t>sample</w:t>
-      </w:r>
-      <w:r>
-        <w:rPr>
-          <w:b w:val="0"/>
-        </w:rPr>
-        <w:t>-value cards</w:t>
+        <w:t>input</w:t>
+      </w:r>
+      <w:r>
+        <w:rPr>
+          <w:b w:val="0"/>
+        </w:rPr>
+        <w:t xml:space="preserve">s and predict the next step. Uncover one step, connect the icon to the actual procedure, and explain its </w:t>
+      </w:r>
+      <w:r>
+        <w:rPr>
+          <w:b/>
+        </w:rPr>
+        <w:t>evidence</w:t>
+      </w:r>
+      <w:r>
+        <w:rPr>
+          <w:b w:val="0"/>
+        </w:rPr>
+        <w:t>. Then change the supplied condition and compare.</w:t>
       </w:r>
     </w:p>
     <w:p>
@@ -757,7 +1415,15 @@
         <w:rPr>
           <w:b w:val="0"/>
         </w:rPr>
-        <w:t>A cover sheet to hide omitted time positions</w:t>
+        <w:t>The picture is a representation; it does not document execution of a real AI model.</w:t>
+      </w:r>
+    </w:p>
+    <w:p>
+      <w:pPr>
+        <w:pStyle w:val="Heading2"/>
+      </w:pPr>
+      <w:r>
+        <w:t>Earlier wording, alternatives and picture transcripts · reference / check after trying</w:t>
       </w:r>
     </w:p>
     <w:p>
@@ -768,62 +1434,7 @@
         <w:rPr>
           <w:b w:val="0"/>
         </w:rPr>
-        <w:t>Printed fictional speech requests; recording students or opening accounts is unnecessary</w:t>
-      </w:r>
-    </w:p>
-    <w:p>
-      <w:pPr>
-        <w:pStyle w:val="Heading3"/>
-      </w:pPr>
-      <w:r>
-        <w:t>End goal for the pictorial case</w:t>
-      </w:r>
-    </w:p>
-    <w:p>
-      <w:pPr>
-        <w:spacing w:line="336" w:lineRule="auto" w:after="180"/>
-      </w:pPr>
-      <w:r>
-        <w:rPr>
-          <w:b w:val="0"/>
-        </w:rPr>
-        <w:t xml:space="preserve">By the end, I can connect ordered sound </w:t>
-      </w:r>
-      <w:r>
-        <w:rPr>
-          <w:b/>
-        </w:rPr>
-        <w:t>sample</w:t>
-      </w:r>
-      <w:r>
-        <w:rPr>
-          <w:b w:val="0"/>
-        </w:rPr>
-        <w:t>s to timing and explain what a maximum loses.</w:t>
-      </w:r>
-    </w:p>
-    <w:p>
-      <w:pPr>
-        <w:spacing w:line="336" w:lineRule="auto" w:after="180"/>
-      </w:pPr>
-      <w:r>
-        <w:rPr>
-          <w:b w:val="0"/>
-        </w:rPr>
-        <w:t>This added worked case illustrates the week’s main idea. Retain all original and connected topics; schedule its practice within the teaching cycle.</w:t>
-      </w:r>
-    </w:p>
-    <w:p>
-      <w:pPr>
-        <w:pStyle w:val="Heading1"/>
-      </w:pPr>
-      <w:r>
-        <w:t>02. Explain the mechanism</w:t>
-      </w:r>
-    </w:p>
-    <w:p>
-      <w:r>
-        <w:t>Model Sound Becomes a Signal using the supplied case, labelled mechanism and reasoning. Make the scope of each conclusion explicit.</w:t>
+        <w:t>Explain the mechanism</w:t>
       </w:r>
     </w:p>
     <w:p>
@@ -941,22 +1552,326 @@
     </w:p>
     <w:p>
       <w:pPr>
+        <w:spacing w:line="336" w:lineRule="auto" w:after="180"/>
+      </w:pPr>
+      <w:r>
+        <w:rPr>
+          <w:b w:val="0"/>
+        </w:rPr>
+        <w:t>CORE IDEA Computers receive changing measurements, not human-like hearing.</w:t>
+      </w:r>
+    </w:p>
+    <w:p>
+      <w:pPr>
+        <w:spacing w:line="336" w:lineRule="auto" w:after="180"/>
+      </w:pPr>
+      <w:r>
+        <w:rPr>
+          <w:b w:val="0"/>
+        </w:rPr>
+        <w:t xml:space="preserve">UNDER THE HOOD Audio is represented by </w:t>
+      </w:r>
+      <w:r>
+        <w:rPr>
+          <w:b/>
+        </w:rPr>
+        <w:t>sample</w:t>
+      </w:r>
+      <w:r>
+        <w:rPr>
+          <w:b w:val="0"/>
+        </w:rPr>
+        <w:t xml:space="preserve">s taken over time. </w:t>
+      </w:r>
+      <w:r>
+        <w:rPr>
+          <w:b/>
+        </w:rPr>
+        <w:t>Sample</w:t>
+      </w:r>
+      <w:r>
+        <w:rPr>
+          <w:b w:val="0"/>
+        </w:rPr>
+        <w:t xml:space="preserve"> rate describes how often measurements are taken; </w:t>
+      </w:r>
+      <w:r>
+        <w:rPr>
+          <w:b/>
+        </w:rPr>
+        <w:t>amplitude</w:t>
+      </w:r>
+      <w:r>
+        <w:rPr>
+          <w:b w:val="0"/>
+        </w:rPr>
+        <w:t xml:space="preserve"> describes </w:t>
+      </w:r>
+      <w:r>
+        <w:rPr>
+          <w:b/>
+        </w:rPr>
+        <w:t>signal</w:t>
+      </w:r>
+      <w:r>
+        <w:rPr>
+          <w:b w:val="0"/>
+        </w:rPr>
+        <w:t xml:space="preserve"> strength.</w:t>
+      </w:r>
+    </w:p>
+    <w:p>
+      <w:pPr>
+        <w:spacing w:line="336" w:lineRule="auto" w:after="180"/>
+      </w:pPr>
+      <w:r>
+        <w:rPr>
+          <w:b/>
+        </w:rPr>
+        <w:t>Noise</w:t>
+      </w:r>
+      <w:r>
+        <w:rPr>
+          <w:b w:val="0"/>
+        </w:rPr>
+        <w:t xml:space="preserve"> can overlap the target pattern, so detection requires a decision rule or model and an uncertainty policy.</w:t>
+      </w:r>
+    </w:p>
+    <w:p>
+      <w:pPr>
+        <w:spacing w:line="336" w:lineRule="auto" w:after="180"/>
+      </w:pPr>
+      <w:r>
+        <w:rPr>
+          <w:b w:val="0"/>
+        </w:rPr>
+        <w:t>Draw a fresh example with all three stages:</w:t>
+      </w:r>
+    </w:p>
+    <w:p>
+      <w:pPr>
+        <w:spacing w:line="336" w:lineRule="auto" w:after="180"/>
+      </w:pPr>
+      <w:r>
+        <w:rPr>
+          <w:b w:val="0"/>
+        </w:rPr>
+        <w:t xml:space="preserve">Every step connects a claim to observable </w:t>
+      </w:r>
+      <w:r>
+        <w:rPr>
+          <w:b/>
+        </w:rPr>
+        <w:t>evidence</w:t>
+      </w:r>
+      <w:r>
+        <w:rPr>
+          <w:b w:val="0"/>
+        </w:rPr>
+        <w:t>.</w:t>
+      </w:r>
+    </w:p>
+    <w:p>
+      <w:pPr>
+        <w:spacing w:line="336" w:lineRule="auto" w:after="180"/>
+      </w:pPr>
+      <w:r>
+        <w:rPr>
+          <w:b w:val="0"/>
+        </w:rPr>
+        <w:t xml:space="preserve">CASE A microphone converts air-pressure changes into a sequence of measured values that can be plotted as a </w:t>
+      </w:r>
+      <w:r>
+        <w:rPr>
+          <w:b/>
+        </w:rPr>
+        <w:t>waveform</w:t>
+      </w:r>
+      <w:r>
+        <w:rPr>
+          <w:b w:val="0"/>
+        </w:rPr>
+        <w:t>.</w:t>
+      </w:r>
+    </w:p>
+    <w:p>
+      <w:pPr>
+        <w:spacing w:line="336" w:lineRule="auto" w:after="180"/>
+      </w:pPr>
+      <w:r>
+        <w:rPr>
+          <w:b w:val="0"/>
+        </w:rPr>
+        <w:t>STEP 1 — OBSERVE changing air pressure</w:t>
+      </w:r>
+    </w:p>
+    <w:p>
+      <w:pPr>
+        <w:spacing w:line="336" w:lineRule="auto" w:after="180"/>
+      </w:pPr>
+      <w:r>
+        <w:rPr>
+          <w:b w:val="0"/>
+        </w:rPr>
+        <w:t xml:space="preserve">STEP 2 — TRACE </w:t>
+      </w:r>
+      <w:r>
+        <w:rPr>
+          <w:b/>
+        </w:rPr>
+        <w:t>sample</w:t>
+      </w:r>
+      <w:r>
+        <w:rPr>
+          <w:b w:val="0"/>
+        </w:rPr>
+        <w:t xml:space="preserve"> the </w:t>
+      </w:r>
+      <w:r>
+        <w:rPr>
+          <w:b/>
+        </w:rPr>
+        <w:t>signal</w:t>
+      </w:r>
+      <w:r>
+        <w:rPr>
+          <w:b w:val="0"/>
+        </w:rPr>
+        <w:t xml:space="preserve"> and compare a clap pattern</w:t>
+      </w:r>
+    </w:p>
+    <w:p>
+      <w:pPr>
+        <w:spacing w:line="336" w:lineRule="auto" w:after="180"/>
+      </w:pPr>
+      <w:r>
+        <w:rPr>
+          <w:b w:val="0"/>
+        </w:rPr>
+        <w:t>STEP 3 — CONCLUDE clap detected, not detected, or uncertain</w:t>
+      </w:r>
+    </w:p>
+    <w:p>
+      <w:pPr>
+        <w:spacing w:line="336" w:lineRule="auto" w:after="180"/>
+      </w:pPr>
+      <w:r>
+        <w:rPr>
+          <w:b w:val="0"/>
+        </w:rPr>
+        <w:t xml:space="preserve">MODEL REASONING Look for two strong peaks separated by the expected gap. </w:t>
+      </w:r>
+      <w:r>
+        <w:rPr>
+          <w:b/>
+        </w:rPr>
+        <w:t>Noise</w:t>
+      </w:r>
+      <w:r>
+        <w:rPr>
+          <w:b w:val="0"/>
+        </w:rPr>
+        <w:t xml:space="preserve"> may add extra peaks or hide a clap. A safe detector needs thresholds, timing rules, and a not-sure result when </w:t>
+      </w:r>
+      <w:r>
+        <w:rPr>
+          <w:b/>
+        </w:rPr>
+        <w:t>evidence</w:t>
+      </w:r>
+      <w:r>
+        <w:rPr>
+          <w:b w:val="0"/>
+        </w:rPr>
+        <w:t xml:space="preserve"> is weak.</w:t>
+      </w:r>
+    </w:p>
+    <w:p>
+      <w:pPr>
+        <w:spacing w:line="336" w:lineRule="auto" w:after="180"/>
+      </w:pPr>
+      <w:r>
+        <w:rPr>
+          <w:b w:val="0"/>
+        </w:rPr>
+        <w:t xml:space="preserve">DO NOT OVERCLAIM A microphone measures a </w:t>
+      </w:r>
+      <w:r>
+        <w:rPr>
+          <w:b/>
+        </w:rPr>
+        <w:t>signal</w:t>
+      </w:r>
+      <w:r>
+        <w:rPr>
+          <w:b w:val="0"/>
+        </w:rPr>
+        <w:t>; it does not understand a speaker's meaning by itself.</w:t>
+      </w:r>
+    </w:p>
+    <w:p>
+      <w:pPr>
+        <w:spacing w:line="336" w:lineRule="auto" w:after="180"/>
+      </w:pPr>
+      <w:r>
+        <w:rPr>
+          <w:b w:val="0"/>
+        </w:rPr>
+        <w:t xml:space="preserve">What new </w:t>
+      </w:r>
+      <w:r>
+        <w:rPr>
+          <w:b/>
+        </w:rPr>
+        <w:t>evidence</w:t>
+      </w:r>
+      <w:r>
+        <w:rPr>
+          <w:b w:val="0"/>
+        </w:rPr>
+        <w:t xml:space="preserve"> could change this answer?</w:t>
+      </w:r>
+    </w:p>
+    <w:p>
+      <w:pPr>
         <w:pStyle w:val="Heading3"/>
       </w:pPr>
       <w:r>
-        <w:t>Key idea</w:t>
+        <w:t>Concrete teaching case</w:t>
       </w:r>
     </w:p>
     <w:p>
       <w:pPr>
         <w:spacing w:line="336" w:lineRule="auto" w:after="180"/>
-        <w:shd w:fill="EDF7F3"/>
-      </w:pPr>
-      <w:r>
-        <w:rPr>
-          <w:b w:val="0"/>
-        </w:rPr>
-        <w:t>CORE IDEA Computers receive changing measurements, not human-like hearing.</w:t>
+      </w:pPr>
+      <w:r>
+        <w:rPr>
+          <w:b w:val="0"/>
+        </w:rPr>
+        <w:t>A microphone records quiet and loud claps at the same distance and settings.</w:t>
+      </w:r>
+    </w:p>
+    <w:p>
+      <w:pPr>
+        <w:spacing w:line="336" w:lineRule="auto" w:after="180"/>
+      </w:pPr>
+      <w:r>
+        <w:rPr>
+          <w:b w:val="0"/>
+        </w:rPr>
+        <w:t xml:space="preserve">What </w:t>
+      </w:r>
+      <w:r>
+        <w:rPr>
+          <w:b/>
+        </w:rPr>
+        <w:t>waveform</w:t>
+      </w:r>
+      <w:r>
+        <w:rPr>
+          <w:b w:val="0"/>
+        </w:rPr>
+        <w:t xml:space="preserve"> difference is expected? Does it reveal a spoken word?</w:t>
       </w:r>
     </w:p>
     <w:p>
@@ -964,119 +1879,54 @@
         <w:pStyle w:val="Heading3"/>
       </w:pPr>
       <w:r>
-        <w:t>How the mechanism works</w:t>
+        <w:t>Exact explanation to model</w:t>
       </w:r>
     </w:p>
     <w:p>
       <w:pPr>
         <w:spacing w:line="336" w:lineRule="auto" w:after="180"/>
-        <w:shd w:fill="F1F6F8"/>
-      </w:pPr>
-      <w:r>
-        <w:rPr>
-          <w:b w:val="0"/>
-        </w:rPr>
-        <w:t xml:space="preserve">UNDER THE HOOD Audio is represented by </w:t>
+      </w:pPr>
+      <w:r>
+        <w:rPr>
+          <w:b w:val="0"/>
+        </w:rPr>
+        <w:t xml:space="preserve">The louder clap generally produces larger </w:t>
       </w:r>
       <w:r>
         <w:rPr>
           <w:b/>
         </w:rPr>
-        <w:t>sample</w:t>
-      </w:r>
-      <w:r>
-        <w:rPr>
-          <w:b w:val="0"/>
-        </w:rPr>
-        <w:t xml:space="preserve">s taken over time. </w:t>
+        <w:t>amplitude</w:t>
+      </w:r>
+      <w:r>
+        <w:rPr>
+          <w:b w:val="0"/>
+        </w:rPr>
+        <w:t xml:space="preserve">. </w:t>
       </w:r>
       <w:r>
         <w:rPr>
           <w:b/>
         </w:rPr>
-        <w:t>Sample</w:t>
-      </w:r>
-      <w:r>
-        <w:rPr>
-          <w:b w:val="0"/>
-        </w:rPr>
-        <w:t xml:space="preserve"> rate describes how often measurements are taken; </w:t>
+        <w:t>Amplitude</w:t>
+      </w:r>
+      <w:r>
+        <w:rPr>
+          <w:b w:val="0"/>
+        </w:rPr>
+        <w:t xml:space="preserve"> is not word meaning. Distance, gain and </w:t>
       </w:r>
       <w:r>
         <w:rPr>
           <w:b/>
         </w:rPr>
-        <w:t>amplitude</w:t>
-      </w:r>
-      <w:r>
-        <w:rPr>
-          <w:b w:val="0"/>
-        </w:rPr>
-        <w:t xml:space="preserve"> describes </w:t>
-      </w:r>
-      <w:r>
-        <w:rPr>
-          <w:b/>
-        </w:rPr>
-        <w:t>signal</w:t>
-      </w:r>
-      <w:r>
-        <w:rPr>
-          <w:b w:val="0"/>
-        </w:rPr>
-        <w:t xml:space="preserve"> strength.</w:t>
-      </w:r>
-    </w:p>
-    <w:p>
-      <w:pPr>
-        <w:spacing w:line="336" w:lineRule="auto" w:after="180"/>
-        <w:shd w:fill="F1F6F8"/>
-      </w:pPr>
-      <w:r>
-        <w:rPr>
-          <w:b/>
-        </w:rPr>
-        <w:t>Noise</w:t>
-      </w:r>
-      <w:r>
-        <w:rPr>
-          <w:b w:val="0"/>
-        </w:rPr>
-        <w:t xml:space="preserve"> can overlap the target pattern, so detection requires a decision rule or model and an uncertainty policy.</w:t>
-      </w:r>
-    </w:p>
-    <w:p>
-      <w:pPr>
-        <w:spacing w:line="336" w:lineRule="auto" w:after="180"/>
-      </w:pPr>
-      <w:r>
-        <w:rPr>
-          <w:b w:val="0"/>
-        </w:rPr>
-        <w:t>Draw a fresh example with all three stages:</w:t>
-      </w:r>
-    </w:p>
-    <w:p>
-      <w:pPr>
-        <w:spacing w:line="336" w:lineRule="auto" w:after="180"/>
-      </w:pPr>
-      <w:r>
-        <w:rPr>
-          <w:b w:val="0"/>
-        </w:rPr>
-        <w:t xml:space="preserve">Every step connects a claim to observable </w:t>
-      </w:r>
-      <w:r>
-        <w:rPr>
-          <w:b/>
-        </w:rPr>
-        <w:t>evidence</w:t>
-      </w:r>
-      <w:r>
-        <w:rPr>
-          <w:b w:val="0"/>
-        </w:rPr>
-        <w:t>.</w:t>
+        <w:t>noise</w:t>
+      </w:r>
+      <w:r>
+        <w:rPr>
+          <w:b w:val="0"/>
+        </w:rPr>
+        <w:t xml:space="preserve"> must be controlled.</w:t>
       </w:r>
     </w:p>
     <w:p>
@@ -1084,511 +1934,7 @@
         <w:pStyle w:val="Heading3"/>
       </w:pPr>
       <w:r>
-        <w:t>The case to investigate</w:t>
-      </w:r>
-    </w:p>
-    <w:p>
-      <w:pPr>
-        <w:spacing w:line="336" w:lineRule="auto" w:after="180"/>
-        <w:shd w:fill="F1F6FC"/>
-      </w:pPr>
-      <w:r>
-        <w:rPr>
-          <w:b w:val="0"/>
-        </w:rPr>
-        <w:t xml:space="preserve">CASE A microphone converts air-pressure changes into a sequence of measured values that can be plotted as a </w:t>
-      </w:r>
-      <w:r>
-        <w:rPr>
-          <w:b/>
-        </w:rPr>
-        <w:t>waveform</w:t>
-      </w:r>
-      <w:r>
-        <w:rPr>
-          <w:b w:val="0"/>
-        </w:rPr>
-        <w:t>.</w:t>
-      </w:r>
-    </w:p>
-    <w:p>
-      <w:pPr>
-        <w:pStyle w:val="Heading3"/>
-      </w:pPr>
-      <w:r>
-        <w:t>Step 1</w:t>
-      </w:r>
-    </w:p>
-    <w:p>
-      <w:pPr>
-        <w:spacing w:line="336" w:lineRule="auto" w:after="180"/>
-        <w:shd w:fill="F4F9FC"/>
-      </w:pPr>
-      <w:r>
-        <w:rPr>
-          <w:b w:val="0"/>
-        </w:rPr>
-        <w:t>STEP 1 — OBSERVE changing air pressure</w:t>
-      </w:r>
-    </w:p>
-    <w:p>
-      <w:pPr>
-        <w:pStyle w:val="Heading3"/>
-      </w:pPr>
-      <w:r>
-        <w:t>Step 2</w:t>
-      </w:r>
-    </w:p>
-    <w:p>
-      <w:pPr>
-        <w:spacing w:line="336" w:lineRule="auto" w:after="180"/>
-        <w:shd w:fill="F4F9FC"/>
-      </w:pPr>
-      <w:r>
-        <w:rPr>
-          <w:b w:val="0"/>
-        </w:rPr>
-        <w:t xml:space="preserve">STEP 2 — TRACE </w:t>
-      </w:r>
-      <w:r>
-        <w:rPr>
-          <w:b/>
-        </w:rPr>
-        <w:t>sample</w:t>
-      </w:r>
-      <w:r>
-        <w:rPr>
-          <w:b w:val="0"/>
-        </w:rPr>
-        <w:t xml:space="preserve"> the </w:t>
-      </w:r>
-      <w:r>
-        <w:rPr>
-          <w:b/>
-        </w:rPr>
-        <w:t>signal</w:t>
-      </w:r>
-      <w:r>
-        <w:rPr>
-          <w:b w:val="0"/>
-        </w:rPr>
-        <w:t xml:space="preserve"> and compare a clap pattern</w:t>
-      </w:r>
-    </w:p>
-    <w:p>
-      <w:pPr>
-        <w:pStyle w:val="Heading3"/>
-      </w:pPr>
-      <w:r>
-        <w:t>Step 3</w:t>
-      </w:r>
-    </w:p>
-    <w:p>
-      <w:pPr>
-        <w:spacing w:line="336" w:lineRule="auto" w:after="180"/>
-        <w:shd w:fill="F4F9FC"/>
-      </w:pPr>
-      <w:r>
-        <w:rPr>
-          <w:b w:val="0"/>
-        </w:rPr>
-        <w:t>STEP 3 — CONCLUDE clap detected, not detected, or uncertain</w:t>
-      </w:r>
-    </w:p>
-    <w:p>
-      <w:pPr>
-        <w:pStyle w:val="Heading3"/>
-      </w:pPr>
-      <w:r>
-        <w:t>Model answer</w:t>
-      </w:r>
-    </w:p>
-    <w:p>
-      <w:pPr>
-        <w:spacing w:line="336" w:lineRule="auto" w:after="180"/>
-        <w:shd w:fill="F1F6FC"/>
-      </w:pPr>
-      <w:r>
-        <w:rPr>
-          <w:b w:val="0"/>
-        </w:rPr>
-        <w:t xml:space="preserve">MODEL REASONING Look for two strong peaks separated by the expected gap. </w:t>
-      </w:r>
-      <w:r>
-        <w:rPr>
-          <w:b/>
-        </w:rPr>
-        <w:t>Noise</w:t>
-      </w:r>
-      <w:r>
-        <w:rPr>
-          <w:b w:val="0"/>
-        </w:rPr>
-        <w:t xml:space="preserve"> may add extra peaks or hide a clap. A safe detector needs thresholds, timing rules, and a not-sure result when </w:t>
-      </w:r>
-      <w:r>
-        <w:rPr>
-          <w:b/>
-        </w:rPr>
-        <w:t>evidence</w:t>
-      </w:r>
-      <w:r>
-        <w:rPr>
-          <w:b w:val="0"/>
-        </w:rPr>
-        <w:t xml:space="preserve"> is weak.</w:t>
-      </w:r>
-    </w:p>
-    <w:p>
-      <w:pPr>
-        <w:pStyle w:val="Heading3"/>
-      </w:pPr>
-      <w:r>
-        <w:t>A claim to avoid</w:t>
-      </w:r>
-    </w:p>
-    <w:p>
-      <w:pPr>
-        <w:spacing w:line="336" w:lineRule="auto" w:after="180"/>
-        <w:shd w:fill="FFF5E6"/>
-      </w:pPr>
-      <w:r>
-        <w:rPr>
-          <w:b w:val="0"/>
-        </w:rPr>
-        <w:t xml:space="preserve">DO NOT OVERCLAIM A microphone measures a </w:t>
-      </w:r>
-      <w:r>
-        <w:rPr>
-          <w:b/>
-        </w:rPr>
-        <w:t>signal</w:t>
-      </w:r>
-      <w:r>
-        <w:rPr>
-          <w:b w:val="0"/>
-        </w:rPr>
-        <w:t>; it does not understand a speaker's meaning by itself.</w:t>
-      </w:r>
-    </w:p>
-    <w:p>
-      <w:pPr>
-        <w:spacing w:line="336" w:lineRule="auto" w:after="180"/>
-        <w:shd w:fill="F5F1FB"/>
-      </w:pPr>
-      <w:r>
-        <w:rPr>
-          <w:b w:val="0"/>
-        </w:rPr>
-        <w:t xml:space="preserve">What new </w:t>
-      </w:r>
-      <w:r>
-        <w:rPr>
-          <w:b/>
-        </w:rPr>
-        <w:t>evidence</w:t>
-      </w:r>
-      <w:r>
-        <w:rPr>
-          <w:b w:val="0"/>
-        </w:rPr>
-        <w:t xml:space="preserve"> could change this answer?</w:t>
-      </w:r>
-    </w:p>
-    <w:p>
-      <w:pPr>
-        <w:pStyle w:val="Heading3"/>
-      </w:pPr>
-      <w:r>
-        <w:t>Concrete teaching case</w:t>
-      </w:r>
-    </w:p>
-    <w:p>
-      <w:pPr>
-        <w:pStyle w:val="Heading3"/>
-      </w:pPr>
-      <w:r>
-        <w:t>The teaching case</w:t>
-      </w:r>
-    </w:p>
-    <w:p>
-      <w:pPr>
-        <w:spacing w:line="336" w:lineRule="auto" w:after="180"/>
-        <w:shd w:fill="F1F6FC"/>
-      </w:pPr>
-      <w:r>
-        <w:rPr>
-          <w:b w:val="0"/>
-        </w:rPr>
-        <w:t>A microphone records quiet and loud claps at the same distance and settings.</w:t>
-      </w:r>
-    </w:p>
-    <w:p>
-      <w:pPr>
-        <w:spacing w:line="336" w:lineRule="auto" w:after="180"/>
-        <w:shd w:fill="F5F1FB"/>
-      </w:pPr>
-      <w:r>
-        <w:rPr>
-          <w:b w:val="0"/>
-        </w:rPr>
-        <w:t xml:space="preserve">What </w:t>
-      </w:r>
-      <w:r>
-        <w:rPr>
-          <w:b/>
-        </w:rPr>
-        <w:t>waveform</w:t>
-      </w:r>
-      <w:r>
-        <w:rPr>
-          <w:b w:val="0"/>
-        </w:rPr>
-        <w:t xml:space="preserve"> difference is expected? Does it reveal a spoken word?</w:t>
-      </w:r>
-    </w:p>
-    <w:p>
-      <w:pPr>
-        <w:pStyle w:val="Heading3"/>
-      </w:pPr>
-      <w:r>
-        <w:t>Exact explanation to model</w:t>
-      </w:r>
-    </w:p>
-    <w:p>
-      <w:pPr>
-        <w:pStyle w:val="Heading3"/>
-      </w:pPr>
-      <w:r>
-        <w:t>Why the result follows</w:t>
-      </w:r>
-    </w:p>
-    <w:p>
-      <w:pPr>
-        <w:spacing w:line="336" w:lineRule="auto" w:after="180"/>
-        <w:shd w:fill="F1F6FC"/>
-      </w:pPr>
-      <w:r>
-        <w:rPr>
-          <w:b w:val="0"/>
-        </w:rPr>
-        <w:t xml:space="preserve">The louder clap generally produces larger </w:t>
-      </w:r>
-      <w:r>
-        <w:rPr>
-          <w:b/>
-        </w:rPr>
-        <w:t>amplitude</w:t>
-      </w:r>
-      <w:r>
-        <w:rPr>
-          <w:b w:val="0"/>
-        </w:rPr>
-        <w:t xml:space="preserve">. </w:t>
-      </w:r>
-      <w:r>
-        <w:rPr>
-          <w:b/>
-        </w:rPr>
-        <w:t>Amplitude</w:t>
-      </w:r>
-      <w:r>
-        <w:rPr>
-          <w:b w:val="0"/>
-        </w:rPr>
-        <w:t xml:space="preserve"> is not word meaning. Distance, gain and </w:t>
-      </w:r>
-      <w:r>
-        <w:rPr>
-          <w:b/>
-        </w:rPr>
-        <w:t>noise</w:t>
-      </w:r>
-      <w:r>
-        <w:rPr>
-          <w:b w:val="0"/>
-        </w:rPr>
-        <w:t xml:space="preserve"> must be controlled.</w:t>
-      </w:r>
-    </w:p>
-    <w:p>
-      <w:pPr>
-        <w:pStyle w:val="Heading3"/>
-      </w:pPr>
-      <w:r>
         <w:t>Explain the added worked example</w:t>
-      </w:r>
-    </w:p>
-    <w:p>
-      <w:pPr>
-        <w:pStyle w:val="Heading3"/>
-      </w:pPr>
-      <w:r>
-        <w:t>Explain the added worked example · 1</w:t>
-      </w:r>
-    </w:p>
-    <w:p>
-      <w:pPr>
-        <w:spacing w:line="336" w:lineRule="auto" w:after="180"/>
-      </w:pPr>
-      <w:r>
-        <w:rPr>
-          <w:b w:val="0"/>
-        </w:rPr>
-        <w:t xml:space="preserve">Sound involves changing pressure in a medium such as air. A microphone responds to that variation and produces a changing </w:t>
-      </w:r>
-      <w:r>
-        <w:rPr>
-          <w:b/>
-        </w:rPr>
-        <w:t>signal</w:t>
-      </w:r>
-      <w:r>
-        <w:rPr>
-          <w:b w:val="0"/>
-        </w:rPr>
-        <w:t xml:space="preserve">. A digital recording stores measurements of the </w:t>
-      </w:r>
-      <w:r>
-        <w:rPr>
-          <w:b/>
-        </w:rPr>
-        <w:t>signal</w:t>
-      </w:r>
-      <w:r>
-        <w:rPr>
-          <w:b w:val="0"/>
-        </w:rPr>
-        <w:t xml:space="preserve"> at successive times.</w:t>
-      </w:r>
-    </w:p>
-    <w:p>
-      <w:pPr>
-        <w:spacing w:line="336" w:lineRule="auto" w:after="180"/>
-      </w:pPr>
-      <w:r>
-        <w:rPr>
-          <w:b w:val="0"/>
-        </w:rPr>
-        <w:t>The values are ordered: swapping their times changes the represented pattern.</w:t>
-      </w:r>
-    </w:p>
-    <w:p>
-      <w:pPr>
-        <w:pStyle w:val="Heading3"/>
-      </w:pPr>
-      <w:r>
-        <w:t>Explain the added worked example · 2</w:t>
-      </w:r>
-    </w:p>
-    <w:p>
-      <w:pPr>
-        <w:spacing w:line="336" w:lineRule="auto" w:after="180"/>
-      </w:pPr>
-      <w:r>
-        <w:rPr>
-          <w:b w:val="0"/>
-        </w:rPr>
-        <w:t xml:space="preserve">We will use tiny invented sequences to study this idea on paper. Their values are arbitrary </w:t>
-      </w:r>
-      <w:r>
-        <w:rPr>
-          <w:b/>
-        </w:rPr>
-        <w:t>signal</w:t>
-      </w:r>
-      <w:r>
-        <w:rPr>
-          <w:b w:val="0"/>
-        </w:rPr>
-        <w:t xml:space="preserve"> units, not decibels or a test of safe listening levels.</w:t>
-      </w:r>
-    </w:p>
-    <w:p>
-      <w:pPr>
-        <w:spacing w:line="336" w:lineRule="auto" w:after="180"/>
-      </w:pPr>
-      <w:r>
-        <w:rPr>
-          <w:b w:val="0"/>
-        </w:rPr>
-        <w:t xml:space="preserve">Real audio uses many more </w:t>
-      </w:r>
-      <w:r>
-        <w:rPr>
-          <w:b/>
-        </w:rPr>
-        <w:t>sample</w:t>
-      </w:r>
-      <w:r>
-        <w:rPr>
-          <w:b w:val="0"/>
-        </w:rPr>
-        <w:t>s, so our five-point examples should not be played as if they were a realistic recording of speech.</w:t>
-      </w:r>
-    </w:p>
-    <w:p>
-      <w:pPr>
-        <w:spacing w:line="336" w:lineRule="auto" w:after="180"/>
-      </w:pPr>
-      <w:r>
-        <w:rPr>
-          <w:b w:val="0"/>
-        </w:rPr>
-        <w:t>A recording must include enough information to interpret the values, including their time spacing and encoding. The sequence 0,2,0,2,0 does not by itself say how quickly the changes happened.</w:t>
-      </w:r>
-    </w:p>
-    <w:p>
-      <w:pPr>
-        <w:spacing w:line="336" w:lineRule="auto" w:after="180"/>
-      </w:pPr>
-      <w:r>
-        <w:rPr>
-          <w:b w:val="0"/>
-        </w:rPr>
-        <w:t>This is similar to needing image dimensions as well as pixel values.</w:t>
-      </w:r>
-    </w:p>
-    <w:p>
-      <w:pPr>
-        <w:pStyle w:val="Heading3"/>
-      </w:pPr>
-      <w:r>
-        <w:t>Explain the added worked example · 3</w:t>
-      </w:r>
-    </w:p>
-    <w:p>
-      <w:pPr>
-        <w:spacing w:line="336" w:lineRule="auto" w:after="180"/>
-      </w:pPr>
-      <w:r>
-        <w:rPr>
-          <w:b w:val="0"/>
-        </w:rPr>
-        <w:t xml:space="preserve">There are five </w:t>
-      </w:r>
-      <w:r>
-        <w:rPr>
-          <w:b/>
-        </w:rPr>
-        <w:t>sample</w:t>
-      </w:r>
-      <w:r>
-        <w:rPr>
-          <w:b w:val="0"/>
-        </w:rPr>
-        <w:t>s with four gaps between the first and last. Each gap is 1 millisecond, so the elapsed time from first to last is 4 milliseconds.</w:t>
-      </w:r>
-    </w:p>
-    <w:p>
-      <w:pPr>
-        <w:spacing w:line="336" w:lineRule="auto" w:after="180"/>
-      </w:pPr>
-      <w:r>
-        <w:rPr>
-          <w:b w:val="0"/>
-        </w:rPr>
-        <w:t>If the same five values were spaced 2 milliseconds apart, they would span 8 milliseconds. Equal value lists with different timing do not describe the same time pattern.</w:t>
       </w:r>
     </w:p>
     <w:p>
@@ -1787,112 +2133,6 @@
         <w:t>These teacher notes contain solutions; do not reveal the independent case answer during modelling.</w:t>
       </w:r>
     </w:p>
-    <w:p>
-      <w:pPr>
-        <w:spacing w:line="336" w:lineRule="auto" w:after="180"/>
-      </w:pPr>
-      <w:r>
-        <w:rPr>
-          <w:b w:val="0"/>
-        </w:rPr>
-        <w:t>The largest value in 0,2,0,2,0 is 2. The largest value in 0,0,2,0,0 is also 2. The first sequence reaches 2 twice at different times, while the second does so once.</w:t>
-      </w:r>
-    </w:p>
-    <w:p>
-      <w:pPr>
-        <w:spacing w:line="336" w:lineRule="auto" w:after="180"/>
-      </w:pPr>
-      <w:r>
-        <w:rPr>
-          <w:b w:val="0"/>
-        </w:rPr>
-        <w:t>Keeping only the maximum loses that distinction, just as counting black pixels lost their arrangement.</w:t>
-      </w:r>
-    </w:p>
-    <w:p>
-      <w:pPr>
-        <w:pStyle w:val="Heading3"/>
-      </w:pPr>
-      <w:r>
-        <w:t>Model the reasoning aloud · 4</w:t>
-      </w:r>
-    </w:p>
-    <w:p>
-      <w:pPr>
-        <w:spacing w:line="336" w:lineRule="auto" w:after="180"/>
-      </w:pPr>
-      <w:r>
-        <w:rPr>
-          <w:b w:val="0"/>
-        </w:rPr>
-        <w:t>Sparse measurements can also miss changes. If we inspect the first sequence only at times 0, 2 and 4 milliseconds, all retained values are 0. The two intervening values of 2 disappear from the record.</w:t>
-      </w:r>
-    </w:p>
-    <w:p>
-      <w:pPr>
-        <w:spacing w:line="336" w:lineRule="auto" w:after="180"/>
-      </w:pPr>
-      <w:r>
-        <w:rPr>
-          <w:b w:val="0"/>
-        </w:rPr>
-        <w:t xml:space="preserve">It would be incorrect to conclude from these retained </w:t>
-      </w:r>
-      <w:r>
-        <w:rPr>
-          <w:b/>
-        </w:rPr>
-        <w:t>sample</w:t>
-      </w:r>
-      <w:r>
-        <w:rPr>
-          <w:b w:val="0"/>
-        </w:rPr>
-        <w:t xml:space="preserve">s alone that the </w:t>
-      </w:r>
-      <w:r>
-        <w:rPr>
-          <w:b/>
-        </w:rPr>
-        <w:t>signal</w:t>
-      </w:r>
-      <w:r>
-        <w:rPr>
-          <w:b w:val="0"/>
-        </w:rPr>
-        <w:t xml:space="preserve"> stayed at zero between them.</w:t>
-      </w:r>
-    </w:p>
-    <w:p>
-      <w:pPr>
-        <w:pStyle w:val="Heading3"/>
-      </w:pPr>
-      <w:r>
-        <w:t>Model the reasoning aloud · 5</w:t>
-      </w:r>
-    </w:p>
-    <w:p>
-      <w:pPr>
-        <w:spacing w:line="336" w:lineRule="auto" w:after="180"/>
-      </w:pPr>
-      <w:r>
-        <w:rPr>
-          <w:b w:val="0"/>
-        </w:rPr>
-        <w:t>More frequent sampling can preserve faster changes under suitable recording conditions, but sampling frequency alone does not make every recording clear.</w:t>
-      </w:r>
-    </w:p>
-    <w:p>
-      <w:pPr>
-        <w:spacing w:line="336" w:lineRule="auto" w:after="180"/>
-      </w:pPr>
-      <w:r>
-        <w:rPr>
-          <w:b w:val="0"/>
-        </w:rPr>
-        <w:t>Microphone placement, background sound, clipping and the recording format can also matter. We are studying one source of missing information, not a complete audio engineering specification.</w:t>
-      </w:r>
-    </w:p>
     <w:tbl>
       <w:tblPr>
         <w:tblStyle w:val="LightShading-Accent1"/>
@@ -1997,17 +2237,6 @@
     </w:tbl>
     <w:p>
       <w:pPr>
-        <w:spacing w:line="336" w:lineRule="auto" w:after="180"/>
-      </w:pPr>
-      <w:r>
-        <w:rPr>
-          <w:b w:val="0"/>
-        </w:rPr>
-        <w:t>Use the diagram and verbal explanation together. Ask learners to match a sentence to a specific visual step; do not assign learners fixed visual or auditory learning styles.</w:t>
-      </w:r>
-    </w:p>
-    <w:p>
-      <w:pPr>
         <w:pStyle w:val="Heading3"/>
       </w:pPr>
       <w:r>
@@ -2016,91 +2245,10 @@
     </w:p>
     <w:p>
       <w:pPr>
-        <w:spacing w:line="336" w:lineRule="auto" w:after="180"/>
-      </w:pPr>
-      <w:r>
-        <w:rPr>
-          <w:b w:val="0"/>
-        </w:rPr>
-        <w:t xml:space="preserve">A fictional microphone display records five </w:t>
-      </w:r>
-      <w:r>
-        <w:rPr>
-          <w:b/>
-        </w:rPr>
-        <w:t>sample</w:t>
-      </w:r>
-      <w:r>
-        <w:rPr>
-          <w:b w:val="0"/>
-        </w:rPr>
-        <w:t>s during a short classroom tap.</w:t>
-      </w:r>
-    </w:p>
-    <w:p>
-      <w:pPr>
         <w:pStyle w:val="Heading3"/>
       </w:pPr>
       <w:r>
         <w:t>The facts we will use</w:t>
-      </w:r>
-    </w:p>
-    <w:p>
-      <w:pPr>
-        <w:pStyle w:val="Heading3"/>
-      </w:pPr>
-      <w:r>
-        <w:t>Supplied facts</w:t>
-      </w:r>
-    </w:p>
-    <w:p>
-      <w:pPr>
-        <w:spacing w:line="336" w:lineRule="auto" w:after="180"/>
-        <w:shd w:fill="F1F6FC"/>
-      </w:pPr>
-      <w:r>
-        <w:rPr>
-          <w:b w:val="0"/>
-        </w:rPr>
-        <w:t>Times are 0,1,2,3,4 ms in order.</w:t>
-      </w:r>
-    </w:p>
-    <w:p>
-      <w:pPr>
-        <w:pStyle w:val="Heading3"/>
-      </w:pPr>
-      <w:r>
-        <w:t>Supplied facts</w:t>
-      </w:r>
-    </w:p>
-    <w:p>
-      <w:pPr>
-        <w:spacing w:line="336" w:lineRule="auto" w:after="180"/>
-        <w:shd w:fill="F1F6FC"/>
-      </w:pPr>
-      <w:r>
-        <w:rPr>
-          <w:b/>
-        </w:rPr>
-        <w:t>Signal</w:t>
-      </w:r>
-      <w:r>
-        <w:rPr>
-          <w:b w:val="0"/>
-        </w:rPr>
-        <w:t xml:space="preserve"> A: 0,3,0,1,0. </w:t>
-      </w:r>
-      <w:r>
-        <w:rPr>
-          <w:b/>
-        </w:rPr>
-        <w:t>Signal</w:t>
-      </w:r>
-      <w:r>
-        <w:rPr>
-          <w:b w:val="0"/>
-        </w:rPr>
-        <w:t xml:space="preserve"> B: 0,1,0,3,0. Toy values are signed measurement units; these happen to be nonnegative.</w:t>
       </w:r>
     </w:p>
     <w:p>
@@ -2108,7 +2256,7 @@
         <w:drawing>
           <wp:inline xmlns:a="http://schemas.openxmlformats.org/drawingml/2006/main" xmlns:pic="http://schemas.openxmlformats.org/drawingml/2006/picture">
             <wp:extent cx="5486400" cy="3077029"/>
-            <wp:docPr id="1" name="Picture 1" descr="Same peak, different sample timing"/>
+            <wp:docPr id="3" name="Picture 3" descr="Same peak, different sample timing"/>
             <wp:cNvGraphicFramePr>
               <a:graphicFrameLocks noChangeAspect="1"/>
             </wp:cNvGraphicFramePr>
@@ -2120,7 +2268,7 @@
                     <pic:cNvPicPr/>
                   </pic:nvPicPr>
                   <pic:blipFill>
-                    <a:blip r:embed="rId9"/>
+                    <a:blip r:embed="rId11"/>
                     <a:stretch>
                       <a:fillRect/>
                     </a:stretch>
@@ -2144,7 +2292,7 @@
         <w:drawing>
           <wp:inline xmlns:a="http://schemas.openxmlformats.org/drawingml/2006/main" xmlns:pic="http://schemas.openxmlformats.org/drawingml/2006/picture">
             <wp:extent cx="5346057" cy="5943599"/>
-            <wp:docPr id="2" name="Picture 2" descr="Sound Becomes a Signal. Timed sampling: Associate every measurement with its sampling time.. Signal A: Its largest sample 3 occurs at 1 ms.. Signal B: Its largest sample 3 occurs at 3 ms.. Maximum summary: Both maxima are 3, but the strongest recorded tap arrives at different times."/>
+            <wp:docPr id="4" name="Picture 4" descr="Sound Becomes a Signal. Timed sampling: Associate every measurement with its sampling time.. Signal A: Its largest sample 3 occurs at 1 ms.. Signal B: Its largest sample 3 occurs at 3 ms.. Maximum summary: Both maxima are 3, but the strongest recorded tap arrives at different times."/>
             <wp:cNvGraphicFramePr>
               <a:graphicFrameLocks noChangeAspect="1"/>
             </wp:cNvGraphicFramePr>
@@ -2156,7 +2304,7 @@
                     <pic:cNvPicPr/>
                   </pic:nvPicPr>
                   <pic:blipFill>
-                    <a:blip r:embed="rId10"/>
+                    <a:blip r:embed="rId12"/>
                     <a:stretch>
                       <a:fillRect/>
                     </a:stretch>
@@ -2325,55 +2473,406 @@
         <w:pStyle w:val="Heading3"/>
       </w:pPr>
       <w:r>
-        <w:t>Why the result follows</w:t>
+        <w:t>What this example does not establish</w:t>
+      </w:r>
+    </w:p>
+    <w:p>
+      <w:pPr>
+        <w:pStyle w:val="Heading3"/>
+      </w:pPr>
+      <w:r>
+        <w:t>Change one thing in the pictured case</w:t>
+      </w:r>
+    </w:p>
+    <w:p>
+      <w:pPr>
+        <w:pStyle w:val="Heading3"/>
+      </w:pPr>
+      <w:r>
+        <w:t>Ask while showing the picture</w:t>
+      </w:r>
+    </w:p>
+    <w:p>
+      <w:pPr>
+        <w:pStyle w:val="Heading1"/>
+      </w:pPr>
+      <w:r>
+        <w:t>03. Guide the reasoning, then remove help</w:t>
+      </w:r>
+    </w:p>
+    <w:p>
+      <w:r>
+        <w:t>Collect a response from each learner before discussing the worked key.</w:t>
+      </w:r>
+    </w:p>
+    <w:p>
+      <w:pPr>
+        <w:pStyle w:val="Heading2"/>
+      </w:pPr>
+      <w:r>
+        <w:t>Prompt before revealing</w:t>
       </w:r>
     </w:p>
     <w:p>
       <w:pPr>
         <w:spacing w:line="336" w:lineRule="auto" w:after="180"/>
-        <w:shd w:fill="F1F6FC"/>
-      </w:pPr>
-      <w:r>
-        <w:rPr>
-          <w:b w:val="0"/>
-        </w:rPr>
-        <w:t>The sequences contain the same values in different orders. Keeping the maximum preserves peak recorded value while losing its timing.</w:t>
+      </w:pPr>
+      <w:r>
+        <w:rPr>
+          <w:b w:val="0"/>
+        </w:rPr>
+        <w:t xml:space="preserve">Completion task: Retain only times 0,4,8 from W1. Write the retained values. Give one claim about the original </w:t>
+      </w:r>
+      <w:r>
+        <w:rPr>
+          <w:b/>
+        </w:rPr>
+        <w:t>signal</w:t>
+      </w:r>
+      <w:r>
+        <w:rPr>
+          <w:b w:val="0"/>
+        </w:rPr>
+        <w:t xml:space="preserve"> that these retained values do not justify.</w:t>
+      </w:r>
+    </w:p>
+    <w:p>
+      <w:pPr>
+        <w:pStyle w:val="Heading2"/>
+      </w:pPr>
+      <w:r>
+        <w:t>Expected reasoning and fading help</w:t>
       </w:r>
     </w:p>
     <w:p>
       <w:pPr>
         <w:spacing w:line="336" w:lineRule="auto" w:after="180"/>
-        <w:shd w:fill="F1F6FC"/>
-      </w:pPr>
-      <w:r>
-        <w:rPr>
-          <w:b w:val="0"/>
-        </w:rPr>
-        <w:t xml:space="preserve">A graph should keep time on the horizontal axis; shuffling </w:t>
+      </w:pPr>
+      <w:r>
+        <w:rPr>
+          <w:b w:val="0"/>
+        </w:rPr>
+        <w:t xml:space="preserve">Teacher check: The retained values are 0,0,0. They do not justify saying the </w:t>
       </w:r>
       <w:r>
         <w:rPr>
           <w:b/>
         </w:rPr>
+        <w:t>signal</w:t>
+      </w:r>
+      <w:r>
+        <w:rPr>
+          <w:b w:val="0"/>
+        </w:rPr>
+        <w:t xml:space="preserve"> was always zero or had no changes between those times; the original had values 3 and 1 at omitted times.</w:t>
+      </w:r>
+    </w:p>
+    <w:p>
+      <w:pPr>
+        <w:spacing w:line="336" w:lineRule="auto" w:after="180"/>
+      </w:pPr>
+      <w:r>
+        <w:rPr>
+          <w:b w:val="0"/>
+        </w:rPr>
+        <w:t xml:space="preserve">Start by identifying the given </w:t>
+      </w:r>
+      <w:r>
+        <w:rPr>
+          <w:b/>
+        </w:rPr>
+        <w:t>input</w:t>
+      </w:r>
+      <w:r>
+        <w:rPr>
+          <w:b w:val="0"/>
+        </w:rPr>
+        <w:t>s together. Leave the intermediate steps blank. If needed, model one step, then withdraw that help on the next step. Move to a full trace only when the partial trace is understood.</w:t>
+      </w:r>
+    </w:p>
+    <w:p>
+      <w:pPr>
+        <w:spacing w:line="336" w:lineRule="auto" w:after="180"/>
+      </w:pPr>
+      <w:r>
+        <w:rPr>
+          <w:b w:val="0"/>
+        </w:rPr>
+        <w:t>For partners, alternate explainer and checker; collect a response from every learner before discussion.</w:t>
+      </w:r>
+    </w:p>
+    <w:p>
+      <w:pPr>
+        <w:pStyle w:val="Heading2"/>
+      </w:pPr>
+      <w:r>
+        <w:t>Check the misconception before discussion</w:t>
+      </w:r>
+    </w:p>
+    <w:p>
+      <w:pPr>
+        <w:spacing w:line="336" w:lineRule="auto" w:after="180"/>
+      </w:pPr>
+      <w:r>
+        <w:rPr>
+          <w:b w:val="0"/>
+        </w:rPr>
+        <w:t xml:space="preserve">Use the worked case for Sound as </w:t>
+      </w:r>
+      <w:r>
+        <w:rPr>
+          <w:b/>
+        </w:rPr>
         <w:t>sample</w:t>
       </w:r>
       <w:r>
         <w:rPr>
           <w:b w:val="0"/>
         </w:rPr>
-        <w:t xml:space="preserve">s changes the recorded </w:t>
+        <w:t xml:space="preserve">d information. Proposed explanation: “Five </w:t>
       </w:r>
       <w:r>
         <w:rPr>
           <w:b/>
         </w:rPr>
+        <w:t>sample</w:t>
+      </w:r>
+      <w:r>
+        <w:rPr>
+          <w:b w:val="0"/>
+        </w:rPr>
+        <w:t>s make five gaps”. Decide whether this explanation is supported.</w:t>
+      </w:r>
+    </w:p>
+    <w:p>
+      <w:pPr>
+        <w:spacing w:line="336" w:lineRule="auto" w:after="180"/>
+      </w:pPr>
+      <w:r>
+        <w:rPr>
+          <w:b w:val="0"/>
+        </w:rPr>
+        <w:t>Point to the step or supplied fact that decides; explain your repair if needed.</w:t>
+      </w:r>
+    </w:p>
+    <w:p>
+      <w:pPr>
+        <w:spacing w:line="336" w:lineRule="auto" w:after="180"/>
+      </w:pPr>
+      <w:r>
+        <w:rPr>
+          <w:b w:val="0"/>
+        </w:rPr>
+        <w:t xml:space="preserve">Expected correction: Place five cards in a row and point to each space between them. The span ends at the last </w:t>
+      </w:r>
+      <w:r>
+        <w:rPr>
+          <w:b/>
+        </w:rPr>
+        <w:t>sample</w:t>
+      </w:r>
+      <w:r>
+        <w:rPr>
+          <w:b w:val="0"/>
+        </w:rPr>
+        <w:t>.</w:t>
+      </w:r>
+    </w:p>
+    <w:p>
+      <w:pPr>
+        <w:spacing w:line="336" w:lineRule="auto" w:after="180"/>
+      </w:pPr>
+      <w:r>
+        <w:rPr>
+          <w:b w:val="0"/>
+        </w:rPr>
+        <w:t>Collect explanations, not only yes/no votes. If a misunderstanding is common, re-model the relevant step for the class.</w:t>
+      </w:r>
+    </w:p>
+    <w:p>
+      <w:pPr>
+        <w:spacing w:line="336" w:lineRule="auto" w:after="180"/>
+      </w:pPr>
+      <w:r>
+        <w:rPr>
+          <w:b w:val="0"/>
+        </w:rPr>
+        <w:t>If it affects a few learners, give a short targeted group explanation while others solve a more demanding variation.</w:t>
+      </w:r>
+    </w:p>
+    <w:p>
+      <w:pPr>
+        <w:pStyle w:val="Heading2"/>
+      </w:pPr>
+      <w:r>
+        <w:t>Use the pictorial check</w:t>
+      </w:r>
+    </w:p>
+    <w:p>
+      <w:pPr>
+        <w:spacing w:line="336" w:lineRule="auto" w:after="180"/>
+      </w:pPr>
+      <w:r>
+        <w:rPr>
+          <w:b w:val="0"/>
+        </w:rPr>
+        <w:t xml:space="preserve">Does the all-zero retained record prove the full </w:t>
+      </w:r>
+      <w:r>
+        <w:rPr>
+          <w:b/>
+        </w:rPr>
         <w:t>signal</w:t>
       </w:r>
       <w:r>
         <w:rPr>
           <w:b w:val="0"/>
         </w:rPr>
-        <w:t xml:space="preserve"> even if its maximum stays fixed.</w:t>
+        <w:t xml:space="preserve"> was silent? Use the picture.</w:t>
+      </w:r>
+    </w:p>
+    <w:p>
+      <w:pPr>
+        <w:spacing w:line="336" w:lineRule="auto" w:after="180"/>
+      </w:pPr>
+      <w:r>
+        <w:rPr>
+          <w:b w:val="0"/>
+        </w:rPr>
+        <w:t xml:space="preserve">No. The full supplied </w:t>
+      </w:r>
+      <w:r>
+        <w:rPr>
+          <w:b/>
+        </w:rPr>
+        <w:t>signal</w:t>
+      </w:r>
+      <w:r>
+        <w:rPr>
+          <w:b w:val="0"/>
+        </w:rPr>
+        <w:t>s contain nonzero values at 1 and 3 ms; those measurements were discarded.</w:t>
+      </w:r>
+    </w:p>
+    <w:p>
+      <w:pPr>
+        <w:spacing w:line="336" w:lineRule="auto" w:after="180"/>
+      </w:pPr>
+      <w:r>
+        <w:rPr>
+          <w:b w:val="0"/>
+        </w:rPr>
+        <w:t xml:space="preserve">Changed-case reasoning: Both retained sequences are 0,0,0. The selected times omit both nonzero </w:t>
+      </w:r>
+      <w:r>
+        <w:rPr>
+          <w:b/>
+        </w:rPr>
+        <w:t>sample</w:t>
+      </w:r>
+      <w:r>
+        <w:rPr>
+          <w:b w:val="0"/>
+        </w:rPr>
+        <w:t xml:space="preserve">s from each </w:t>
+      </w:r>
+      <w:r>
+        <w:rPr>
+          <w:b/>
+        </w:rPr>
+        <w:t>signal</w:t>
+      </w:r>
+      <w:r>
+        <w:rPr>
+          <w:b w:val="0"/>
+        </w:rPr>
+        <w:t>.</w:t>
+      </w:r>
+    </w:p>
+    <w:p>
+      <w:pPr>
+        <w:spacing w:line="336" w:lineRule="auto" w:after="180"/>
+      </w:pPr>
+      <w:r>
+        <w:rPr>
+          <w:b w:val="0"/>
+        </w:rPr>
+        <w:t xml:space="preserve">Collect each learner’s explanation before discussion. Use the first missing connection between </w:t>
+      </w:r>
+      <w:r>
+        <w:rPr>
+          <w:b/>
+        </w:rPr>
+        <w:t>input</w:t>
+      </w:r>
+      <w:r>
+        <w:rPr>
+          <w:b w:val="0"/>
+        </w:rPr>
+        <w:t xml:space="preserve">, deciding step and result to choose support. This question is worked-case practice, not fresh mastery </w:t>
+      </w:r>
+      <w:r>
+        <w:rPr>
+          <w:b/>
+        </w:rPr>
+        <w:t>evidence</w:t>
+      </w:r>
+      <w:r>
+        <w:rPr>
+          <w:b w:val="0"/>
+        </w:rPr>
+        <w:t>.</w:t>
+      </w:r>
+    </w:p>
+    <w:p>
+      <w:pPr>
+        <w:pStyle w:val="Heading2"/>
+      </w:pPr>
+      <w:r>
+        <w:t>Keep each learner explaining</w:t>
+      </w:r>
+    </w:p>
+    <w:p>
+      <w:pPr>
+        <w:pStyle w:val="ListBullet"/>
+      </w:pPr>
+      <w:r>
+        <w:t>Ask: Which facts are given, and which would we have to assume? Learners mark relevant details before discussing answers.</w:t>
+      </w:r>
+    </w:p>
+    <w:p>
+      <w:pPr>
+        <w:pStyle w:val="ListBullet"/>
+      </w:pPr>
+      <w:r>
+        <w:t>Say: Predict first. Show the rule, information path or calculation that would produce the result. A correct guess is not yet an explanation.</w:t>
+      </w:r>
+    </w:p>
+    <w:p>
+      <w:pPr>
+        <w:pStyle w:val="ListBullet"/>
+      </w:pPr>
+      <w:r>
+        <w:t>In pairs, one learner solves while the other checks evidence; exchange roles. Remove the worked answer before independent assessment.</w:t>
+      </w:r>
+    </w:p>
+    <w:p>
+      <w:pPr>
+        <w:pStyle w:val="Heading2"/>
+      </w:pPr>
+      <w:r>
+        <w:t>Earlier wording, alternatives and picture transcripts · reference / check after trying</w:t>
+      </w:r>
+    </w:p>
+    <w:p>
+      <w:pPr>
+        <w:spacing w:line="336" w:lineRule="auto" w:after="180"/>
+      </w:pPr>
+      <w:r>
+        <w:rPr>
+          <w:b w:val="0"/>
+        </w:rPr>
+        <w:t>Demonstrate and guide practice</w:t>
       </w:r>
     </w:p>
     <w:p>
@@ -2381,7 +2880,111 @@
         <w:pStyle w:val="Heading3"/>
       </w:pPr>
       <w:r>
-        <w:t>What this example does not establish</w:t>
+        <w:t>Board sequence</w:t>
+      </w:r>
+    </w:p>
+    <w:p>
+      <w:pPr>
+        <w:spacing w:line="336" w:lineRule="auto" w:after="180"/>
+      </w:pPr>
+      <w:r>
+        <w:rPr>
+          <w:b w:val="0"/>
+        </w:rPr>
+        <w:t>Write the given facts: A microphone records quiet and loud claps at the same distance and settings.</w:t>
+      </w:r>
+    </w:p>
+    <w:p>
+      <w:pPr>
+        <w:spacing w:line="336" w:lineRule="auto" w:after="180"/>
+      </w:pPr>
+      <w:r>
+        <w:rPr>
+          <w:b w:val="0"/>
+        </w:rPr>
+        <w:t xml:space="preserve">Write the question to explain: What </w:t>
+      </w:r>
+      <w:r>
+        <w:rPr>
+          <w:b/>
+        </w:rPr>
+        <w:t>waveform</w:t>
+      </w:r>
+      <w:r>
+        <w:rPr>
+          <w:b w:val="0"/>
+        </w:rPr>
+        <w:t xml:space="preserve"> difference is expected? Does it reveal a spoken word?</w:t>
+      </w:r>
+    </w:p>
+    <w:p>
+      <w:pPr>
+        <w:spacing w:line="336" w:lineRule="auto" w:after="180"/>
+      </w:pPr>
+      <w:r>
+        <w:rPr>
+          <w:b w:val="0"/>
+        </w:rPr>
+        <w:t xml:space="preserve">Reveal after </w:t>
+      </w:r>
+      <w:r>
+        <w:rPr>
+          <w:b/>
+        </w:rPr>
+        <w:t>prediction</w:t>
+      </w:r>
+      <w:r>
+        <w:rPr>
+          <w:b w:val="0"/>
+        </w:rPr>
+        <w:t xml:space="preserve">s: The louder clap generally produces larger </w:t>
+      </w:r>
+      <w:r>
+        <w:rPr>
+          <w:b/>
+        </w:rPr>
+        <w:t>amplitude</w:t>
+      </w:r>
+      <w:r>
+        <w:rPr>
+          <w:b w:val="0"/>
+        </w:rPr>
+        <w:t xml:space="preserve">. </w:t>
+      </w:r>
+      <w:r>
+        <w:rPr>
+          <w:b/>
+        </w:rPr>
+        <w:t>Amplitude</w:t>
+      </w:r>
+      <w:r>
+        <w:rPr>
+          <w:b w:val="0"/>
+        </w:rPr>
+        <w:t xml:space="preserve"> is not word meaning. Distance, gain and </w:t>
+      </w:r>
+      <w:r>
+        <w:rPr>
+          <w:b/>
+        </w:rPr>
+        <w:t>noise</w:t>
+      </w:r>
+      <w:r>
+        <w:rPr>
+          <w:b w:val="0"/>
+        </w:rPr>
+        <w:t xml:space="preserve"> must be controlled.</w:t>
+      </w:r>
+    </w:p>
+    <w:p>
+      <w:pPr>
+        <w:spacing w:line="336" w:lineRule="auto" w:after="180"/>
+      </w:pPr>
+      <w:r>
+        <w:rPr>
+          <w:b w:val="0"/>
+        </w:rPr>
+        <w:t>Use the earlier changed question as optional later practice. Reserve Construct a new hidden change for the first independent attempt before hints or feedback.</w:t>
       </w:r>
     </w:p>
     <w:p>
@@ -2389,434 +2992,18 @@
         <w:pStyle w:val="Heading3"/>
       </w:pPr>
       <w:r>
-        <w:t>Keep the stated limit</w:t>
+        <w:t>Classroom dialogue</w:t>
       </w:r>
     </w:p>
     <w:p>
       <w:pPr>
         <w:spacing w:line="336" w:lineRule="auto" w:after="180"/>
-        <w:shd w:fill="FFF5E6"/>
-      </w:pPr>
-      <w:r>
-        <w:rPr>
-          <w:b w:val="0"/>
-        </w:rPr>
-        <w:t>These sparse toy values cannot establish perceived loudness, pitch or what happened between sampling times.</w:t>
-      </w:r>
-    </w:p>
-    <w:p>
-      <w:pPr>
-        <w:pStyle w:val="Heading3"/>
-      </w:pPr>
-      <w:r>
-        <w:t>Change one thing in the pictured case</w:t>
-      </w:r>
-    </w:p>
-    <w:p>
-      <w:pPr>
-        <w:pStyle w:val="Heading3"/>
-      </w:pPr>
-      <w:r>
-        <w:t>Change one thing</w:t>
-      </w:r>
-    </w:p>
-    <w:p>
-      <w:pPr>
-        <w:spacing w:line="336" w:lineRule="auto" w:after="180"/>
-        <w:shd w:fill="F5F1FB"/>
-      </w:pPr>
-      <w:r>
-        <w:rPr>
-          <w:b w:val="0"/>
-        </w:rPr>
-        <w:t xml:space="preserve">Change: Retain only </w:t>
-      </w:r>
-      <w:r>
-        <w:rPr>
-          <w:b/>
-        </w:rPr>
-        <w:t>sample</w:t>
-      </w:r>
-      <w:r>
-        <w:rPr>
-          <w:b w:val="0"/>
-        </w:rPr>
-        <w:t>s at 0,2,4 ms.</w:t>
-      </w:r>
-    </w:p>
-    <w:p>
-      <w:pPr>
-        <w:pStyle w:val="Heading3"/>
-      </w:pPr>
-      <w:r>
-        <w:t>Predicted result</w:t>
-      </w:r>
-    </w:p>
-    <w:p>
-      <w:pPr>
-        <w:spacing w:line="336" w:lineRule="auto" w:after="180"/>
-        <w:shd w:fill="F1F6FC"/>
-      </w:pPr>
-      <w:r>
-        <w:rPr>
-          <w:b/>
-        </w:rPr>
-        <w:t>Prediction</w:t>
-      </w:r>
-      <w:r>
-        <w:rPr>
-          <w:b w:val="0"/>
-        </w:rPr>
-        <w:t>: Both retained sequences are 0,0,0.</w:t>
-      </w:r>
-    </w:p>
-    <w:p>
-      <w:pPr>
-        <w:pStyle w:val="Heading3"/>
-      </w:pPr>
-      <w:r>
-        <w:t>Why the result follows</w:t>
-      </w:r>
-    </w:p>
-    <w:p>
-      <w:pPr>
-        <w:spacing w:line="336" w:lineRule="auto" w:after="180"/>
-        <w:shd w:fill="F1F6FC"/>
-      </w:pPr>
-      <w:r>
-        <w:rPr>
-          <w:b w:val="0"/>
-        </w:rPr>
-        <w:t xml:space="preserve">Reason: The selected times omit both nonzero </w:t>
-      </w:r>
-      <w:r>
-        <w:rPr>
-          <w:b/>
-        </w:rPr>
-        <w:t>sample</w:t>
-      </w:r>
-      <w:r>
-        <w:rPr>
-          <w:b w:val="0"/>
-        </w:rPr>
-        <w:t xml:space="preserve">s from each </w:t>
-      </w:r>
-      <w:r>
-        <w:rPr>
-          <w:b/>
-        </w:rPr>
-        <w:t>signal</w:t>
-      </w:r>
-      <w:r>
-        <w:rPr>
-          <w:b w:val="0"/>
-        </w:rPr>
-        <w:t>.</w:t>
-      </w:r>
-    </w:p>
-    <w:p>
-      <w:pPr>
-        <w:pStyle w:val="Heading3"/>
-      </w:pPr>
-      <w:r>
-        <w:t>Ask while showing the picture</w:t>
-      </w:r>
-    </w:p>
-    <w:p>
-      <w:pPr>
-        <w:pStyle w:val="Heading3"/>
-      </w:pPr>
-      <w:r>
-        <w:t>Ask while showing the picture · 6</w:t>
-      </w:r>
-    </w:p>
-    <w:p>
-      <w:pPr>
-        <w:spacing w:line="336" w:lineRule="auto" w:after="180"/>
-      </w:pPr>
-      <w:r>
-        <w:rPr>
-          <w:b w:val="0"/>
-        </w:rPr>
-        <w:t xml:space="preserve">Cover the result. Ask learners to name the </w:t>
-      </w:r>
-      <w:r>
-        <w:rPr>
-          <w:b/>
-        </w:rPr>
-        <w:t>input</w:t>
-      </w:r>
-      <w:r>
-        <w:rPr>
-          <w:b w:val="0"/>
-        </w:rPr>
-        <w:t xml:space="preserve">s and predict the next step. Uncover one step, connect the icon to the actual procedure, and explain its </w:t>
-      </w:r>
-      <w:r>
-        <w:rPr>
-          <w:b/>
-        </w:rPr>
-        <w:t>evidence</w:t>
-      </w:r>
-      <w:r>
-        <w:rPr>
-          <w:b w:val="0"/>
-        </w:rPr>
-        <w:t>. Then change the supplied condition and compare.</w:t>
-      </w:r>
-    </w:p>
-    <w:p>
-      <w:pPr>
-        <w:spacing w:line="336" w:lineRule="auto" w:after="180"/>
-      </w:pPr>
-      <w:r>
-        <w:rPr>
-          <w:b w:val="0"/>
-        </w:rPr>
-        <w:t>The picture is a representation; it does not document execution of a real AI model.</w:t>
-      </w:r>
-    </w:p>
-    <w:p>
-      <w:pPr>
-        <w:pStyle w:val="Heading1"/>
-      </w:pPr>
-      <w:r>
-        <w:t>03. Demonstrate and guide practice</w:t>
-      </w:r>
-    </w:p>
-    <w:p>
-      <w:r>
-        <w:t>Demonstrate Sound Becomes a Signal, reduce support deliberately and check individual reasoning before discussing answers.</w:t>
-      </w:r>
-    </w:p>
-    <w:p>
-      <w:pPr>
-        <w:pStyle w:val="Heading3"/>
-      </w:pPr>
-      <w:r>
-        <w:t>Board sequence</w:t>
-      </w:r>
-    </w:p>
-    <w:p>
-      <w:pPr>
-        <w:pStyle w:val="Heading3"/>
-      </w:pPr>
-      <w:r>
-        <w:t>1. Put the facts on the board</w:t>
-      </w:r>
-    </w:p>
-    <w:p>
-      <w:pPr>
-        <w:spacing w:line="336" w:lineRule="auto" w:after="180"/>
-        <w:shd w:fill="F4F9FC"/>
-      </w:pPr>
-      <w:r>
-        <w:rPr>
-          <w:b w:val="0"/>
-        </w:rPr>
-        <w:t>Write the given facts: A microphone records quiet and loud claps at the same distance and settings.</w:t>
-      </w:r>
-    </w:p>
-    <w:p>
-      <w:pPr>
-        <w:pStyle w:val="Heading3"/>
-      </w:pPr>
-      <w:r>
-        <w:t>2. State the decision to explain</w:t>
-      </w:r>
-    </w:p>
-    <w:p>
-      <w:pPr>
-        <w:spacing w:line="336" w:lineRule="auto" w:after="180"/>
-        <w:shd w:fill="F5F1FB"/>
-      </w:pPr>
-      <w:r>
-        <w:rPr>
-          <w:b w:val="0"/>
-        </w:rPr>
-        <w:t xml:space="preserve">Write the question to explain: What </w:t>
-      </w:r>
-      <w:r>
-        <w:rPr>
-          <w:b/>
-        </w:rPr>
-        <w:t>waveform</w:t>
-      </w:r>
-      <w:r>
-        <w:rPr>
-          <w:b w:val="0"/>
-        </w:rPr>
-        <w:t xml:space="preserve"> difference is expected? Does it reveal a spoken word?</w:t>
-      </w:r>
-    </w:p>
-    <w:p>
-      <w:pPr>
-        <w:pStyle w:val="Heading3"/>
-      </w:pPr>
-      <w:r>
-        <w:t>3. Reveal the worked reasoning</w:t>
-      </w:r>
-    </w:p>
-    <w:p>
-      <w:pPr>
-        <w:spacing w:line="336" w:lineRule="auto" w:after="180"/>
-        <w:shd w:fill="F1F6FC"/>
-      </w:pPr>
-      <w:r>
-        <w:rPr>
-          <w:b w:val="0"/>
-        </w:rPr>
-        <w:t xml:space="preserve">Reveal after </w:t>
-      </w:r>
-      <w:r>
-        <w:rPr>
-          <w:b/>
-        </w:rPr>
-        <w:t>prediction</w:t>
-      </w:r>
-      <w:r>
-        <w:rPr>
-          <w:b w:val="0"/>
-        </w:rPr>
-        <w:t xml:space="preserve">s: The louder clap generally produces larger </w:t>
-      </w:r>
-      <w:r>
-        <w:rPr>
-          <w:b/>
-        </w:rPr>
-        <w:t>amplitude</w:t>
-      </w:r>
-      <w:r>
-        <w:rPr>
-          <w:b w:val="0"/>
-        </w:rPr>
-        <w:t xml:space="preserve">. </w:t>
-      </w:r>
-      <w:r>
-        <w:rPr>
-          <w:b/>
-        </w:rPr>
-        <w:t>Amplitude</w:t>
-      </w:r>
-      <w:r>
-        <w:rPr>
-          <w:b w:val="0"/>
-        </w:rPr>
-        <w:t xml:space="preserve"> is not word meaning. Distance, gain and </w:t>
-      </w:r>
-      <w:r>
-        <w:rPr>
-          <w:b/>
-        </w:rPr>
-        <w:t>noise</w:t>
-      </w:r>
-      <w:r>
-        <w:rPr>
-          <w:b w:val="0"/>
-        </w:rPr>
-        <w:t xml:space="preserve"> must be controlled.</w:t>
-      </w:r>
-    </w:p>
-    <w:p>
-      <w:pPr>
-        <w:pStyle w:val="Heading3"/>
-      </w:pPr>
-      <w:r>
-        <w:t>Hold back the independent task</w:t>
-      </w:r>
-    </w:p>
-    <w:p>
-      <w:pPr>
-        <w:spacing w:line="336" w:lineRule="auto" w:after="180"/>
-        <w:shd w:fill="FFF5E6"/>
-      </w:pPr>
-      <w:r>
-        <w:rPr>
-          <w:b w:val="0"/>
-        </w:rPr>
-        <w:t>Keep for an independent attempt: Two recordings contain the same word: one quiet and one loud. Which device receives the sound? Does a larger wave automatically mean a different word? Explain.</w:t>
-      </w:r>
-    </w:p>
-    <w:p>
-      <w:pPr>
-        <w:pStyle w:val="Heading3"/>
-      </w:pPr>
-      <w:r>
-        <w:t>Classroom dialogue</w:t>
-      </w:r>
-    </w:p>
-    <w:p>
-      <w:pPr>
-        <w:pStyle w:val="Heading3"/>
-      </w:pPr>
-      <w:r>
-        <w:t>Ask the class</w:t>
-      </w:r>
-    </w:p>
-    <w:p>
-      <w:pPr>
-        <w:spacing w:line="336" w:lineRule="auto" w:after="180"/>
-        <w:shd w:fill="F5F1FB"/>
-      </w:pPr>
-      <w:r>
-        <w:rPr>
-          <w:b w:val="0"/>
-        </w:rPr>
-        <w:t>Ask: Which facts are given, and which would we have to assume? Learners mark relevant details before discussing answers.</w:t>
-      </w:r>
-    </w:p>
-    <w:p>
-      <w:pPr>
-        <w:pStyle w:val="Heading3"/>
-      </w:pPr>
-      <w:r>
-        <w:t>Language to model</w:t>
-      </w:r>
-    </w:p>
-    <w:p>
-      <w:pPr>
-        <w:spacing w:line="336" w:lineRule="auto" w:after="180"/>
-        <w:shd w:fill="F1F6F8"/>
-      </w:pPr>
-      <w:r>
-        <w:rPr>
-          <w:b w:val="0"/>
-        </w:rPr>
-        <w:t>Say: Predict first. Show the rule, information path or calculation that would produce the result. A correct guess is not yet an explanation.</w:t>
-      </w:r>
-    </w:p>
-    <w:p>
-      <w:pPr>
-        <w:spacing w:line="336" w:lineRule="auto" w:after="180"/>
       </w:pPr>
       <w:r>
         <w:rPr>
           <w:b w:val="0"/>
         </w:rPr>
         <w:t>Reveal reasoning one step at a time. Explain why a tempting alternative fails. Write units and denominators for arithmetic, trace conditions for decisions, and identify supporting sources for claims.</w:t>
-      </w:r>
-    </w:p>
-    <w:p>
-      <w:pPr>
-        <w:spacing w:line="336" w:lineRule="auto" w:after="180"/>
-      </w:pPr>
-      <w:r>
-        <w:rPr>
-          <w:b w:val="0"/>
-        </w:rPr>
-        <w:t xml:space="preserve">In pairs, one learner solves while the other checks </w:t>
-      </w:r>
-      <w:r>
-        <w:rPr>
-          <w:b/>
-        </w:rPr>
-        <w:t>evidence</w:t>
-      </w:r>
-      <w:r>
-        <w:rPr>
-          <w:b w:val="0"/>
-        </w:rPr>
-        <w:t>; exchange roles. Remove the worked answer before independent assessment.</w:t>
       </w:r>
     </w:p>
     <w:p>
@@ -3094,559 +3281,103 @@
         <w:pStyle w:val="Heading3"/>
       </w:pPr>
       <w:r>
-        <w:t>Completion practice</w:t>
+        <w:t>Individual reasoning check</w:t>
+      </w:r>
+    </w:p>
+    <w:p>
+      <w:pPr>
+        <w:pStyle w:val="Heading3"/>
+      </w:pPr>
+      <w:r>
+        <w:t>Pictorial practice question</w:t>
+      </w:r>
+    </w:p>
+    <w:p>
+      <w:pPr>
+        <w:pStyle w:val="Heading3"/>
+      </w:pPr>
+      <w:r>
+        <w:t>Reasoned teacher answer</w:t>
+      </w:r>
+    </w:p>
+    <w:p>
+      <w:pPr>
+        <w:pStyle w:val="Heading1"/>
+      </w:pPr>
+      <w:r>
+        <w:t>04. Run the supplied investigation</w:t>
+      </w:r>
+    </w:p>
+    <w:p>
+      <w:r>
+        <w:t>Keep expected results, observed paper traces and remaining limits distinguishable.</w:t>
+      </w:r>
+    </w:p>
+    <w:p>
+      <w:pPr>
+        <w:pStyle w:val="Heading2"/>
+      </w:pPr>
+      <w:r>
+        <w:t>Supplied materials and answer guidance</w:t>
       </w:r>
     </w:p>
     <w:p>
       <w:pPr>
         <w:spacing w:line="336" w:lineRule="auto" w:after="180"/>
-        <w:shd w:fill="F5F1FB"/>
-      </w:pPr>
-      <w:r>
-        <w:rPr>
-          <w:b w:val="0"/>
-        </w:rPr>
-        <w:t xml:space="preserve">Completion task: Retain only times 0,4,8 from W1. Write the retained values. Give one claim about the original </w:t>
-      </w:r>
-      <w:r>
-        <w:rPr>
-          <w:b/>
-        </w:rPr>
-        <w:t>signal</w:t>
-      </w:r>
-      <w:r>
-        <w:rPr>
-          <w:b w:val="0"/>
-        </w:rPr>
-        <w:t xml:space="preserve"> that these retained values do not justify.</w:t>
-      </w:r>
-    </w:p>
-    <w:p>
-      <w:pPr>
-        <w:pStyle w:val="Heading3"/>
-      </w:pPr>
-      <w:r>
-        <w:t>Reasoning to listen for</w:t>
-      </w:r>
-    </w:p>
-    <w:p>
-      <w:pPr>
-        <w:spacing w:line="336" w:lineRule="auto" w:after="180"/>
-        <w:shd w:fill="F1F6FC"/>
-      </w:pPr>
-      <w:r>
-        <w:rPr>
-          <w:b w:val="0"/>
-        </w:rPr>
-        <w:t xml:space="preserve">Teacher check: The retained values are 0,0,0. They do not justify saying the </w:t>
-      </w:r>
-      <w:r>
-        <w:rPr>
-          <w:b/>
-        </w:rPr>
-        <w:t>signal</w:t>
-      </w:r>
-      <w:r>
-        <w:rPr>
-          <w:b w:val="0"/>
-        </w:rPr>
-        <w:t xml:space="preserve"> was always zero or had no changes between those times; the original had values 3 and 1 at omitted times.</w:t>
-      </w:r>
-    </w:p>
-    <w:p>
-      <w:pPr>
-        <w:spacing w:line="336" w:lineRule="auto" w:after="180"/>
-      </w:pPr>
-      <w:r>
-        <w:rPr>
-          <w:b w:val="0"/>
-        </w:rPr>
-        <w:t xml:space="preserve">Start by identifying the given </w:t>
-      </w:r>
-      <w:r>
-        <w:rPr>
-          <w:b/>
-        </w:rPr>
-        <w:t>input</w:t>
-      </w:r>
-      <w:r>
-        <w:rPr>
-          <w:b w:val="0"/>
-        </w:rPr>
-        <w:t>s together. Leave the intermediate steps blank. If needed, model one step, then withdraw that help on the next step. Move to a full trace only when the partial trace is understood.</w:t>
-      </w:r>
-    </w:p>
-    <w:p>
-      <w:pPr>
-        <w:spacing w:line="336" w:lineRule="auto" w:after="180"/>
-      </w:pPr>
-      <w:r>
-        <w:rPr>
-          <w:b w:val="0"/>
-        </w:rPr>
-        <w:t>For partners, alternate explainer and checker; collect a response from every learner before discussion.</w:t>
-      </w:r>
-    </w:p>
-    <w:p>
-      <w:pPr>
-        <w:pStyle w:val="Heading3"/>
-      </w:pPr>
-      <w:r>
-        <w:t>Individual reasoning check</w:t>
-      </w:r>
-    </w:p>
-    <w:p>
-      <w:pPr>
-        <w:spacing w:line="336" w:lineRule="auto" w:after="180"/>
-      </w:pPr>
-      <w:r>
-        <w:rPr>
-          <w:b w:val="0"/>
-        </w:rPr>
-        <w:t xml:space="preserve">Use the worked case for Sound as </w:t>
-      </w:r>
-      <w:r>
-        <w:rPr>
-          <w:b/>
-        </w:rPr>
-        <w:t>sample</w:t>
-      </w:r>
-      <w:r>
-        <w:rPr>
-          <w:b w:val="0"/>
-        </w:rPr>
-        <w:t xml:space="preserve">d information. Proposed explanation: “Five </w:t>
-      </w:r>
-      <w:r>
-        <w:rPr>
-          <w:b/>
-        </w:rPr>
-        <w:t>sample</w:t>
-      </w:r>
-      <w:r>
-        <w:rPr>
-          <w:b w:val="0"/>
-        </w:rPr>
-        <w:t>s make five gaps”. Decide whether this explanation is supported.</w:t>
-      </w:r>
-    </w:p>
-    <w:p>
-      <w:pPr>
-        <w:spacing w:line="336" w:lineRule="auto" w:after="180"/>
-      </w:pPr>
-      <w:r>
-        <w:rPr>
-          <w:b w:val="0"/>
-        </w:rPr>
-        <w:t>Point to the step or supplied fact that decides; explain your repair if needed.</w:t>
-      </w:r>
-    </w:p>
-    <w:p>
-      <w:pPr>
-        <w:pStyle w:val="Heading3"/>
-      </w:pPr>
-      <w:r>
-        <w:t>Expected repair</w:t>
-      </w:r>
-    </w:p>
-    <w:p>
-      <w:pPr>
-        <w:spacing w:line="336" w:lineRule="auto" w:after="180"/>
-        <w:shd w:fill="F1F6FC"/>
-      </w:pPr>
-      <w:r>
-        <w:rPr>
-          <w:b w:val="0"/>
-        </w:rPr>
-        <w:t xml:space="preserve">Expected correction: Place five cards in a row and point to each space between them. The span ends at the last </w:t>
-      </w:r>
-      <w:r>
-        <w:rPr>
-          <w:b/>
-        </w:rPr>
-        <w:t>sample</w:t>
-      </w:r>
-      <w:r>
-        <w:rPr>
-          <w:b w:val="0"/>
-        </w:rPr>
-        <w:t>.</w:t>
-      </w:r>
-    </w:p>
-    <w:p>
-      <w:pPr>
-        <w:spacing w:line="336" w:lineRule="auto" w:after="180"/>
-      </w:pPr>
-      <w:r>
-        <w:rPr>
-          <w:b w:val="0"/>
-        </w:rPr>
-        <w:t>Collect explanations, not only yes/no votes. If a misunderstanding is common, re-model the relevant step for the class.</w:t>
-      </w:r>
-    </w:p>
-    <w:p>
-      <w:pPr>
-        <w:spacing w:line="336" w:lineRule="auto" w:after="180"/>
-      </w:pPr>
-      <w:r>
-        <w:rPr>
-          <w:b w:val="0"/>
-        </w:rPr>
-        <w:t>If it affects a few learners, give a short targeted group explanation while others solve a more demanding variation.</w:t>
-      </w:r>
-    </w:p>
-    <w:p>
-      <w:pPr>
-        <w:pStyle w:val="Heading3"/>
-      </w:pPr>
-      <w:r>
-        <w:t>Pictorial practice question</w:t>
-      </w:r>
-    </w:p>
-    <w:p>
-      <w:pPr>
-        <w:spacing w:line="336" w:lineRule="auto" w:after="180"/>
-      </w:pPr>
-      <w:r>
-        <w:rPr>
-          <w:b w:val="0"/>
-        </w:rPr>
-        <w:t xml:space="preserve">Does the all-zero retained record prove the full </w:t>
-      </w:r>
-      <w:r>
-        <w:rPr>
-          <w:b/>
-        </w:rPr>
-        <w:t>signal</w:t>
-      </w:r>
-      <w:r>
-        <w:rPr>
-          <w:b w:val="0"/>
-        </w:rPr>
-        <w:t xml:space="preserve"> was silent? Use the picture.</w:t>
-      </w:r>
-    </w:p>
-    <w:p>
-      <w:pPr>
-        <w:pStyle w:val="Heading3"/>
-      </w:pPr>
-      <w:r>
-        <w:t>Reasoned teacher answer</w:t>
-      </w:r>
-    </w:p>
-    <w:p>
-      <w:pPr>
-        <w:spacing w:line="336" w:lineRule="auto" w:after="180"/>
-      </w:pPr>
-      <w:r>
-        <w:rPr>
-          <w:b w:val="0"/>
-        </w:rPr>
-        <w:t xml:space="preserve">No. The full supplied </w:t>
-      </w:r>
-      <w:r>
-        <w:rPr>
-          <w:b/>
-        </w:rPr>
-        <w:t>signal</w:t>
-      </w:r>
-      <w:r>
-        <w:rPr>
-          <w:b w:val="0"/>
-        </w:rPr>
-        <w:t>s contain nonzero values at 1 and 3 ms; those measurements were discarded.</w:t>
-      </w:r>
-    </w:p>
-    <w:p>
-      <w:pPr>
-        <w:spacing w:line="336" w:lineRule="auto" w:after="180"/>
-      </w:pPr>
-      <w:r>
-        <w:rPr>
-          <w:b w:val="0"/>
-        </w:rPr>
-        <w:t xml:space="preserve">Changed-case reasoning: Both retained sequences are 0,0,0. The selected times omit both nonzero </w:t>
-      </w:r>
-      <w:r>
-        <w:rPr>
-          <w:b/>
-        </w:rPr>
-        <w:t>sample</w:t>
-      </w:r>
-      <w:r>
-        <w:rPr>
-          <w:b w:val="0"/>
-        </w:rPr>
-        <w:t xml:space="preserve">s from each </w:t>
-      </w:r>
-      <w:r>
-        <w:rPr>
-          <w:b/>
-        </w:rPr>
-        <w:t>signal</w:t>
-      </w:r>
-      <w:r>
-        <w:rPr>
-          <w:b w:val="0"/>
-        </w:rPr>
-        <w:t>.</w:t>
-      </w:r>
-    </w:p>
-    <w:p>
-      <w:pPr>
-        <w:spacing w:line="336" w:lineRule="auto" w:after="180"/>
-      </w:pPr>
-      <w:r>
-        <w:rPr>
-          <w:b w:val="0"/>
-        </w:rPr>
-        <w:t xml:space="preserve">Collect each learner’s explanation before discussion. Use the first missing connection between </w:t>
-      </w:r>
-      <w:r>
-        <w:rPr>
-          <w:b/>
-        </w:rPr>
-        <w:t>input</w:t>
-      </w:r>
-      <w:r>
-        <w:rPr>
-          <w:b w:val="0"/>
-        </w:rPr>
-        <w:t xml:space="preserve">, deciding step and result to choose support. This question is worked-case practice, not fresh mastery </w:t>
-      </w:r>
-      <w:r>
-        <w:rPr>
-          <w:b/>
-        </w:rPr>
-        <w:t>evidence</w:t>
-      </w:r>
-      <w:r>
-        <w:rPr>
-          <w:b w:val="0"/>
-        </w:rPr>
-        <w:t>.</w:t>
-      </w:r>
-    </w:p>
-    <w:p>
-      <w:pPr>
-        <w:pStyle w:val="Heading1"/>
-      </w:pPr>
-      <w:r>
-        <w:t>04. Run the weekly evidence lab</w:t>
-      </w:r>
-    </w:p>
-    <w:p>
-      <w:r>
-        <w:t>Run the Sound Becomes a Signal investigation and use the first unsupported step to choose a teaching response.</w:t>
-      </w:r>
-    </w:p>
-    <w:p>
-      <w:pPr>
-        <w:spacing w:line="336" w:lineRule="auto" w:after="180"/>
-      </w:pPr>
-      <w:r>
-        <w:rPr>
-          <w:b w:val="0"/>
-        </w:rPr>
-        <w:t xml:space="preserve">Predict first, test honestly, and explain what the </w:t>
-      </w:r>
-      <w:r>
-        <w:rPr>
-          <w:b/>
-        </w:rPr>
-        <w:t>evidence</w:t>
-      </w:r>
-      <w:r>
-        <w:rPr>
-          <w:b w:val="0"/>
-        </w:rPr>
-        <w:t xml:space="preserve"> means.</w:t>
-      </w:r>
-    </w:p>
-    <w:p>
-      <w:pPr>
-        <w:pStyle w:val="Heading3"/>
-      </w:pPr>
-      <w:r>
-        <w:t>1. Predict</w:t>
-      </w:r>
-    </w:p>
-    <w:p>
-      <w:pPr>
-        <w:spacing w:line="336" w:lineRule="auto" w:after="180"/>
-        <w:shd w:fill="F4F9FC"/>
-      </w:pPr>
-      <w:r>
-        <w:rPr>
-          <w:b w:val="0"/>
-        </w:rPr>
-        <w:t xml:space="preserve">State your </w:t>
-      </w:r>
-      <w:r>
-        <w:rPr>
-          <w:b/>
-        </w:rPr>
-        <w:t>prediction</w:t>
-      </w:r>
-      <w:r>
-        <w:rPr>
-          <w:b w:val="0"/>
-        </w:rPr>
-        <w:t xml:space="preserve"> before the result is known.</w:t>
-      </w:r>
-    </w:p>
-    <w:p>
-      <w:pPr>
-        <w:pStyle w:val="Heading3"/>
-      </w:pPr>
-      <w:r>
-        <w:t>2. Investigate</w:t>
-      </w:r>
-    </w:p>
-    <w:p>
-      <w:pPr>
-        <w:spacing w:line="336" w:lineRule="auto" w:after="180"/>
-        <w:shd w:fill="F4F9FC"/>
-      </w:pPr>
-      <w:r>
-        <w:rPr>
-          <w:b w:val="0"/>
-        </w:rPr>
-        <w:t xml:space="preserve">Complete the task: Build a clap-pattern detector; test it with background </w:t>
-      </w:r>
-      <w:r>
-        <w:rPr>
-          <w:b/>
-        </w:rPr>
-        <w:t>noise</w:t>
-      </w:r>
-      <w:r>
-        <w:rPr>
-          <w:b w:val="0"/>
-        </w:rPr>
-        <w:t>.</w:t>
-      </w:r>
-    </w:p>
-    <w:p>
-      <w:pPr>
-        <w:pStyle w:val="Heading3"/>
-      </w:pPr>
-      <w:r>
-        <w:t>3. Compare cases</w:t>
-      </w:r>
-    </w:p>
-    <w:p>
-      <w:pPr>
-        <w:spacing w:line="336" w:lineRule="auto" w:after="180"/>
-        <w:shd w:fill="F4F9FC"/>
-      </w:pPr>
-      <w:r>
-        <w:rPr>
-          <w:b w:val="0"/>
-        </w:rPr>
+      </w:pPr>
+      <w:r>
+        <w:rPr>
+          <w:b w:val="0"/>
+        </w:rPr>
+        <w:t>Use the declared five-card detector at 0,100,200,300,400 ms. A has interior peaks at 100 and 300 ms: MATCH. B has a plateau, so no value is strictly above both neighbours: NO MATCH. C includes a missing value: NOT SURE. A numeric match alone does not identify the source as two claps; preserve this limit. Reserve Construct a new hidden change for the individual first attempt.</w:t>
+      </w:r>
+    </w:p>
+    <w:p>
+      <w:pPr>
+        <w:pStyle w:val="Heading2"/>
+      </w:pPr>
+      <w:r>
+        <w:t>Run and record</w:t>
+      </w:r>
+    </w:p>
+    <w:p>
+      <w:pPr>
+        <w:pStyle w:val="ListNumber"/>
+      </w:pPr>
+      <w:r>
+        <w:t>Complete the task: Build a clap-pattern detector; test it with background noise.</w:t>
+      </w:r>
+    </w:p>
+    <w:p>
+      <w:pPr>
+        <w:pStyle w:val="ListNumber"/>
+      </w:pPr>
+      <w:r>
         <w:t>Keep a normal case and an edge case clearly separated.</w:t>
       </w:r>
     </w:p>
     <w:p>
       <w:pPr>
-        <w:pStyle w:val="Heading3"/>
-      </w:pPr>
-      <w:r>
-        <w:t>4. Record honestly</w:t>
-      </w:r>
-    </w:p>
-    <w:p>
-      <w:pPr>
-        <w:spacing w:line="336" w:lineRule="auto" w:after="180"/>
-        <w:shd w:fill="F4F9FC"/>
-      </w:pPr>
-      <w:r>
-        <w:rPr>
-          <w:b w:val="0"/>
-        </w:rPr>
-        <w:t xml:space="preserve">Record what happened—even when it does not match your </w:t>
-      </w:r>
-      <w:r>
-        <w:rPr>
-          <w:b/>
-        </w:rPr>
-        <w:t>prediction</w:t>
-      </w:r>
-      <w:r>
-        <w:rPr>
-          <w:b w:val="0"/>
-        </w:rPr>
-        <w:t>.</w:t>
-      </w:r>
-    </w:p>
-    <w:p>
-      <w:pPr>
-        <w:pStyle w:val="Heading3"/>
-      </w:pPr>
-      <w:r>
-        <w:t>5. Explain and plan the next test</w:t>
-      </w:r>
-    </w:p>
-    <w:p>
-      <w:pPr>
-        <w:spacing w:line="336" w:lineRule="auto" w:after="180"/>
-        <w:shd w:fill="F4F9FC"/>
-      </w:pPr>
-      <w:r>
-        <w:rPr>
-          <w:b w:val="0"/>
-        </w:rPr>
+        <w:pStyle w:val="ListNumber"/>
+      </w:pPr>
+      <w:r>
+        <w:t>Record what happened—even when it does not match your prediction.</w:t>
+      </w:r>
+    </w:p>
+    <w:p>
+      <w:pPr>
+        <w:pStyle w:val="ListNumber"/>
+      </w:pPr>
+      <w:r>
         <w:t>Explain the result, one limitation, and the next useful test.</w:t>
       </w:r>
     </w:p>
     <w:p>
       <w:pPr>
-        <w:pStyle w:val="Heading3"/>
-      </w:pPr>
-      <w:r>
-        <w:t>Use a fresh case after support</w:t>
-      </w:r>
-    </w:p>
-    <w:p>
-      <w:pPr>
-        <w:spacing w:line="336" w:lineRule="auto" w:after="180"/>
-        <w:shd w:fill="FFF5E6"/>
-      </w:pPr>
-      <w:r>
-        <w:rPr>
-          <w:b w:val="0"/>
-        </w:rPr>
-        <w:t>INDEPENDENCE After support is removed, repeat the proof with a fresh case.</w:t>
-      </w:r>
-    </w:p>
-    <w:p>
-      <w:pPr>
-        <w:pStyle w:val="Heading3"/>
-      </w:pPr>
-      <w:r>
-        <w:t>Make the lab runnable</w:t>
-      </w:r>
-    </w:p>
-    <w:p>
-      <w:pPr>
-        <w:spacing w:line="336" w:lineRule="auto" w:after="180"/>
-      </w:pPr>
-      <w:r>
-        <w:rPr>
-          <w:b w:val="0"/>
-        </w:rPr>
-        <w:t>Use the concrete case as the shared normal case and the independent question as a second case. Each pair creates a boundary or missing-information case and predicts its result before testing.</w:t>
-      </w:r>
-    </w:p>
-    <w:p>
-      <w:pPr>
-        <w:spacing w:line="336" w:lineRule="auto" w:after="180"/>
-      </w:pPr>
-      <w:r>
-        <w:rPr>
-          <w:b w:val="0"/>
-        </w:rPr>
-        <w:t>Keep the expected result separate from an observed mistake.</w:t>
+        <w:pStyle w:val="Heading2"/>
+      </w:pPr>
+      <w:r>
+        <w:t>Keep an inspectable record</w:t>
       </w:r>
     </w:p>
     <w:tbl>
@@ -3797,30 +3528,45 @@
     </w:tbl>
     <w:p>
       <w:pPr>
-        <w:pStyle w:val="Heading3"/>
-      </w:pPr>
-      <w:r>
-        <w:t>Diagnose and reteach</w:t>
-      </w:r>
-    </w:p>
-    <w:p>
-      <w:pPr>
-        <w:pStyle w:val="Heading3"/>
-      </w:pPr>
-      <w:r>
-        <w:t>Find the unsupported claim</w:t>
+        <w:pStyle w:val="Heading2"/>
+      </w:pPr>
+      <w:r>
+        <w:t>Diagnose the first misunderstanding</w:t>
       </w:r>
     </w:p>
     <w:p>
       <w:pPr>
         <w:spacing w:line="336" w:lineRule="auto" w:after="180"/>
-        <w:shd w:fill="F5F1FB"/>
-      </w:pPr>
-      <w:r>
-        <w:rPr>
-          <w:b w:val="0"/>
-        </w:rPr>
-        <w:t>CLAIM TO REPAIR Louder always means a different word.</w:t>
+      </w:pPr>
+      <w:r>
+        <w:rPr>
+          <w:b w:val="0"/>
+        </w:rPr>
+        <w:t xml:space="preserve">Five </w:t>
+      </w:r>
+      <w:r>
+        <w:rPr>
+          <w:b/>
+        </w:rPr>
+        <w:t>sample</w:t>
+      </w:r>
+      <w:r>
+        <w:rPr>
+          <w:b w:val="0"/>
+        </w:rPr>
+        <w:t xml:space="preserve">s make five gaps: Place five cards in a row and point to each space between them. The span ends at the last </w:t>
+      </w:r>
+      <w:r>
+        <w:rPr>
+          <w:b/>
+        </w:rPr>
+        <w:t>sample</w:t>
+      </w:r>
+      <w:r>
+        <w:rPr>
+          <w:b w:val="0"/>
+        </w:rPr>
+        <w:t>.</w:t>
       </w:r>
     </w:p>
     <w:p>
@@ -3831,7 +3577,31 @@
         <w:rPr>
           <w:b w:val="0"/>
         </w:rPr>
-        <w:t>For guessing, return to given facts and request a trace. For vocabulary without application, use one example and one non-example. For arithmetic errors, check the setup before the calculation.</w:t>
+        <w:t xml:space="preserve">Equal recorded zeros prove the </w:t>
+      </w:r>
+      <w:r>
+        <w:rPr>
+          <w:b/>
+        </w:rPr>
+        <w:t>signal</w:t>
+      </w:r>
+      <w:r>
+        <w:rPr>
+          <w:b w:val="0"/>
+        </w:rPr>
+        <w:t xml:space="preserve"> stayed zero: Reveal hidden </w:t>
+      </w:r>
+      <w:r>
+        <w:rPr>
+          <w:b/>
+        </w:rPr>
+        <w:t>sample</w:t>
+      </w:r>
+      <w:r>
+        <w:rPr>
+          <w:b w:val="0"/>
+        </w:rPr>
+        <w:t xml:space="preserve"> cards between retained zeros. Construct both changing and unchanging originals.</w:t>
       </w:r>
     </w:p>
     <w:p>
@@ -3842,101 +3612,12 @@
         <w:rPr>
           <w:b w:val="0"/>
         </w:rPr>
-        <w:t>Finish with a different uncoached case before recording mastery.</w:t>
-      </w:r>
-    </w:p>
-    <w:p>
-      <w:pPr>
-        <w:pStyle w:val="Heading3"/>
-      </w:pPr>
-      <w:r>
-        <w:t>Address these additional misconceptions</w:t>
-      </w:r>
-    </w:p>
-    <w:p>
-      <w:pPr>
-        <w:spacing w:line="336" w:lineRule="auto" w:after="180"/>
-      </w:pPr>
-      <w:r>
-        <w:rPr>
-          <w:b w:val="0"/>
-        </w:rPr>
-        <w:t xml:space="preserve">Five </w:t>
+        <w:t xml:space="preserve">A </w:t>
       </w:r>
       <w:r>
         <w:rPr>
           <w:b/>
         </w:rPr>
-        <w:t>sample</w:t>
-      </w:r>
-      <w:r>
-        <w:rPr>
-          <w:b w:val="0"/>
-        </w:rPr>
-        <w:t xml:space="preserve">s make five gaps: Place five cards in a row and point to each space between them. The span ends at the last </w:t>
-      </w:r>
-      <w:r>
-        <w:rPr>
-          <w:b/>
-        </w:rPr>
-        <w:t>sample</w:t>
-      </w:r>
-      <w:r>
-        <w:rPr>
-          <w:b w:val="0"/>
-        </w:rPr>
-        <w:t>.</w:t>
-      </w:r>
-    </w:p>
-    <w:p>
-      <w:pPr>
-        <w:spacing w:line="336" w:lineRule="auto" w:after="180"/>
-      </w:pPr>
-      <w:r>
-        <w:rPr>
-          <w:b w:val="0"/>
-        </w:rPr>
-        <w:t xml:space="preserve">Equal recorded zeros prove the </w:t>
-      </w:r>
-      <w:r>
-        <w:rPr>
-          <w:b/>
-        </w:rPr>
-        <w:t>signal</w:t>
-      </w:r>
-      <w:r>
-        <w:rPr>
-          <w:b w:val="0"/>
-        </w:rPr>
-        <w:t xml:space="preserve"> stayed zero: Reveal hidden </w:t>
-      </w:r>
-      <w:r>
-        <w:rPr>
-          <w:b/>
-        </w:rPr>
-        <w:t>sample</w:t>
-      </w:r>
-      <w:r>
-        <w:rPr>
-          <w:b w:val="0"/>
-        </w:rPr>
-        <w:t xml:space="preserve"> cards between retained zeros. Construct both changing and unchanging originals.</w:t>
-      </w:r>
-    </w:p>
-    <w:p>
-      <w:pPr>
-        <w:spacing w:line="336" w:lineRule="auto" w:after="180"/>
-      </w:pPr>
-      <w:r>
-        <w:rPr>
-          <w:b w:val="0"/>
-        </w:rPr>
-        <w:t xml:space="preserve">A </w:t>
-      </w:r>
-      <w:r>
-        <w:rPr>
-          <w:b/>
-        </w:rPr>
         <w:t>transcript</w:t>
       </w:r>
       <w:r>
@@ -3948,10 +3629,10 @@
     </w:p>
     <w:p>
       <w:pPr>
-        <w:pStyle w:val="Heading3"/>
-      </w:pPr>
-      <w:r>
-        <w:t>Match the support to the first error</w:t>
+        <w:pStyle w:val="Heading2"/>
+      </w:pPr>
+      <w:r>
+        <w:t>Choose support from the response</w:t>
       </w:r>
     </w:p>
     <w:tbl>
@@ -4124,15 +3805,734 @@
     </w:p>
     <w:p>
       <w:pPr>
+        <w:pStyle w:val="Heading2"/>
+      </w:pPr>
+      <w:r>
+        <w:t>Earlier wording, alternatives and picture transcripts · reference / check after trying</w:t>
+      </w:r>
+    </w:p>
+    <w:p>
+      <w:pPr>
+        <w:spacing w:line="336" w:lineRule="auto" w:after="180"/>
+      </w:pPr>
+      <w:r>
+        <w:rPr>
+          <w:b w:val="0"/>
+        </w:rPr>
+        <w:t>Run the weekly evidence lab</w:t>
+      </w:r>
+    </w:p>
+    <w:p>
+      <w:pPr>
+        <w:spacing w:line="336" w:lineRule="auto" w:after="180"/>
+      </w:pPr>
+      <w:r>
+        <w:rPr>
+          <w:b w:val="0"/>
+        </w:rPr>
+        <w:t xml:space="preserve">Predict first, test honestly, and explain what the </w:t>
+      </w:r>
+      <w:r>
+        <w:rPr>
+          <w:b/>
+        </w:rPr>
+        <w:t>evidence</w:t>
+      </w:r>
+      <w:r>
+        <w:rPr>
+          <w:b w:val="0"/>
+        </w:rPr>
+        <w:t xml:space="preserve"> means.</w:t>
+      </w:r>
+    </w:p>
+    <w:p>
+      <w:pPr>
+        <w:spacing w:line="336" w:lineRule="auto" w:after="180"/>
+      </w:pPr>
+      <w:r>
+        <w:rPr>
+          <w:b w:val="0"/>
+        </w:rPr>
+        <w:t xml:space="preserve">State your </w:t>
+      </w:r>
+      <w:r>
+        <w:rPr>
+          <w:b/>
+        </w:rPr>
+        <w:t>prediction</w:t>
+      </w:r>
+      <w:r>
+        <w:rPr>
+          <w:b w:val="0"/>
+        </w:rPr>
+        <w:t xml:space="preserve"> before the result is known.</w:t>
+      </w:r>
+    </w:p>
+    <w:p>
+      <w:pPr>
+        <w:spacing w:line="336" w:lineRule="auto" w:after="180"/>
+      </w:pPr>
+      <w:r>
+        <w:rPr>
+          <w:b w:val="0"/>
+        </w:rPr>
+        <w:t>INDEPENDENCE After support is removed, repeat the proof with a fresh case.</w:t>
+      </w:r>
+    </w:p>
+    <w:p>
+      <w:pPr>
+        <w:pStyle w:val="Heading3"/>
+      </w:pPr>
+      <w:r>
+        <w:t>Make the lab runnable</w:t>
+      </w:r>
+    </w:p>
+    <w:p>
+      <w:pPr>
+        <w:spacing w:line="336" w:lineRule="auto" w:after="180"/>
+      </w:pPr>
+      <w:r>
+        <w:rPr>
+          <w:b w:val="0"/>
+        </w:rPr>
+        <w:t>Use the supplied investigation for shared practice. Keep predictions and observed paper-trace results separate. Reserve Construct a new hidden change for the individual first attempt before feedback; do not use the reserved case as a paired lab task.</w:t>
+      </w:r>
+    </w:p>
+    <w:p>
+      <w:pPr>
+        <w:pStyle w:val="Heading3"/>
+      </w:pPr>
+      <w:r>
+        <w:t>Diagnose and reteach</w:t>
+      </w:r>
+    </w:p>
+    <w:p>
+      <w:pPr>
+        <w:spacing w:line="336" w:lineRule="auto" w:after="180"/>
+      </w:pPr>
+      <w:r>
+        <w:rPr>
+          <w:b w:val="0"/>
+        </w:rPr>
+        <w:t>CLAIM TO REPAIR Louder always means a different word.</w:t>
+      </w:r>
+    </w:p>
+    <w:p>
+      <w:pPr>
+        <w:spacing w:line="336" w:lineRule="auto" w:after="180"/>
+      </w:pPr>
+      <w:r>
+        <w:rPr>
+          <w:b w:val="0"/>
+        </w:rPr>
+        <w:t>For guessing, return to given facts and request a trace. For vocabulary without application, use one example and one non-example. For arithmetic errors, check the setup before the calculation.</w:t>
+      </w:r>
+    </w:p>
+    <w:p>
+      <w:pPr>
+        <w:spacing w:line="336" w:lineRule="auto" w:after="180"/>
+      </w:pPr>
+      <w:r>
+        <w:rPr>
+          <w:b w:val="0"/>
+        </w:rPr>
+        <w:t>Finish with a different uncoached case before recording mastery.</w:t>
+      </w:r>
+    </w:p>
+    <w:p>
+      <w:pPr>
+        <w:pStyle w:val="Heading3"/>
+      </w:pPr>
+      <w:r>
+        <w:t>Address these additional misconceptions</w:t>
+      </w:r>
+    </w:p>
+    <w:p>
+      <w:pPr>
+        <w:pStyle w:val="Heading3"/>
+      </w:pPr>
+      <w:r>
+        <w:t>Match the support to the first error</w:t>
+      </w:r>
+    </w:p>
+    <w:p>
+      <w:pPr>
         <w:pStyle w:val="Heading1"/>
       </w:pPr>
       <w:r>
-        <w:t>05. Assess and explain the answers</w:t>
-      </w:r>
-    </w:p>
-    <w:p>
-      <w:r>
-        <w:t>Use the Sound Becomes a Signal questions, teacher keys and criteria after the relevant attempts. Previously discussed cases are practice; protect the separately selected independent task.</w:t>
+        <w:t>05. Assess the selected new case</w:t>
+      </w:r>
+    </w:p>
+    <w:p>
+      <w:r>
+        <w:t>Keep this key until after the first attempt; accept valid alternatives with defensible reasoning.</w:t>
+      </w:r>
+    </w:p>
+    <w:p>
+      <w:pPr>
+        <w:pStyle w:val="Heading2"/>
+      </w:pPr>
+      <w:r>
+        <w:t>Selected independent question and key</w:t>
+      </w:r>
+    </w:p>
+    <w:p>
+      <w:pPr>
+        <w:spacing w:line="336" w:lineRule="auto" w:after="180"/>
+      </w:pPr>
+      <w:r>
+        <w:rPr>
+          <w:b w:val="0"/>
+        </w:rPr>
+        <w:t>Selected case: A record keeps values 0 at times 0,3,6 milliseconds. Construct two seven-</w:t>
+      </w:r>
+      <w:r>
+        <w:rPr>
+          <w:b/>
+        </w:rPr>
+        <w:t>sample</w:t>
+      </w:r>
+      <w:r>
+        <w:rPr>
+          <w:b w:val="0"/>
+        </w:rPr>
+        <w:t xml:space="preserve"> sequences for every whole-millisecond time from 0 through 6 that agree with those retained values but differ at omitted times.</w:t>
+      </w:r>
+    </w:p>
+    <w:p>
+      <w:pPr>
+        <w:spacing w:line="336" w:lineRule="auto" w:after="180"/>
+      </w:pPr>
+      <w:r>
+        <w:rPr>
+          <w:b w:val="0"/>
+        </w:rPr>
+        <w:t>Explain why the retained record cannot prove that nothing changed between measurements.</w:t>
+      </w:r>
+    </w:p>
+    <w:p>
+      <w:pPr>
+        <w:spacing w:line="336" w:lineRule="auto" w:after="180"/>
+      </w:pPr>
+      <w:r>
+        <w:rPr>
+          <w:b w:val="0"/>
+        </w:rPr>
+        <w:t>One pair is [0,0,0,0,0,0,0] and [0,2,1,0,3,1,0]. Both have zero at indices/times 0,3,6, but the second changes at omitted times.</w:t>
+      </w:r>
+    </w:p>
+    <w:p>
+      <w:pPr>
+        <w:spacing w:line="336" w:lineRule="auto" w:after="180"/>
+      </w:pPr>
+      <w:r>
+        <w:rPr>
+          <w:b w:val="0"/>
+        </w:rPr>
+        <w:t xml:space="preserve">The retained record is compatible with both, so it cannot establish an unchanged intervening </w:t>
+      </w:r>
+      <w:r>
+        <w:rPr>
+          <w:b/>
+        </w:rPr>
+        <w:t>signal</w:t>
+      </w:r>
+      <w:r>
+        <w:rPr>
+          <w:b w:val="0"/>
+        </w:rPr>
+        <w:t>. Any valid seven-value pair with those constraints is acceptable.</w:t>
+      </w:r>
+    </w:p>
+    <w:p>
+      <w:pPr>
+        <w:pStyle w:val="Heading2"/>
+      </w:pPr>
+      <w:r>
+        <w:t>Judge explanation, trace and limits</w:t>
+      </w:r>
+    </w:p>
+    <w:tbl>
+      <w:tblPr>
+        <w:tblStyle w:val="LightShading-Accent1"/>
+        <w:tblW w:type="auto" w:w="0"/>
+        <w:tblLook w:firstColumn="1" w:firstRow="1" w:lastColumn="0" w:lastRow="0" w:noHBand="0" w:noVBand="1" w:val="04A0"/>
+      </w:tblPr>
+      <w:tblGrid>
+        <w:gridCol w:w="5112"/>
+        <w:gridCol w:w="5112"/>
+      </w:tblGrid>
+      <w:tr>
+        <w:trPr>
+          <w:tblHeader/>
+        </w:trPr>
+        <w:tc>
+          <w:tcPr>
+            <w:tcW w:type="dxa" w:w="5112"/>
+          </w:tcPr>
+          <w:p>
+            <w:r>
+              <w:t>Dimension</w:t>
+            </w:r>
+          </w:p>
+        </w:tc>
+        <w:tc>
+          <w:tcPr>
+            <w:tcW w:type="dxa" w:w="5112"/>
+          </w:tcPr>
+          <w:p>
+            <w:r>
+              <w:t>Evidence required</w:t>
+            </w:r>
+          </w:p>
+        </w:tc>
+      </w:tr>
+      <w:tr>
+        <w:tc>
+          <w:tcPr>
+            <w:tcW w:type="dxa" w:w="5112"/>
+          </w:tcPr>
+          <w:p>
+            <w:r>
+              <w:t>Explanation</w:t>
+            </w:r>
+          </w:p>
+        </w:tc>
+        <w:tc>
+          <w:tcPr>
+            <w:tcW w:type="dxa" w:w="5112"/>
+          </w:tcPr>
+          <w:p>
+            <w:r>
+              <w:t>Names the applicable idea or procedure and ties it to the supplied facts.</w:t>
+            </w:r>
+          </w:p>
+        </w:tc>
+      </w:tr>
+      <w:tr>
+        <w:tc>
+          <w:tcPr>
+            <w:tcW w:type="dxa" w:w="5112"/>
+          </w:tcPr>
+          <w:p>
+            <w:r>
+              <w:t>Trace and result</w:t>
+            </w:r>
+          </w:p>
+        </w:tc>
+        <w:tc>
+          <w:tcPr>
+            <w:tcW w:type="dxa" w:w="5112"/>
+          </w:tcPr>
+          <w:p>
+            <w:r>
+              <w:t>Preserves the given inputs and shows the relevant intermediate steps; distinguishes a prediction from an observed execution.</w:t>
+            </w:r>
+          </w:p>
+        </w:tc>
+      </w:tr>
+      <w:tr>
+        <w:tc>
+          <w:tcPr>
+            <w:tcW w:type="dxa" w:w="5112"/>
+          </w:tcPr>
+          <w:p>
+            <w:r>
+              <w:t>Limits</w:t>
+            </w:r>
+          </w:p>
+        </w:tc>
+        <w:tc>
+          <w:tcPr>
+            <w:tcW w:type="dxa" w:w="5112"/>
+          </w:tcPr>
+          <w:p>
+            <w:r>
+              <w:t>States the assumptions, missing evidence or conditions under which the result would change.</w:t>
+            </w:r>
+          </w:p>
+        </w:tc>
+      </w:tr>
+    </w:tbl>
+    <w:p>
+      <w:pPr>
+        <w:spacing w:line="336" w:lineRule="auto" w:after="180"/>
+      </w:pPr>
+      <w:r>
+        <w:rPr>
+          <w:b w:val="0"/>
+        </w:rPr>
+        <w:t>Record each dimension as not yet, with support, or independent. Accept a valid alternative procedure with a defensible trace.</w:t>
+      </w:r>
+    </w:p>
+    <w:p>
+      <w:pPr>
+        <w:spacing w:line="336" w:lineRule="auto" w:after="180"/>
+      </w:pPr>
+      <w:r>
+        <w:rPr>
+          <w:b w:val="0"/>
+        </w:rPr>
+        <w:t xml:space="preserve">Do not penalise an honestly recorded model failure if the learner correctly explains its </w:t>
+      </w:r>
+      <w:r>
+        <w:rPr>
+          <w:b/>
+        </w:rPr>
+        <w:t>evidence</w:t>
+      </w:r>
+      <w:r>
+        <w:rPr>
+          <w:b w:val="0"/>
+        </w:rPr>
+        <w:t xml:space="preserve"> and limits.</w:t>
+      </w:r>
+    </w:p>
+    <w:p>
+      <w:pPr>
+        <w:pStyle w:val="Heading2"/>
+      </w:pPr>
+      <w:r>
+        <w:t>Give one usable repair action</w:t>
+      </w:r>
+    </w:p>
+    <w:p>
+      <w:pPr>
+        <w:spacing w:line="336" w:lineRule="auto" w:after="180"/>
+      </w:pPr>
+      <w:r>
+        <w:rPr>
+          <w:b w:val="0"/>
+        </w:rPr>
+        <w:t>Name the earliest unsupported step and give one action to repair it. Have the learner make that repair now and explain why. Then assess the relevant skill on a fresh, fully specified case.</w:t>
+      </w:r>
+    </w:p>
+    <w:p>
+      <w:pPr>
+        <w:spacing w:line="336" w:lineRule="auto" w:after="180"/>
+      </w:pPr>
+      <w:r>
+        <w:rPr>
+          <w:b w:val="0"/>
+        </w:rPr>
+        <w:t>Confirm it was not previously practised with feedback; solve and check the new case before assigning it. A follow-up design prompt is a starting brief, not automatically an equivalent test.</w:t>
+      </w:r>
+    </w:p>
+    <w:p>
+      <w:pPr>
+        <w:pStyle w:val="Heading2"/>
+      </w:pPr>
+      <w:r>
+        <w:t>W1 Read samples and gaps</w:t>
+      </w:r>
+    </w:p>
+    <w:p>
+      <w:pPr>
+        <w:spacing w:line="336" w:lineRule="auto" w:after="180"/>
+      </w:pPr>
+      <w:r>
+        <w:rPr>
+          <w:b w:val="0"/>
+        </w:rPr>
+        <w:t xml:space="preserve">Five </w:t>
+      </w:r>
+      <w:r>
+        <w:rPr>
+          <w:b/>
+        </w:rPr>
+        <w:t>sample</w:t>
+      </w:r>
+      <w:r>
+        <w:rPr>
+          <w:b w:val="0"/>
+        </w:rPr>
+        <w:t xml:space="preserve">s have values 0,3,0,1,0 at times 0,2,4,6,8 milliseconds. State the </w:t>
+      </w:r>
+      <w:r>
+        <w:rPr>
+          <w:b/>
+        </w:rPr>
+        <w:t>sample</w:t>
+      </w:r>
+      <w:r>
+        <w:rPr>
+          <w:b w:val="0"/>
+        </w:rPr>
+        <w:t xml:space="preserve"> count, interval and elapsed time from first to last. Explain why there are four gaps.</w:t>
+      </w:r>
+    </w:p>
+    <w:p>
+      <w:pPr>
+        <w:spacing w:line="336" w:lineRule="auto" w:after="180"/>
+      </w:pPr>
+      <w:r>
+        <w:rPr>
+          <w:b w:val="0"/>
+        </w:rPr>
+        <w:t xml:space="preserve">Five </w:t>
+      </w:r>
+      <w:r>
+        <w:rPr>
+          <w:b/>
+        </w:rPr>
+        <w:t>sample</w:t>
+      </w:r>
+      <w:r>
+        <w:rPr>
+          <w:b w:val="0"/>
+        </w:rPr>
+        <w:t xml:space="preserve">s, a 2 ms interval, and 8 ms from first to last. Consecutive pairs make gaps 0-2, 2-4, 4-6 and 6-8: four gaps between five </w:t>
+      </w:r>
+      <w:r>
+        <w:rPr>
+          <w:b/>
+        </w:rPr>
+        <w:t>sample</w:t>
+      </w:r>
+      <w:r>
+        <w:rPr>
+          <w:b w:val="0"/>
+        </w:rPr>
+        <w:t>s.</w:t>
+      </w:r>
+    </w:p>
+    <w:p>
+      <w:pPr>
+        <w:pStyle w:val="Heading2"/>
+      </w:pPr>
+      <w:r>
+        <w:t>W2 Inspect what was discarded</w:t>
+      </w:r>
+    </w:p>
+    <w:p>
+      <w:pPr>
+        <w:spacing w:line="336" w:lineRule="auto" w:after="180"/>
+      </w:pPr>
+      <w:r>
+        <w:rPr>
+          <w:b w:val="0"/>
+        </w:rPr>
+        <w:t xml:space="preserve">Retain only times 0,4,8 from W1. Write the retained values. Give one claim about the original </w:t>
+      </w:r>
+      <w:r>
+        <w:rPr>
+          <w:b/>
+        </w:rPr>
+        <w:t>signal</w:t>
+      </w:r>
+      <w:r>
+        <w:rPr>
+          <w:b w:val="0"/>
+        </w:rPr>
+        <w:t xml:space="preserve"> that these retained values do not justify.</w:t>
+      </w:r>
+    </w:p>
+    <w:p>
+      <w:pPr>
+        <w:spacing w:line="336" w:lineRule="auto" w:after="180"/>
+      </w:pPr>
+      <w:r>
+        <w:rPr>
+          <w:b w:val="0"/>
+        </w:rPr>
+        <w:t xml:space="preserve">The retained values are 0,0,0. They do not justify saying the </w:t>
+      </w:r>
+      <w:r>
+        <w:rPr>
+          <w:b/>
+        </w:rPr>
+        <w:t>signal</w:t>
+      </w:r>
+      <w:r>
+        <w:rPr>
+          <w:b w:val="0"/>
+        </w:rPr>
+        <w:t xml:space="preserve"> was always zero or had no changes between those times; the original had values 3 and 1 at omitted times.</w:t>
+      </w:r>
+    </w:p>
+    <w:p>
+      <w:pPr>
+        <w:pStyle w:val="Heading2"/>
+      </w:pPr>
+      <w:r>
+        <w:t>W3 Compare equal summaries</w:t>
+      </w:r>
+    </w:p>
+    <w:p>
+      <w:pPr>
+        <w:spacing w:line="336" w:lineRule="auto" w:after="180"/>
+      </w:pPr>
+      <w:r>
+        <w:rPr>
+          <w:b w:val="0"/>
+        </w:rPr>
+        <w:t>Sequences A=0,2,0,2,0 and B=0,0,2,0,0 use the same time interval. State their maximum values and one difference the maximum discards. Name information that would preserve that difference.</w:t>
+      </w:r>
+    </w:p>
+    <w:p>
+      <w:pPr>
+        <w:spacing w:line="336" w:lineRule="auto" w:after="180"/>
+      </w:pPr>
+      <w:r>
+        <w:rPr>
+          <w:b w:val="0"/>
+        </w:rPr>
+        <w:t xml:space="preserve">Both maxima are 2. A reaches 2 at two </w:t>
+      </w:r>
+      <w:r>
+        <w:rPr>
+          <w:b/>
+        </w:rPr>
+        <w:t>sample</w:t>
+      </w:r>
+      <w:r>
+        <w:rPr>
+          <w:b w:val="0"/>
+        </w:rPr>
+        <w:t xml:space="preserve"> positions while B does so at one; their timing patterns differ. The full ordered </w:t>
+      </w:r>
+      <w:r>
+        <w:rPr>
+          <w:b/>
+        </w:rPr>
+        <w:t>sample</w:t>
+      </w:r>
+      <w:r>
+        <w:rPr>
+          <w:b w:val="0"/>
+        </w:rPr>
+        <w:t>s with timing preserve the distinction. A maximum alone does not.</w:t>
+      </w:r>
+    </w:p>
+    <w:p>
+      <w:pPr>
+        <w:pStyle w:val="Heading2"/>
+      </w:pPr>
+      <w:r>
+        <w:t>W5 Check a speech pipeline</w:t>
+      </w:r>
+    </w:p>
+    <w:p>
+      <w:pPr>
+        <w:spacing w:line="336" w:lineRule="auto" w:after="180"/>
+      </w:pPr>
+      <w:r>
+        <w:rPr>
+          <w:b w:val="0"/>
+        </w:rPr>
+        <w:t xml:space="preserve">A recording says Set the timer for fourteen minutes. A </w:t>
+      </w:r>
+      <w:r>
+        <w:rPr>
+          <w:b/>
+        </w:rPr>
+        <w:t>transcript</w:t>
+      </w:r>
+      <w:r>
+        <w:rPr>
+          <w:b w:val="0"/>
+        </w:rPr>
+        <w:t xml:space="preserve"> says forty minutes and the timer is set to 40.</w:t>
+      </w:r>
+    </w:p>
+    <w:p>
+      <w:pPr>
+        <w:spacing w:line="336" w:lineRule="auto" w:after="180"/>
+      </w:pPr>
+      <w:r>
+        <w:rPr>
+          <w:b w:val="0"/>
+        </w:rPr>
+        <w:t xml:space="preserve">Name the first mismatch, propose a confirmation step and explain why the </w:t>
+      </w:r>
+      <w:r>
+        <w:rPr>
+          <w:b/>
+        </w:rPr>
+        <w:t>transcript</w:t>
+      </w:r>
+      <w:r>
+        <w:rPr>
+          <w:b w:val="0"/>
+        </w:rPr>
+        <w:t xml:space="preserve"> cannot be treated as a complete copy of the recording.</w:t>
+      </w:r>
+    </w:p>
+    <w:p>
+      <w:pPr>
+        <w:spacing w:line="336" w:lineRule="auto" w:after="180"/>
+      </w:pPr>
+      <w:r>
+        <w:rPr>
+          <w:b w:val="0"/>
+        </w:rPr>
+        <w:t xml:space="preserve">The first stated mismatch is fourteen becoming forty in </w:t>
+      </w:r>
+      <w:r>
+        <w:rPr>
+          <w:b/>
+        </w:rPr>
+        <w:t>transcript</w:t>
+      </w:r>
+      <w:r>
+        <w:rPr>
+          <w:b w:val="0"/>
+        </w:rPr>
+        <w:t>ion. Show or read back the interpreted duration and require correction/confirmation before starting the timer.</w:t>
+      </w:r>
+    </w:p>
+    <w:p>
+      <w:pPr>
+        <w:spacing w:line="336" w:lineRule="auto" w:after="180"/>
+      </w:pPr>
+      <w:r>
+        <w:rPr>
+          <w:b w:val="0"/>
+        </w:rPr>
+        <w:t xml:space="preserve">A </w:t>
+      </w:r>
+      <w:r>
+        <w:rPr>
+          <w:b/>
+        </w:rPr>
+        <w:t>transcript</w:t>
+      </w:r>
+      <w:r>
+        <w:rPr>
+          <w:b w:val="0"/>
+        </w:rPr>
+        <w:t xml:space="preserve"> may misstate words and omit tone, pauses and background sounds; correct handling of 40 does not validate the earlier </w:t>
+      </w:r>
+      <w:r>
+        <w:rPr>
+          <w:b/>
+        </w:rPr>
+        <w:t>transcript</w:t>
+      </w:r>
+      <w:r>
+        <w:rPr>
+          <w:b w:val="0"/>
+        </w:rPr>
+        <w:t>ion.</w:t>
+      </w:r>
+    </w:p>
+    <w:p>
+      <w:pPr>
+        <w:pStyle w:val="Heading2"/>
+      </w:pPr>
+      <w:r>
+        <w:t>Earlier wording, alternatives and picture transcripts · reference / check after trying</w:t>
+      </w:r>
+    </w:p>
+    <w:p>
+      <w:pPr>
+        <w:spacing w:line="336" w:lineRule="auto" w:after="180"/>
+      </w:pPr>
+      <w:r>
+        <w:rPr>
+          <w:b w:val="0"/>
+        </w:rPr>
+        <w:t>Assess and explain the answers</w:t>
       </w:r>
     </w:p>
     <w:p>
@@ -4145,58 +4545,68 @@
     </w:p>
     <w:p>
       <w:pPr>
+        <w:spacing w:line="336" w:lineRule="auto" w:after="180"/>
+      </w:pPr>
+      <w:r>
+        <w:rPr>
+          <w:b w:val="0"/>
+        </w:rPr>
+        <w:t xml:space="preserve">The louder clap generally produces larger </w:t>
+      </w:r>
+      <w:r>
+        <w:rPr>
+          <w:b/>
+        </w:rPr>
+        <w:t>amplitude</w:t>
+      </w:r>
+      <w:r>
+        <w:rPr>
+          <w:b w:val="0"/>
+        </w:rPr>
+        <w:t xml:space="preserve">. </w:t>
+      </w:r>
+      <w:r>
+        <w:rPr>
+          <w:b/>
+        </w:rPr>
+        <w:t>Amplitude</w:t>
+      </w:r>
+      <w:r>
+        <w:rPr>
+          <w:b w:val="0"/>
+        </w:rPr>
+        <w:t xml:space="preserve"> is not word meaning. Distance, gain and </w:t>
+      </w:r>
+      <w:r>
+        <w:rPr>
+          <w:b/>
+        </w:rPr>
+        <w:t>noise</w:t>
+      </w:r>
+      <w:r>
+        <w:rPr>
+          <w:b w:val="0"/>
+        </w:rPr>
+        <w:t xml:space="preserve"> must be controlled.</w:t>
+      </w:r>
+    </w:p>
+    <w:p>
+      <w:pPr>
         <w:pStyle w:val="Heading3"/>
       </w:pPr>
       <w:r>
-        <w:t>Teacher key · Worked case answer</w:t>
+        <w:t>Additional transfer practice question</w:t>
       </w:r>
     </w:p>
     <w:p>
       <w:pPr>
         <w:spacing w:line="336" w:lineRule="auto" w:after="180"/>
-        <w:shd w:fill="F1F6FC"/>
-      </w:pPr>
-      <w:r>
-        <w:rPr>
-          <w:b w:val="0"/>
-        </w:rPr>
-        <w:t xml:space="preserve">The louder clap generally produces larger </w:t>
-      </w:r>
-      <w:r>
-        <w:rPr>
-          <w:b/>
-        </w:rPr>
-        <w:t>amplitude</w:t>
-      </w:r>
-      <w:r>
-        <w:rPr>
-          <w:b w:val="0"/>
-        </w:rPr>
-        <w:t xml:space="preserve">. </w:t>
-      </w:r>
-      <w:r>
-        <w:rPr>
-          <w:b/>
-        </w:rPr>
-        <w:t>Amplitude</w:t>
-      </w:r>
-      <w:r>
-        <w:rPr>
-          <w:b w:val="0"/>
-        </w:rPr>
-        <w:t xml:space="preserve"> is not word meaning. Distance, gain and </w:t>
-      </w:r>
-      <w:r>
-        <w:rPr>
-          <w:b/>
-        </w:rPr>
-        <w:t>noise</w:t>
-      </w:r>
-      <w:r>
-        <w:rPr>
-          <w:b w:val="0"/>
-        </w:rPr>
-        <w:t xml:space="preserve"> must be controlled.</w:t>
+      </w:pPr>
+      <w:r>
+        <w:rPr>
+          <w:b w:val="0"/>
+        </w:rPr>
+        <w:t>Two recordings contain the same word: one quiet and one loud. Which device receives the sound? Does a larger wave automatically mean a different word? Explain.</w:t>
       </w:r>
     </w:p>
     <w:p>
@@ -4204,49 +4614,12 @@
         <w:pStyle w:val="Heading3"/>
       </w:pPr>
       <w:r>
-        <w:t>Independent question</w:t>
-      </w:r>
-    </w:p>
-    <w:p>
-      <w:pPr>
-        <w:pStyle w:val="Heading3"/>
-      </w:pPr>
-      <w:r>
-        <w:t>Independent question · withhold the key</w:t>
+        <w:t>Reasoned practice answer</w:t>
       </w:r>
     </w:p>
     <w:p>
       <w:pPr>
         <w:spacing w:line="336" w:lineRule="auto" w:after="180"/>
-        <w:shd w:fill="F5F1FB"/>
-      </w:pPr>
-      <w:r>
-        <w:rPr>
-          <w:b w:val="0"/>
-        </w:rPr>
-        <w:t>Two recordings contain the same word: one quiet and one loud. Which device receives the sound? Does a larger wave automatically mean a different word? Explain.</w:t>
-      </w:r>
-    </w:p>
-    <w:p>
-      <w:pPr>
-        <w:pStyle w:val="Heading3"/>
-      </w:pPr>
-      <w:r>
-        <w:t>Expected independent answer</w:t>
-      </w:r>
-    </w:p>
-    <w:p>
-      <w:pPr>
-        <w:pStyle w:val="Heading3"/>
-      </w:pPr>
-      <w:r>
-        <w:t>Teacher key · Expected independent answer</w:t>
-      </w:r>
-    </w:p>
-    <w:p>
-      <w:pPr>
-        <w:spacing w:line="336" w:lineRule="auto" w:after="180"/>
-        <w:shd w:fill="F1F6FC"/>
       </w:pPr>
       <w:r>
         <w:rPr>
@@ -4564,46 +4937,145 @@
     </w:p>
     <w:p>
       <w:pPr>
+        <w:spacing w:line="336" w:lineRule="auto" w:after="180"/>
+      </w:pPr>
+      <w:r>
+        <w:rPr>
+          <w:b w:val="0"/>
+        </w:rPr>
+        <w:t xml:space="preserve">No. Recorded </w:t>
+      </w:r>
+      <w:r>
+        <w:rPr>
+          <w:b/>
+        </w:rPr>
+        <w:t>amplitude</w:t>
+      </w:r>
+      <w:r>
+        <w:rPr>
+          <w:b w:val="0"/>
+        </w:rPr>
+        <w:t xml:space="preserve"> depends on distance, gain and background as well as source sound. Compare sounds at the same distance and gain in similar conditions. Even then </w:t>
+      </w:r>
+      <w:r>
+        <w:rPr>
+          <w:b/>
+        </w:rPr>
+        <w:t>amplitude</w:t>
+      </w:r>
+      <w:r>
+        <w:rPr>
+          <w:b w:val="0"/>
+        </w:rPr>
+        <w:t xml:space="preserve"> does not identify the words or their meaning.</w:t>
+      </w:r>
+    </w:p>
+    <w:p>
+      <w:pPr>
         <w:pStyle w:val="Heading3"/>
       </w:pPr>
       <w:r>
-        <w:t>Teacher key · Original transfer answer</w:t>
+        <w:t>Explanations for the additional workbook examples</w:t>
+      </w:r>
+    </w:p>
+    <w:p>
+      <w:pPr>
+        <w:pStyle w:val="Heading3"/>
+      </w:pPr>
+      <w:r>
+        <w:t>W1 Read samples and gaps</w:t>
+      </w:r>
+    </w:p>
+    <w:p>
+      <w:pPr>
+        <w:pStyle w:val="Heading3"/>
+      </w:pPr>
+      <w:r>
+        <w:t>W2 Inspect what was discarded</w:t>
+      </w:r>
+    </w:p>
+    <w:p>
+      <w:pPr>
+        <w:pStyle w:val="Heading3"/>
+      </w:pPr>
+      <w:r>
+        <w:t>W3 Compare equal summaries</w:t>
+      </w:r>
+    </w:p>
+    <w:p>
+      <w:pPr>
+        <w:pStyle w:val="Heading3"/>
+      </w:pPr>
+      <w:r>
+        <w:t>W4 Construct a new hidden change</w:t>
       </w:r>
     </w:p>
     <w:p>
       <w:pPr>
         <w:spacing w:line="336" w:lineRule="auto" w:after="180"/>
-        <w:shd w:fill="F1F6FC"/>
-      </w:pPr>
-      <w:r>
-        <w:rPr>
-          <w:b w:val="0"/>
-        </w:rPr>
-        <w:t xml:space="preserve">No. Recorded </w:t>
+      </w:pPr>
+      <w:r>
+        <w:rPr>
+          <w:b w:val="0"/>
+        </w:rPr>
+        <w:t>A record keeps values 0 at times 0,3,6 milliseconds. Construct two seven-</w:t>
       </w:r>
       <w:r>
         <w:rPr>
           <w:b/>
         </w:rPr>
-        <w:t>amplitude</w:t>
-      </w:r>
-      <w:r>
-        <w:rPr>
-          <w:b w:val="0"/>
-        </w:rPr>
-        <w:t xml:space="preserve"> depends on distance, gain and background as well as source sound. Compare sounds at the same distance and gain in similar conditions. Even then </w:t>
+        <w:t>sample</w:t>
+      </w:r>
+      <w:r>
+        <w:rPr>
+          <w:b w:val="0"/>
+        </w:rPr>
+        <w:t xml:space="preserve"> sequences for every whole-millisecond time from 0 through 6 that agree with those retained values but differ at omitted times.</w:t>
+      </w:r>
+    </w:p>
+    <w:p>
+      <w:pPr>
+        <w:spacing w:line="336" w:lineRule="auto" w:after="180"/>
+      </w:pPr>
+      <w:r>
+        <w:rPr>
+          <w:b w:val="0"/>
+        </w:rPr>
+        <w:t>Explain why the retained record cannot prove that nothing changed between measurements.</w:t>
+      </w:r>
+    </w:p>
+    <w:p>
+      <w:pPr>
+        <w:spacing w:line="336" w:lineRule="auto" w:after="180"/>
+      </w:pPr>
+      <w:r>
+        <w:rPr>
+          <w:b w:val="0"/>
+        </w:rPr>
+        <w:t>One pair is [0,0,0,0,0,0,0] and [0,2,1,0,3,1,0]. Both have zero at indices/times 0,3,6, but the second changes at omitted times.</w:t>
+      </w:r>
+    </w:p>
+    <w:p>
+      <w:pPr>
+        <w:spacing w:line="336" w:lineRule="auto" w:after="180"/>
+      </w:pPr>
+      <w:r>
+        <w:rPr>
+          <w:b w:val="0"/>
+        </w:rPr>
+        <w:t xml:space="preserve">The retained record is compatible with both, so it cannot establish an unchanged intervening </w:t>
       </w:r>
       <w:r>
         <w:rPr>
           <w:b/>
         </w:rPr>
-        <w:t>amplitude</w:t>
-      </w:r>
-      <w:r>
-        <w:rPr>
-          <w:b w:val="0"/>
-        </w:rPr>
-        <w:t xml:space="preserve"> does not identify the words or their meaning.</w:t>
+        <w:t>signal</w:t>
+      </w:r>
+      <w:r>
+        <w:rPr>
+          <w:b w:val="0"/>
+        </w:rPr>
+        <w:t>. Any valid seven-value pair with those constraints is acceptable.</w:t>
       </w:r>
     </w:p>
     <w:p>
@@ -4611,7 +5083,7 @@
         <w:pStyle w:val="Heading3"/>
       </w:pPr>
       <w:r>
-        <w:t>Explanations for the additional workbook examples</w:t>
+        <w:t>W5 Check a speech pipeline</w:t>
       </w:r>
     </w:p>
     <w:p>
@@ -4619,7 +5091,7 @@
         <w:pStyle w:val="Heading3"/>
       </w:pPr>
       <w:r>
-        <w:t>W1 Read samples and gaps</w:t>
+        <w:t>Assess independent transfer</w:t>
       </w:r>
     </w:p>
     <w:p>
@@ -4627,1005 +5099,234 @@
         <w:pStyle w:val="Heading3"/>
       </w:pPr>
       <w:r>
-        <w:t>Workbook question · W1</w:t>
+        <w:t>Selected case answer</w:t>
+      </w:r>
+    </w:p>
+    <w:p>
+      <w:pPr>
+        <w:pStyle w:val="Heading3"/>
+      </w:pPr>
+      <w:r>
+        <w:t>Feedback that the learner uses</w:t>
+      </w:r>
+    </w:p>
+    <w:p>
+      <w:pPr>
+        <w:pStyle w:val="Heading1"/>
+      </w:pPr>
+      <w:r>
+        <w:t>06. Connect, adapt and return</w:t>
+      </w:r>
+    </w:p>
+    <w:p>
+      <w:r>
+        <w:t>Retain the project evidence and revisit the reasoning on a changed case.</w:t>
+      </w:r>
+    </w:p>
+    <w:p>
+      <w:pPr>
+        <w:pStyle w:val="Heading2"/>
+      </w:pPr>
+      <w:r>
+        <w:t>Project evidence to keep</w:t>
       </w:r>
     </w:p>
     <w:p>
       <w:pPr>
         <w:spacing w:line="336" w:lineRule="auto" w:after="180"/>
-        <w:shd w:fill="F5F1FB"/>
-      </w:pPr>
-      <w:r>
-        <w:rPr>
-          <w:b w:val="0"/>
-        </w:rPr>
-        <w:t xml:space="preserve">Five </w:t>
+      </w:pPr>
+      <w:r>
+        <w:rPr>
+          <w:b w:val="0"/>
+        </w:rPr>
+        <w:t xml:space="preserve">If the sorter uses sound, specify the exact sound pattern needed and test whether classroom </w:t>
       </w:r>
       <w:r>
         <w:rPr>
           <w:b/>
         </w:rPr>
+        <w:t>noise</w:t>
+      </w:r>
+      <w:r>
+        <w:rPr>
+          <w:b w:val="0"/>
+        </w:rPr>
+        <w:t xml:space="preserve"> makes that </w:t>
+      </w:r>
+      <w:r>
+        <w:rPr>
+          <w:b/>
+        </w:rPr>
+        <w:t>input</w:t>
+      </w:r>
+      <w:r>
+        <w:rPr>
+          <w:b w:val="0"/>
+        </w:rPr>
+        <w:t xml:space="preserve"> unreliable.</w:t>
+      </w:r>
+    </w:p>
+    <w:p>
+      <w:pPr>
+        <w:spacing w:line="336" w:lineRule="auto" w:after="180"/>
+      </w:pPr>
+      <w:r>
+        <w:rPr>
+          <w:b w:val="0"/>
+        </w:rPr>
+        <w:t xml:space="preserve">Keep the decision, </w:t>
+      </w:r>
+      <w:r>
+        <w:rPr>
+          <w:b/>
+        </w:rPr>
+        <w:t>input</w:t>
+      </w:r>
+      <w:r>
+        <w:rPr>
+          <w:b w:val="0"/>
+        </w:rPr>
+        <w:t xml:space="preserve">, result, explanation and remaining limitation in the project </w:t>
+      </w:r>
+      <w:r>
+        <w:rPr>
+          <w:b/>
+        </w:rPr>
+        <w:t>evidence</w:t>
+      </w:r>
+      <w:r>
+        <w:rPr>
+          <w:b w:val="0"/>
+        </w:rPr>
+        <w:t xml:space="preserve"> record. Retrieve this record next week rather than restarting the project.</w:t>
+      </w:r>
+    </w:p>
+    <w:p>
+      <w:pPr>
+        <w:spacing w:line="336" w:lineRule="auto" w:after="180"/>
+      </w:pPr>
+      <w:r>
+        <w:rPr>
+          <w:b w:val="0"/>
+        </w:rPr>
+        <w:t xml:space="preserve">Record the sorter’s </w:t>
+      </w:r>
+      <w:r>
+        <w:rPr>
+          <w:b/>
+        </w:rPr>
+        <w:t>sampling interval</w:t>
+      </w:r>
+      <w:r>
+        <w:rPr>
+          <w:b w:val="0"/>
+        </w:rPr>
+        <w:t xml:space="preserve"> and retain relevant sequences when a decision depends on changes over time.</w:t>
+      </w:r>
+    </w:p>
+    <w:p>
+      <w:pPr>
+        <w:pStyle w:val="Heading2"/>
+      </w:pPr>
+      <w:r>
+        <w:t>Support while preserving the reasoning goal</w:t>
+      </w:r>
+    </w:p>
+    <w:p>
+      <w:pPr>
+        <w:spacing w:line="336" w:lineRule="auto" w:after="180"/>
+      </w:pPr>
+      <w:r>
+        <w:rPr>
+          <w:b w:val="0"/>
+        </w:rPr>
+        <w:t xml:space="preserve">Use physical cards, spoken explanations and a three-stage drawing. Read aloud without giving the answer. Stretch: compare two </w:t>
+      </w:r>
+      <w:r>
+        <w:rPr>
+          <w:b/>
+        </w:rPr>
+        <w:t>mechanism</w:t>
+      </w:r>
+      <w:r>
+        <w:rPr>
+          <w:b w:val="0"/>
+        </w:rPr>
+        <w:t xml:space="preserve">s with the same visible </w:t>
+      </w:r>
+      <w:r>
+        <w:rPr>
+          <w:b/>
+        </w:rPr>
+        <w:t>output</w:t>
+      </w:r>
+      <w:r>
+        <w:rPr>
+          <w:b w:val="0"/>
+        </w:rPr>
+        <w:t xml:space="preserve"> and explain what </w:t>
+      </w:r>
+      <w:r>
+        <w:rPr>
+          <w:b/>
+        </w:rPr>
+        <w:t>evidence</w:t>
+      </w:r>
+      <w:r>
+        <w:rPr>
+          <w:b w:val="0"/>
+        </w:rPr>
+        <w:t xml:space="preserve"> distinguishes them.</w:t>
+      </w:r>
+    </w:p>
+    <w:p>
+      <w:pPr>
+        <w:spacing w:line="336" w:lineRule="auto" w:after="180"/>
+      </w:pPr>
+      <w:r>
+        <w:rPr>
+          <w:b w:val="0"/>
+        </w:rPr>
+        <w:t>Use large labelled boxes and tactile counters. Read values aloud while pointing to their time labels. No hearing-based task is required.</w:t>
+      </w:r>
+    </w:p>
+    <w:p>
+      <w:pPr>
+        <w:spacing w:line="336" w:lineRule="auto" w:after="180"/>
+      </w:pPr>
+      <w:r>
+        <w:rPr>
+          <w:b w:val="0"/>
+        </w:rPr>
+        <w:t xml:space="preserve">Extension: ask whether doubling the interval changes the number of </w:t>
+      </w:r>
+      <w:r>
+        <w:rPr>
+          <w:b/>
+        </w:rPr>
         <w:t>sample</w:t>
       </w:r>
       <w:r>
         <w:rPr>
           <w:b w:val="0"/>
         </w:rPr>
-        <w:t xml:space="preserve">s have values 0,3,0,1,0 at times 0,2,4,6,8 milliseconds. State the </w:t>
-      </w:r>
-      <w:r>
-        <w:rPr>
-          <w:b/>
-        </w:rPr>
-        <w:t>sample</w:t>
-      </w:r>
-      <w:r>
-        <w:rPr>
-          <w:b w:val="0"/>
-        </w:rPr>
-        <w:t xml:space="preserve"> count, interval and elapsed time from first to last. Explain why there are four gaps.</w:t>
-      </w:r>
-    </w:p>
-    <w:p>
-      <w:pPr>
-        <w:pStyle w:val="Heading3"/>
-      </w:pPr>
-      <w:r>
-        <w:t>Teacher reasoning · W1</w:t>
+        <w:t>s, the first-to-last duration or the stored values when the same list is replayed under the new timing convention.</w:t>
       </w:r>
     </w:p>
     <w:p>
       <w:pPr>
         <w:spacing w:line="336" w:lineRule="auto" w:after="180"/>
-        <w:shd w:fill="F1F6FC"/>
-      </w:pPr>
-      <w:r>
-        <w:rPr>
-          <w:b w:val="0"/>
-        </w:rPr>
-        <w:t xml:space="preserve">Five </w:t>
-      </w:r>
-      <w:r>
-        <w:rPr>
-          <w:b/>
-        </w:rPr>
-        <w:t>sample</w:t>
-      </w:r>
-      <w:r>
-        <w:rPr>
-          <w:b w:val="0"/>
-        </w:rPr>
-        <w:t xml:space="preserve">s, a 2 ms interval, and 8 ms from first to last. Consecutive pairs make gaps 0-2, 2-4, 4-6 and 6-8: four gaps between five </w:t>
-      </w:r>
-      <w:r>
-        <w:rPr>
-          <w:b/>
-        </w:rPr>
-        <w:t>sample</w:t>
-      </w:r>
-      <w:r>
-        <w:rPr>
-          <w:b w:val="0"/>
-        </w:rPr>
-        <w:t>s.</w:t>
-      </w:r>
-    </w:p>
-    <w:p>
-      <w:pPr>
-        <w:pStyle w:val="Heading3"/>
-      </w:pPr>
-      <w:r>
-        <w:t>W2 Inspect what was discarded</w:t>
-      </w:r>
-    </w:p>
-    <w:p>
-      <w:pPr>
-        <w:pStyle w:val="Heading3"/>
-      </w:pPr>
-      <w:r>
-        <w:t>Workbook question · W2</w:t>
+      </w:pPr>
+      <w:r>
+        <w:rPr>
+          <w:b w:val="0"/>
+        </w:rPr>
+        <w:t>W4 is secure when each proposed sequence has seven values, both satisfy the zero constraints at 0,3,6, at least one omitted position differs and the explanation identifies ambiguity between measurements.</w:t>
       </w:r>
     </w:p>
     <w:p>
       <w:pPr>
         <w:spacing w:line="336" w:lineRule="auto" w:after="180"/>
-        <w:shd w:fill="F5F1FB"/>
-      </w:pPr>
-      <w:r>
-        <w:rPr>
-          <w:b w:val="0"/>
-        </w:rPr>
-        <w:t xml:space="preserve">Retain only times 0,4,8 from W1. Write the retained values. Give one claim about the original </w:t>
-      </w:r>
-      <w:r>
-        <w:rPr>
-          <w:b/>
-        </w:rPr>
-        <w:t>signal</w:t>
-      </w:r>
-      <w:r>
-        <w:rPr>
-          <w:b w:val="0"/>
-        </w:rPr>
-        <w:t xml:space="preserve"> that these retained values do not justify.</w:t>
-      </w:r>
-    </w:p>
-    <w:p>
-      <w:pPr>
-        <w:pStyle w:val="Heading3"/>
-      </w:pPr>
-      <w:r>
-        <w:t>Teacher reasoning · W2</w:t>
-      </w:r>
-    </w:p>
-    <w:p>
-      <w:pPr>
-        <w:spacing w:line="336" w:lineRule="auto" w:after="180"/>
-        <w:shd w:fill="F1F6FC"/>
-      </w:pPr>
-      <w:r>
-        <w:rPr>
-          <w:b w:val="0"/>
-        </w:rPr>
-        <w:t xml:space="preserve">The retained values are 0,0,0. They do not justify saying the </w:t>
-      </w:r>
-      <w:r>
-        <w:rPr>
-          <w:b/>
-        </w:rPr>
-        <w:t>signal</w:t>
-      </w:r>
-      <w:r>
-        <w:rPr>
-          <w:b w:val="0"/>
-        </w:rPr>
-        <w:t xml:space="preserve"> was always zero or had no changes between those times; the original had values 3 and 1 at omitted times.</w:t>
-      </w:r>
-    </w:p>
-    <w:p>
-      <w:pPr>
-        <w:pStyle w:val="Heading3"/>
-      </w:pPr>
-      <w:r>
-        <w:t>W3 Compare equal summaries</w:t>
-      </w:r>
-    </w:p>
-    <w:p>
-      <w:pPr>
-        <w:pStyle w:val="Heading3"/>
-      </w:pPr>
-      <w:r>
-        <w:t>Workbook question · W3</w:t>
-      </w:r>
-    </w:p>
-    <w:p>
-      <w:pPr>
-        <w:spacing w:line="336" w:lineRule="auto" w:after="180"/>
-        <w:shd w:fill="F5F1FB"/>
-      </w:pPr>
-      <w:r>
-        <w:rPr>
-          <w:b w:val="0"/>
-        </w:rPr>
-        <w:t>Sequences A=0,2,0,2,0 and B=0,0,2,0,0 use the same time interval. State their maximum values and one difference the maximum discards. Name information that would preserve that difference.</w:t>
-      </w:r>
-    </w:p>
-    <w:p>
-      <w:pPr>
-        <w:pStyle w:val="Heading3"/>
-      </w:pPr>
-      <w:r>
-        <w:t>Teacher reasoning · W3</w:t>
-      </w:r>
-    </w:p>
-    <w:p>
-      <w:pPr>
-        <w:spacing w:line="336" w:lineRule="auto" w:after="180"/>
-        <w:shd w:fill="F1F6FC"/>
-      </w:pPr>
-      <w:r>
-        <w:rPr>
-          <w:b w:val="0"/>
-        </w:rPr>
-        <w:t xml:space="preserve">Both maxima are 2. A reaches 2 at two </w:t>
-      </w:r>
-      <w:r>
-        <w:rPr>
-          <w:b/>
-        </w:rPr>
-        <w:t>sample</w:t>
-      </w:r>
-      <w:r>
-        <w:rPr>
-          <w:b w:val="0"/>
-        </w:rPr>
-        <w:t xml:space="preserve"> positions while B does so at one; their timing patterns differ. The full ordered </w:t>
-      </w:r>
-      <w:r>
-        <w:rPr>
-          <w:b/>
-        </w:rPr>
-        <w:t>sample</w:t>
-      </w:r>
-      <w:r>
-        <w:rPr>
-          <w:b w:val="0"/>
-        </w:rPr>
-        <w:t>s with timing preserve the distinction. A maximum alone does not.</w:t>
-      </w:r>
-    </w:p>
-    <w:p>
-      <w:pPr>
-        <w:pStyle w:val="Heading3"/>
-      </w:pPr>
-      <w:r>
-        <w:t>W4 Construct a new hidden change</w:t>
-      </w:r>
-    </w:p>
-    <w:p>
-      <w:pPr>
-        <w:pStyle w:val="Heading3"/>
-      </w:pPr>
-      <w:r>
-        <w:t>Workbook question · W4</w:t>
-      </w:r>
-    </w:p>
-    <w:p>
-      <w:pPr>
-        <w:spacing w:line="336" w:lineRule="auto" w:after="180"/>
-        <w:shd w:fill="F5F1FB"/>
-      </w:pPr>
-      <w:r>
-        <w:rPr>
-          <w:b w:val="0"/>
-        </w:rPr>
-        <w:t>A record keeps values 0 at times 0,3,6 milliseconds. Construct two seven-</w:t>
-      </w:r>
-      <w:r>
-        <w:rPr>
-          <w:b/>
-        </w:rPr>
-        <w:t>sample</w:t>
-      </w:r>
-      <w:r>
-        <w:rPr>
-          <w:b w:val="0"/>
-        </w:rPr>
-        <w:t xml:space="preserve"> sequences for every whole-millisecond time from 0 through 6 that agree with those retained values but differ at omitted times.</w:t>
-      </w:r>
-    </w:p>
-    <w:p>
-      <w:pPr>
-        <w:spacing w:line="336" w:lineRule="auto" w:after="180"/>
-        <w:shd w:fill="F5F1FB"/>
-      </w:pPr>
-      <w:r>
-        <w:rPr>
-          <w:b w:val="0"/>
-        </w:rPr>
-        <w:t>Explain why the retained record cannot prove that nothing changed between measurements.</w:t>
-      </w:r>
-    </w:p>
-    <w:p>
-      <w:pPr>
-        <w:pStyle w:val="Heading3"/>
-      </w:pPr>
-      <w:r>
-        <w:t>Teacher reasoning · W4</w:t>
-      </w:r>
-    </w:p>
-    <w:p>
-      <w:pPr>
-        <w:spacing w:line="336" w:lineRule="auto" w:after="180"/>
-        <w:shd w:fill="F1F6FC"/>
-      </w:pPr>
-      <w:r>
-        <w:rPr>
-          <w:b w:val="0"/>
-        </w:rPr>
-        <w:t>One pair is [0,0,0,0,0,0,0] and [0,2,1,0,3,1,0]. Both have zero at indices/times 0,3,6, but the second changes at omitted times.</w:t>
-      </w:r>
-    </w:p>
-    <w:p>
-      <w:pPr>
-        <w:spacing w:line="336" w:lineRule="auto" w:after="180"/>
-        <w:shd w:fill="F1F6FC"/>
-      </w:pPr>
-      <w:r>
-        <w:rPr>
-          <w:b w:val="0"/>
-        </w:rPr>
-        <w:t xml:space="preserve">The retained record is compatible with both, so it cannot establish an unchanged intervening </w:t>
-      </w:r>
-      <w:r>
-        <w:rPr>
-          <w:b/>
-        </w:rPr>
-        <w:t>signal</w:t>
-      </w:r>
-      <w:r>
-        <w:rPr>
-          <w:b w:val="0"/>
-        </w:rPr>
-        <w:t>. Any valid seven-value pair with those constraints is acceptable.</w:t>
-      </w:r>
-    </w:p>
-    <w:p>
-      <w:pPr>
-        <w:pStyle w:val="Heading3"/>
-      </w:pPr>
-      <w:r>
-        <w:t>W5 Check a speech pipeline</w:t>
-      </w:r>
-    </w:p>
-    <w:p>
-      <w:pPr>
-        <w:pStyle w:val="Heading3"/>
-      </w:pPr>
-      <w:r>
-        <w:t>Workbook question · W5</w:t>
-      </w:r>
-    </w:p>
-    <w:p>
-      <w:pPr>
-        <w:spacing w:line="336" w:lineRule="auto" w:after="180"/>
-        <w:shd w:fill="F5F1FB"/>
-      </w:pPr>
-      <w:r>
-        <w:rPr>
-          <w:b w:val="0"/>
-        </w:rPr>
-        <w:t xml:space="preserve">A recording says Set the timer for fourteen minutes. A </w:t>
-      </w:r>
-      <w:r>
-        <w:rPr>
-          <w:b/>
-        </w:rPr>
-        <w:t>transcript</w:t>
-      </w:r>
-      <w:r>
-        <w:rPr>
-          <w:b w:val="0"/>
-        </w:rPr>
-        <w:t xml:space="preserve"> says forty minutes and the timer is set to 40.</w:t>
-      </w:r>
-    </w:p>
-    <w:p>
-      <w:pPr>
-        <w:spacing w:line="336" w:lineRule="auto" w:after="180"/>
-        <w:shd w:fill="F5F1FB"/>
-      </w:pPr>
-      <w:r>
-        <w:rPr>
-          <w:b w:val="0"/>
-        </w:rPr>
-        <w:t xml:space="preserve">Name the first mismatch, propose a confirmation step and explain why the </w:t>
-      </w:r>
-      <w:r>
-        <w:rPr>
-          <w:b/>
-        </w:rPr>
-        <w:t>transcript</w:t>
-      </w:r>
-      <w:r>
-        <w:rPr>
-          <w:b w:val="0"/>
-        </w:rPr>
-        <w:t xml:space="preserve"> cannot be treated as a complete copy of the recording.</w:t>
-      </w:r>
-    </w:p>
-    <w:p>
-      <w:pPr>
-        <w:pStyle w:val="Heading3"/>
-      </w:pPr>
-      <w:r>
-        <w:t>Teacher reasoning · W5</w:t>
-      </w:r>
-    </w:p>
-    <w:p>
-      <w:pPr>
-        <w:spacing w:line="336" w:lineRule="auto" w:after="180"/>
-        <w:shd w:fill="F1F6FC"/>
-      </w:pPr>
-      <w:r>
-        <w:rPr>
-          <w:b w:val="0"/>
-        </w:rPr>
-        <w:t xml:space="preserve">The first stated mismatch is fourteen becoming forty in </w:t>
-      </w:r>
-      <w:r>
-        <w:rPr>
-          <w:b/>
-        </w:rPr>
-        <w:t>transcript</w:t>
-      </w:r>
-      <w:r>
-        <w:rPr>
-          <w:b w:val="0"/>
-        </w:rPr>
-        <w:t>ion. Show or read back the interpreted duration and require correction/confirmation before starting the timer.</w:t>
-      </w:r>
-    </w:p>
-    <w:p>
-      <w:pPr>
-        <w:spacing w:line="336" w:lineRule="auto" w:after="180"/>
-        <w:shd w:fill="F1F6FC"/>
-      </w:pPr>
-      <w:r>
-        <w:rPr>
-          <w:b w:val="0"/>
-        </w:rPr>
-        <w:t xml:space="preserve">A </w:t>
-      </w:r>
-      <w:r>
-        <w:rPr>
-          <w:b/>
-        </w:rPr>
-        <w:t>transcript</w:t>
-      </w:r>
-      <w:r>
-        <w:rPr>
-          <w:b w:val="0"/>
-        </w:rPr>
-        <w:t xml:space="preserve"> may misstate words and omit tone, pauses and background sounds; correct handling of 40 does not validate the earlier </w:t>
-      </w:r>
-      <w:r>
-        <w:rPr>
-          <w:b/>
-        </w:rPr>
-        <w:t>transcript</w:t>
-      </w:r>
-      <w:r>
-        <w:rPr>
-          <w:b w:val="0"/>
-        </w:rPr>
-        <w:t>ion.</w:t>
-      </w:r>
-    </w:p>
-    <w:p>
-      <w:pPr>
-        <w:pStyle w:val="Heading3"/>
-      </w:pPr>
-      <w:r>
-        <w:t>Assess independent transfer</w:t>
-      </w:r>
-    </w:p>
-    <w:p>
-      <w:pPr>
-        <w:pStyle w:val="Heading3"/>
-      </w:pPr>
-      <w:r>
-        <w:t>Independent question · withhold the key</w:t>
-      </w:r>
-    </w:p>
-    <w:p>
-      <w:pPr>
-        <w:spacing w:line="336" w:lineRule="auto" w:after="180"/>
-        <w:shd w:fill="F5F1FB"/>
-      </w:pPr>
-      <w:r>
-        <w:rPr>
-          <w:b w:val="0"/>
-        </w:rPr>
-        <w:t>Selected case: A record keeps values 0 at times 0,3,6 milliseconds. Construct two seven-</w:t>
-      </w:r>
-      <w:r>
-        <w:rPr>
-          <w:b/>
-        </w:rPr>
-        <w:t>sample</w:t>
-      </w:r>
-      <w:r>
-        <w:rPr>
-          <w:b w:val="0"/>
-        </w:rPr>
-        <w:t xml:space="preserve"> sequences for every whole-millisecond time from 0 through 6 that agree with those retained values but differ at omitted times.</w:t>
-      </w:r>
-    </w:p>
-    <w:p>
-      <w:pPr>
-        <w:spacing w:line="336" w:lineRule="auto" w:after="180"/>
-        <w:shd w:fill="F5F1FB"/>
-      </w:pPr>
-      <w:r>
-        <w:rPr>
-          <w:b w:val="0"/>
-        </w:rPr>
-        <w:t>Explain why the retained record cannot prove that nothing changed between measurements.</w:t>
-      </w:r>
-    </w:p>
-    <w:p>
-      <w:pPr>
-        <w:pStyle w:val="Heading3"/>
-      </w:pPr>
-      <w:r>
-        <w:t>Selected case answer</w:t>
-      </w:r>
-    </w:p>
-    <w:p>
-      <w:pPr>
-        <w:pStyle w:val="Heading3"/>
-      </w:pPr>
-      <w:r>
-        <w:t>Teacher key · Selected case answer</w:t>
-      </w:r>
-    </w:p>
-    <w:p>
-      <w:pPr>
-        <w:spacing w:line="336" w:lineRule="auto" w:after="180"/>
-        <w:shd w:fill="F1F6FC"/>
-      </w:pPr>
-      <w:r>
-        <w:rPr>
-          <w:b w:val="0"/>
-        </w:rPr>
-        <w:t>One pair is [0,0,0,0,0,0,0] and [0,2,1,0,3,1,0]. Both have zero at indices/times 0,3,6, but the second changes at omitted times.</w:t>
-      </w:r>
-    </w:p>
-    <w:p>
-      <w:pPr>
-        <w:spacing w:line="336" w:lineRule="auto" w:after="180"/>
-        <w:shd w:fill="F1F6FC"/>
-      </w:pPr>
-      <w:r>
-        <w:rPr>
-          <w:b w:val="0"/>
-        </w:rPr>
-        <w:t xml:space="preserve">The retained record is compatible with both, so it cannot establish an unchanged intervening </w:t>
-      </w:r>
-      <w:r>
-        <w:rPr>
-          <w:b/>
-        </w:rPr>
-        <w:t>signal</w:t>
-      </w:r>
-      <w:r>
-        <w:rPr>
-          <w:b w:val="0"/>
-        </w:rPr>
-        <w:t>. Any valid seven-value pair with those constraints is acceptable.</w:t>
-      </w:r>
-    </w:p>
-    <w:tbl>
-      <w:tblPr>
-        <w:tblStyle w:val="LightShading-Accent1"/>
-        <w:tblW w:type="auto" w:w="0"/>
-        <w:tblLook w:firstColumn="1" w:firstRow="1" w:lastColumn="0" w:lastRow="0" w:noHBand="0" w:noVBand="1" w:val="04A0"/>
-      </w:tblPr>
-      <w:tblGrid>
-        <w:gridCol w:w="5112"/>
-        <w:gridCol w:w="5112"/>
-      </w:tblGrid>
-      <w:tr>
-        <w:trPr>
-          <w:tblHeader/>
-        </w:trPr>
-        <w:tc>
-          <w:tcPr>
-            <w:tcW w:type="dxa" w:w="5112"/>
-          </w:tcPr>
-          <w:p>
-            <w:r>
-              <w:t>Dimension</w:t>
-            </w:r>
-          </w:p>
-        </w:tc>
-        <w:tc>
-          <w:tcPr>
-            <w:tcW w:type="dxa" w:w="5112"/>
-          </w:tcPr>
-          <w:p>
-            <w:r>
-              <w:t>Evidence required</w:t>
-            </w:r>
-          </w:p>
-        </w:tc>
-      </w:tr>
-      <w:tr>
-        <w:tc>
-          <w:tcPr>
-            <w:tcW w:type="dxa" w:w="5112"/>
-          </w:tcPr>
-          <w:p>
-            <w:r>
-              <w:t>Explanation</w:t>
-            </w:r>
-          </w:p>
-        </w:tc>
-        <w:tc>
-          <w:tcPr>
-            <w:tcW w:type="dxa" w:w="5112"/>
-          </w:tcPr>
-          <w:p>
-            <w:r>
-              <w:t>Names the applicable idea or procedure and ties it to the supplied facts.</w:t>
-            </w:r>
-          </w:p>
-        </w:tc>
-      </w:tr>
-      <w:tr>
-        <w:tc>
-          <w:tcPr>
-            <w:tcW w:type="dxa" w:w="5112"/>
-          </w:tcPr>
-          <w:p>
-            <w:r>
-              <w:t>Trace and result</w:t>
-            </w:r>
-          </w:p>
-        </w:tc>
-        <w:tc>
-          <w:tcPr>
-            <w:tcW w:type="dxa" w:w="5112"/>
-          </w:tcPr>
-          <w:p>
-            <w:r>
-              <w:t>Preserves the given inputs and shows the relevant intermediate steps; distinguishes a prediction from an observed execution.</w:t>
-            </w:r>
-          </w:p>
-        </w:tc>
-      </w:tr>
-      <w:tr>
-        <w:tc>
-          <w:tcPr>
-            <w:tcW w:type="dxa" w:w="5112"/>
-          </w:tcPr>
-          <w:p>
-            <w:r>
-              <w:t>Limits</w:t>
-            </w:r>
-          </w:p>
-        </w:tc>
-        <w:tc>
-          <w:tcPr>
-            <w:tcW w:type="dxa" w:w="5112"/>
-          </w:tcPr>
-          <w:p>
-            <w:r>
-              <w:t>States the assumptions, missing evidence or conditions under which the result would change.</w:t>
-            </w:r>
-          </w:p>
-        </w:tc>
-      </w:tr>
-    </w:tbl>
-    <w:p>
-      <w:pPr>
-        <w:pStyle w:val="Heading3"/>
-      </w:pPr>
-      <w:r>
-        <w:t>Teacher key · Selected case answer</w:t>
-      </w:r>
-    </w:p>
-    <w:p>
-      <w:pPr>
-        <w:spacing w:line="336" w:lineRule="auto" w:after="180"/>
-        <w:shd w:fill="F1F6FC"/>
-      </w:pPr>
-      <w:r>
-        <w:rPr>
-          <w:b w:val="0"/>
-        </w:rPr>
-        <w:t>Record each dimension as not yet, with support, or independent. Accept a valid alternative procedure with a defensible trace.</w:t>
-      </w:r>
-    </w:p>
-    <w:p>
-      <w:pPr>
-        <w:spacing w:line="336" w:lineRule="auto" w:after="180"/>
-        <w:shd w:fill="F1F6FC"/>
-      </w:pPr>
-      <w:r>
-        <w:rPr>
-          <w:b w:val="0"/>
-        </w:rPr>
-        <w:t xml:space="preserve">Do not penalise an honestly recorded model failure if the learner correctly explains its </w:t>
-      </w:r>
-      <w:r>
-        <w:rPr>
-          <w:b/>
-        </w:rPr>
-        <w:t>evidence</w:t>
-      </w:r>
-      <w:r>
-        <w:rPr>
-          <w:b w:val="0"/>
-        </w:rPr>
-        <w:t xml:space="preserve"> and limits.</w:t>
-      </w:r>
-    </w:p>
-    <w:p>
-      <w:pPr>
-        <w:pStyle w:val="Heading3"/>
-      </w:pPr>
-      <w:r>
-        <w:t>Feedback that the learner uses</w:t>
-      </w:r>
-    </w:p>
-    <w:p>
-      <w:pPr>
-        <w:spacing w:line="336" w:lineRule="auto" w:after="180"/>
-      </w:pPr>
-      <w:r>
-        <w:rPr>
-          <w:b w:val="0"/>
-        </w:rPr>
-        <w:t>Name the earliest unsupported step and give one action to repair it. Have the learner make that repair now and explain why. Then assess the relevant skill on a fresh, fully specified case.</w:t>
-      </w:r>
-    </w:p>
-    <w:p>
-      <w:pPr>
-        <w:spacing w:line="336" w:lineRule="auto" w:after="180"/>
-      </w:pPr>
-      <w:r>
-        <w:rPr>
-          <w:b w:val="0"/>
-        </w:rPr>
-        <w:t>Confirm it was not previously practised with feedback; solve and check the new case before assigning it. A follow-up design prompt is a starting brief, not automatically an equivalent test.</w:t>
-      </w:r>
-    </w:p>
-    <w:p>
-      <w:pPr>
-        <w:pStyle w:val="Heading1"/>
-      </w:pPr>
-      <w:r>
-        <w:t>06. Connect and extend learning</w:t>
-      </w:r>
-    </w:p>
-    <w:p>
-      <w:r>
-        <w:t>Connect Sound Becomes a Signal to Helpful Classroom Sorter, adapt support and plan a later changed-case check.</w:t>
-      </w:r>
-    </w:p>
-    <w:p>
-      <w:pPr>
-        <w:pStyle w:val="Heading3"/>
-      </w:pPr>
-      <w:r>
-        <w:t>Helpful Classroom Sorter</w:t>
-      </w:r>
-    </w:p>
-    <w:p>
-      <w:pPr>
-        <w:spacing w:line="336" w:lineRule="auto" w:after="180"/>
-      </w:pPr>
-      <w:r>
-        <w:rPr>
-          <w:b w:val="0"/>
-        </w:rPr>
-        <w:t xml:space="preserve">If the sorter uses sound, specify the exact sound pattern needed and test whether classroom </w:t>
-      </w:r>
-      <w:r>
-        <w:rPr>
-          <w:b/>
-        </w:rPr>
-        <w:t>noise</w:t>
-      </w:r>
-      <w:r>
-        <w:rPr>
-          <w:b w:val="0"/>
-        </w:rPr>
-        <w:t xml:space="preserve"> makes that </w:t>
-      </w:r>
-      <w:r>
-        <w:rPr>
-          <w:b/>
-        </w:rPr>
-        <w:t>input</w:t>
-      </w:r>
-      <w:r>
-        <w:rPr>
-          <w:b w:val="0"/>
-        </w:rPr>
-        <w:t xml:space="preserve"> unreliable.</w:t>
-      </w:r>
-    </w:p>
-    <w:p>
-      <w:pPr>
-        <w:spacing w:line="336" w:lineRule="auto" w:after="180"/>
-      </w:pPr>
-      <w:r>
-        <w:rPr>
-          <w:b w:val="0"/>
-        </w:rPr>
-        <w:t xml:space="preserve">Keep the decision, </w:t>
-      </w:r>
-      <w:r>
-        <w:rPr>
-          <w:b/>
-        </w:rPr>
-        <w:t>input</w:t>
-      </w:r>
-      <w:r>
-        <w:rPr>
-          <w:b w:val="0"/>
-        </w:rPr>
-        <w:t xml:space="preserve">, result, explanation and remaining limitation in the project </w:t>
-      </w:r>
-      <w:r>
-        <w:rPr>
-          <w:b/>
-        </w:rPr>
-        <w:t>evidence</w:t>
-      </w:r>
-      <w:r>
-        <w:rPr>
-          <w:b w:val="0"/>
-        </w:rPr>
-        <w:t xml:space="preserve"> record. Retrieve this record next week rather than restarting the project.</w:t>
-      </w:r>
-    </w:p>
-    <w:p>
-      <w:pPr>
-        <w:pStyle w:val="Heading3"/>
-      </w:pPr>
-      <w:r>
-        <w:t>Support and stretch</w:t>
-      </w:r>
-    </w:p>
-    <w:p>
-      <w:pPr>
-        <w:spacing w:line="336" w:lineRule="auto" w:after="180"/>
-      </w:pPr>
-      <w:r>
-        <w:rPr>
-          <w:b w:val="0"/>
-        </w:rPr>
-        <w:t xml:space="preserve">Use physical cards, spoken explanations and a three-stage drawing. Read aloud without giving the answer. Stretch: compare two </w:t>
-      </w:r>
-      <w:r>
-        <w:rPr>
-          <w:b/>
-        </w:rPr>
-        <w:t>mechanism</w:t>
-      </w:r>
-      <w:r>
-        <w:rPr>
-          <w:b w:val="0"/>
-        </w:rPr>
-        <w:t xml:space="preserve">s with the same visible </w:t>
-      </w:r>
-      <w:r>
-        <w:rPr>
-          <w:b/>
-        </w:rPr>
-        <w:t>output</w:t>
-      </w:r>
-      <w:r>
-        <w:rPr>
-          <w:b w:val="0"/>
-        </w:rPr>
-        <w:t xml:space="preserve"> and explain what </w:t>
-      </w:r>
-      <w:r>
-        <w:rPr>
-          <w:b/>
-        </w:rPr>
-        <w:t>evidence</w:t>
-      </w:r>
-      <w:r>
-        <w:rPr>
-          <w:b w:val="0"/>
-        </w:rPr>
-        <w:t xml:space="preserve"> distinguishes them.</w:t>
-      </w:r>
-    </w:p>
-    <w:p>
-      <w:pPr>
-        <w:pStyle w:val="Heading3"/>
-      </w:pPr>
-      <w:r>
-        <w:t>Exit reflection</w:t>
-      </w:r>
-    </w:p>
-    <w:p>
-      <w:pPr>
-        <w:spacing w:line="336" w:lineRule="auto" w:after="180"/>
-      </w:pPr>
-      <w:r>
-        <w:rPr>
-          <w:b w:val="0"/>
-        </w:rPr>
-        <w:t xml:space="preserve">Ask for one decision the learner can now justify and one situation requiring more </w:t>
-      </w:r>
-      <w:r>
-        <w:rPr>
-          <w:b/>
-        </w:rPr>
-        <w:t>evidence</w:t>
-      </w:r>
-      <w:r>
-        <w:rPr>
-          <w:b w:val="0"/>
-        </w:rPr>
-        <w:t xml:space="preserve"> or human review. Confidence ratings are separate from correct independent performance.</w:t>
-      </w:r>
-    </w:p>
-    <w:p>
-      <w:pPr>
-        <w:pStyle w:val="Heading3"/>
-      </w:pPr>
-      <w:r>
-        <w:t>Bridge to the next week</w:t>
-      </w:r>
-    </w:p>
-    <w:p>
-      <w:pPr>
-        <w:spacing w:line="336" w:lineRule="auto" w:after="180"/>
-      </w:pPr>
-      <w:r>
-        <w:rPr>
-          <w:b w:val="0"/>
-        </w:rPr>
-        <w:t xml:space="preserve">Next: Week 7: Categories and Labels. Retrieve today’s </w:t>
-      </w:r>
-      <w:r>
-        <w:rPr>
-          <w:b/>
-        </w:rPr>
-        <w:t>evidence</w:t>
-      </w:r>
-      <w:r>
-        <w:rPr>
-          <w:b w:val="0"/>
-        </w:rPr>
-        <w:t xml:space="preserve"> and identify what carries forward and what is new.</w:t>
-      </w:r>
-    </w:p>
-    <w:p>
-      <w:pPr>
-        <w:pStyle w:val="Heading3"/>
-      </w:pPr>
-      <w:r>
-        <w:t>Support and fresh reassessment</w:t>
-      </w:r>
-    </w:p>
-    <w:p>
-      <w:pPr>
-        <w:spacing w:line="336" w:lineRule="auto" w:after="180"/>
-      </w:pPr>
-      <w:r>
-        <w:rPr>
-          <w:b w:val="0"/>
-        </w:rPr>
-        <w:t>Use large labelled boxes and tactile counters. Read values aloud while pointing to their time labels. No hearing-based task is required.</w:t>
-      </w:r>
-    </w:p>
-    <w:p>
-      <w:pPr>
-        <w:spacing w:line="336" w:lineRule="auto" w:after="180"/>
-      </w:pPr>
-      <w:r>
-        <w:rPr>
-          <w:b w:val="0"/>
-        </w:rPr>
-        <w:t xml:space="preserve">Extension: ask whether doubling the interval changes the number of </w:t>
-      </w:r>
-      <w:r>
-        <w:rPr>
-          <w:b/>
-        </w:rPr>
-        <w:t>sample</w:t>
-      </w:r>
-      <w:r>
-        <w:rPr>
-          <w:b w:val="0"/>
-        </w:rPr>
-        <w:t>s, the first-to-last duration or the stored values when the same list is replayed under the new timing convention.</w:t>
-      </w:r>
-    </w:p>
-    <w:p>
-      <w:pPr>
-        <w:spacing w:line="336" w:lineRule="auto" w:after="180"/>
-      </w:pPr>
-      <w:r>
-        <w:rPr>
-          <w:b w:val="0"/>
-        </w:rPr>
-        <w:t>W4 is secure when each proposed sequence has seven values, both satisfy the zero constraints at 0,3,6, at least one omitted position differs and the explanation identifies ambiguity between measurements.</w:t>
-      </w:r>
-    </w:p>
-    <w:p>
-      <w:pPr>
-        <w:spacing w:line="336" w:lineRule="auto" w:after="180"/>
       </w:pPr>
       <w:r>
         <w:rPr>
@@ -5636,33 +5337,10 @@
     </w:p>
     <w:p>
       <w:pPr>
-        <w:spacing w:line="336" w:lineRule="auto" w:after="180"/>
-      </w:pPr>
-      <w:r>
-        <w:rPr>
-          <w:b w:val="0"/>
-        </w:rPr>
-        <w:t xml:space="preserve">Week 7 builds on this unit by defining categories operationally so different people can label the same </w:t>
-      </w:r>
-      <w:r>
-        <w:rPr>
-          <w:b/>
-        </w:rPr>
-        <w:t>evidence</w:t>
-      </w:r>
-      <w:r>
-        <w:rPr>
-          <w:b w:val="0"/>
-        </w:rPr>
-        <w:t xml:space="preserve"> consistently.</w:t>
-      </w:r>
-    </w:p>
-    <w:p>
-      <w:pPr>
-        <w:pStyle w:val="Heading3"/>
-      </w:pPr>
-      <w:r>
-        <w:t>Plan the delayed return</w:t>
+        <w:pStyle w:val="Heading2"/>
+      </w:pPr>
+      <w:r>
+        <w:t>Plan the delayed check</w:t>
       </w:r>
     </w:p>
     <w:p>
@@ -5879,60 +5557,188 @@
     </w:p>
     <w:p>
       <w:pPr>
+        <w:pStyle w:val="Heading2"/>
+      </w:pPr>
+      <w:r>
+        <w:t>Bridge to next week</w:t>
+      </w:r>
+    </w:p>
+    <w:p>
+      <w:pPr>
+        <w:spacing w:line="336" w:lineRule="auto" w:after="180"/>
+      </w:pPr>
+      <w:r>
+        <w:rPr>
+          <w:b w:val="0"/>
+        </w:rPr>
+        <w:t xml:space="preserve">Ask for one decision the learner can now justify and one situation requiring more </w:t>
+      </w:r>
+      <w:r>
+        <w:rPr>
+          <w:b/>
+        </w:rPr>
+        <w:t>evidence</w:t>
+      </w:r>
+      <w:r>
+        <w:rPr>
+          <w:b w:val="0"/>
+        </w:rPr>
+        <w:t xml:space="preserve"> or human review. Confidence ratings are separate from correct independent performance.</w:t>
+      </w:r>
+    </w:p>
+    <w:p>
+      <w:pPr>
+        <w:spacing w:line="336" w:lineRule="auto" w:after="180"/>
+      </w:pPr>
+      <w:r>
+        <w:rPr>
+          <w:b w:val="0"/>
+        </w:rPr>
+        <w:t xml:space="preserve">Next: Week 7: Categories and Labels. Retrieve today’s </w:t>
+      </w:r>
+      <w:r>
+        <w:rPr>
+          <w:b/>
+        </w:rPr>
+        <w:t>evidence</w:t>
+      </w:r>
+      <w:r>
+        <w:rPr>
+          <w:b w:val="0"/>
+        </w:rPr>
+        <w:t xml:space="preserve"> and identify what carries forward and what is new.</w:t>
+      </w:r>
+    </w:p>
+    <w:p>
+      <w:pPr>
+        <w:spacing w:line="336" w:lineRule="auto" w:after="180"/>
+      </w:pPr>
+      <w:r>
+        <w:rPr>
+          <w:b w:val="0"/>
+        </w:rPr>
+        <w:t xml:space="preserve">Week 7 builds on this unit by defining categories operationally so different people can label the same </w:t>
+      </w:r>
+      <w:r>
+        <w:rPr>
+          <w:b/>
+        </w:rPr>
+        <w:t>evidence</w:t>
+      </w:r>
+      <w:r>
+        <w:rPr>
+          <w:b w:val="0"/>
+        </w:rPr>
+        <w:t xml:space="preserve"> consistently.</w:t>
+      </w:r>
+    </w:p>
+    <w:p>
+      <w:pPr>
+        <w:pStyle w:val="Heading2"/>
+      </w:pPr>
+      <w:r>
+        <w:t>Earlier wording, alternatives and picture transcripts · reference / check after trying</w:t>
+      </w:r>
+    </w:p>
+    <w:p>
+      <w:pPr>
+        <w:spacing w:line="336" w:lineRule="auto" w:after="180"/>
+      </w:pPr>
+      <w:r>
+        <w:rPr>
+          <w:b w:val="0"/>
+        </w:rPr>
+        <w:t>Connect and extend learning</w:t>
+      </w:r>
+    </w:p>
+    <w:p>
+      <w:pPr>
         <w:pStyle w:val="Heading3"/>
       </w:pPr>
       <w:r>
+        <w:t>Helpful Classroom Sorter</w:t>
+      </w:r>
+    </w:p>
+    <w:p>
+      <w:pPr>
+        <w:pStyle w:val="Heading3"/>
+      </w:pPr>
+      <w:r>
+        <w:t>Support and stretch</w:t>
+      </w:r>
+    </w:p>
+    <w:p>
+      <w:pPr>
+        <w:pStyle w:val="Heading3"/>
+      </w:pPr>
+      <w:r>
+        <w:t>Exit reflection</w:t>
+      </w:r>
+    </w:p>
+    <w:p>
+      <w:pPr>
+        <w:pStyle w:val="Heading3"/>
+      </w:pPr>
+      <w:r>
+        <w:t>Bridge to the next week</w:t>
+      </w:r>
+    </w:p>
+    <w:p>
+      <w:pPr>
+        <w:pStyle w:val="Heading3"/>
+      </w:pPr>
+      <w:r>
+        <w:t>Support and fresh reassessment</w:t>
+      </w:r>
+    </w:p>
+    <w:p>
+      <w:pPr>
+        <w:pStyle w:val="Heading3"/>
+      </w:pPr>
+      <w:r>
+        <w:t>Plan the delayed return</w:t>
+      </w:r>
+    </w:p>
+    <w:p>
+      <w:pPr>
+        <w:pStyle w:val="Heading3"/>
+      </w:pPr>
+      <w:r>
         <w:t>Project evidence from this case</w:t>
       </w:r>
     </w:p>
     <w:p>
       <w:pPr>
+        <w:pStyle w:val="Heading1"/>
+      </w:pPr>
+      <w:r>
+        <w:t>Reference bank and extra practice</w:t>
+      </w:r>
+    </w:p>
+    <w:p>
+      <w:pPr>
+        <w:pStyle w:val="Heading1"/>
+      </w:pPr>
+      <w:r>
+        <w:t>07. Reference: alternative planning checklist</w:t>
+      </w:r>
+    </w:p>
+    <w:p>
+      <w:r>
+        <w:t>Use as a reminder alongside the main route rather than teaching the cycle twice.</w:t>
+      </w:r>
+    </w:p>
+    <w:p>
+      <w:pPr>
+        <w:pStyle w:val="Heading2"/>
+      </w:pPr>
+      <w:r>
+        <w:t>Preparation and schedule</w:t>
+      </w:r>
+    </w:p>
+    <w:p>
+      <w:pPr>
         <w:spacing w:line="336" w:lineRule="auto" w:after="180"/>
-      </w:pPr>
-      <w:r>
-        <w:rPr>
-          <w:b w:val="0"/>
-        </w:rPr>
-        <w:t xml:space="preserve">Record the sorter’s </w:t>
-      </w:r>
-      <w:r>
-        <w:rPr>
-          <w:b/>
-        </w:rPr>
-        <w:t>sampling interval</w:t>
-      </w:r>
-      <w:r>
-        <w:rPr>
-          <w:b w:val="0"/>
-        </w:rPr>
-        <w:t xml:space="preserve"> and retain relevant sequences when a decision depends on changes over time.</w:t>
-      </w:r>
-    </w:p>
-    <w:p>
-      <w:pPr>
-        <w:pStyle w:val="Heading1"/>
-      </w:pPr>
-      <w:r>
-        <w:t>07. Prepare, teach and assess</w:t>
-      </w:r>
-    </w:p>
-    <w:p>
-      <w:r>
-        <w:t>Use this preparation summary alongside the detailed Sound Becomes a Signal lesson; it is a checklist rather than a replacement for the full sequence.</w:t>
-      </w:r>
-    </w:p>
-    <w:p>
-      <w:pPr>
-        <w:pStyle w:val="Heading3"/>
-      </w:pPr>
-      <w:r>
-        <w:t>Teaching target</w:t>
-      </w:r>
-    </w:p>
-    <w:p>
-      <w:pPr>
-        <w:spacing w:line="336" w:lineRule="auto" w:after="180"/>
-        <w:shd w:fill="EDF7F3"/>
       </w:pPr>
       <w:r>
         <w:rPr>
@@ -6133,6 +5939,14 @@
     </w:tbl>
     <w:p>
       <w:pPr>
+        <w:pStyle w:val="Heading2"/>
+      </w:pPr>
+      <w:r>
+        <w:t>Practice and assessment reminders</w:t>
+      </w:r>
+    </w:p>
+    <w:p>
+      <w:pPr>
         <w:spacing w:line="336" w:lineRule="auto" w:after="180"/>
       </w:pPr>
       <w:r>
@@ -6156,16 +5970,7 @@
     </w:p>
     <w:p>
       <w:pPr>
-        <w:pStyle w:val="Heading3"/>
-      </w:pPr>
-      <w:r>
-        <w:t>Supported practice answer</w:t>
-      </w:r>
-    </w:p>
-    <w:p>
-      <w:pPr>
         <w:spacing w:line="336" w:lineRule="auto" w:after="180"/>
-        <w:shd w:fill="F1F6FC"/>
       </w:pPr>
       <w:r>
         <w:rPr>
@@ -6234,16 +6039,7 @@
     </w:p>
     <w:p>
       <w:pPr>
-        <w:pStyle w:val="Heading3"/>
-      </w:pPr>
-      <w:r>
-        <w:t>Repair the misconception</w:t>
-      </w:r>
-    </w:p>
-    <w:p>
-      <w:pPr>
         <w:spacing w:line="336" w:lineRule="auto" w:after="180"/>
-        <w:shd w:fill="FFF5E6"/>
       </w:pPr>
       <w:r>
         <w:rPr>
@@ -6266,16 +6062,7 @@
     </w:p>
     <w:p>
       <w:pPr>
-        <w:pStyle w:val="Heading3"/>
-      </w:pPr>
-      <w:r>
-        <w:t>Support without giving away the answer</w:t>
-      </w:r>
-    </w:p>
-    <w:p>
-      <w:pPr>
         <w:spacing w:line="336" w:lineRule="auto" w:after="180"/>
-        <w:shd w:fill="F1F6F8"/>
       </w:pPr>
       <w:r>
         <w:rPr>
@@ -6298,16 +6085,7 @@
     </w:p>
     <w:p>
       <w:pPr>
-        <w:pStyle w:val="Heading3"/>
-      </w:pPr>
-      <w:r>
-        <w:t>Extend the reasoning</w:t>
-      </w:r>
-    </w:p>
-    <w:p>
-      <w:pPr>
         <w:spacing w:line="336" w:lineRule="auto" w:after="180"/>
-        <w:shd w:fill="F5F1FB"/>
       </w:pPr>
       <w:r>
         <w:rPr>
@@ -6366,16 +6144,7 @@
     </w:p>
     <w:p>
       <w:pPr>
-        <w:pStyle w:val="Heading3"/>
-      </w:pPr>
-      <w:r>
-        <w:t>Protect the independent attempt</w:t>
-      </w:r>
-    </w:p>
-    <w:p>
-      <w:pPr>
         <w:spacing w:line="336" w:lineRule="auto" w:after="180"/>
-        <w:shd w:fill="FFF5E6"/>
       </w:pPr>
       <w:r>
         <w:rPr>
@@ -6570,16 +6339,7 @@
     </w:tbl>
     <w:p>
       <w:pPr>
-        <w:pStyle w:val="Heading3"/>
-      </w:pPr>
-      <w:r>
-        <w:t>Project checkpoint</w:t>
-      </w:r>
-    </w:p>
-    <w:p>
-      <w:pPr>
         <w:spacing w:line="336" w:lineRule="auto" w:after="180"/>
-        <w:shd w:fill="EDF7F3"/>
       </w:pPr>
       <w:r>
         <w:rPr>
@@ -6628,12 +6388,20 @@
         <w:pStyle w:val="Heading1"/>
       </w:pPr>
       <w:r>
-        <w:t>08. Use feedback, labs and repair paths</w:t>
-      </w:r>
-    </w:p>
-    <w:p>
-      <w:r>
-        <w:t>Use feedback, earlier review and portfolios purposefully. Apply the coding routine only when this lesson has an executable lab.</w:t>
+        <w:t>08. Reference: feedback and records</w:t>
+      </w:r>
+    </w:p>
+    <w:p>
+      <w:r>
+        <w:t>Use digital tools where they help retain an explanation and its evidence.</w:t>
+      </w:r>
+    </w:p>
+    <w:p>
+      <w:pPr>
+        <w:pStyle w:val="Heading2"/>
+      </w:pPr>
+      <w:r>
+        <w:t>Keep practice and independent evidence separate</w:t>
       </w:r>
     </w:p>
     <w:p>
@@ -6672,10 +6440,52 @@
     </w:p>
     <w:p>
       <w:pPr>
-        <w:pStyle w:val="Heading3"/>
-      </w:pPr>
-      <w:r>
-        <w:t>For later coding lessons</w:t>
+        <w:pStyle w:val="Heading2"/>
+      </w:pPr>
+      <w:r>
+        <w:t>Repair and portfolio records</w:t>
+      </w:r>
+    </w:p>
+    <w:p>
+      <w:pPr>
+        <w:spacing w:line="336" w:lineRule="auto" w:after="180"/>
+      </w:pPr>
+      <w:r>
+        <w:rPr>
+          <w:b w:val="0"/>
+        </w:rPr>
+        <w:t>Use the earlier worked-explanation links to address a specific missing building block, then return to the current question. Adapt this suggestion after observing the learner; it is not an automatic diagnosis.</w:t>
+      </w:r>
+    </w:p>
+    <w:p>
+      <w:pPr>
+        <w:spacing w:line="336" w:lineRule="auto" w:after="180"/>
+      </w:pPr>
+      <w:r>
+        <w:rPr>
+          <w:b w:val="0"/>
+        </w:rPr>
+        <w:t xml:space="preserve">Collect the completed-work portfolio as </w:t>
+      </w:r>
+      <w:r>
+        <w:rPr>
+          <w:b/>
+        </w:rPr>
+        <w:t>evidence</w:t>
+      </w:r>
+      <w:r>
+        <w:rPr>
+          <w:b w:val="0"/>
+        </w:rPr>
+        <w:t>. Record support separately from correctness, and assess explanation, trace/test and limitations. Progress ticks and quiz selections alone do not establish mastery.</w:t>
+      </w:r>
+    </w:p>
+    <w:p>
+      <w:pPr>
+        <w:pStyle w:val="Heading2"/>
+      </w:pPr>
+      <w:r>
+        <w:t>Earlier wording, alternatives and picture transcripts · reference / check after trying</w:t>
       </w:r>
     </w:p>
     <w:p>
@@ -6686,7 +6496,6 @@
     <w:p>
       <w:pPr>
         <w:spacing w:line="336" w:lineRule="auto" w:after="180"/>
-        <w:shd w:fill="F1F6F8"/>
       </w:pPr>
       <w:r>
         <w:rPr>
@@ -6709,77 +6518,20 @@
     </w:p>
     <w:p>
       <w:pPr>
-        <w:spacing w:line="336" w:lineRule="auto" w:after="180"/>
-      </w:pPr>
-      <w:r>
-        <w:rPr>
-          <w:b w:val="0"/>
-        </w:rPr>
-        <w:t>Use the earlier worked-explanation links to address a specific missing building block, then return to the current question. Adapt this suggestion after observing the learner; it is not an automatic diagnosis.</w:t>
-      </w:r>
-    </w:p>
-    <w:p>
-      <w:pPr>
-        <w:spacing w:line="336" w:lineRule="auto" w:after="180"/>
-      </w:pPr>
-      <w:r>
-        <w:rPr>
-          <w:b w:val="0"/>
-        </w:rPr>
-        <w:t xml:space="preserve">Collect the completed-work portfolio as </w:t>
-      </w:r>
-      <w:r>
-        <w:rPr>
-          <w:b/>
-        </w:rPr>
-        <w:t>evidence</w:t>
-      </w:r>
-      <w:r>
-        <w:rPr>
-          <w:b w:val="0"/>
-        </w:rPr>
-        <w:t>. Record support separately from correctness, and assess explanation, trace/test and limitations. Progress ticks and quiz selections alone do not establish mastery.</w:t>
-      </w:r>
-    </w:p>
-    <w:p>
-      <w:pPr>
         <w:pStyle w:val="Heading1"/>
       </w:pPr>
       <w:r>
-        <w:t>09. Visual concept journey</w:t>
-      </w:r>
-    </w:p>
-    <w:p>
-      <w:r>
-        <w:t>Show one Sound Becomes a Signal graphic at a time, request a prediction and discuss its trace before the independent assessment.</w:t>
-      </w:r>
-    </w:p>
-    <w:p>
-      <w:pPr>
-        <w:spacing w:line="336" w:lineRule="auto" w:after="180"/>
-      </w:pPr>
-      <w:r>
-        <w:rPr>
-          <w:b w:val="0"/>
-        </w:rPr>
-        <w:t xml:space="preserve">Use one picture at a time. Hide a worked result before asking for a </w:t>
-      </w:r>
-      <w:r>
-        <w:rPr>
-          <w:b/>
-        </w:rPr>
-        <w:t>prediction</w:t>
-      </w:r>
-      <w:r>
-        <w:rPr>
-          <w:b w:val="0"/>
-        </w:rPr>
-        <w:t>, then reveal it for feedback. These are supported teaching cases; retain the separate independent assessment for a fresh first attempt.</w:t>
-      </w:r>
-    </w:p>
-    <w:p>
-      <w:pPr>
-        <w:pStyle w:val="Heading3"/>
+        <w:t>09. Reference: teach with the six pictures</w:t>
+      </w:r>
+    </w:p>
+    <w:p>
+      <w:r>
+        <w:t>Choose the picture for the teaching move and connect it to the explanation.</w:t>
+      </w:r>
+    </w:p>
+    <w:p>
+      <w:pPr>
+        <w:pStyle w:val="Heading2"/>
       </w:pPr>
       <w:r>
         <w:t>01. Sound Becomes a Signal: the case</w:t>
@@ -6790,7 +6542,7 @@
         <w:drawing>
           <wp:inline xmlns:a="http://schemas.openxmlformats.org/drawingml/2006/main" xmlns:pic="http://schemas.openxmlformats.org/drawingml/2006/picture">
             <wp:extent cx="5486400" cy="2834640"/>
-            <wp:docPr id="3" name="Picture 3" descr="A fictional microphone display records five samples during a short classroom tap. Supplied facts: Times are 0,1,2,3,4 ms in order. Signal A: 0,3,0,1,0. Signal B: 0,1,0,3,0. Toy values are signed measurement units; these happen to be nonnegative."/>
+            <wp:docPr id="5" name="Picture 5" descr="A fictional microphone display records five samples during a short classroom tap. Supplied facts: Times are 0,1,2,3,4 ms in order. Signal A: 0,3,0,1,0. Signal B: 0,1,0,3,0. Toy values are signed measurement units; these happen to be nonnegative."/>
             <wp:cNvGraphicFramePr>
               <a:graphicFrameLocks noChangeAspect="1"/>
             </wp:cNvGraphicFramePr>
@@ -6802,7 +6554,7 @@
                     <pic:cNvPicPr/>
                   </pic:nvPicPr>
                   <pic:blipFill>
-                    <a:blip r:embed="rId11"/>
+                    <a:blip r:embed="rId13"/>
                     <a:stretch>
                       <a:fillRect/>
                     </a:stretch>
@@ -6882,7 +6634,6 @@
     <w:p>
       <w:pPr>
         <w:spacing w:line="336" w:lineRule="auto" w:after="180"/>
-        <w:shd w:fill="F5F1FB"/>
       </w:pPr>
       <w:r>
         <w:rPr>
@@ -6893,16 +6644,7 @@
     </w:p>
     <w:p>
       <w:pPr>
-        <w:pStyle w:val="Heading3"/>
-      </w:pPr>
-      <w:r>
-        <w:t>Discuss while showing the picture</w:t>
-      </w:r>
-    </w:p>
-    <w:p>
-      <w:pPr>
         <w:spacing w:line="336" w:lineRule="auto" w:after="180"/>
-        <w:shd w:fill="F1F6F8"/>
       </w:pPr>
       <w:r>
         <w:rPr>
@@ -6925,7 +6667,7 @@
     </w:p>
     <w:p>
       <w:pPr>
-        <w:pStyle w:val="Heading3"/>
+        <w:pStyle w:val="Heading2"/>
       </w:pPr>
       <w:r>
         <w:t>02. Follow the deciding steps</w:t>
@@ -6936,7 +6678,7 @@
         <w:drawing>
           <wp:inline xmlns:a="http://schemas.openxmlformats.org/drawingml/2006/main" xmlns:pic="http://schemas.openxmlformats.org/drawingml/2006/picture">
             <wp:extent cx="5486400" cy="4005072"/>
-            <wp:docPr id="4" name="Picture 4" descr="Timed sampling: Associate every measurement with its sampling time. → Signal A: Its largest sample 3 occurs at 1 ms. → Signal B: Its largest sample 3 occurs at 3 ms. → Maximum summary: Both maxima are 3, but the strongest recorded tap arrives at different times."/>
+            <wp:docPr id="6" name="Picture 6" descr="Timed sampling: Associate every measurement with its sampling time. → Signal A: Its largest sample 3 occurs at 1 ms. → Signal B: Its largest sample 3 occurs at 3 ms. → Maximum summary: Both maxima are 3, but the strongest recorded tap arrives at different times."/>
             <wp:cNvGraphicFramePr>
               <a:graphicFrameLocks noChangeAspect="1"/>
             </wp:cNvGraphicFramePr>
@@ -6948,7 +6690,7 @@
                     <pic:cNvPicPr/>
                   </pic:nvPicPr>
                   <pic:blipFill>
-                    <a:blip r:embed="rId12"/>
+                    <a:blip r:embed="rId10"/>
                     <a:stretch>
                       <a:fillRect/>
                     </a:stretch>
@@ -7029,7 +6771,6 @@
     <w:p>
       <w:pPr>
         <w:spacing w:line="336" w:lineRule="auto" w:after="180"/>
-        <w:shd w:fill="F5F1FB"/>
       </w:pPr>
       <w:r>
         <w:rPr>
@@ -7052,16 +6793,7 @@
     </w:p>
     <w:p>
       <w:pPr>
-        <w:pStyle w:val="Heading3"/>
-      </w:pPr>
-      <w:r>
-        <w:t>Discuss while showing the picture</w:t>
-      </w:r>
-    </w:p>
-    <w:p>
-      <w:pPr>
         <w:spacing w:line="336" w:lineRule="auto" w:after="180"/>
-        <w:shd w:fill="F1F6F8"/>
       </w:pPr>
       <w:r>
         <w:rPr>
@@ -7096,7 +6828,7 @@
     </w:p>
     <w:p>
       <w:pPr>
-        <w:pStyle w:val="Heading3"/>
+        <w:pStyle w:val="Heading2"/>
       </w:pPr>
       <w:r>
         <w:t>03. Same peak, different sample timing</w:t>
@@ -7107,7 +6839,7 @@
         <w:drawing>
           <wp:inline xmlns:a="http://schemas.openxmlformats.org/drawingml/2006/main" xmlns:pic="http://schemas.openxmlformats.org/drawingml/2006/picture">
             <wp:extent cx="5486400" cy="3096768"/>
-            <wp:docPr id="5" name="Picture 5" descr="Same peak, different sample timing. Signal A: 0 ms = 0, 1 ms = 3, 2 ms = 0, 3 ms = 1, 4 ms = 0. Signal B: 0 ms = 0, 1 ms = 1, 2 ms = 0, 3 ms = 3, 4 ms = 0."/>
+            <wp:docPr id="7" name="Picture 7" descr="Same peak, different sample timing. Signal A: 0 ms = 0, 1 ms = 3, 2 ms = 0, 3 ms = 1, 4 ms = 0. Signal B: 0 ms = 0, 1 ms = 1, 2 ms = 0, 3 ms = 3, 4 ms = 0."/>
             <wp:cNvGraphicFramePr>
               <a:graphicFrameLocks noChangeAspect="1"/>
             </wp:cNvGraphicFramePr>
@@ -7119,7 +6851,7 @@
                     <pic:cNvPicPr/>
                   </pic:nvPicPr>
                   <pic:blipFill>
-                    <a:blip r:embed="rId13"/>
+                    <a:blip r:embed="rId9"/>
                     <a:stretch>
                       <a:fillRect/>
                     </a:stretch>
@@ -7188,7 +6920,6 @@
     <w:p>
       <w:pPr>
         <w:spacing w:line="336" w:lineRule="auto" w:after="180"/>
-        <w:shd w:fill="F5F1FB"/>
       </w:pPr>
       <w:r>
         <w:rPr>
@@ -7199,16 +6930,7 @@
     </w:p>
     <w:p>
       <w:pPr>
-        <w:pStyle w:val="Heading3"/>
-      </w:pPr>
-      <w:r>
-        <w:t>Discuss while showing the picture</w:t>
-      </w:r>
-    </w:p>
-    <w:p>
-      <w:pPr>
         <w:spacing w:line="336" w:lineRule="auto" w:after="180"/>
-        <w:shd w:fill="F1F6F8"/>
       </w:pPr>
       <w:r>
         <w:rPr>
@@ -7232,7 +6954,6 @@
     <w:p>
       <w:pPr>
         <w:spacing w:line="336" w:lineRule="auto" w:after="180"/>
-        <w:shd w:fill="F1F6F8"/>
       </w:pPr>
       <w:r>
         <w:rPr>
@@ -7243,7 +6964,7 @@
     </w:p>
     <w:p>
       <w:pPr>
-        <w:pStyle w:val="Heading3"/>
+        <w:pStyle w:val="Heading2"/>
       </w:pPr>
       <w:r>
         <w:t>04. Change one thing. Trace what follows.</w:t>
@@ -7254,7 +6975,7 @@
         <w:drawing>
           <wp:inline xmlns:a="http://schemas.openxmlformats.org/drawingml/2006/main" xmlns:pic="http://schemas.openxmlformats.org/drawingml/2006/picture">
             <wp:extent cx="5486400" cy="3026664"/>
-            <wp:docPr id="6" name="Picture 6" descr="Original case: Both maxima are 3, but the strongest recorded tap arrives at different times. Changed condition: Retain only samples at 0,2,4 ms. Expected result: Both retained sequences are 0,0,0. Reason: The selected times omit both nonzero samples from each signal."/>
+            <wp:docPr id="8" name="Picture 8" descr="Original case: Both maxima are 3, but the strongest recorded tap arrives at different times. Changed condition: Retain only samples at 0,2,4 ms. Expected result: Both retained sequences are 0,0,0. Reason: The selected times omit both nonzero samples from each signal."/>
             <wp:cNvGraphicFramePr>
               <a:graphicFrameLocks noChangeAspect="1"/>
             </wp:cNvGraphicFramePr>
@@ -7346,7 +7067,6 @@
     <w:p>
       <w:pPr>
         <w:spacing w:line="336" w:lineRule="auto" w:after="180"/>
-        <w:shd w:fill="F5F1FB"/>
       </w:pPr>
       <w:r>
         <w:rPr>
@@ -7357,16 +7077,7 @@
     </w:p>
     <w:p>
       <w:pPr>
-        <w:pStyle w:val="Heading3"/>
-      </w:pPr>
-      <w:r>
-        <w:t>Discuss while showing the picture</w:t>
-      </w:r>
-    </w:p>
-    <w:p>
-      <w:pPr>
         <w:spacing w:line="336" w:lineRule="auto" w:after="180"/>
-        <w:shd w:fill="F1F6F8"/>
       </w:pPr>
       <w:r>
         <w:rPr>
@@ -7378,7 +7089,6 @@
     <w:p>
       <w:pPr>
         <w:spacing w:line="336" w:lineRule="auto" w:after="180"/>
-        <w:shd w:fill="F1F6F8"/>
       </w:pPr>
       <w:r>
         <w:rPr>
@@ -7425,7 +7135,7 @@
     </w:p>
     <w:p>
       <w:pPr>
-        <w:pStyle w:val="Heading3"/>
+        <w:pStyle w:val="Heading2"/>
       </w:pPr>
       <w:r>
         <w:t>05. Connect the explanation to its limit</w:t>
@@ -7436,7 +7146,7 @@
         <w:drawing>
           <wp:inline xmlns:a="http://schemas.openxmlformats.org/drawingml/2006/main" xmlns:pic="http://schemas.openxmlformats.org/drawingml/2006/picture">
             <wp:extent cx="5486400" cy="2834640"/>
-            <wp:docPr id="7" name="Picture 7" descr="The sequences contain the same values in different orders. Keeping the maximum preserves peak recorded value while losing its timing. A graph should keep time on the horizontal axis; shuffling samples changes the recorded signal even if its maximum stays fixed. Limit: These sparse toy values cannot establish perceived loudness, pitch or what happened between sampling times."/>
+            <wp:docPr id="9" name="Picture 9" descr="The sequences contain the same values in different orders. Keeping the maximum preserves peak recorded value while losing its timing. A graph should keep time on the horizontal axis; shuffling samples changes the recorded signal even if its maximum stays fixed. Limit: These sparse toy values cannot establish perceived loudness, pitch or what happened between sampling times."/>
             <wp:cNvGraphicFramePr>
               <a:graphicFrameLocks noChangeAspect="1"/>
             </wp:cNvGraphicFramePr>
@@ -7527,7 +7237,6 @@
     <w:p>
       <w:pPr>
         <w:spacing w:line="336" w:lineRule="auto" w:after="180"/>
-        <w:shd w:fill="F5F1FB"/>
       </w:pPr>
       <w:r>
         <w:rPr>
@@ -7538,16 +7247,7 @@
     </w:p>
     <w:p>
       <w:pPr>
-        <w:pStyle w:val="Heading3"/>
-      </w:pPr>
-      <w:r>
-        <w:t>Discuss while showing the picture</w:t>
-      </w:r>
-    </w:p>
-    <w:p>
-      <w:pPr>
         <w:spacing w:line="336" w:lineRule="auto" w:after="180"/>
-        <w:shd w:fill="F1F6F8"/>
       </w:pPr>
       <w:r>
         <w:rPr>
@@ -7571,7 +7271,6 @@
     <w:p>
       <w:pPr>
         <w:spacing w:line="336" w:lineRule="auto" w:after="180"/>
-        <w:shd w:fill="F1F6F8"/>
       </w:pPr>
       <w:r>
         <w:rPr>
@@ -7582,7 +7281,7 @@
     </w:p>
     <w:p>
       <w:pPr>
-        <w:pStyle w:val="Heading3"/>
+        <w:pStyle w:val="Heading2"/>
       </w:pPr>
       <w:r>
         <w:t>06. Make the idea visible in your project</w:t>
@@ -7593,7 +7292,7 @@
         <w:drawing>
           <wp:inline xmlns:a="http://schemas.openxmlformats.org/drawingml/2006/main" xmlns:pic="http://schemas.openxmlformats.org/drawingml/2006/picture">
             <wp:extent cx="5486400" cy="3380232"/>
-            <wp:docPr id="8" name="Picture 8" descr="Record the sorter’s sampling interval and retain relevant sequences when a decision depends on changes over time. Draw your input, deciding step, result and limit. Supported question: Does the all-zero retained record prove the full signal was silent? Use the picture."/>
+            <wp:docPr id="10" name="Picture 10" descr="Record the sorter’s sampling interval and retain relevant sequences when a decision depends on changes over time. Draw your input, deciding step, result and limit. Supported question: Does the all-zero retained record prove the full signal was silent? Use the picture."/>
             <wp:cNvGraphicFramePr>
               <a:graphicFrameLocks noChangeAspect="1"/>
             </wp:cNvGraphicFramePr>
@@ -7685,7 +7384,6 @@
     <w:p>
       <w:pPr>
         <w:spacing w:line="336" w:lineRule="auto" w:after="180"/>
-        <w:shd w:fill="F5F1FB"/>
       </w:pPr>
       <w:r>
         <w:rPr>
@@ -7708,70 +7406,139 @@
     </w:p>
     <w:p>
       <w:pPr>
+        <w:spacing w:line="336" w:lineRule="auto" w:after="180"/>
+      </w:pPr>
+      <w:r>
+        <w:rPr>
+          <w:b w:val="0"/>
+        </w:rPr>
+        <w:t xml:space="preserve">Teacher prompt: Draw your project trace and justify the deciding step using </w:t>
+      </w:r>
+      <w:r>
+        <w:rPr>
+          <w:b/>
+        </w:rPr>
+        <w:t>evidence</w:t>
+      </w:r>
+      <w:r>
+        <w:rPr>
+          <w:b w:val="0"/>
+        </w:rPr>
+        <w:t xml:space="preserve">. Ask learners to describe one label or arrow in ordinary words. Use the adjacent </w:t>
+      </w:r>
+      <w:r>
+        <w:rPr>
+          <w:b/>
+        </w:rPr>
+        <w:t>transcript</w:t>
+      </w:r>
+      <w:r>
+        <w:rPr>
+          <w:b w:val="0"/>
+        </w:rPr>
+        <w:t xml:space="preserve"> if the image is difficult to see.</w:t>
+      </w:r>
+    </w:p>
+    <w:p>
+      <w:pPr>
+        <w:spacing w:line="336" w:lineRule="auto" w:after="180"/>
+      </w:pPr>
+      <w:r>
+        <w:rPr>
+          <w:b w:val="0"/>
+        </w:rPr>
+        <w:t xml:space="preserve">Supported practice key: No. The full supplied </w:t>
+      </w:r>
+      <w:r>
+        <w:rPr>
+          <w:b/>
+        </w:rPr>
+        <w:t>signal</w:t>
+      </w:r>
+      <w:r>
+        <w:rPr>
+          <w:b w:val="0"/>
+        </w:rPr>
+        <w:t>s contain nonzero values at 1 and 3 ms; those measurements were discarded.</w:t>
+      </w:r>
+    </w:p>
+    <w:p>
+      <w:pPr>
+        <w:pStyle w:val="Heading2"/>
+      </w:pPr>
+      <w:r>
+        <w:t>Earlier wording, alternatives and picture transcripts · reference / check after trying</w:t>
+      </w:r>
+    </w:p>
+    <w:p>
+      <w:pPr>
+        <w:spacing w:line="336" w:lineRule="auto" w:after="180"/>
+      </w:pPr>
+      <w:r>
+        <w:rPr>
+          <w:b w:val="0"/>
+        </w:rPr>
+        <w:t xml:space="preserve">Use one picture at a time. Hide a worked result before asking for a </w:t>
+      </w:r>
+      <w:r>
+        <w:rPr>
+          <w:b/>
+        </w:rPr>
+        <w:t>prediction</w:t>
+      </w:r>
+      <w:r>
+        <w:rPr>
+          <w:b w:val="0"/>
+        </w:rPr>
+        <w:t>, then reveal it for feedback. These are supported teaching cases; retain the separate independent assessment for a fresh first attempt.</w:t>
+      </w:r>
+    </w:p>
+    <w:p>
+      <w:pPr>
         <w:pStyle w:val="Heading3"/>
       </w:pPr>
       <w:r>
-        <w:t>Discuss while showing the picture</w:t>
-      </w:r>
-    </w:p>
-    <w:p>
-      <w:pPr>
-        <w:spacing w:line="336" w:lineRule="auto" w:after="180"/>
-        <w:shd w:fill="F1F6F8"/>
-      </w:pPr>
-      <w:r>
-        <w:rPr>
-          <w:b w:val="0"/>
-        </w:rPr>
-        <w:t xml:space="preserve">Teacher prompt: Draw your project trace and justify the deciding step using </w:t>
-      </w:r>
-      <w:r>
-        <w:rPr>
-          <w:b/>
-        </w:rPr>
-        <w:t>evidence</w:t>
-      </w:r>
-      <w:r>
-        <w:rPr>
-          <w:b w:val="0"/>
-        </w:rPr>
-        <w:t xml:space="preserve">. Ask learners to describe one label or arrow in ordinary words. Use the adjacent </w:t>
-      </w:r>
-      <w:r>
-        <w:rPr>
-          <w:b/>
-        </w:rPr>
-        <w:t>transcript</w:t>
-      </w:r>
-      <w:r>
-        <w:rPr>
-          <w:b w:val="0"/>
-        </w:rPr>
-        <w:t xml:space="preserve"> if the image is difficult to see.</w:t>
-      </w:r>
-    </w:p>
-    <w:p>
-      <w:pPr>
-        <w:spacing w:line="336" w:lineRule="auto" w:after="180"/>
-        <w:shd w:fill="F1F6F8"/>
-      </w:pPr>
-      <w:r>
-        <w:rPr>
-          <w:b w:val="0"/>
-        </w:rPr>
-        <w:t xml:space="preserve">Supported practice key: No. The full supplied </w:t>
-      </w:r>
-      <w:r>
-        <w:rPr>
-          <w:b/>
-        </w:rPr>
-        <w:t>signal</w:t>
-      </w:r>
-      <w:r>
-        <w:rPr>
-          <w:b w:val="0"/>
-        </w:rPr>
-        <w:t>s contain nonzero values at 1 and 3 ms; those measurements were discarded.</w:t>
+        <w:t>01. Sound Becomes a Signal: the case</w:t>
+      </w:r>
+    </w:p>
+    <w:p>
+      <w:pPr>
+        <w:pStyle w:val="Heading3"/>
+      </w:pPr>
+      <w:r>
+        <w:t>02. Follow the deciding steps</w:t>
+      </w:r>
+    </w:p>
+    <w:p>
+      <w:pPr>
+        <w:pStyle w:val="Heading3"/>
+      </w:pPr>
+      <w:r>
+        <w:t>03. Same peak, different sample timing</w:t>
+      </w:r>
+    </w:p>
+    <w:p>
+      <w:pPr>
+        <w:pStyle w:val="Heading3"/>
+      </w:pPr>
+      <w:r>
+        <w:t>04. Change one thing. Trace what follows.</w:t>
+      </w:r>
+    </w:p>
+    <w:p>
+      <w:pPr>
+        <w:pStyle w:val="Heading3"/>
+      </w:pPr>
+      <w:r>
+        <w:t>05. Connect the explanation to its limit</w:t>
+      </w:r>
+    </w:p>
+    <w:p>
+      <w:pPr>
+        <w:pStyle w:val="Heading3"/>
+      </w:pPr>
+      <w:r>
+        <w:t>06. Make the idea visible in your project</w:t>
       </w:r>
     </w:p>
     <w:sectPr>
